--- a/docs/01-规划/通用综合测试系统设计方案_V1.0.docx
+++ b/docs/01-规划/通用综合测试系统设计方案_V1.0.docx
@@ -8684,7 +8684,7 @@
               <w:rPr>
                 <w:rFonts w:hint="eastAsia"/>
               </w:rPr>
-              <w:t>测试效率提升 70%</w:t>
+              <w:t>测试效率提升</w:t>
             </w:r>
           </w:p>
         </w:tc>
@@ -8754,7 +8754,7 @@
               <w:rPr>
                 <w:rFonts w:hint="eastAsia"/>
               </w:rPr>
-              <w:t>测试成本降低 80%</w:t>
+              <w:t>测试成本降低</w:t>
             </w:r>
           </w:p>
         </w:tc>
@@ -12034,7 +12034,7 @@
     </w:p>
     <w:tbl>
       <w:tblPr>
-        <w:tblStyle w:val="af5"/>
+        <w:tblStyle w:val="11"/>
         <w:tblW w:w="0" w:type="auto"/>
         <w:tblLayout w:type="fixed"/>
         <w:tblLook w:val="04A0" w:firstRow="1" w:lastRow="0" w:firstColumn="1" w:lastColumn="0" w:noHBand="0" w:noVBand="1"/>
@@ -12045,8 +12045,12 @@
         <w:gridCol w:w="1213"/>
       </w:tblGrid>
       <w:tr>
-        <w:tc>
-          <w:tcPr>
+        <w:trPr>
+          <w:cnfStyle w:val="100000000000" w:firstRow="1" w:lastRow="0" w:firstColumn="0" w:lastColumn="0" w:oddVBand="0" w:evenVBand="0" w:oddHBand="0" w:evenHBand="0" w:firstRowFirstColumn="0" w:firstRowLastColumn="0" w:lastRowFirstColumn="0" w:lastRowLastColumn="0"/>
+        </w:trPr>
+        <w:tc>
+          <w:tcPr>
+            <w:cnfStyle w:val="001000000000" w:firstRow="0" w:lastRow="0" w:firstColumn="1" w:lastColumn="0" w:oddVBand="0" w:evenVBand="0" w:oddHBand="0" w:evenHBand="0" w:firstRowFirstColumn="0" w:firstRowLastColumn="0" w:lastRowFirstColumn="0" w:lastRowLastColumn="0"/>
             <w:tcW w:w="1271" w:type="dxa"/>
           </w:tcPr>
           <w:p>
@@ -12069,6 +12073,7 @@
           </w:tcPr>
           <w:p>
             <w:pPr>
+              <w:cnfStyle w:val="100000000000" w:firstRow="1" w:lastRow="0" w:firstColumn="0" w:lastColumn="0" w:oddVBand="0" w:evenVBand="0" w:oddHBand="0" w:evenHBand="0" w:firstRowFirstColumn="0" w:firstRowLastColumn="0" w:lastRowFirstColumn="0" w:lastRowLastColumn="0"/>
               <w:rPr>
                 <w:rFonts w:hint="eastAsia"/>
               </w:rPr>
@@ -12087,6 +12092,7 @@
           </w:tcPr>
           <w:p>
             <w:pPr>
+              <w:cnfStyle w:val="100000000000" w:firstRow="1" w:lastRow="0" w:firstColumn="0" w:lastColumn="0" w:oddVBand="0" w:evenVBand="0" w:oddHBand="0" w:evenHBand="0" w:firstRowFirstColumn="0" w:firstRowLastColumn="0" w:lastRowFirstColumn="0" w:lastRowLastColumn="0"/>
               <w:rPr>
                 <w:rFonts w:hint="eastAsia"/>
               </w:rPr>
@@ -12103,6 +12109,7 @@
       <w:tr>
         <w:tc>
           <w:tcPr>
+            <w:cnfStyle w:val="001000000000" w:firstRow="0" w:lastRow="0" w:firstColumn="1" w:lastColumn="0" w:oddVBand="0" w:evenVBand="0" w:oddHBand="0" w:evenHBand="0" w:firstRowFirstColumn="0" w:firstRowLastColumn="0" w:lastRowFirstColumn="0" w:lastRowLastColumn="0"/>
             <w:tcW w:w="1271" w:type="dxa"/>
           </w:tcPr>
           <w:p>
@@ -12125,6 +12132,7 @@
           </w:tcPr>
           <w:p>
             <w:pPr>
+              <w:cnfStyle w:val="000000000000" w:firstRow="0" w:lastRow="0" w:firstColumn="0" w:lastColumn="0" w:oddVBand="0" w:evenVBand="0" w:oddHBand="0" w:evenHBand="0" w:firstRowFirstColumn="0" w:firstRowLastColumn="0" w:lastRowFirstColumn="0" w:lastRowLastColumn="0"/>
               <w:rPr>
                 <w:rFonts w:hint="eastAsia"/>
               </w:rPr>
@@ -12143,6 +12151,7 @@
           </w:tcPr>
           <w:p>
             <w:pPr>
+              <w:cnfStyle w:val="000000000000" w:firstRow="0" w:lastRow="0" w:firstColumn="0" w:lastColumn="0" w:oddVBand="0" w:evenVBand="0" w:oddHBand="0" w:evenHBand="0" w:firstRowFirstColumn="0" w:firstRowLastColumn="0" w:lastRowFirstColumn="0" w:lastRowLastColumn="0"/>
               <w:rPr>
                 <w:rFonts w:hint="eastAsia"/>
               </w:rPr>
@@ -12159,6 +12168,7 @@
       <w:tr>
         <w:tc>
           <w:tcPr>
+            <w:cnfStyle w:val="001000000000" w:firstRow="0" w:lastRow="0" w:firstColumn="1" w:lastColumn="0" w:oddVBand="0" w:evenVBand="0" w:oddHBand="0" w:evenHBand="0" w:firstRowFirstColumn="0" w:firstRowLastColumn="0" w:lastRowFirstColumn="0" w:lastRowLastColumn="0"/>
             <w:tcW w:w="1271" w:type="dxa"/>
           </w:tcPr>
           <w:p>
@@ -12181,6 +12191,7 @@
           </w:tcPr>
           <w:p>
             <w:pPr>
+              <w:cnfStyle w:val="000000000000" w:firstRow="0" w:lastRow="0" w:firstColumn="0" w:lastColumn="0" w:oddVBand="0" w:evenVBand="0" w:oddHBand="0" w:evenHBand="0" w:firstRowFirstColumn="0" w:firstRowLastColumn="0" w:lastRowFirstColumn="0" w:lastRowLastColumn="0"/>
               <w:rPr>
                 <w:rFonts w:hint="eastAsia"/>
               </w:rPr>
@@ -12199,6 +12210,7 @@
           </w:tcPr>
           <w:p>
             <w:pPr>
+              <w:cnfStyle w:val="000000000000" w:firstRow="0" w:lastRow="0" w:firstColumn="0" w:lastColumn="0" w:oddVBand="0" w:evenVBand="0" w:oddHBand="0" w:evenHBand="0" w:firstRowFirstColumn="0" w:firstRowLastColumn="0" w:lastRowFirstColumn="0" w:lastRowLastColumn="0"/>
               <w:rPr>
                 <w:rFonts w:hint="eastAsia"/>
               </w:rPr>
@@ -12215,6 +12227,7 @@
       <w:tr>
         <w:tc>
           <w:tcPr>
+            <w:cnfStyle w:val="001000000000" w:firstRow="0" w:lastRow="0" w:firstColumn="1" w:lastColumn="0" w:oddVBand="0" w:evenVBand="0" w:oddHBand="0" w:evenHBand="0" w:firstRowFirstColumn="0" w:firstRowLastColumn="0" w:lastRowFirstColumn="0" w:lastRowLastColumn="0"/>
             <w:tcW w:w="1271" w:type="dxa"/>
           </w:tcPr>
           <w:p>
@@ -12237,6 +12250,7 @@
           </w:tcPr>
           <w:p>
             <w:pPr>
+              <w:cnfStyle w:val="000000000000" w:firstRow="0" w:lastRow="0" w:firstColumn="0" w:lastColumn="0" w:oddVBand="0" w:evenVBand="0" w:oddHBand="0" w:evenHBand="0" w:firstRowFirstColumn="0" w:firstRowLastColumn="0" w:lastRowFirstColumn="0" w:lastRowLastColumn="0"/>
               <w:rPr>
                 <w:rFonts w:hint="eastAsia"/>
               </w:rPr>
@@ -12255,6 +12269,7 @@
           </w:tcPr>
           <w:p>
             <w:pPr>
+              <w:cnfStyle w:val="000000000000" w:firstRow="0" w:lastRow="0" w:firstColumn="0" w:lastColumn="0" w:oddVBand="0" w:evenVBand="0" w:oddHBand="0" w:evenHBand="0" w:firstRowFirstColumn="0" w:firstRowLastColumn="0" w:lastRowFirstColumn="0" w:lastRowLastColumn="0"/>
               <w:rPr>
                 <w:rFonts w:hint="eastAsia"/>
               </w:rPr>
@@ -12271,6 +12286,7 @@
       <w:tr>
         <w:tc>
           <w:tcPr>
+            <w:cnfStyle w:val="001000000000" w:firstRow="0" w:lastRow="0" w:firstColumn="1" w:lastColumn="0" w:oddVBand="0" w:evenVBand="0" w:oddHBand="0" w:evenHBand="0" w:firstRowFirstColumn="0" w:firstRowLastColumn="0" w:lastRowFirstColumn="0" w:lastRowLastColumn="0"/>
             <w:tcW w:w="1271" w:type="dxa"/>
           </w:tcPr>
           <w:p>
@@ -12293,6 +12309,7 @@
           </w:tcPr>
           <w:p>
             <w:pPr>
+              <w:cnfStyle w:val="000000000000" w:firstRow="0" w:lastRow="0" w:firstColumn="0" w:lastColumn="0" w:oddVBand="0" w:evenVBand="0" w:oddHBand="0" w:evenHBand="0" w:firstRowFirstColumn="0" w:firstRowLastColumn="0" w:lastRowFirstColumn="0" w:lastRowLastColumn="0"/>
               <w:rPr>
                 <w:rFonts w:hint="eastAsia"/>
               </w:rPr>
@@ -12311,6 +12328,7 @@
           </w:tcPr>
           <w:p>
             <w:pPr>
+              <w:cnfStyle w:val="000000000000" w:firstRow="0" w:lastRow="0" w:firstColumn="0" w:lastColumn="0" w:oddVBand="0" w:evenVBand="0" w:oddHBand="0" w:evenHBand="0" w:firstRowFirstColumn="0" w:firstRowLastColumn="0" w:lastRowFirstColumn="0" w:lastRowLastColumn="0"/>
               <w:rPr>
                 <w:rFonts w:hint="eastAsia"/>
               </w:rPr>
@@ -12327,6 +12345,7 @@
       <w:tr>
         <w:tc>
           <w:tcPr>
+            <w:cnfStyle w:val="001000000000" w:firstRow="0" w:lastRow="0" w:firstColumn="1" w:lastColumn="0" w:oddVBand="0" w:evenVBand="0" w:oddHBand="0" w:evenHBand="0" w:firstRowFirstColumn="0" w:firstRowLastColumn="0" w:lastRowFirstColumn="0" w:lastRowLastColumn="0"/>
             <w:tcW w:w="1271" w:type="dxa"/>
           </w:tcPr>
           <w:p>
@@ -12349,6 +12368,7 @@
           </w:tcPr>
           <w:p>
             <w:pPr>
+              <w:cnfStyle w:val="000000000000" w:firstRow="0" w:lastRow="0" w:firstColumn="0" w:lastColumn="0" w:oddVBand="0" w:evenVBand="0" w:oddHBand="0" w:evenHBand="0" w:firstRowFirstColumn="0" w:firstRowLastColumn="0" w:lastRowFirstColumn="0" w:lastRowLastColumn="0"/>
               <w:rPr>
                 <w:rFonts w:hint="eastAsia"/>
               </w:rPr>
@@ -12381,6 +12401,7 @@
           </w:tcPr>
           <w:p>
             <w:pPr>
+              <w:cnfStyle w:val="000000000000" w:firstRow="0" w:lastRow="0" w:firstColumn="0" w:lastColumn="0" w:oddVBand="0" w:evenVBand="0" w:oddHBand="0" w:evenHBand="0" w:firstRowFirstColumn="0" w:firstRowLastColumn="0" w:lastRowFirstColumn="0" w:lastRowLastColumn="0"/>
               <w:rPr>
                 <w:rFonts w:hint="eastAsia"/>
               </w:rPr>
@@ -12397,6 +12418,7 @@
       <w:tr>
         <w:tc>
           <w:tcPr>
+            <w:cnfStyle w:val="001000000000" w:firstRow="0" w:lastRow="0" w:firstColumn="1" w:lastColumn="0" w:oddVBand="0" w:evenVBand="0" w:oddHBand="0" w:evenHBand="0" w:firstRowFirstColumn="0" w:firstRowLastColumn="0" w:lastRowFirstColumn="0" w:lastRowLastColumn="0"/>
             <w:tcW w:w="1271" w:type="dxa"/>
           </w:tcPr>
           <w:p>
@@ -12419,6 +12441,7 @@
           </w:tcPr>
           <w:p>
             <w:pPr>
+              <w:cnfStyle w:val="000000000000" w:firstRow="0" w:lastRow="0" w:firstColumn="0" w:lastColumn="0" w:oddVBand="0" w:evenVBand="0" w:oddHBand="0" w:evenHBand="0" w:firstRowFirstColumn="0" w:firstRowLastColumn="0" w:lastRowFirstColumn="0" w:lastRowLastColumn="0"/>
               <w:rPr>
                 <w:rFonts w:hint="eastAsia"/>
               </w:rPr>
@@ -12437,6 +12460,7 @@
           </w:tcPr>
           <w:p>
             <w:pPr>
+              <w:cnfStyle w:val="000000000000" w:firstRow="0" w:lastRow="0" w:firstColumn="0" w:lastColumn="0" w:oddVBand="0" w:evenVBand="0" w:oddHBand="0" w:evenHBand="0" w:firstRowFirstColumn="0" w:firstRowLastColumn="0" w:lastRowFirstColumn="0" w:lastRowLastColumn="0"/>
               <w:rPr>
                 <w:rFonts w:hint="eastAsia"/>
               </w:rPr>
@@ -12453,6 +12477,7 @@
       <w:tr>
         <w:tc>
           <w:tcPr>
+            <w:cnfStyle w:val="001000000000" w:firstRow="0" w:lastRow="0" w:firstColumn="1" w:lastColumn="0" w:oddVBand="0" w:evenVBand="0" w:oddHBand="0" w:evenHBand="0" w:firstRowFirstColumn="0" w:firstRowLastColumn="0" w:lastRowFirstColumn="0" w:lastRowLastColumn="0"/>
             <w:tcW w:w="1271" w:type="dxa"/>
           </w:tcPr>
           <w:p>
@@ -12475,6 +12500,7 @@
           </w:tcPr>
           <w:p>
             <w:pPr>
+              <w:cnfStyle w:val="000000000000" w:firstRow="0" w:lastRow="0" w:firstColumn="0" w:lastColumn="0" w:oddVBand="0" w:evenVBand="0" w:oddHBand="0" w:evenHBand="0" w:firstRowFirstColumn="0" w:firstRowLastColumn="0" w:lastRowFirstColumn="0" w:lastRowLastColumn="0"/>
               <w:rPr>
                 <w:rFonts w:hint="eastAsia"/>
               </w:rPr>
@@ -12493,6 +12519,7 @@
           </w:tcPr>
           <w:p>
             <w:pPr>
+              <w:cnfStyle w:val="000000000000" w:firstRow="0" w:lastRow="0" w:firstColumn="0" w:lastColumn="0" w:oddVBand="0" w:evenVBand="0" w:oddHBand="0" w:evenHBand="0" w:firstRowFirstColumn="0" w:firstRowLastColumn="0" w:lastRowFirstColumn="0" w:lastRowLastColumn="0"/>
               <w:rPr>
                 <w:rFonts w:hint="eastAsia"/>
               </w:rPr>
@@ -12509,6 +12536,7 @@
       <w:tr>
         <w:tc>
           <w:tcPr>
+            <w:cnfStyle w:val="001000000000" w:firstRow="0" w:lastRow="0" w:firstColumn="1" w:lastColumn="0" w:oddVBand="0" w:evenVBand="0" w:oddHBand="0" w:evenHBand="0" w:firstRowFirstColumn="0" w:firstRowLastColumn="0" w:lastRowFirstColumn="0" w:lastRowLastColumn="0"/>
             <w:tcW w:w="1271" w:type="dxa"/>
           </w:tcPr>
           <w:p>
@@ -12532,6 +12560,7 @@
           </w:tcPr>
           <w:p>
             <w:pPr>
+              <w:cnfStyle w:val="000000000000" w:firstRow="0" w:lastRow="0" w:firstColumn="0" w:lastColumn="0" w:oddVBand="0" w:evenVBand="0" w:oddHBand="0" w:evenHBand="0" w:firstRowFirstColumn="0" w:firstRowLastColumn="0" w:lastRowFirstColumn="0" w:lastRowLastColumn="0"/>
               <w:rPr>
                 <w:rFonts w:hint="eastAsia"/>
               </w:rPr>
@@ -12558,6 +12587,7 @@
           </w:tcPr>
           <w:p>
             <w:pPr>
+              <w:cnfStyle w:val="000000000000" w:firstRow="0" w:lastRow="0" w:firstColumn="0" w:lastColumn="0" w:oddVBand="0" w:evenVBand="0" w:oddHBand="0" w:evenHBand="0" w:firstRowFirstColumn="0" w:firstRowLastColumn="0" w:lastRowFirstColumn="0" w:lastRowLastColumn="0"/>
               <w:rPr>
                 <w:rFonts w:hint="eastAsia"/>
               </w:rPr>
@@ -12574,6 +12604,7 @@
       <w:tr>
         <w:tc>
           <w:tcPr>
+            <w:cnfStyle w:val="001000000000" w:firstRow="0" w:lastRow="0" w:firstColumn="1" w:lastColumn="0" w:oddVBand="0" w:evenVBand="0" w:oddHBand="0" w:evenHBand="0" w:firstRowFirstColumn="0" w:firstRowLastColumn="0" w:lastRowFirstColumn="0" w:lastRowLastColumn="0"/>
             <w:tcW w:w="1271" w:type="dxa"/>
           </w:tcPr>
           <w:p>
@@ -12596,6 +12627,7 @@
           </w:tcPr>
           <w:p>
             <w:pPr>
+              <w:cnfStyle w:val="000000000000" w:firstRow="0" w:lastRow="0" w:firstColumn="0" w:lastColumn="0" w:oddVBand="0" w:evenVBand="0" w:oddHBand="0" w:evenHBand="0" w:firstRowFirstColumn="0" w:firstRowLastColumn="0" w:lastRowFirstColumn="0" w:lastRowLastColumn="0"/>
               <w:rPr>
                 <w:rFonts w:hint="eastAsia"/>
               </w:rPr>
@@ -12614,6 +12646,7 @@
           </w:tcPr>
           <w:p>
             <w:pPr>
+              <w:cnfStyle w:val="000000000000" w:firstRow="0" w:lastRow="0" w:firstColumn="0" w:lastColumn="0" w:oddVBand="0" w:evenVBand="0" w:oddHBand="0" w:evenHBand="0" w:firstRowFirstColumn="0" w:firstRowLastColumn="0" w:lastRowFirstColumn="0" w:lastRowLastColumn="0"/>
               <w:rPr>
                 <w:rFonts w:hint="eastAsia"/>
               </w:rPr>
@@ -12630,6 +12663,7 @@
       <w:tr>
         <w:tc>
           <w:tcPr>
+            <w:cnfStyle w:val="001000000000" w:firstRow="0" w:lastRow="0" w:firstColumn="1" w:lastColumn="0" w:oddVBand="0" w:evenVBand="0" w:oddHBand="0" w:evenHBand="0" w:firstRowFirstColumn="0" w:firstRowLastColumn="0" w:lastRowFirstColumn="0" w:lastRowLastColumn="0"/>
             <w:tcW w:w="1271" w:type="dxa"/>
           </w:tcPr>
           <w:p>
@@ -12652,6 +12686,7 @@
           </w:tcPr>
           <w:p>
             <w:pPr>
+              <w:cnfStyle w:val="000000000000" w:firstRow="0" w:lastRow="0" w:firstColumn="0" w:lastColumn="0" w:oddVBand="0" w:evenVBand="0" w:oddHBand="0" w:evenHBand="0" w:firstRowFirstColumn="0" w:firstRowLastColumn="0" w:lastRowFirstColumn="0" w:lastRowLastColumn="0"/>
               <w:rPr>
                 <w:rFonts w:hint="eastAsia"/>
               </w:rPr>
@@ -12684,6 +12719,7 @@
           </w:tcPr>
           <w:p>
             <w:pPr>
+              <w:cnfStyle w:val="000000000000" w:firstRow="0" w:lastRow="0" w:firstColumn="0" w:lastColumn="0" w:oddVBand="0" w:evenVBand="0" w:oddHBand="0" w:evenHBand="0" w:firstRowFirstColumn="0" w:firstRowLastColumn="0" w:lastRowFirstColumn="0" w:lastRowLastColumn="0"/>
               <w:rPr>
                 <w:rFonts w:hint="eastAsia"/>
               </w:rPr>
@@ -12700,6 +12736,7 @@
       <w:tr>
         <w:tc>
           <w:tcPr>
+            <w:cnfStyle w:val="001000000000" w:firstRow="0" w:lastRow="0" w:firstColumn="1" w:lastColumn="0" w:oddVBand="0" w:evenVBand="0" w:oddHBand="0" w:evenHBand="0" w:firstRowFirstColumn="0" w:firstRowLastColumn="0" w:lastRowFirstColumn="0" w:lastRowLastColumn="0"/>
             <w:tcW w:w="1271" w:type="dxa"/>
           </w:tcPr>
           <w:p>
@@ -12722,6 +12759,7 @@
           </w:tcPr>
           <w:p>
             <w:pPr>
+              <w:cnfStyle w:val="000000000000" w:firstRow="0" w:lastRow="0" w:firstColumn="0" w:lastColumn="0" w:oddVBand="0" w:evenVBand="0" w:oddHBand="0" w:evenHBand="0" w:firstRowFirstColumn="0" w:firstRowLastColumn="0" w:lastRowFirstColumn="0" w:lastRowLastColumn="0"/>
               <w:rPr>
                 <w:rFonts w:hint="eastAsia"/>
               </w:rPr>
@@ -12740,6 +12778,7 @@
           </w:tcPr>
           <w:p>
             <w:pPr>
+              <w:cnfStyle w:val="000000000000" w:firstRow="0" w:lastRow="0" w:firstColumn="0" w:lastColumn="0" w:oddVBand="0" w:evenVBand="0" w:oddHBand="0" w:evenHBand="0" w:firstRowFirstColumn="0" w:firstRowLastColumn="0" w:lastRowFirstColumn="0" w:lastRowLastColumn="0"/>
               <w:rPr>
                 <w:rFonts w:hint="eastAsia"/>
               </w:rPr>
@@ -12756,6 +12795,7 @@
       <w:tr>
         <w:tc>
           <w:tcPr>
+            <w:cnfStyle w:val="001000000000" w:firstRow="0" w:lastRow="0" w:firstColumn="1" w:lastColumn="0" w:oddVBand="0" w:evenVBand="0" w:oddHBand="0" w:evenHBand="0" w:firstRowFirstColumn="0" w:firstRowLastColumn="0" w:lastRowFirstColumn="0" w:lastRowLastColumn="0"/>
             <w:tcW w:w="1271" w:type="dxa"/>
           </w:tcPr>
           <w:p>
@@ -12778,6 +12818,7 @@
           </w:tcPr>
           <w:p>
             <w:pPr>
+              <w:cnfStyle w:val="000000000000" w:firstRow="0" w:lastRow="0" w:firstColumn="0" w:lastColumn="0" w:oddVBand="0" w:evenVBand="0" w:oddHBand="0" w:evenHBand="0" w:firstRowFirstColumn="0" w:firstRowLastColumn="0" w:lastRowFirstColumn="0" w:lastRowLastColumn="0"/>
               <w:rPr>
                 <w:rFonts w:hint="eastAsia"/>
               </w:rPr>
@@ -12796,6 +12837,7 @@
           </w:tcPr>
           <w:p>
             <w:pPr>
+              <w:cnfStyle w:val="000000000000" w:firstRow="0" w:lastRow="0" w:firstColumn="0" w:lastColumn="0" w:oddVBand="0" w:evenVBand="0" w:oddHBand="0" w:evenHBand="0" w:firstRowFirstColumn="0" w:firstRowLastColumn="0" w:lastRowFirstColumn="0" w:lastRowLastColumn="0"/>
               <w:rPr>
                 <w:rFonts w:hint="eastAsia"/>
               </w:rPr>
@@ -12812,6 +12854,7 @@
       <w:tr>
         <w:tc>
           <w:tcPr>
+            <w:cnfStyle w:val="001000000000" w:firstRow="0" w:lastRow="0" w:firstColumn="1" w:lastColumn="0" w:oddVBand="0" w:evenVBand="0" w:oddHBand="0" w:evenHBand="0" w:firstRowFirstColumn="0" w:firstRowLastColumn="0" w:lastRowFirstColumn="0" w:lastRowLastColumn="0"/>
             <w:tcW w:w="1271" w:type="dxa"/>
           </w:tcPr>
           <w:p>
@@ -12834,6 +12877,7 @@
           </w:tcPr>
           <w:p>
             <w:pPr>
+              <w:cnfStyle w:val="000000000000" w:firstRow="0" w:lastRow="0" w:firstColumn="0" w:lastColumn="0" w:oddVBand="0" w:evenVBand="0" w:oddHBand="0" w:evenHBand="0" w:firstRowFirstColumn="0" w:firstRowLastColumn="0" w:lastRowFirstColumn="0" w:lastRowLastColumn="0"/>
               <w:rPr>
                 <w:rFonts w:hint="eastAsia"/>
               </w:rPr>
@@ -12852,6 +12896,7 @@
           </w:tcPr>
           <w:p>
             <w:pPr>
+              <w:cnfStyle w:val="000000000000" w:firstRow="0" w:lastRow="0" w:firstColumn="0" w:lastColumn="0" w:oddVBand="0" w:evenVBand="0" w:oddHBand="0" w:evenHBand="0" w:firstRowFirstColumn="0" w:firstRowLastColumn="0" w:lastRowFirstColumn="0" w:lastRowLastColumn="0"/>
               <w:rPr>
                 <w:rFonts w:hint="eastAsia"/>
               </w:rPr>
@@ -12868,6 +12913,7 @@
       <w:tr>
         <w:tc>
           <w:tcPr>
+            <w:cnfStyle w:val="001000000000" w:firstRow="0" w:lastRow="0" w:firstColumn="1" w:lastColumn="0" w:oddVBand="0" w:evenVBand="0" w:oddHBand="0" w:evenHBand="0" w:firstRowFirstColumn="0" w:firstRowLastColumn="0" w:lastRowFirstColumn="0" w:lastRowLastColumn="0"/>
             <w:tcW w:w="1271" w:type="dxa"/>
           </w:tcPr>
           <w:p>
@@ -12890,6 +12936,7 @@
           </w:tcPr>
           <w:p>
             <w:pPr>
+              <w:cnfStyle w:val="000000000000" w:firstRow="0" w:lastRow="0" w:firstColumn="0" w:lastColumn="0" w:oddVBand="0" w:evenVBand="0" w:oddHBand="0" w:evenHBand="0" w:firstRowFirstColumn="0" w:firstRowLastColumn="0" w:lastRowFirstColumn="0" w:lastRowLastColumn="0"/>
               <w:rPr>
                 <w:rFonts w:hint="eastAsia"/>
               </w:rPr>
@@ -12908,6 +12955,7 @@
           </w:tcPr>
           <w:p>
             <w:pPr>
+              <w:cnfStyle w:val="000000000000" w:firstRow="0" w:lastRow="0" w:firstColumn="0" w:lastColumn="0" w:oddVBand="0" w:evenVBand="0" w:oddHBand="0" w:evenHBand="0" w:firstRowFirstColumn="0" w:firstRowLastColumn="0" w:lastRowFirstColumn="0" w:lastRowLastColumn="0"/>
               <w:rPr>
                 <w:rFonts w:hint="eastAsia"/>
               </w:rPr>
@@ -12924,6 +12972,7 @@
       <w:tr>
         <w:tc>
           <w:tcPr>
+            <w:cnfStyle w:val="001000000000" w:firstRow="0" w:lastRow="0" w:firstColumn="1" w:lastColumn="0" w:oddVBand="0" w:evenVBand="0" w:oddHBand="0" w:evenHBand="0" w:firstRowFirstColumn="0" w:firstRowLastColumn="0" w:lastRowFirstColumn="0" w:lastRowLastColumn="0"/>
             <w:tcW w:w="1271" w:type="dxa"/>
           </w:tcPr>
           <w:p>
@@ -12946,6 +12995,7 @@
           </w:tcPr>
           <w:p>
             <w:pPr>
+              <w:cnfStyle w:val="000000000000" w:firstRow="0" w:lastRow="0" w:firstColumn="0" w:lastColumn="0" w:oddVBand="0" w:evenVBand="0" w:oddHBand="0" w:evenHBand="0" w:firstRowFirstColumn="0" w:firstRowLastColumn="0" w:lastRowFirstColumn="0" w:lastRowLastColumn="0"/>
               <w:rPr>
                 <w:rFonts w:hint="eastAsia"/>
               </w:rPr>
@@ -12964,6 +13014,7 @@
           </w:tcPr>
           <w:p>
             <w:pPr>
+              <w:cnfStyle w:val="000000000000" w:firstRow="0" w:lastRow="0" w:firstColumn="0" w:lastColumn="0" w:oddVBand="0" w:evenVBand="0" w:oddHBand="0" w:evenHBand="0" w:firstRowFirstColumn="0" w:firstRowLastColumn="0" w:lastRowFirstColumn="0" w:lastRowLastColumn="0"/>
               <w:rPr>
                 <w:rFonts w:hint="eastAsia"/>
               </w:rPr>
@@ -15737,6 +15788,9 @@
         </w:numPr>
         <w:spacing w:before="80"/>
         <w:ind w:left="0" w:firstLine="0"/>
+        <w:rPr>
+          <w:rFonts w:hint="eastAsia"/>
+        </w:rPr>
       </w:pPr>
       <w:r>
         <w:rPr>
@@ -15803,6 +15857,9 @@
     <w:p>
       <w:pPr>
         <w:jc w:val="center"/>
+        <w:rPr>
+          <w:rFonts w:hint="eastAsia"/>
+        </w:rPr>
       </w:pPr>
       <w:r>
         <w:rPr>
@@ -15860,6 +15917,9 @@
           <w:numId w:val="2"/>
         </w:numPr>
         <w:ind w:left="0" w:firstLine="0"/>
+        <w:rPr>
+          <w:rFonts w:hint="eastAsia"/>
+        </w:rPr>
       </w:pPr>
       <w:r>
         <w:rPr>
@@ -15875,8 +15935,8 @@
         <w:tblLook w:val="04A0" w:firstRow="1" w:lastRow="0" w:firstColumn="1" w:lastColumn="0" w:noHBand="0" w:noVBand="1"/>
       </w:tblPr>
       <w:tblGrid>
-        <w:gridCol w:w="1555"/>
-        <w:gridCol w:w="6741"/>
+        <w:gridCol w:w="1696"/>
+        <w:gridCol w:w="6600"/>
       </w:tblGrid>
       <w:tr>
         <w:trPr>
@@ -15885,7 +15945,7 @@
         <w:tc>
           <w:tcPr>
             <w:cnfStyle w:val="001000000000" w:firstRow="0" w:lastRow="0" w:firstColumn="1" w:lastColumn="0" w:oddVBand="0" w:evenVBand="0" w:oddHBand="0" w:evenHBand="0" w:firstRowFirstColumn="0" w:firstRowLastColumn="0" w:lastRowFirstColumn="0" w:lastRowLastColumn="0"/>
-            <w:tcW w:w="937" w:type="pct"/>
+            <w:tcW w:w="1022" w:type="pct"/>
           </w:tcPr>
           <w:p>
             <w:pPr>
@@ -15903,7 +15963,7 @@
         </w:tc>
         <w:tc>
           <w:tcPr>
-            <w:tcW w:w="4063" w:type="pct"/>
+            <w:tcW w:w="3978" w:type="pct"/>
           </w:tcPr>
           <w:p>
             <w:pPr>
@@ -15925,7 +15985,7 @@
         <w:tc>
           <w:tcPr>
             <w:cnfStyle w:val="001000000000" w:firstRow="0" w:lastRow="0" w:firstColumn="1" w:lastColumn="0" w:oddVBand="0" w:evenVBand="0" w:oddHBand="0" w:evenHBand="0" w:firstRowFirstColumn="0" w:firstRowLastColumn="0" w:lastRowFirstColumn="0" w:lastRowLastColumn="0"/>
-            <w:tcW w:w="937" w:type="pct"/>
+            <w:tcW w:w="1022" w:type="pct"/>
           </w:tcPr>
           <w:p>
             <w:pPr>
@@ -15944,7 +16004,7 @@
         </w:tc>
         <w:tc>
           <w:tcPr>
-            <w:tcW w:w="4063" w:type="pct"/>
+            <w:tcW w:w="3978" w:type="pct"/>
           </w:tcPr>
           <w:p>
             <w:pPr>
@@ -15966,7 +16026,7 @@
         <w:tc>
           <w:tcPr>
             <w:cnfStyle w:val="001000000000" w:firstRow="0" w:lastRow="0" w:firstColumn="1" w:lastColumn="0" w:oddVBand="0" w:evenVBand="0" w:oddHBand="0" w:evenHBand="0" w:firstRowFirstColumn="0" w:firstRowLastColumn="0" w:lastRowFirstColumn="0" w:lastRowLastColumn="0"/>
-            <w:tcW w:w="937" w:type="pct"/>
+            <w:tcW w:w="1022" w:type="pct"/>
           </w:tcPr>
           <w:p>
             <w:pPr>
@@ -15984,7 +16044,7 @@
         </w:tc>
         <w:tc>
           <w:tcPr>
-            <w:tcW w:w="4063" w:type="pct"/>
+            <w:tcW w:w="3978" w:type="pct"/>
           </w:tcPr>
           <w:p>
             <w:pPr>
@@ -16006,7 +16066,7 @@
         <w:tc>
           <w:tcPr>
             <w:cnfStyle w:val="001000000000" w:firstRow="0" w:lastRow="0" w:firstColumn="1" w:lastColumn="0" w:oddVBand="0" w:evenVBand="0" w:oddHBand="0" w:evenHBand="0" w:firstRowFirstColumn="0" w:firstRowLastColumn="0" w:lastRowFirstColumn="0" w:lastRowLastColumn="0"/>
-            <w:tcW w:w="937" w:type="pct"/>
+            <w:tcW w:w="1022" w:type="pct"/>
           </w:tcPr>
           <w:p>
             <w:pPr>
@@ -16024,7 +16084,7 @@
         </w:tc>
         <w:tc>
           <w:tcPr>
-            <w:tcW w:w="4063" w:type="pct"/>
+            <w:tcW w:w="3978" w:type="pct"/>
           </w:tcPr>
           <w:p>
             <w:pPr>
@@ -16046,7 +16106,7 @@
         <w:tc>
           <w:tcPr>
             <w:cnfStyle w:val="001000000000" w:firstRow="0" w:lastRow="0" w:firstColumn="1" w:lastColumn="0" w:oddVBand="0" w:evenVBand="0" w:oddHBand="0" w:evenHBand="0" w:firstRowFirstColumn="0" w:firstRowLastColumn="0" w:lastRowFirstColumn="0" w:lastRowLastColumn="0"/>
-            <w:tcW w:w="937" w:type="pct"/>
+            <w:tcW w:w="1022" w:type="pct"/>
           </w:tcPr>
           <w:p>
             <w:pPr>
@@ -16064,7 +16124,7 @@
         </w:tc>
         <w:tc>
           <w:tcPr>
-            <w:tcW w:w="4063" w:type="pct"/>
+            <w:tcW w:w="3978" w:type="pct"/>
           </w:tcPr>
           <w:p>
             <w:pPr>
@@ -16086,7 +16146,7 @@
         <w:tc>
           <w:tcPr>
             <w:cnfStyle w:val="001000000000" w:firstRow="0" w:lastRow="0" w:firstColumn="1" w:lastColumn="0" w:oddVBand="0" w:evenVBand="0" w:oddHBand="0" w:evenHBand="0" w:firstRowFirstColumn="0" w:firstRowLastColumn="0" w:lastRowFirstColumn="0" w:lastRowLastColumn="0"/>
-            <w:tcW w:w="937" w:type="pct"/>
+            <w:tcW w:w="1022" w:type="pct"/>
           </w:tcPr>
           <w:p>
             <w:pPr>
@@ -16104,7 +16164,7 @@
         </w:tc>
         <w:tc>
           <w:tcPr>
-            <w:tcW w:w="4063" w:type="pct"/>
+            <w:tcW w:w="3978" w:type="pct"/>
           </w:tcPr>
           <w:p>
             <w:pPr>
@@ -16118,6 +16178,54 @@
                 <w:rFonts w:hint="eastAsia"/>
               </w:rPr>
               <w:t>通过插件机制封装各类硬件设备，提供统一的设备管理和虚拟设备支持</w:t>
+            </w:r>
+          </w:p>
+        </w:tc>
+      </w:tr>
+      <w:tr>
+        <w:tc>
+          <w:tcPr>
+            <w:cnfStyle w:val="001000000000" w:firstRow="0" w:lastRow="0" w:firstColumn="1" w:lastColumn="0" w:oddVBand="0" w:evenVBand="0" w:oddHBand="0" w:evenHBand="0" w:firstRowFirstColumn="0" w:firstRowLastColumn="0" w:lastRowFirstColumn="0" w:lastRowLastColumn="0"/>
+            <w:tcW w:w="1022" w:type="pct"/>
+          </w:tcPr>
+          <w:p>
+            <w:pPr>
+              <w:rPr>
+                <w:rFonts w:hint="eastAsia"/>
+              </w:rPr>
+            </w:pPr>
+            <w:r>
+              <w:rPr>
+                <w:rFonts w:hint="eastAsia"/>
+              </w:rPr>
+              <w:t>数据</w:t>
+            </w:r>
+            <w:proofErr w:type="gramStart"/>
+            <w:r>
+              <w:rPr>
+                <w:rFonts w:hint="eastAsia"/>
+              </w:rPr>
+              <w:t>持久化层</w:t>
+            </w:r>
+            <w:proofErr w:type="gramEnd"/>
+          </w:p>
+        </w:tc>
+        <w:tc>
+          <w:tcPr>
+            <w:tcW w:w="3978" w:type="pct"/>
+          </w:tcPr>
+          <w:p>
+            <w:pPr>
+              <w:cnfStyle w:val="000000000000" w:firstRow="0" w:lastRow="0" w:firstColumn="0" w:lastColumn="0" w:oddVBand="0" w:evenVBand="0" w:oddHBand="0" w:evenHBand="0" w:firstRowFirstColumn="0" w:firstRowLastColumn="0" w:lastRowFirstColumn="0" w:lastRowLastColumn="0"/>
+              <w:rPr>
+                <w:rFonts w:hint="eastAsia"/>
+              </w:rPr>
+            </w:pPr>
+            <w:r>
+              <w:rPr>
+                <w:rFonts w:hint="eastAsia"/>
+              </w:rPr>
+              <w:t>对各层提供数据持久化的接口，保存系统的文件以及配置，当前阶段采用分散到文件的方式存储，后续计划使用数据库存储</w:t>
             </w:r>
           </w:p>
         </w:tc>
@@ -16139,9 +16247,6 @@
         </w:numPr>
         <w:spacing w:before="80"/>
         <w:ind w:left="0" w:firstLine="0"/>
-        <w:rPr>
-          <w:rFonts w:hint="eastAsia"/>
-        </w:rPr>
       </w:pPr>
       <w:r>
         <w:rPr>
@@ -16149,6 +16254,1165 @@
         </w:rPr>
         <w:t>技术选型与论证</w:t>
       </w:r>
+    </w:p>
+    <w:p>
+      <w:pPr>
+        <w:pStyle w:val="2"/>
+        <w:numPr>
+          <w:ilvl w:val="1"/>
+          <w:numId w:val="2"/>
+        </w:numPr>
+        <w:ind w:left="0" w:firstLine="0"/>
+      </w:pPr>
+      <w:r>
+        <w:rPr>
+          <w:rFonts w:hint="eastAsia"/>
+        </w:rPr>
+        <w:t>开发框架：Qt 5.12.x /C++17</w:t>
+      </w:r>
+    </w:p>
+    <w:p>
+      <w:pPr>
+        <w:spacing w:line="440" w:lineRule="exact"/>
+        <w:ind w:firstLineChars="200" w:firstLine="480"/>
+      </w:pPr>
+      <w:r>
+        <w:rPr>
+          <w:rFonts w:hint="eastAsia"/>
+        </w:rPr>
+        <w:t>测控平台需要直接调用厂商C/C++ SDK，Qt/C++是最自然的绑定方式。</w:t>
+      </w:r>
+      <w:proofErr w:type="spellStart"/>
+      <w:r>
+        <w:rPr>
+          <w:rFonts w:hint="eastAsia"/>
+        </w:rPr>
+        <w:t>QPluginLoader</w:t>
+      </w:r>
+      <w:proofErr w:type="spellEnd"/>
+      <w:r>
+        <w:rPr>
+          <w:rFonts w:hint="eastAsia"/>
+        </w:rPr>
+        <w:t>提供成熟动态库加载机制，</w:t>
+      </w:r>
+      <w:proofErr w:type="spellStart"/>
+      <w:r>
+        <w:rPr>
+          <w:rFonts w:hint="eastAsia"/>
+        </w:rPr>
+        <w:t>GraphicsView</w:t>
+      </w:r>
+      <w:proofErr w:type="spellEnd"/>
+      <w:r>
+        <w:rPr>
+          <w:rFonts w:hint="eastAsia"/>
+        </w:rPr>
+        <w:t>为拓扑编辑器提供现成架构。满足工控领域实时性要求（1-10ms级）。</w:t>
+      </w:r>
+    </w:p>
+    <w:p>
+      <w:pPr>
+        <w:pStyle w:val="2"/>
+        <w:numPr>
+          <w:ilvl w:val="1"/>
+          <w:numId w:val="2"/>
+        </w:numPr>
+        <w:ind w:left="0" w:firstLine="0"/>
+        <w:rPr>
+          <w:rFonts w:hint="eastAsia"/>
+        </w:rPr>
+      </w:pPr>
+      <w:r>
+        <w:rPr>
+          <w:rFonts w:hint="eastAsia"/>
+        </w:rPr>
+        <w:t>脚本引擎：Lua 5.4 + sol2</w:t>
+      </w:r>
+    </w:p>
+    <w:tbl>
+      <w:tblPr>
+        <w:tblStyle w:val="11"/>
+        <w:tblW w:w="0" w:type="auto"/>
+        <w:tblLook w:val="04A0" w:firstRow="1" w:lastRow="0" w:firstColumn="1" w:lastColumn="0" w:noHBand="0" w:noVBand="1"/>
+      </w:tblPr>
+      <w:tblGrid>
+        <w:gridCol w:w="1555"/>
+        <w:gridCol w:w="2409"/>
+        <w:gridCol w:w="2258"/>
+        <w:gridCol w:w="2074"/>
+      </w:tblGrid>
+      <w:tr>
+        <w:trPr>
+          <w:cnfStyle w:val="100000000000" w:firstRow="1" w:lastRow="0" w:firstColumn="0" w:lastColumn="0" w:oddVBand="0" w:evenVBand="0" w:oddHBand="0" w:evenHBand="0" w:firstRowFirstColumn="0" w:firstRowLastColumn="0" w:lastRowFirstColumn="0" w:lastRowLastColumn="0"/>
+        </w:trPr>
+        <w:tc>
+          <w:tcPr>
+            <w:cnfStyle w:val="001000000000" w:firstRow="0" w:lastRow="0" w:firstColumn="1" w:lastColumn="0" w:oddVBand="0" w:evenVBand="0" w:oddHBand="0" w:evenHBand="0" w:firstRowFirstColumn="0" w:firstRowLastColumn="0" w:lastRowFirstColumn="0" w:lastRowLastColumn="0"/>
+            <w:tcW w:w="1555" w:type="dxa"/>
+          </w:tcPr>
+          <w:p>
+            <w:pPr>
+              <w:spacing w:line="440" w:lineRule="exact"/>
+            </w:pPr>
+            <w:r>
+              <w:rPr>
+                <w:rFonts w:hint="eastAsia"/>
+              </w:rPr>
+              <w:t>对比维度</w:t>
+            </w:r>
+          </w:p>
+        </w:tc>
+        <w:tc>
+          <w:tcPr>
+            <w:tcW w:w="2409" w:type="dxa"/>
+          </w:tcPr>
+          <w:p>
+            <w:pPr>
+              <w:spacing w:line="440" w:lineRule="exact"/>
+              <w:cnfStyle w:val="100000000000" w:firstRow="1" w:lastRow="0" w:firstColumn="0" w:lastColumn="0" w:oddVBand="0" w:evenVBand="0" w:oddHBand="0" w:evenHBand="0" w:firstRowFirstColumn="0" w:firstRowLastColumn="0" w:lastRowFirstColumn="0" w:lastRowLastColumn="0"/>
+            </w:pPr>
+            <w:r>
+              <w:rPr>
+                <w:rFonts w:hint="eastAsia"/>
+              </w:rPr>
+              <w:t>Lua 5.4 + sol2</w:t>
+            </w:r>
+          </w:p>
+        </w:tc>
+        <w:tc>
+          <w:tcPr>
+            <w:tcW w:w="2258" w:type="dxa"/>
+          </w:tcPr>
+          <w:p>
+            <w:pPr>
+              <w:spacing w:line="440" w:lineRule="exact"/>
+              <w:cnfStyle w:val="100000000000" w:firstRow="1" w:lastRow="0" w:firstColumn="0" w:lastColumn="0" w:oddVBand="0" w:evenVBand="0" w:oddHBand="0" w:evenHBand="0" w:firstRowFirstColumn="0" w:firstRowLastColumn="0" w:lastRowFirstColumn="0" w:lastRowLastColumn="0"/>
+            </w:pPr>
+            <w:r>
+              <w:rPr>
+                <w:rFonts w:hint="eastAsia"/>
+              </w:rPr>
+              <w:t>Python 3</w:t>
+            </w:r>
+          </w:p>
+        </w:tc>
+        <w:tc>
+          <w:tcPr>
+            <w:tcW w:w="2074" w:type="dxa"/>
+          </w:tcPr>
+          <w:p>
+            <w:pPr>
+              <w:spacing w:line="440" w:lineRule="exact"/>
+              <w:cnfStyle w:val="100000000000" w:firstRow="1" w:lastRow="0" w:firstColumn="0" w:lastColumn="0" w:oddVBand="0" w:evenVBand="0" w:oddHBand="0" w:evenHBand="0" w:firstRowFirstColumn="0" w:firstRowLastColumn="0" w:lastRowFirstColumn="0" w:lastRowLastColumn="0"/>
+            </w:pPr>
+            <w:r>
+              <w:rPr>
+                <w:rFonts w:hint="eastAsia"/>
+              </w:rPr>
+              <w:t>JavaScript</w:t>
+            </w:r>
+          </w:p>
+        </w:tc>
+      </w:tr>
+      <w:tr>
+        <w:tc>
+          <w:tcPr>
+            <w:cnfStyle w:val="001000000000" w:firstRow="0" w:lastRow="0" w:firstColumn="1" w:lastColumn="0" w:oddVBand="0" w:evenVBand="0" w:oddHBand="0" w:evenHBand="0" w:firstRowFirstColumn="0" w:firstRowLastColumn="0" w:lastRowFirstColumn="0" w:lastRowLastColumn="0"/>
+            <w:tcW w:w="1555" w:type="dxa"/>
+          </w:tcPr>
+          <w:p>
+            <w:pPr>
+              <w:spacing w:line="440" w:lineRule="exact"/>
+            </w:pPr>
+            <w:r>
+              <w:rPr>
+                <w:rFonts w:hint="eastAsia"/>
+              </w:rPr>
+              <w:t>嵌入体积</w:t>
+            </w:r>
+          </w:p>
+        </w:tc>
+        <w:tc>
+          <w:tcPr>
+            <w:tcW w:w="2409" w:type="dxa"/>
+          </w:tcPr>
+          <w:p>
+            <w:pPr>
+              <w:spacing w:line="440" w:lineRule="exact"/>
+              <w:cnfStyle w:val="000000000000" w:firstRow="0" w:lastRow="0" w:firstColumn="0" w:lastColumn="0" w:oddVBand="0" w:evenVBand="0" w:oddHBand="0" w:evenHBand="0" w:firstRowFirstColumn="0" w:firstRowLastColumn="0" w:lastRowFirstColumn="0" w:lastRowLastColumn="0"/>
+            </w:pPr>
+            <w:r>
+              <w:rPr>
+                <w:rFonts w:hint="eastAsia"/>
+              </w:rPr>
+              <w:t>~300KB</w:t>
+            </w:r>
+          </w:p>
+        </w:tc>
+        <w:tc>
+          <w:tcPr>
+            <w:tcW w:w="2258" w:type="dxa"/>
+          </w:tcPr>
+          <w:p>
+            <w:pPr>
+              <w:spacing w:line="440" w:lineRule="exact"/>
+              <w:cnfStyle w:val="000000000000" w:firstRow="0" w:lastRow="0" w:firstColumn="0" w:lastColumn="0" w:oddVBand="0" w:evenVBand="0" w:oddHBand="0" w:evenHBand="0" w:firstRowFirstColumn="0" w:firstRowLastColumn="0" w:lastRowFirstColumn="0" w:lastRowLastColumn="0"/>
+            </w:pPr>
+            <w:r>
+              <w:rPr>
+                <w:rFonts w:hint="eastAsia"/>
+              </w:rPr>
+              <w:t>~30MB</w:t>
+            </w:r>
+          </w:p>
+        </w:tc>
+        <w:tc>
+          <w:tcPr>
+            <w:tcW w:w="2074" w:type="dxa"/>
+          </w:tcPr>
+          <w:p>
+            <w:pPr>
+              <w:spacing w:line="440" w:lineRule="exact"/>
+              <w:cnfStyle w:val="000000000000" w:firstRow="0" w:lastRow="0" w:firstColumn="0" w:lastColumn="0" w:oddVBand="0" w:evenVBand="0" w:oddHBand="0" w:evenHBand="0" w:firstRowFirstColumn="0" w:firstRowLastColumn="0" w:lastRowFirstColumn="0" w:lastRowLastColumn="0"/>
+            </w:pPr>
+            <w:r>
+              <w:rPr>
+                <w:rFonts w:hint="eastAsia"/>
+              </w:rPr>
+              <w:t>~1-50MB</w:t>
+            </w:r>
+          </w:p>
+        </w:tc>
+      </w:tr>
+      <w:tr>
+        <w:tc>
+          <w:tcPr>
+            <w:cnfStyle w:val="001000000000" w:firstRow="0" w:lastRow="0" w:firstColumn="1" w:lastColumn="0" w:oddVBand="0" w:evenVBand="0" w:oddHBand="0" w:evenHBand="0" w:firstRowFirstColumn="0" w:firstRowLastColumn="0" w:lastRowFirstColumn="0" w:lastRowLastColumn="0"/>
+            <w:tcW w:w="1555" w:type="dxa"/>
+          </w:tcPr>
+          <w:p>
+            <w:pPr>
+              <w:spacing w:line="440" w:lineRule="exact"/>
+            </w:pPr>
+            <w:r>
+              <w:rPr>
+                <w:rFonts w:hint="eastAsia"/>
+              </w:rPr>
+              <w:lastRenderedPageBreak/>
+              <w:t>实时性</w:t>
+            </w:r>
+          </w:p>
+        </w:tc>
+        <w:tc>
+          <w:tcPr>
+            <w:tcW w:w="2409" w:type="dxa"/>
+          </w:tcPr>
+          <w:p>
+            <w:pPr>
+              <w:spacing w:line="440" w:lineRule="exact"/>
+              <w:cnfStyle w:val="000000000000" w:firstRow="0" w:lastRow="0" w:firstColumn="0" w:lastColumn="0" w:oddVBand="0" w:evenVBand="0" w:oddHBand="0" w:evenHBand="0" w:firstRowFirstColumn="0" w:firstRowLastColumn="0" w:lastRowFirstColumn="0" w:lastRowLastColumn="0"/>
+            </w:pPr>
+            <w:r>
+              <w:rPr>
+                <w:rFonts w:hint="eastAsia"/>
+              </w:rPr>
+              <w:t>无GC停顿</w:t>
+            </w:r>
+          </w:p>
+        </w:tc>
+        <w:tc>
+          <w:tcPr>
+            <w:tcW w:w="2258" w:type="dxa"/>
+          </w:tcPr>
+          <w:p>
+            <w:pPr>
+              <w:spacing w:line="440" w:lineRule="exact"/>
+              <w:cnfStyle w:val="000000000000" w:firstRow="0" w:lastRow="0" w:firstColumn="0" w:lastColumn="0" w:oddVBand="0" w:evenVBand="0" w:oddHBand="0" w:evenHBand="0" w:firstRowFirstColumn="0" w:firstRowLastColumn="0" w:lastRowFirstColumn="0" w:lastRowLastColumn="0"/>
+            </w:pPr>
+            <w:r>
+              <w:rPr>
+                <w:rFonts w:hint="eastAsia"/>
+              </w:rPr>
+              <w:t>GIL+GC不可控</w:t>
+            </w:r>
+          </w:p>
+        </w:tc>
+        <w:tc>
+          <w:tcPr>
+            <w:tcW w:w="2074" w:type="dxa"/>
+          </w:tcPr>
+          <w:p>
+            <w:pPr>
+              <w:spacing w:line="440" w:lineRule="exact"/>
+              <w:cnfStyle w:val="000000000000" w:firstRow="0" w:lastRow="0" w:firstColumn="0" w:lastColumn="0" w:oddVBand="0" w:evenVBand="0" w:oddHBand="0" w:evenHBand="0" w:firstRowFirstColumn="0" w:firstRowLastColumn="0" w:lastRowFirstColumn="0" w:lastRowLastColumn="0"/>
+            </w:pPr>
+            <w:r>
+              <w:rPr>
+                <w:rFonts w:hint="eastAsia"/>
+              </w:rPr>
+              <w:t>GC停顿</w:t>
+            </w:r>
+          </w:p>
+        </w:tc>
+      </w:tr>
+      <w:tr>
+        <w:tc>
+          <w:tcPr>
+            <w:cnfStyle w:val="001000000000" w:firstRow="0" w:lastRow="0" w:firstColumn="1" w:lastColumn="0" w:oddVBand="0" w:evenVBand="0" w:oddHBand="0" w:evenHBand="0" w:firstRowFirstColumn="0" w:firstRowLastColumn="0" w:lastRowFirstColumn="0" w:lastRowLastColumn="0"/>
+            <w:tcW w:w="1555" w:type="dxa"/>
+          </w:tcPr>
+          <w:p>
+            <w:pPr>
+              <w:spacing w:line="440" w:lineRule="exact"/>
+            </w:pPr>
+            <w:r>
+              <w:rPr>
+                <w:rFonts w:hint="eastAsia"/>
+              </w:rPr>
+              <w:t>调试能力</w:t>
+            </w:r>
+          </w:p>
+        </w:tc>
+        <w:tc>
+          <w:tcPr>
+            <w:tcW w:w="2409" w:type="dxa"/>
+          </w:tcPr>
+          <w:p>
+            <w:pPr>
+              <w:spacing w:line="440" w:lineRule="exact"/>
+              <w:cnfStyle w:val="000000000000" w:firstRow="0" w:lastRow="0" w:firstColumn="0" w:lastColumn="0" w:oddVBand="0" w:evenVBand="0" w:oddHBand="0" w:evenHBand="0" w:firstRowFirstColumn="0" w:firstRowLastColumn="0" w:lastRowFirstColumn="0" w:lastRowLastColumn="0"/>
+            </w:pPr>
+            <w:r>
+              <w:rPr>
+                <w:rFonts w:hint="eastAsia"/>
+              </w:rPr>
+              <w:t>Debug Library原生断点/单步</w:t>
+            </w:r>
+          </w:p>
+        </w:tc>
+        <w:tc>
+          <w:tcPr>
+            <w:tcW w:w="2258" w:type="dxa"/>
+          </w:tcPr>
+          <w:p>
+            <w:pPr>
+              <w:spacing w:line="440" w:lineRule="exact"/>
+              <w:cnfStyle w:val="000000000000" w:firstRow="0" w:lastRow="0" w:firstColumn="0" w:lastColumn="0" w:oddVBand="0" w:evenVBand="0" w:oddHBand="0" w:evenHBand="0" w:firstRowFirstColumn="0" w:firstRowLastColumn="0" w:lastRowFirstColumn="0" w:lastRowLastColumn="0"/>
+            </w:pPr>
+            <w:proofErr w:type="spellStart"/>
+            <w:r>
+              <w:rPr>
+                <w:rFonts w:hint="eastAsia"/>
+              </w:rPr>
+              <w:t>pdb</w:t>
+            </w:r>
+            <w:proofErr w:type="spellEnd"/>
+            <w:r>
+              <w:rPr>
+                <w:rFonts w:hint="eastAsia"/>
+              </w:rPr>
+              <w:t>需额外嵌入</w:t>
+            </w:r>
+          </w:p>
+        </w:tc>
+        <w:tc>
+          <w:tcPr>
+            <w:tcW w:w="2074" w:type="dxa"/>
+          </w:tcPr>
+          <w:p>
+            <w:pPr>
+              <w:spacing w:line="440" w:lineRule="exact"/>
+              <w:cnfStyle w:val="000000000000" w:firstRow="0" w:lastRow="0" w:firstColumn="0" w:lastColumn="0" w:oddVBand="0" w:evenVBand="0" w:oddHBand="0" w:evenHBand="0" w:firstRowFirstColumn="0" w:firstRowLastColumn="0" w:lastRowFirstColumn="0" w:lastRowLastColumn="0"/>
+            </w:pPr>
+            <w:r>
+              <w:rPr>
+                <w:rFonts w:hint="eastAsia"/>
+              </w:rPr>
+              <w:t>需自</w:t>
+            </w:r>
+            <w:proofErr w:type="gramStart"/>
+            <w:r>
+              <w:rPr>
+                <w:rFonts w:hint="eastAsia"/>
+              </w:rPr>
+              <w:t>建协议</w:t>
+            </w:r>
+            <w:proofErr w:type="gramEnd"/>
+          </w:p>
+        </w:tc>
+      </w:tr>
+      <w:tr>
+        <w:tc>
+          <w:tcPr>
+            <w:cnfStyle w:val="001000000000" w:firstRow="0" w:lastRow="0" w:firstColumn="1" w:lastColumn="0" w:oddVBand="0" w:evenVBand="0" w:oddHBand="0" w:evenHBand="0" w:firstRowFirstColumn="0" w:firstRowLastColumn="0" w:lastRowFirstColumn="0" w:lastRowLastColumn="0"/>
+            <w:tcW w:w="1555" w:type="dxa"/>
+          </w:tcPr>
+          <w:p>
+            <w:pPr>
+              <w:spacing w:line="440" w:lineRule="exact"/>
+            </w:pPr>
+            <w:r>
+              <w:rPr>
+                <w:rFonts w:hint="eastAsia"/>
+              </w:rPr>
+              <w:t>C++绑定</w:t>
+            </w:r>
+          </w:p>
+        </w:tc>
+        <w:tc>
+          <w:tcPr>
+            <w:tcW w:w="2409" w:type="dxa"/>
+          </w:tcPr>
+          <w:p>
+            <w:pPr>
+              <w:spacing w:line="440" w:lineRule="exact"/>
+              <w:cnfStyle w:val="000000000000" w:firstRow="0" w:lastRow="0" w:firstColumn="0" w:lastColumn="0" w:oddVBand="0" w:evenVBand="0" w:oddHBand="0" w:evenHBand="0" w:firstRowFirstColumn="0" w:firstRowLastColumn="0" w:lastRowFirstColumn="0" w:lastRowLastColumn="0"/>
+            </w:pPr>
+            <w:r>
+              <w:rPr>
+                <w:rFonts w:hint="eastAsia"/>
+              </w:rPr>
+              <w:t>sol2，类型</w:t>
+            </w:r>
+            <w:proofErr w:type="gramStart"/>
+            <w:r>
+              <w:rPr>
+                <w:rFonts w:hint="eastAsia"/>
+              </w:rPr>
+              <w:t>安全零</w:t>
+            </w:r>
+            <w:proofErr w:type="gramEnd"/>
+            <w:r>
+              <w:rPr>
+                <w:rFonts w:hint="eastAsia"/>
+              </w:rPr>
+              <w:t>开销</w:t>
+            </w:r>
+          </w:p>
+        </w:tc>
+        <w:tc>
+          <w:tcPr>
+            <w:tcW w:w="2258" w:type="dxa"/>
+          </w:tcPr>
+          <w:p>
+            <w:pPr>
+              <w:spacing w:line="440" w:lineRule="exact"/>
+              <w:cnfStyle w:val="000000000000" w:firstRow="0" w:lastRow="0" w:firstColumn="0" w:lastColumn="0" w:oddVBand="0" w:evenVBand="0" w:oddHBand="0" w:evenHBand="0" w:firstRowFirstColumn="0" w:firstRowLastColumn="0" w:lastRowFirstColumn="0" w:lastRowLastColumn="0"/>
+            </w:pPr>
+            <w:r>
+              <w:rPr>
+                <w:rFonts w:hint="eastAsia"/>
+              </w:rPr>
+              <w:t>pybind11</w:t>
+            </w:r>
+          </w:p>
+        </w:tc>
+        <w:tc>
+          <w:tcPr>
+            <w:tcW w:w="2074" w:type="dxa"/>
+          </w:tcPr>
+          <w:p>
+            <w:pPr>
+              <w:spacing w:line="440" w:lineRule="exact"/>
+              <w:cnfStyle w:val="000000000000" w:firstRow="0" w:lastRow="0" w:firstColumn="0" w:lastColumn="0" w:oddVBand="0" w:evenVBand="0" w:oddHBand="0" w:evenHBand="0" w:firstRowFirstColumn="0" w:firstRowLastColumn="0" w:lastRowFirstColumn="0" w:lastRowLastColumn="0"/>
+            </w:pPr>
+            <w:proofErr w:type="spellStart"/>
+            <w:r>
+              <w:rPr>
+                <w:rFonts w:hint="eastAsia"/>
+              </w:rPr>
+              <w:t>QJSEngine</w:t>
+            </w:r>
+            <w:proofErr w:type="spellEnd"/>
+          </w:p>
+        </w:tc>
+      </w:tr>
+    </w:tbl>
+    <w:p>
+      <w:pPr>
+        <w:spacing w:line="440" w:lineRule="exact"/>
+        <w:ind w:firstLineChars="200" w:firstLine="480"/>
+      </w:pPr>
+    </w:p>
+    <w:p>
+      <w:pPr>
+        <w:pStyle w:val="2"/>
+        <w:numPr>
+          <w:ilvl w:val="1"/>
+          <w:numId w:val="2"/>
+        </w:numPr>
+        <w:ind w:left="0" w:firstLine="0"/>
+        <w:rPr>
+          <w:rFonts w:hint="eastAsia"/>
+        </w:rPr>
+      </w:pPr>
+      <w:r>
+        <w:rPr>
+          <w:rFonts w:hint="eastAsia"/>
+        </w:rPr>
+        <w:t>其他选型</w:t>
+      </w:r>
+    </w:p>
+    <w:tbl>
+      <w:tblPr>
+        <w:tblStyle w:val="11"/>
+        <w:tblW w:w="5000" w:type="pct"/>
+        <w:tblLook w:val="04A0" w:firstRow="1" w:lastRow="0" w:firstColumn="1" w:lastColumn="0" w:noHBand="0" w:noVBand="1"/>
+      </w:tblPr>
+      <w:tblGrid>
+        <w:gridCol w:w="1695"/>
+        <w:gridCol w:w="2977"/>
+        <w:gridCol w:w="3624"/>
+      </w:tblGrid>
+      <w:tr>
+        <w:trPr>
+          <w:cnfStyle w:val="100000000000" w:firstRow="1" w:lastRow="0" w:firstColumn="0" w:lastColumn="0" w:oddVBand="0" w:evenVBand="0" w:oddHBand="0" w:evenHBand="0" w:firstRowFirstColumn="0" w:firstRowLastColumn="0" w:lastRowFirstColumn="0" w:lastRowLastColumn="0"/>
+        </w:trPr>
+        <w:tc>
+          <w:tcPr>
+            <w:cnfStyle w:val="001000000000" w:firstRow="0" w:lastRow="0" w:firstColumn="1" w:lastColumn="0" w:oddVBand="0" w:evenVBand="0" w:oddHBand="0" w:evenHBand="0" w:firstRowFirstColumn="0" w:firstRowLastColumn="0" w:lastRowFirstColumn="0" w:lastRowLastColumn="0"/>
+            <w:tcW w:w="1022" w:type="pct"/>
+          </w:tcPr>
+          <w:p>
+            <w:pPr>
+              <w:spacing w:line="440" w:lineRule="exact"/>
+              <w:rPr>
+                <w:rFonts w:hint="eastAsia"/>
+              </w:rPr>
+            </w:pPr>
+            <w:r>
+              <w:rPr>
+                <w:rFonts w:hint="eastAsia"/>
+              </w:rPr>
+              <w:t>选型项</w:t>
+            </w:r>
+          </w:p>
+        </w:tc>
+        <w:tc>
+          <w:tcPr>
+            <w:tcW w:w="1794" w:type="pct"/>
+          </w:tcPr>
+          <w:p>
+            <w:pPr>
+              <w:spacing w:line="440" w:lineRule="exact"/>
+              <w:cnfStyle w:val="100000000000" w:firstRow="1" w:lastRow="0" w:firstColumn="0" w:lastColumn="0" w:oddVBand="0" w:evenVBand="0" w:oddHBand="0" w:evenHBand="0" w:firstRowFirstColumn="0" w:firstRowLastColumn="0" w:lastRowFirstColumn="0" w:lastRowLastColumn="0"/>
+              <w:rPr>
+                <w:rFonts w:hint="eastAsia"/>
+              </w:rPr>
+            </w:pPr>
+            <w:r>
+              <w:rPr>
+                <w:rFonts w:hint="eastAsia"/>
+              </w:rPr>
+              <w:t>方案</w:t>
+            </w:r>
+          </w:p>
+        </w:tc>
+        <w:tc>
+          <w:tcPr>
+            <w:tcW w:w="2184" w:type="pct"/>
+          </w:tcPr>
+          <w:p>
+            <w:pPr>
+              <w:spacing w:line="440" w:lineRule="exact"/>
+              <w:cnfStyle w:val="100000000000" w:firstRow="1" w:lastRow="0" w:firstColumn="0" w:lastColumn="0" w:oddVBand="0" w:evenVBand="0" w:oddHBand="0" w:evenHBand="0" w:firstRowFirstColumn="0" w:firstRowLastColumn="0" w:lastRowFirstColumn="0" w:lastRowLastColumn="0"/>
+              <w:rPr>
+                <w:rFonts w:hint="eastAsia"/>
+              </w:rPr>
+            </w:pPr>
+            <w:r>
+              <w:rPr>
+                <w:rFonts w:hint="eastAsia"/>
+              </w:rPr>
+              <w:t>选用理由</w:t>
+            </w:r>
+          </w:p>
+        </w:tc>
+      </w:tr>
+      <w:tr>
+        <w:tc>
+          <w:tcPr>
+            <w:cnfStyle w:val="001000000000" w:firstRow="0" w:lastRow="0" w:firstColumn="1" w:lastColumn="0" w:oddVBand="0" w:evenVBand="0" w:oddHBand="0" w:evenHBand="0" w:firstRowFirstColumn="0" w:firstRowLastColumn="0" w:lastRowFirstColumn="0" w:lastRowLastColumn="0"/>
+            <w:tcW w:w="1022" w:type="pct"/>
+          </w:tcPr>
+          <w:p>
+            <w:pPr>
+              <w:spacing w:line="440" w:lineRule="exact"/>
+              <w:rPr>
+                <w:rFonts w:hint="eastAsia"/>
+              </w:rPr>
+            </w:pPr>
+            <w:r>
+              <w:rPr>
+                <w:rFonts w:hint="eastAsia"/>
+              </w:rPr>
+              <w:t>构建系统</w:t>
+            </w:r>
+          </w:p>
+        </w:tc>
+        <w:tc>
+          <w:tcPr>
+            <w:tcW w:w="1794" w:type="pct"/>
+          </w:tcPr>
+          <w:p>
+            <w:pPr>
+              <w:spacing w:line="440" w:lineRule="exact"/>
+              <w:cnfStyle w:val="000000000000" w:firstRow="0" w:lastRow="0" w:firstColumn="0" w:lastColumn="0" w:oddVBand="0" w:evenVBand="0" w:oddHBand="0" w:evenHBand="0" w:firstRowFirstColumn="0" w:firstRowLastColumn="0" w:lastRowFirstColumn="0" w:lastRowLastColumn="0"/>
+              <w:rPr>
+                <w:rFonts w:hint="eastAsia"/>
+              </w:rPr>
+            </w:pPr>
+            <w:proofErr w:type="spellStart"/>
+            <w:r>
+              <w:rPr>
+                <w:rFonts w:hint="eastAsia"/>
+              </w:rPr>
+              <w:t>CMake</w:t>
+            </w:r>
+            <w:proofErr w:type="spellEnd"/>
+            <w:r>
+              <w:rPr>
+                <w:rFonts w:hint="eastAsia"/>
+              </w:rPr>
+              <w:t xml:space="preserve"> + Ninja</w:t>
+            </w:r>
+          </w:p>
+        </w:tc>
+        <w:tc>
+          <w:tcPr>
+            <w:tcW w:w="2184" w:type="pct"/>
+          </w:tcPr>
+          <w:p>
+            <w:pPr>
+              <w:spacing w:line="440" w:lineRule="exact"/>
+              <w:cnfStyle w:val="000000000000" w:firstRow="0" w:lastRow="0" w:firstColumn="0" w:lastColumn="0" w:oddVBand="0" w:evenVBand="0" w:oddHBand="0" w:evenHBand="0" w:firstRowFirstColumn="0" w:firstRowLastColumn="0" w:lastRowFirstColumn="0" w:lastRowLastColumn="0"/>
+              <w:rPr>
+                <w:rFonts w:hint="eastAsia"/>
+              </w:rPr>
+            </w:pPr>
+            <w:r>
+              <w:rPr>
+                <w:rFonts w:hint="eastAsia"/>
+              </w:rPr>
+              <w:t>比Make/</w:t>
+            </w:r>
+            <w:proofErr w:type="spellStart"/>
+            <w:r>
+              <w:rPr>
+                <w:rFonts w:hint="eastAsia"/>
+              </w:rPr>
+              <w:t>MSBuild</w:t>
+            </w:r>
+            <w:proofErr w:type="spellEnd"/>
+            <w:r>
+              <w:rPr>
+                <w:rFonts w:hint="eastAsia"/>
+              </w:rPr>
+              <w:t>快2-3倍</w:t>
+            </w:r>
+          </w:p>
+        </w:tc>
+      </w:tr>
+      <w:tr>
+        <w:tc>
+          <w:tcPr>
+            <w:cnfStyle w:val="001000000000" w:firstRow="0" w:lastRow="0" w:firstColumn="1" w:lastColumn="0" w:oddVBand="0" w:evenVBand="0" w:oddHBand="0" w:evenHBand="0" w:firstRowFirstColumn="0" w:firstRowLastColumn="0" w:lastRowFirstColumn="0" w:lastRowLastColumn="0"/>
+            <w:tcW w:w="1022" w:type="pct"/>
+          </w:tcPr>
+          <w:p>
+            <w:pPr>
+              <w:spacing w:line="440" w:lineRule="exact"/>
+              <w:rPr>
+                <w:rFonts w:hint="eastAsia"/>
+              </w:rPr>
+            </w:pPr>
+            <w:r>
+              <w:rPr>
+                <w:rFonts w:hint="eastAsia"/>
+              </w:rPr>
+              <w:t>插件机制</w:t>
+            </w:r>
+          </w:p>
+        </w:tc>
+        <w:tc>
+          <w:tcPr>
+            <w:tcW w:w="1794" w:type="pct"/>
+          </w:tcPr>
+          <w:p>
+            <w:pPr>
+              <w:spacing w:line="440" w:lineRule="exact"/>
+              <w:cnfStyle w:val="000000000000" w:firstRow="0" w:lastRow="0" w:firstColumn="0" w:lastColumn="0" w:oddVBand="0" w:evenVBand="0" w:oddHBand="0" w:evenHBand="0" w:firstRowFirstColumn="0" w:firstRowLastColumn="0" w:lastRowFirstColumn="0" w:lastRowLastColumn="0"/>
+              <w:rPr>
+                <w:rFonts w:hint="eastAsia"/>
+              </w:rPr>
+            </w:pPr>
+            <w:proofErr w:type="spellStart"/>
+            <w:r>
+              <w:rPr>
+                <w:rFonts w:hint="eastAsia"/>
+              </w:rPr>
+              <w:t>QPluginLoader</w:t>
+            </w:r>
+            <w:proofErr w:type="spellEnd"/>
+          </w:p>
+        </w:tc>
+        <w:tc>
+          <w:tcPr>
+            <w:tcW w:w="2184" w:type="pct"/>
+          </w:tcPr>
+          <w:p>
+            <w:pPr>
+              <w:spacing w:line="440" w:lineRule="exact"/>
+              <w:cnfStyle w:val="000000000000" w:firstRow="0" w:lastRow="0" w:firstColumn="0" w:lastColumn="0" w:oddVBand="0" w:evenVBand="0" w:oddHBand="0" w:evenHBand="0" w:firstRowFirstColumn="0" w:firstRowLastColumn="0" w:lastRowFirstColumn="0" w:lastRowLastColumn="0"/>
+              <w:rPr>
+                <w:rFonts w:hint="eastAsia"/>
+              </w:rPr>
+            </w:pPr>
+            <w:r>
+              <w:rPr>
+                <w:rFonts w:hint="eastAsia"/>
+              </w:rPr>
+              <w:t>简单低延迟，</w:t>
+            </w:r>
+            <w:proofErr w:type="gramStart"/>
+            <w:r>
+              <w:rPr>
+                <w:rFonts w:hint="eastAsia"/>
+              </w:rPr>
+              <w:t>同进程</w:t>
+            </w:r>
+            <w:proofErr w:type="gramEnd"/>
+          </w:p>
+        </w:tc>
+      </w:tr>
+      <w:tr>
+        <w:tc>
+          <w:tcPr>
+            <w:cnfStyle w:val="001000000000" w:firstRow="0" w:lastRow="0" w:firstColumn="1" w:lastColumn="0" w:oddVBand="0" w:evenVBand="0" w:oddHBand="0" w:evenHBand="0" w:firstRowFirstColumn="0" w:firstRowLastColumn="0" w:lastRowFirstColumn="0" w:lastRowLastColumn="0"/>
+            <w:tcW w:w="1022" w:type="pct"/>
+          </w:tcPr>
+          <w:p>
+            <w:pPr>
+              <w:spacing w:line="440" w:lineRule="exact"/>
+              <w:rPr>
+                <w:rFonts w:hint="eastAsia"/>
+              </w:rPr>
+            </w:pPr>
+            <w:r>
+              <w:rPr>
+                <w:rFonts w:hint="eastAsia"/>
+              </w:rPr>
+              <w:t>数据序列化</w:t>
+            </w:r>
+          </w:p>
+        </w:tc>
+        <w:tc>
+          <w:tcPr>
+            <w:tcW w:w="1794" w:type="pct"/>
+          </w:tcPr>
+          <w:p>
+            <w:pPr>
+              <w:spacing w:line="440" w:lineRule="exact"/>
+              <w:cnfStyle w:val="000000000000" w:firstRow="0" w:lastRow="0" w:firstColumn="0" w:lastColumn="0" w:oddVBand="0" w:evenVBand="0" w:oddHBand="0" w:evenHBand="0" w:firstRowFirstColumn="0" w:firstRowLastColumn="0" w:lastRowFirstColumn="0" w:lastRowLastColumn="0"/>
+              <w:rPr>
+                <w:rFonts w:hint="eastAsia"/>
+              </w:rPr>
+            </w:pPr>
+            <w:r>
+              <w:rPr>
+                <w:rFonts w:hint="eastAsia"/>
+              </w:rPr>
+              <w:t>JSON (</w:t>
+            </w:r>
+            <w:proofErr w:type="spellStart"/>
+            <w:r>
+              <w:rPr>
+                <w:rFonts w:hint="eastAsia"/>
+              </w:rPr>
+              <w:t>QJsonDocument</w:t>
+            </w:r>
+            <w:proofErr w:type="spellEnd"/>
+            <w:r>
+              <w:rPr>
+                <w:rFonts w:hint="eastAsia"/>
+              </w:rPr>
+              <w:t>)</w:t>
+            </w:r>
+          </w:p>
+        </w:tc>
+        <w:tc>
+          <w:tcPr>
+            <w:tcW w:w="2184" w:type="pct"/>
+          </w:tcPr>
+          <w:p>
+            <w:pPr>
+              <w:spacing w:line="440" w:lineRule="exact"/>
+              <w:cnfStyle w:val="000000000000" w:firstRow="0" w:lastRow="0" w:firstColumn="0" w:lastColumn="0" w:oddVBand="0" w:evenVBand="0" w:oddHBand="0" w:evenHBand="0" w:firstRowFirstColumn="0" w:firstRowLastColumn="0" w:lastRowFirstColumn="0" w:lastRowLastColumn="0"/>
+              <w:rPr>
+                <w:rFonts w:hint="eastAsia"/>
+              </w:rPr>
+            </w:pPr>
+            <w:r>
+              <w:rPr>
+                <w:rFonts w:hint="eastAsia"/>
+              </w:rPr>
+              <w:t>Qt原生、可读性好</w:t>
+            </w:r>
+          </w:p>
+        </w:tc>
+      </w:tr>
+      <w:tr>
+        <w:tc>
+          <w:tcPr>
+            <w:cnfStyle w:val="001000000000" w:firstRow="0" w:lastRow="0" w:firstColumn="1" w:lastColumn="0" w:oddVBand="0" w:evenVBand="0" w:oddHBand="0" w:evenHBand="0" w:firstRowFirstColumn="0" w:firstRowLastColumn="0" w:lastRowFirstColumn="0" w:lastRowLastColumn="0"/>
+            <w:tcW w:w="1022" w:type="pct"/>
+          </w:tcPr>
+          <w:p>
+            <w:pPr>
+              <w:spacing w:line="440" w:lineRule="exact"/>
+              <w:rPr>
+                <w:rFonts w:hint="eastAsia"/>
+              </w:rPr>
+            </w:pPr>
+            <w:r>
+              <w:rPr>
+                <w:rFonts w:hint="eastAsia"/>
+              </w:rPr>
+              <w:t>日志</w:t>
+            </w:r>
+          </w:p>
+        </w:tc>
+        <w:tc>
+          <w:tcPr>
+            <w:tcW w:w="1794" w:type="pct"/>
+          </w:tcPr>
+          <w:p>
+            <w:pPr>
+              <w:spacing w:line="440" w:lineRule="exact"/>
+              <w:cnfStyle w:val="000000000000" w:firstRow="0" w:lastRow="0" w:firstColumn="0" w:lastColumn="0" w:oddVBand="0" w:evenVBand="0" w:oddHBand="0" w:evenHBand="0" w:firstRowFirstColumn="0" w:firstRowLastColumn="0" w:lastRowFirstColumn="0" w:lastRowLastColumn="0"/>
+              <w:rPr>
+                <w:rFonts w:hint="eastAsia"/>
+              </w:rPr>
+            </w:pPr>
+            <w:proofErr w:type="spellStart"/>
+            <w:r>
+              <w:rPr>
+                <w:rFonts w:hint="eastAsia"/>
+              </w:rPr>
+              <w:t>spdlog</w:t>
+            </w:r>
+            <w:proofErr w:type="spellEnd"/>
+            <w:r>
+              <w:rPr>
+                <w:rFonts w:hint="eastAsia"/>
+              </w:rPr>
+              <w:t xml:space="preserve"> 1.17.0</w:t>
+            </w:r>
+          </w:p>
+        </w:tc>
+        <w:tc>
+          <w:tcPr>
+            <w:tcW w:w="2184" w:type="pct"/>
+          </w:tcPr>
+          <w:p>
+            <w:pPr>
+              <w:spacing w:line="440" w:lineRule="exact"/>
+              <w:cnfStyle w:val="000000000000" w:firstRow="0" w:lastRow="0" w:firstColumn="0" w:lastColumn="0" w:oddVBand="0" w:evenVBand="0" w:oddHBand="0" w:evenHBand="0" w:firstRowFirstColumn="0" w:firstRowLastColumn="0" w:lastRowFirstColumn="0" w:lastRowLastColumn="0"/>
+              <w:rPr>
+                <w:rFonts w:hint="eastAsia"/>
+              </w:rPr>
+            </w:pPr>
+            <w:r>
+              <w:rPr>
+                <w:rFonts w:hint="eastAsia"/>
+              </w:rPr>
+              <w:t>异步高性能、多sink</w:t>
+            </w:r>
+          </w:p>
+        </w:tc>
+      </w:tr>
+      <w:tr>
+        <w:tc>
+          <w:tcPr>
+            <w:cnfStyle w:val="001000000000" w:firstRow="0" w:lastRow="0" w:firstColumn="1" w:lastColumn="0" w:oddVBand="0" w:evenVBand="0" w:oddHBand="0" w:evenHBand="0" w:firstRowFirstColumn="0" w:firstRowLastColumn="0" w:lastRowFirstColumn="0" w:lastRowLastColumn="0"/>
+            <w:tcW w:w="1022" w:type="pct"/>
+          </w:tcPr>
+          <w:p>
+            <w:pPr>
+              <w:spacing w:line="440" w:lineRule="exact"/>
+              <w:rPr>
+                <w:rFonts w:hint="eastAsia"/>
+              </w:rPr>
+            </w:pPr>
+            <w:r>
+              <w:rPr>
+                <w:rFonts w:hint="eastAsia"/>
+              </w:rPr>
+              <w:t>编辑器组件</w:t>
+            </w:r>
+          </w:p>
+        </w:tc>
+        <w:tc>
+          <w:tcPr>
+            <w:tcW w:w="1794" w:type="pct"/>
+          </w:tcPr>
+          <w:p>
+            <w:pPr>
+              <w:spacing w:line="440" w:lineRule="exact"/>
+              <w:cnfStyle w:val="000000000000" w:firstRow="0" w:lastRow="0" w:firstColumn="0" w:lastColumn="0" w:oddVBand="0" w:evenVBand="0" w:oddHBand="0" w:evenHBand="0" w:firstRowFirstColumn="0" w:firstRowLastColumn="0" w:lastRowFirstColumn="0" w:lastRowLastColumn="0"/>
+              <w:rPr>
+                <w:rFonts w:hint="eastAsia"/>
+              </w:rPr>
+            </w:pPr>
+            <w:proofErr w:type="spellStart"/>
+            <w:r>
+              <w:rPr>
+                <w:rFonts w:hint="eastAsia"/>
+              </w:rPr>
+              <w:t>QScintilla</w:t>
+            </w:r>
+            <w:proofErr w:type="spellEnd"/>
+            <w:r>
+              <w:rPr>
+                <w:rFonts w:hint="eastAsia"/>
+              </w:rPr>
+              <w:t xml:space="preserve"> 2.11.3</w:t>
+            </w:r>
+          </w:p>
+        </w:tc>
+        <w:tc>
+          <w:tcPr>
+            <w:tcW w:w="2184" w:type="pct"/>
+          </w:tcPr>
+          <w:p>
+            <w:pPr>
+              <w:spacing w:line="440" w:lineRule="exact"/>
+              <w:cnfStyle w:val="000000000000" w:firstRow="0" w:lastRow="0" w:firstColumn="0" w:lastColumn="0" w:oddVBand="0" w:evenVBand="0" w:oddHBand="0" w:evenHBand="0" w:firstRowFirstColumn="0" w:firstRowLastColumn="0" w:lastRowFirstColumn="0" w:lastRowLastColumn="0"/>
+              <w:rPr>
+                <w:rFonts w:hint="eastAsia"/>
+              </w:rPr>
+            </w:pPr>
+            <w:r>
+              <w:rPr>
+                <w:rFonts w:hint="eastAsia"/>
+              </w:rPr>
+              <w:t>语法高亮、代码折叠</w:t>
+            </w:r>
+          </w:p>
+        </w:tc>
+      </w:tr>
+      <w:tr>
+        <w:tc>
+          <w:tcPr>
+            <w:cnfStyle w:val="001000000000" w:firstRow="0" w:lastRow="0" w:firstColumn="1" w:lastColumn="0" w:oddVBand="0" w:evenVBand="0" w:oddHBand="0" w:evenHBand="0" w:firstRowFirstColumn="0" w:firstRowLastColumn="0" w:lastRowFirstColumn="0" w:lastRowLastColumn="0"/>
+            <w:tcW w:w="1022" w:type="pct"/>
+          </w:tcPr>
+          <w:p>
+            <w:pPr>
+              <w:spacing w:line="440" w:lineRule="exact"/>
+              <w:rPr>
+                <w:rFonts w:hint="eastAsia"/>
+              </w:rPr>
+            </w:pPr>
+            <w:r>
+              <w:rPr>
+                <w:rFonts w:hint="eastAsia"/>
+              </w:rPr>
+              <w:t>Excel读写</w:t>
+            </w:r>
+          </w:p>
+        </w:tc>
+        <w:tc>
+          <w:tcPr>
+            <w:tcW w:w="1794" w:type="pct"/>
+          </w:tcPr>
+          <w:p>
+            <w:pPr>
+              <w:spacing w:line="440" w:lineRule="exact"/>
+              <w:cnfStyle w:val="000000000000" w:firstRow="0" w:lastRow="0" w:firstColumn="0" w:lastColumn="0" w:oddVBand="0" w:evenVBand="0" w:oddHBand="0" w:evenHBand="0" w:firstRowFirstColumn="0" w:firstRowLastColumn="0" w:lastRowFirstColumn="0" w:lastRowLastColumn="0"/>
+              <w:rPr>
+                <w:rFonts w:hint="eastAsia"/>
+              </w:rPr>
+            </w:pPr>
+            <w:proofErr w:type="spellStart"/>
+            <w:r>
+              <w:rPr>
+                <w:rFonts w:hint="eastAsia"/>
+              </w:rPr>
+              <w:t>QXlsx</w:t>
+            </w:r>
+            <w:proofErr w:type="spellEnd"/>
+            <w:r>
+              <w:rPr>
+                <w:rFonts w:hint="eastAsia"/>
+              </w:rPr>
+              <w:t xml:space="preserve"> 1.5.0</w:t>
+            </w:r>
+          </w:p>
+        </w:tc>
+        <w:tc>
+          <w:tcPr>
+            <w:tcW w:w="2184" w:type="pct"/>
+          </w:tcPr>
+          <w:p>
+            <w:pPr>
+              <w:spacing w:line="440" w:lineRule="exact"/>
+              <w:cnfStyle w:val="000000000000" w:firstRow="0" w:lastRow="0" w:firstColumn="0" w:lastColumn="0" w:oddVBand="0" w:evenVBand="0" w:oddHBand="0" w:evenHBand="0" w:firstRowFirstColumn="0" w:firstRowLastColumn="0" w:lastRowFirstColumn="0" w:lastRowLastColumn="0"/>
+              <w:rPr>
+                <w:rFonts w:hint="eastAsia"/>
+              </w:rPr>
+            </w:pPr>
+            <w:r>
+              <w:rPr>
+                <w:rFonts w:hint="eastAsia"/>
+              </w:rPr>
+              <w:t>纯Qt、无Office依赖</w:t>
+            </w:r>
+          </w:p>
+        </w:tc>
+      </w:tr>
+      <w:tr>
+        <w:tc>
+          <w:tcPr>
+            <w:cnfStyle w:val="001000000000" w:firstRow="0" w:lastRow="0" w:firstColumn="1" w:lastColumn="0" w:oddVBand="0" w:evenVBand="0" w:oddHBand="0" w:evenHBand="0" w:firstRowFirstColumn="0" w:firstRowLastColumn="0" w:lastRowFirstColumn="0" w:lastRowLastColumn="0"/>
+            <w:tcW w:w="1022" w:type="pct"/>
+          </w:tcPr>
+          <w:p>
+            <w:pPr>
+              <w:spacing w:line="440" w:lineRule="exact"/>
+              <w:rPr>
+                <w:rFonts w:hint="eastAsia"/>
+              </w:rPr>
+            </w:pPr>
+            <w:r>
+              <w:rPr>
+                <w:rFonts w:hint="eastAsia"/>
+              </w:rPr>
+              <w:t>PDF生成</w:t>
+            </w:r>
+          </w:p>
+        </w:tc>
+        <w:tc>
+          <w:tcPr>
+            <w:tcW w:w="1794" w:type="pct"/>
+          </w:tcPr>
+          <w:p>
+            <w:pPr>
+              <w:spacing w:line="440" w:lineRule="exact"/>
+              <w:cnfStyle w:val="000000000000" w:firstRow="0" w:lastRow="0" w:firstColumn="0" w:lastColumn="0" w:oddVBand="0" w:evenVBand="0" w:oddHBand="0" w:evenHBand="0" w:firstRowFirstColumn="0" w:firstRowLastColumn="0" w:lastRowFirstColumn="0" w:lastRowLastColumn="0"/>
+              <w:rPr>
+                <w:rFonts w:hint="eastAsia"/>
+              </w:rPr>
+            </w:pPr>
+            <w:proofErr w:type="spellStart"/>
+            <w:r>
+              <w:rPr>
+                <w:rFonts w:hint="eastAsia"/>
+              </w:rPr>
+              <w:t>libharu</w:t>
+            </w:r>
+            <w:proofErr w:type="spellEnd"/>
+            <w:r>
+              <w:rPr>
+                <w:rFonts w:hint="eastAsia"/>
+              </w:rPr>
+              <w:t xml:space="preserve"> 2.4.6</w:t>
+            </w:r>
+          </w:p>
+        </w:tc>
+        <w:tc>
+          <w:tcPr>
+            <w:tcW w:w="2184" w:type="pct"/>
+          </w:tcPr>
+          <w:p>
+            <w:pPr>
+              <w:spacing w:line="440" w:lineRule="exact"/>
+              <w:cnfStyle w:val="000000000000" w:firstRow="0" w:lastRow="0" w:firstColumn="0" w:lastColumn="0" w:oddVBand="0" w:evenVBand="0" w:oddHBand="0" w:evenHBand="0" w:firstRowFirstColumn="0" w:firstRowLastColumn="0" w:lastRowFirstColumn="0" w:lastRowLastColumn="0"/>
+              <w:rPr>
+                <w:rFonts w:hint="eastAsia"/>
+              </w:rPr>
+            </w:pPr>
+            <w:r>
+              <w:rPr>
+                <w:rFonts w:hint="eastAsia"/>
+              </w:rPr>
+              <w:t>轻量级C库</w:t>
+            </w:r>
+          </w:p>
+        </w:tc>
+      </w:tr>
+      <w:tr>
+        <w:tc>
+          <w:tcPr>
+            <w:cnfStyle w:val="001000000000" w:firstRow="0" w:lastRow="0" w:firstColumn="1" w:lastColumn="0" w:oddVBand="0" w:evenVBand="0" w:oddHBand="0" w:evenHBand="0" w:firstRowFirstColumn="0" w:firstRowLastColumn="0" w:lastRowFirstColumn="0" w:lastRowLastColumn="0"/>
+            <w:tcW w:w="1022" w:type="pct"/>
+          </w:tcPr>
+          <w:p>
+            <w:pPr>
+              <w:spacing w:line="440" w:lineRule="exact"/>
+              <w:rPr>
+                <w:rFonts w:hint="eastAsia"/>
+              </w:rPr>
+            </w:pPr>
+            <w:r>
+              <w:rPr>
+                <w:rFonts w:hint="eastAsia"/>
+              </w:rPr>
+              <w:t>单元测试</w:t>
+            </w:r>
+          </w:p>
+        </w:tc>
+        <w:tc>
+          <w:tcPr>
+            <w:tcW w:w="1794" w:type="pct"/>
+          </w:tcPr>
+          <w:p>
+            <w:pPr>
+              <w:spacing w:line="440" w:lineRule="exact"/>
+              <w:cnfStyle w:val="000000000000" w:firstRow="0" w:lastRow="0" w:firstColumn="0" w:lastColumn="0" w:oddVBand="0" w:evenVBand="0" w:oddHBand="0" w:evenHBand="0" w:firstRowFirstColumn="0" w:firstRowLastColumn="0" w:lastRowFirstColumn="0" w:lastRowLastColumn="0"/>
+              <w:rPr>
+                <w:rFonts w:hint="eastAsia"/>
+              </w:rPr>
+            </w:pPr>
+            <w:r>
+              <w:rPr>
+                <w:rFonts w:hint="eastAsia"/>
+              </w:rPr>
+              <w:t>Google Test 1.17.0</w:t>
+            </w:r>
+          </w:p>
+        </w:tc>
+        <w:tc>
+          <w:tcPr>
+            <w:tcW w:w="2184" w:type="pct"/>
+          </w:tcPr>
+          <w:p>
+            <w:pPr>
+              <w:spacing w:line="440" w:lineRule="exact"/>
+              <w:cnfStyle w:val="000000000000" w:firstRow="0" w:lastRow="0" w:firstColumn="0" w:lastColumn="0" w:oddVBand="0" w:evenVBand="0" w:oddHBand="0" w:evenHBand="0" w:firstRowFirstColumn="0" w:firstRowLastColumn="0" w:lastRowFirstColumn="0" w:lastRowLastColumn="0"/>
+              <w:rPr>
+                <w:rFonts w:hint="eastAsia"/>
+              </w:rPr>
+            </w:pPr>
+            <w:r>
+              <w:rPr>
+                <w:rFonts w:hint="eastAsia"/>
+              </w:rPr>
+              <w:t>业界标准</w:t>
+            </w:r>
+          </w:p>
+        </w:tc>
+      </w:tr>
+    </w:tbl>
+    <w:p>
+      <w:pPr>
+        <w:spacing w:line="440" w:lineRule="exact"/>
+        <w:ind w:firstLineChars="200" w:firstLine="480"/>
+        <w:rPr>
+          <w:rFonts w:hint="eastAsia"/>
+        </w:rPr>
+      </w:pPr>
     </w:p>
     <w:p>
       <w:pPr>
@@ -16159,15 +17423,6329 @@
         </w:numPr>
         <w:spacing w:before="80"/>
         <w:ind w:left="0" w:firstLine="0"/>
-        <w:rPr>
-          <w:rFonts w:hint="eastAsia"/>
-        </w:rPr>
       </w:pPr>
       <w:r>
         <w:rPr>
           <w:rFonts w:hint="eastAsia"/>
         </w:rPr>
         <w:t>详细设计</w:t>
+      </w:r>
+    </w:p>
+    <w:p>
+      <w:pPr>
+        <w:pStyle w:val="2"/>
+        <w:numPr>
+          <w:ilvl w:val="1"/>
+          <w:numId w:val="2"/>
+        </w:numPr>
+        <w:ind w:left="0" w:firstLine="0"/>
+      </w:pPr>
+      <w:r>
+        <w:rPr>
+          <w:rFonts w:hint="eastAsia"/>
+        </w:rPr>
+        <w:t>HAL硬件抽象层</w:t>
+      </w:r>
+    </w:p>
+    <w:p>
+      <w:pPr>
+        <w:spacing w:line="440" w:lineRule="exact"/>
+        <w:ind w:firstLineChars="200" w:firstLine="480"/>
+      </w:pPr>
+      <w:r>
+        <w:rPr>
+          <w:rFonts w:hint="eastAsia"/>
+        </w:rPr>
+        <w:t>硬件抽象层</w:t>
+      </w:r>
+      <w:r>
+        <w:rPr>
+          <w:rFonts w:hint="eastAsia"/>
+        </w:rPr>
+        <w:t>（Hardware Abstract Layer）通过插件的方式加载所有的硬件模块的API接口，</w:t>
+      </w:r>
+      <w:r>
+        <w:rPr>
+          <w:rFonts w:hint="eastAsia"/>
+        </w:rPr>
+        <w:t>将硬件差异屏蔽在上层之外</w:t>
+      </w:r>
+      <w:r>
+        <w:rPr>
+          <w:rFonts w:hint="eastAsia"/>
+        </w:rPr>
+        <w:t>。核心功能：</w:t>
+      </w:r>
+    </w:p>
+    <w:p>
+      <w:pPr>
+        <w:pStyle w:val="a9"/>
+        <w:numPr>
+          <w:ilvl w:val="0"/>
+          <w:numId w:val="21"/>
+        </w:numPr>
+        <w:spacing w:line="440" w:lineRule="exact"/>
+        <w:ind w:firstLineChars="0"/>
+      </w:pPr>
+      <w:proofErr w:type="gramStart"/>
+      <w:r>
+        <w:rPr>
+          <w:rFonts w:hint="eastAsia"/>
+        </w:rPr>
+        <w:t>插件化</w:t>
+      </w:r>
+      <w:proofErr w:type="gramEnd"/>
+      <w:r>
+        <w:rPr>
+          <w:rFonts w:hint="eastAsia"/>
+        </w:rPr>
+        <w:t xml:space="preserve">封装：每种硬件（AD/DA/DIO/脉冲/串口/CAN/429/1553B/VISA）实现对应的 </w:t>
+      </w:r>
+      <w:proofErr w:type="spellStart"/>
+      <w:r>
+        <w:rPr>
+          <w:rFonts w:hint="eastAsia"/>
+        </w:rPr>
+        <w:t>IDevicePlugin</w:t>
+      </w:r>
+      <w:proofErr w:type="spellEnd"/>
+      <w:r>
+        <w:rPr>
+          <w:rFonts w:hint="eastAsia"/>
+        </w:rPr>
+        <w:t xml:space="preserve"> 接口，通过 </w:t>
+      </w:r>
+      <w:proofErr w:type="spellStart"/>
+      <w:r>
+        <w:rPr>
+          <w:rFonts w:hint="eastAsia"/>
+        </w:rPr>
+        <w:t>QPluginLoader</w:t>
+      </w:r>
+      <w:proofErr w:type="spellEnd"/>
+      <w:r>
+        <w:rPr>
+          <w:rFonts w:hint="eastAsia"/>
+        </w:rPr>
+        <w:t xml:space="preserve"> 动态加载。新增硬件只写插件，不改核心代码。</w:t>
+      </w:r>
+    </w:p>
+    <w:p>
+      <w:pPr>
+        <w:pStyle w:val="a9"/>
+        <w:numPr>
+          <w:ilvl w:val="0"/>
+          <w:numId w:val="21"/>
+        </w:numPr>
+        <w:spacing w:line="440" w:lineRule="exact"/>
+        <w:ind w:firstLineChars="0"/>
+      </w:pPr>
+      <w:r>
+        <w:rPr>
+          <w:rFonts w:hint="eastAsia"/>
+        </w:rPr>
+        <w:t xml:space="preserve">统一接口：上层（ICD/Engine）不关心具体硬件厂商和SDK差异，只通过 </w:t>
+      </w:r>
+      <w:proofErr w:type="spellStart"/>
+      <w:r>
+        <w:rPr>
+          <w:rFonts w:hint="eastAsia"/>
+        </w:rPr>
+        <w:t>openDevice</w:t>
+      </w:r>
+      <w:proofErr w:type="spellEnd"/>
+      <w:r>
+        <w:rPr>
+          <w:rFonts w:hint="eastAsia"/>
+        </w:rPr>
+        <w:t>()、</w:t>
+      </w:r>
+      <w:proofErr w:type="spellStart"/>
+      <w:r>
+        <w:rPr>
+          <w:rFonts w:hint="eastAsia"/>
+        </w:rPr>
+        <w:t>selfTest</w:t>
+      </w:r>
+      <w:proofErr w:type="spellEnd"/>
+      <w:r>
+        <w:rPr>
+          <w:rFonts w:hint="eastAsia"/>
+        </w:rPr>
+        <w:t>()、</w:t>
+      </w:r>
+      <w:proofErr w:type="spellStart"/>
+      <w:r>
+        <w:rPr>
+          <w:rFonts w:hint="eastAsia"/>
+        </w:rPr>
+        <w:t>readChannel</w:t>
+      </w:r>
+      <w:proofErr w:type="spellEnd"/>
+      <w:r>
+        <w:rPr>
+          <w:rFonts w:hint="eastAsia"/>
+        </w:rPr>
+        <w:t>()、</w:t>
+      </w:r>
+      <w:proofErr w:type="spellStart"/>
+      <w:r>
+        <w:rPr>
+          <w:rFonts w:hint="eastAsia"/>
+        </w:rPr>
+        <w:t>sendFrame</w:t>
+      </w:r>
+      <w:proofErr w:type="spellEnd"/>
+      <w:r>
+        <w:rPr>
+          <w:rFonts w:hint="eastAsia"/>
+        </w:rPr>
+        <w:t>() 等通用方法操作。</w:t>
+      </w:r>
+    </w:p>
+    <w:p>
+      <w:pPr>
+        <w:pStyle w:val="a9"/>
+        <w:numPr>
+          <w:ilvl w:val="0"/>
+          <w:numId w:val="21"/>
+        </w:numPr>
+        <w:spacing w:line="440" w:lineRule="exact"/>
+        <w:ind w:firstLineChars="0"/>
+      </w:pPr>
+      <w:r>
+        <w:rPr>
+          <w:rFonts w:hint="eastAsia"/>
+        </w:rPr>
+        <w:lastRenderedPageBreak/>
+        <w:t>虚拟设备（Dry Run）：每个设备提供 simulate(true) 切换到虚拟数据源，无硬件时也能开发和调试测试用例。Engine 和 ICD 对此无感知——它们调用的 API 完全相同。</w:t>
+      </w:r>
+    </w:p>
+    <w:p>
+      <w:pPr>
+        <w:pStyle w:val="a9"/>
+        <w:numPr>
+          <w:ilvl w:val="0"/>
+          <w:numId w:val="21"/>
+        </w:numPr>
+        <w:spacing w:line="440" w:lineRule="exact"/>
+        <w:ind w:firstLineChars="0"/>
+      </w:pPr>
+      <w:r>
+        <w:rPr>
+          <w:rFonts w:hint="eastAsia"/>
+        </w:rPr>
+        <w:t xml:space="preserve">设备管理与自检：启动时统一 </w:t>
+      </w:r>
+      <w:proofErr w:type="spellStart"/>
+      <w:r>
+        <w:rPr>
+          <w:rFonts w:hint="eastAsia"/>
+        </w:rPr>
+        <w:t>selfTest</w:t>
+      </w:r>
+      <w:proofErr w:type="spellEnd"/>
+      <w:r>
+        <w:rPr>
+          <w:rFonts w:hint="eastAsia"/>
+        </w:rPr>
+        <w:t>()，在设备树上展示 厂家→分类→设备→通道 四层结构，标记在线/离线/异常/模拟状态。</w:t>
+      </w:r>
+    </w:p>
+    <w:p>
+      <w:pPr>
+        <w:pStyle w:val="3"/>
+        <w:numPr>
+          <w:ilvl w:val="2"/>
+          <w:numId w:val="2"/>
+        </w:numPr>
+        <w:ind w:left="0" w:firstLine="0"/>
+      </w:pPr>
+      <w:r>
+        <w:rPr>
+          <w:rFonts w:hint="eastAsia"/>
+        </w:rPr>
+        <w:t>插件接口体系</w:t>
+      </w:r>
+    </w:p>
+    <w:p>
+      <w:pPr>
+        <w:spacing w:line="440" w:lineRule="exact"/>
+        <w:ind w:firstLineChars="200" w:firstLine="480"/>
+      </w:pPr>
+      <w:r>
+        <w:rPr>
+          <w:rFonts w:hint="eastAsia"/>
+        </w:rPr>
+        <w:t>HAL层采用两级接口设计：通用</w:t>
+      </w:r>
+      <w:proofErr w:type="gramStart"/>
+      <w:r>
+        <w:rPr>
+          <w:rFonts w:hint="eastAsia"/>
+        </w:rPr>
+        <w:t>插件</w:t>
+      </w:r>
+      <w:r>
+        <w:rPr>
+          <w:rFonts w:hint="eastAsia"/>
+        </w:rPr>
+        <w:t>基类</w:t>
+      </w:r>
+      <w:proofErr w:type="gramEnd"/>
+      <w:r>
+        <w:rPr>
+          <w:rFonts w:hint="eastAsia"/>
+        </w:rPr>
+        <w:t>+类型特化派生类。通用</w:t>
+      </w:r>
+      <w:proofErr w:type="gramStart"/>
+      <w:r>
+        <w:rPr>
+          <w:rFonts w:hint="eastAsia"/>
+        </w:rPr>
+        <w:t>基类定义</w:t>
+      </w:r>
+      <w:proofErr w:type="gramEnd"/>
+      <w:r>
+        <w:rPr>
+          <w:rFonts w:hint="eastAsia"/>
+        </w:rPr>
+        <w:t>插件的初始化、开始、停止、资源释放以及提供插件信息的接口。</w:t>
+      </w:r>
+    </w:p>
+    <w:p>
+      <w:pPr>
+        <w:spacing w:line="440" w:lineRule="exact"/>
+        <w:ind w:firstLineChars="200" w:firstLine="480"/>
+        <w:rPr>
+          <w:rFonts w:hint="eastAsia"/>
+        </w:rPr>
+      </w:pPr>
+      <w:proofErr w:type="gramStart"/>
+      <w:r>
+        <w:rPr>
+          <w:rFonts w:hint="eastAsia"/>
+        </w:rPr>
+        <w:t>通用基类</w:t>
+      </w:r>
+      <w:proofErr w:type="gramEnd"/>
+      <w:r>
+        <w:rPr>
+          <w:rFonts w:hint="eastAsia"/>
+        </w:rPr>
+        <w:t xml:space="preserve"> </w:t>
+      </w:r>
+      <w:proofErr w:type="spellStart"/>
+      <w:r>
+        <w:rPr>
+          <w:rFonts w:hint="eastAsia"/>
+        </w:rPr>
+        <w:t>IPlugin</w:t>
+      </w:r>
+      <w:proofErr w:type="spellEnd"/>
+      <w:r>
+        <w:rPr>
+          <w:rFonts w:hint="eastAsia"/>
+        </w:rPr>
+        <w:t>：</w:t>
+      </w:r>
+    </w:p>
+    <w:p>
+      <w:pPr>
+        <w:spacing w:line="360" w:lineRule="auto"/>
+        <w:ind w:firstLineChars="200" w:firstLine="480"/>
+        <w:jc w:val="center"/>
+      </w:pPr>
+      <w:r>
+        <w:rPr>
+          <w:noProof/>
+        </w:rPr>
+        <w:drawing>
+          <wp:inline distT="0" distB="0" distL="0" distR="0" wp14:anchorId="4F9F5CAA" wp14:editId="2FB2D879">
+            <wp:extent cx="4285714" cy="3276190"/>
+            <wp:effectExtent l="0" t="0" r="635" b="635"/>
+            <wp:docPr id="648477726" name="图片 1"/>
+            <wp:cNvGraphicFramePr>
+              <a:graphicFrameLocks xmlns:a="http://schemas.openxmlformats.org/drawingml/2006/main" noChangeAspect="1"/>
+            </wp:cNvGraphicFramePr>
+            <a:graphic xmlns:a="http://schemas.openxmlformats.org/drawingml/2006/main">
+              <a:graphicData uri="http://schemas.openxmlformats.org/drawingml/2006/picture">
+                <pic:pic xmlns:pic="http://schemas.openxmlformats.org/drawingml/2006/picture">
+                  <pic:nvPicPr>
+                    <pic:cNvPr id="648477726" name=""/>
+                    <pic:cNvPicPr/>
+                  </pic:nvPicPr>
+                  <pic:blipFill>
+                    <a:blip r:embed="rId27"/>
+                    <a:stretch>
+                      <a:fillRect/>
+                    </a:stretch>
+                  </pic:blipFill>
+                  <pic:spPr>
+                    <a:xfrm>
+                      <a:off x="0" y="0"/>
+                      <a:ext cx="4285714" cy="3276190"/>
+                    </a:xfrm>
+                    <a:prstGeom prst="rect">
+                      <a:avLst/>
+                    </a:prstGeom>
+                  </pic:spPr>
+                </pic:pic>
+              </a:graphicData>
+            </a:graphic>
+          </wp:inline>
+        </w:drawing>
+      </w:r>
+    </w:p>
+    <w:p>
+      <w:pPr>
+        <w:spacing w:line="440" w:lineRule="exact"/>
+        <w:ind w:firstLineChars="200" w:firstLine="480"/>
+      </w:pPr>
+      <w:r>
+        <w:rPr>
+          <w:rFonts w:hint="eastAsia"/>
+        </w:rPr>
+        <w:t>设备</w:t>
+      </w:r>
+      <w:proofErr w:type="gramStart"/>
+      <w:r>
+        <w:rPr>
+          <w:rFonts w:hint="eastAsia"/>
+        </w:rPr>
+        <w:t>插件基类</w:t>
+      </w:r>
+      <w:proofErr w:type="gramEnd"/>
+      <w:r>
+        <w:rPr>
+          <w:rFonts w:hint="eastAsia"/>
+        </w:rPr>
+        <w:t xml:space="preserve"> </w:t>
+      </w:r>
+      <w:proofErr w:type="spellStart"/>
+      <w:r>
+        <w:rPr>
+          <w:rFonts w:hint="eastAsia"/>
+        </w:rPr>
+        <w:t>IDevicePlugin</w:t>
+      </w:r>
+      <w:proofErr w:type="spellEnd"/>
+      <w:r>
+        <w:rPr>
+          <w:rFonts w:hint="eastAsia"/>
+        </w:rPr>
+        <w:t>：</w:t>
+      </w:r>
+    </w:p>
+    <w:p>
+      <w:pPr>
+        <w:spacing w:line="360" w:lineRule="auto"/>
+        <w:jc w:val="center"/>
+      </w:pPr>
+      <w:r>
+        <w:rPr>
+          <w:noProof/>
+        </w:rPr>
+        <w:lastRenderedPageBreak/>
+        <w:drawing>
+          <wp:inline distT="0" distB="0" distL="0" distR="0" wp14:anchorId="42345C0B" wp14:editId="5668DB36">
+            <wp:extent cx="4465118" cy="4412974"/>
+            <wp:effectExtent l="0" t="0" r="0" b="6985"/>
+            <wp:docPr id="1003676849" name="图片 1"/>
+            <wp:cNvGraphicFramePr>
+              <a:graphicFrameLocks xmlns:a="http://schemas.openxmlformats.org/drawingml/2006/main" noChangeAspect="1"/>
+            </wp:cNvGraphicFramePr>
+            <a:graphic xmlns:a="http://schemas.openxmlformats.org/drawingml/2006/main">
+              <a:graphicData uri="http://schemas.openxmlformats.org/drawingml/2006/picture">
+                <pic:pic xmlns:pic="http://schemas.openxmlformats.org/drawingml/2006/picture">
+                  <pic:nvPicPr>
+                    <pic:cNvPr id="1003676849" name=""/>
+                    <pic:cNvPicPr/>
+                  </pic:nvPicPr>
+                  <pic:blipFill>
+                    <a:blip r:embed="rId28"/>
+                    <a:stretch>
+                      <a:fillRect/>
+                    </a:stretch>
+                  </pic:blipFill>
+                  <pic:spPr>
+                    <a:xfrm>
+                      <a:off x="0" y="0"/>
+                      <a:ext cx="4480771" cy="4428444"/>
+                    </a:xfrm>
+                    <a:prstGeom prst="rect">
+                      <a:avLst/>
+                    </a:prstGeom>
+                  </pic:spPr>
+                </pic:pic>
+              </a:graphicData>
+            </a:graphic>
+          </wp:inline>
+        </w:drawing>
+      </w:r>
+    </w:p>
+    <w:p>
+      <w:pPr>
+        <w:spacing w:line="440" w:lineRule="exact"/>
+        <w:ind w:firstLineChars="200" w:firstLine="480"/>
+      </w:pPr>
+      <w:r>
+        <w:rPr>
+          <w:rFonts w:hint="eastAsia"/>
+        </w:rPr>
+        <w:t>各类硬件板卡，在次基础上定义各自的</w:t>
+      </w:r>
+      <w:proofErr w:type="gramStart"/>
+      <w:r>
+        <w:rPr>
+          <w:rFonts w:hint="eastAsia"/>
+        </w:rPr>
+        <w:t>设备级</w:t>
+      </w:r>
+      <w:proofErr w:type="gramEnd"/>
+      <w:r>
+        <w:rPr>
+          <w:rFonts w:hint="eastAsia"/>
+        </w:rPr>
+        <w:t>接口。</w:t>
+      </w:r>
+    </w:p>
+    <w:p>
+      <w:pPr>
+        <w:spacing w:line="440" w:lineRule="exact"/>
+        <w:ind w:firstLineChars="200" w:firstLine="480"/>
+      </w:pPr>
+      <w:r>
+        <w:rPr>
+          <w:rFonts w:hint="eastAsia"/>
+        </w:rPr>
+        <w:t>对于</w:t>
+      </w:r>
+      <w:r>
+        <w:rPr>
+          <w:rFonts w:hint="eastAsia"/>
+        </w:rPr>
+        <w:t>AD类的卡</w:t>
+      </w:r>
+      <w:r>
+        <w:rPr>
+          <w:rFonts w:hint="eastAsia"/>
+        </w:rPr>
+        <w:t xml:space="preserve">来说，派生自 </w:t>
+      </w:r>
+      <w:proofErr w:type="spellStart"/>
+      <w:r>
+        <w:rPr>
+          <w:rFonts w:hint="eastAsia"/>
+        </w:rPr>
+        <w:t>IDevicePlugin</w:t>
+      </w:r>
+      <w:proofErr w:type="spellEnd"/>
+      <w:r>
+        <w:rPr>
+          <w:rFonts w:hint="eastAsia"/>
+        </w:rPr>
+        <w:t xml:space="preserve">，实现 </w:t>
+      </w:r>
+      <w:proofErr w:type="spellStart"/>
+      <w:r>
+        <w:rPr>
+          <w:rFonts w:hint="eastAsia"/>
+        </w:rPr>
+        <w:t>IADevicePlugin</w:t>
+      </w:r>
+      <w:proofErr w:type="spellEnd"/>
+      <w:r>
+        <w:rPr>
+          <w:rFonts w:hint="eastAsia"/>
+        </w:rPr>
+        <w:t>：</w:t>
+      </w:r>
+    </w:p>
+    <w:p>
+      <w:pPr>
+        <w:spacing w:line="360" w:lineRule="auto"/>
+        <w:jc w:val="center"/>
+      </w:pPr>
+      <w:r>
+        <w:rPr>
+          <w:noProof/>
+        </w:rPr>
+        <w:lastRenderedPageBreak/>
+        <w:drawing>
+          <wp:inline distT="0" distB="0" distL="0" distR="0" wp14:anchorId="3D38AFD5" wp14:editId="72F66719">
+            <wp:extent cx="5274310" cy="4436110"/>
+            <wp:effectExtent l="0" t="0" r="2540" b="2540"/>
+            <wp:docPr id="2019742530" name="图片 1"/>
+            <wp:cNvGraphicFramePr>
+              <a:graphicFrameLocks xmlns:a="http://schemas.openxmlformats.org/drawingml/2006/main" noChangeAspect="1"/>
+            </wp:cNvGraphicFramePr>
+            <a:graphic xmlns:a="http://schemas.openxmlformats.org/drawingml/2006/main">
+              <a:graphicData uri="http://schemas.openxmlformats.org/drawingml/2006/picture">
+                <pic:pic xmlns:pic="http://schemas.openxmlformats.org/drawingml/2006/picture">
+                  <pic:nvPicPr>
+                    <pic:cNvPr id="2019742530" name=""/>
+                    <pic:cNvPicPr/>
+                  </pic:nvPicPr>
+                  <pic:blipFill>
+                    <a:blip r:embed="rId29"/>
+                    <a:stretch>
+                      <a:fillRect/>
+                    </a:stretch>
+                  </pic:blipFill>
+                  <pic:spPr>
+                    <a:xfrm>
+                      <a:off x="0" y="0"/>
+                      <a:ext cx="5274310" cy="4436110"/>
+                    </a:xfrm>
+                    <a:prstGeom prst="rect">
+                      <a:avLst/>
+                    </a:prstGeom>
+                  </pic:spPr>
+                </pic:pic>
+              </a:graphicData>
+            </a:graphic>
+          </wp:inline>
+        </w:drawing>
+      </w:r>
+    </w:p>
+    <w:p>
+      <w:pPr>
+        <w:spacing w:line="440" w:lineRule="exact"/>
+        <w:ind w:firstLineChars="200" w:firstLine="480"/>
+      </w:pPr>
+      <w:r>
+        <w:rPr>
+          <w:rFonts w:hint="eastAsia"/>
+        </w:rPr>
+        <w:t>串口类的卡</w:t>
+      </w:r>
+      <w:r>
+        <w:rPr>
+          <w:rFonts w:hint="eastAsia"/>
+        </w:rPr>
+        <w:t>，派生自</w:t>
+      </w:r>
+      <w:proofErr w:type="spellStart"/>
+      <w:r>
+        <w:rPr>
+          <w:rFonts w:hint="eastAsia"/>
+        </w:rPr>
+        <w:t>IDevicePlugin</w:t>
+      </w:r>
+      <w:proofErr w:type="spellEnd"/>
+      <w:r>
+        <w:rPr>
+          <w:rFonts w:hint="eastAsia"/>
+        </w:rPr>
+        <w:t xml:space="preserve">，实现 </w:t>
+      </w:r>
+      <w:proofErr w:type="spellStart"/>
+      <w:r>
+        <w:rPr>
+          <w:rFonts w:hint="eastAsia"/>
+        </w:rPr>
+        <w:t>ISerialPlugin</w:t>
+      </w:r>
+      <w:proofErr w:type="spellEnd"/>
+      <w:r>
+        <w:rPr>
+          <w:rFonts w:hint="eastAsia"/>
+        </w:rPr>
+        <w:t>：</w:t>
+      </w:r>
+    </w:p>
+    <w:p>
+      <w:pPr>
+        <w:spacing w:line="360" w:lineRule="auto"/>
+        <w:jc w:val="center"/>
+      </w:pPr>
+      <w:r>
+        <w:rPr>
+          <w:noProof/>
+        </w:rPr>
+        <w:lastRenderedPageBreak/>
+        <w:drawing>
+          <wp:inline distT="0" distB="0" distL="0" distR="0" wp14:anchorId="5EB87505" wp14:editId="656E3374">
+            <wp:extent cx="4971429" cy="5476190"/>
+            <wp:effectExtent l="0" t="0" r="635" b="0"/>
+            <wp:docPr id="252414962" name="图片 1"/>
+            <wp:cNvGraphicFramePr>
+              <a:graphicFrameLocks xmlns:a="http://schemas.openxmlformats.org/drawingml/2006/main" noChangeAspect="1"/>
+            </wp:cNvGraphicFramePr>
+            <a:graphic xmlns:a="http://schemas.openxmlformats.org/drawingml/2006/main">
+              <a:graphicData uri="http://schemas.openxmlformats.org/drawingml/2006/picture">
+                <pic:pic xmlns:pic="http://schemas.openxmlformats.org/drawingml/2006/picture">
+                  <pic:nvPicPr>
+                    <pic:cNvPr id="252414962" name=""/>
+                    <pic:cNvPicPr/>
+                  </pic:nvPicPr>
+                  <pic:blipFill>
+                    <a:blip r:embed="rId30"/>
+                    <a:stretch>
+                      <a:fillRect/>
+                    </a:stretch>
+                  </pic:blipFill>
+                  <pic:spPr>
+                    <a:xfrm>
+                      <a:off x="0" y="0"/>
+                      <a:ext cx="4971429" cy="5476190"/>
+                    </a:xfrm>
+                    <a:prstGeom prst="rect">
+                      <a:avLst/>
+                    </a:prstGeom>
+                  </pic:spPr>
+                </pic:pic>
+              </a:graphicData>
+            </a:graphic>
+          </wp:inline>
+        </w:drawing>
+      </w:r>
+    </w:p>
+    <w:p>
+      <w:pPr>
+        <w:spacing w:line="440" w:lineRule="exact"/>
+        <w:ind w:firstLineChars="200" w:firstLine="480"/>
+      </w:pPr>
+      <w:r>
+        <w:rPr>
+          <w:rFonts w:hint="eastAsia"/>
+        </w:rPr>
+        <w:t>其它类型的</w:t>
+      </w:r>
+      <w:r>
+        <w:rPr>
+          <w:rFonts w:hint="eastAsia"/>
+        </w:rPr>
+        <w:t>硬件模块接口</w:t>
+      </w:r>
+      <w:r>
+        <w:rPr>
+          <w:rFonts w:hint="eastAsia"/>
+        </w:rPr>
+        <w:t>也依照此设计实现对应的专属接口。</w:t>
+      </w:r>
+    </w:p>
+    <w:p>
+      <w:pPr>
+        <w:pStyle w:val="3"/>
+        <w:numPr>
+          <w:ilvl w:val="2"/>
+          <w:numId w:val="2"/>
+        </w:numPr>
+        <w:ind w:left="0" w:firstLine="0"/>
+      </w:pPr>
+      <w:r>
+        <w:rPr>
+          <w:rFonts w:hint="eastAsia"/>
+        </w:rPr>
+        <w:t>UML</w:t>
+      </w:r>
+      <w:r>
+        <w:rPr>
+          <w:rFonts w:hint="eastAsia"/>
+        </w:rPr>
+        <w:t>类图</w:t>
+      </w:r>
+    </w:p>
+    <w:p>
+      <w:pPr>
+        <w:pStyle w:val="a9"/>
+        <w:numPr>
+          <w:ilvl w:val="0"/>
+          <w:numId w:val="22"/>
+        </w:numPr>
+        <w:spacing w:line="440" w:lineRule="exact"/>
+        <w:ind w:firstLineChars="0"/>
+      </w:pPr>
+      <w:proofErr w:type="gramStart"/>
+      <w:r>
+        <w:rPr>
+          <w:rFonts w:hint="eastAsia"/>
+        </w:rPr>
+        <w:t>基类体系</w:t>
+      </w:r>
+      <w:proofErr w:type="gramEnd"/>
+      <w:r>
+        <w:rPr>
+          <w:rFonts w:hint="eastAsia"/>
+        </w:rPr>
+        <w:t>：</w:t>
+      </w:r>
+    </w:p>
+    <w:p>
+      <w:pPr>
+        <w:pStyle w:val="a9"/>
+        <w:spacing w:line="360" w:lineRule="auto"/>
+        <w:ind w:left="839" w:firstLineChars="0" w:firstLine="0"/>
+        <w:jc w:val="center"/>
+        <w:rPr>
+          <w:rFonts w:hint="eastAsia"/>
+        </w:rPr>
+      </w:pPr>
+      <w:r>
+        <w:rPr>
+          <w:rFonts w:hint="eastAsia"/>
+          <w:noProof/>
+        </w:rPr>
+        <w:lastRenderedPageBreak/>
+        <w:drawing>
+          <wp:inline distT="0" distB="0" distL="0" distR="0" wp14:anchorId="5304EC34" wp14:editId="59147F14">
+            <wp:extent cx="2027583" cy="3673547"/>
+            <wp:effectExtent l="0" t="0" r="0" b="0"/>
+            <wp:docPr id="907405008" name="图片 2"/>
+            <wp:cNvGraphicFramePr>
+              <a:graphicFrameLocks xmlns:a="http://schemas.openxmlformats.org/drawingml/2006/main" noChangeAspect="1"/>
+            </wp:cNvGraphicFramePr>
+            <a:graphic xmlns:a="http://schemas.openxmlformats.org/drawingml/2006/main">
+              <a:graphicData uri="http://schemas.openxmlformats.org/drawingml/2006/picture">
+                <pic:pic xmlns:pic="http://schemas.openxmlformats.org/drawingml/2006/picture">
+                  <pic:nvPicPr>
+                    <pic:cNvPr id="907405008" name="图片 907405008"/>
+                    <pic:cNvPicPr/>
+                  </pic:nvPicPr>
+                  <pic:blipFill>
+                    <a:blip r:embed="rId31" cstate="print">
+                      <a:extLst>
+                        <a:ext uri="{28A0092B-C50C-407E-A947-70E740481C1C}">
+                          <a14:useLocalDpi xmlns:a14="http://schemas.microsoft.com/office/drawing/2010/main" val="0"/>
+                        </a:ext>
+                      </a:extLst>
+                    </a:blip>
+                    <a:stretch>
+                      <a:fillRect/>
+                    </a:stretch>
+                  </pic:blipFill>
+                  <pic:spPr>
+                    <a:xfrm>
+                      <a:off x="0" y="0"/>
+                      <a:ext cx="2043486" cy="3702361"/>
+                    </a:xfrm>
+                    <a:prstGeom prst="rect">
+                      <a:avLst/>
+                    </a:prstGeom>
+                  </pic:spPr>
+                </pic:pic>
+              </a:graphicData>
+            </a:graphic>
+          </wp:inline>
+        </w:drawing>
+      </w:r>
+    </w:p>
+    <w:p>
+      <w:pPr>
+        <w:pStyle w:val="a9"/>
+        <w:numPr>
+          <w:ilvl w:val="0"/>
+          <w:numId w:val="22"/>
+        </w:numPr>
+        <w:spacing w:line="440" w:lineRule="exact"/>
+        <w:ind w:firstLineChars="0"/>
+      </w:pPr>
+      <w:r>
+        <w:rPr>
+          <w:rFonts w:hint="eastAsia"/>
+        </w:rPr>
+        <w:t>模拟量采集与输出</w:t>
+      </w:r>
+    </w:p>
+    <w:p>
+      <w:pPr>
+        <w:pStyle w:val="a9"/>
+        <w:spacing w:line="360" w:lineRule="auto"/>
+        <w:ind w:left="839" w:firstLineChars="0" w:firstLine="0"/>
+        <w:jc w:val="center"/>
+        <w:rPr>
+          <w:rFonts w:hint="eastAsia"/>
+        </w:rPr>
+      </w:pPr>
+      <w:r>
+        <w:rPr>
+          <w:rFonts w:hint="eastAsia"/>
+          <w:noProof/>
+        </w:rPr>
+        <w:lastRenderedPageBreak/>
+        <w:drawing>
+          <wp:inline distT="0" distB="0" distL="0" distR="0" wp14:anchorId="2FEB94E4" wp14:editId="481E853F">
+            <wp:extent cx="5274310" cy="4921250"/>
+            <wp:effectExtent l="0" t="0" r="2540" b="0"/>
+            <wp:docPr id="1036514161" name="图片 3"/>
+            <wp:cNvGraphicFramePr>
+              <a:graphicFrameLocks xmlns:a="http://schemas.openxmlformats.org/drawingml/2006/main" noChangeAspect="1"/>
+            </wp:cNvGraphicFramePr>
+            <a:graphic xmlns:a="http://schemas.openxmlformats.org/drawingml/2006/main">
+              <a:graphicData uri="http://schemas.openxmlformats.org/drawingml/2006/picture">
+                <pic:pic xmlns:pic="http://schemas.openxmlformats.org/drawingml/2006/picture">
+                  <pic:nvPicPr>
+                    <pic:cNvPr id="1036514161" name="图片 1036514161"/>
+                    <pic:cNvPicPr/>
+                  </pic:nvPicPr>
+                  <pic:blipFill>
+                    <a:blip r:embed="rId32">
+                      <a:extLst>
+                        <a:ext uri="{28A0092B-C50C-407E-A947-70E740481C1C}">
+                          <a14:useLocalDpi xmlns:a14="http://schemas.microsoft.com/office/drawing/2010/main" val="0"/>
+                        </a:ext>
+                      </a:extLst>
+                    </a:blip>
+                    <a:stretch>
+                      <a:fillRect/>
+                    </a:stretch>
+                  </pic:blipFill>
+                  <pic:spPr>
+                    <a:xfrm>
+                      <a:off x="0" y="0"/>
+                      <a:ext cx="5274310" cy="4921250"/>
+                    </a:xfrm>
+                    <a:prstGeom prst="rect">
+                      <a:avLst/>
+                    </a:prstGeom>
+                  </pic:spPr>
+                </pic:pic>
+              </a:graphicData>
+            </a:graphic>
+          </wp:inline>
+        </w:drawing>
+      </w:r>
+    </w:p>
+    <w:p>
+      <w:pPr>
+        <w:pStyle w:val="a9"/>
+        <w:numPr>
+          <w:ilvl w:val="0"/>
+          <w:numId w:val="22"/>
+        </w:numPr>
+        <w:spacing w:line="440" w:lineRule="exact"/>
+        <w:ind w:firstLineChars="0"/>
+      </w:pPr>
+      <w:r>
+        <w:rPr>
+          <w:rFonts w:hint="eastAsia"/>
+        </w:rPr>
+        <w:t>开关量IO与脉冲信号</w:t>
+      </w:r>
+    </w:p>
+    <w:p>
+      <w:pPr>
+        <w:pStyle w:val="a9"/>
+        <w:spacing w:line="360" w:lineRule="auto"/>
+        <w:ind w:left="839" w:firstLineChars="0" w:firstLine="0"/>
+        <w:jc w:val="center"/>
+        <w:rPr>
+          <w:rFonts w:hint="eastAsia"/>
+        </w:rPr>
+      </w:pPr>
+      <w:r>
+        <w:rPr>
+          <w:rFonts w:hint="eastAsia"/>
+          <w:noProof/>
+        </w:rPr>
+        <w:lastRenderedPageBreak/>
+        <w:drawing>
+          <wp:inline distT="0" distB="0" distL="0" distR="0" wp14:anchorId="0ACF4174" wp14:editId="061DCAAE">
+            <wp:extent cx="5274310" cy="3724275"/>
+            <wp:effectExtent l="0" t="0" r="2540" b="9525"/>
+            <wp:docPr id="386477872" name="图片 4"/>
+            <wp:cNvGraphicFramePr>
+              <a:graphicFrameLocks xmlns:a="http://schemas.openxmlformats.org/drawingml/2006/main" noChangeAspect="1"/>
+            </wp:cNvGraphicFramePr>
+            <a:graphic xmlns:a="http://schemas.openxmlformats.org/drawingml/2006/main">
+              <a:graphicData uri="http://schemas.openxmlformats.org/drawingml/2006/picture">
+                <pic:pic xmlns:pic="http://schemas.openxmlformats.org/drawingml/2006/picture">
+                  <pic:nvPicPr>
+                    <pic:cNvPr id="386477872" name="图片 386477872"/>
+                    <pic:cNvPicPr/>
+                  </pic:nvPicPr>
+                  <pic:blipFill>
+                    <a:blip r:embed="rId33">
+                      <a:extLst>
+                        <a:ext uri="{28A0092B-C50C-407E-A947-70E740481C1C}">
+                          <a14:useLocalDpi xmlns:a14="http://schemas.microsoft.com/office/drawing/2010/main" val="0"/>
+                        </a:ext>
+                      </a:extLst>
+                    </a:blip>
+                    <a:stretch>
+                      <a:fillRect/>
+                    </a:stretch>
+                  </pic:blipFill>
+                  <pic:spPr>
+                    <a:xfrm>
+                      <a:off x="0" y="0"/>
+                      <a:ext cx="5274310" cy="3724275"/>
+                    </a:xfrm>
+                    <a:prstGeom prst="rect">
+                      <a:avLst/>
+                    </a:prstGeom>
+                  </pic:spPr>
+                </pic:pic>
+              </a:graphicData>
+            </a:graphic>
+          </wp:inline>
+        </w:drawing>
+      </w:r>
+    </w:p>
+    <w:p>
+      <w:pPr>
+        <w:pStyle w:val="a9"/>
+        <w:numPr>
+          <w:ilvl w:val="0"/>
+          <w:numId w:val="22"/>
+        </w:numPr>
+        <w:spacing w:line="440" w:lineRule="exact"/>
+        <w:ind w:firstLineChars="0"/>
+      </w:pPr>
+      <w:r>
+        <w:rPr>
+          <w:rFonts w:hint="eastAsia"/>
+        </w:rPr>
+        <w:t>通信总线（串口/CAN/429/1553B）</w:t>
+      </w:r>
+    </w:p>
+    <w:p>
+      <w:pPr>
+        <w:pStyle w:val="a9"/>
+        <w:spacing w:line="360" w:lineRule="auto"/>
+        <w:ind w:left="839" w:firstLineChars="0" w:firstLine="0"/>
+        <w:jc w:val="center"/>
+        <w:rPr>
+          <w:rFonts w:hint="eastAsia"/>
+        </w:rPr>
+      </w:pPr>
+      <w:r>
+        <w:rPr>
+          <w:rFonts w:hint="eastAsia"/>
+          <w:noProof/>
+        </w:rPr>
+        <w:drawing>
+          <wp:inline distT="0" distB="0" distL="0" distR="0" wp14:anchorId="299C6D4D" wp14:editId="4FCD796A">
+            <wp:extent cx="5274310" cy="2645410"/>
+            <wp:effectExtent l="0" t="0" r="2540" b="2540"/>
+            <wp:docPr id="103538606" name="图片 5"/>
+            <wp:cNvGraphicFramePr>
+              <a:graphicFrameLocks xmlns:a="http://schemas.openxmlformats.org/drawingml/2006/main" noChangeAspect="1"/>
+            </wp:cNvGraphicFramePr>
+            <a:graphic xmlns:a="http://schemas.openxmlformats.org/drawingml/2006/main">
+              <a:graphicData uri="http://schemas.openxmlformats.org/drawingml/2006/picture">
+                <pic:pic xmlns:pic="http://schemas.openxmlformats.org/drawingml/2006/picture">
+                  <pic:nvPicPr>
+                    <pic:cNvPr id="103538606" name="图片 103538606"/>
+                    <pic:cNvPicPr/>
+                  </pic:nvPicPr>
+                  <pic:blipFill>
+                    <a:blip r:embed="rId34">
+                      <a:extLst>
+                        <a:ext uri="{28A0092B-C50C-407E-A947-70E740481C1C}">
+                          <a14:useLocalDpi xmlns:a14="http://schemas.microsoft.com/office/drawing/2010/main" val="0"/>
+                        </a:ext>
+                      </a:extLst>
+                    </a:blip>
+                    <a:stretch>
+                      <a:fillRect/>
+                    </a:stretch>
+                  </pic:blipFill>
+                  <pic:spPr>
+                    <a:xfrm>
+                      <a:off x="0" y="0"/>
+                      <a:ext cx="5274310" cy="2645410"/>
+                    </a:xfrm>
+                    <a:prstGeom prst="rect">
+                      <a:avLst/>
+                    </a:prstGeom>
+                  </pic:spPr>
+                </pic:pic>
+              </a:graphicData>
+            </a:graphic>
+          </wp:inline>
+        </w:drawing>
+      </w:r>
+    </w:p>
+    <w:p>
+      <w:pPr>
+        <w:pStyle w:val="a9"/>
+        <w:numPr>
+          <w:ilvl w:val="0"/>
+          <w:numId w:val="22"/>
+        </w:numPr>
+        <w:spacing w:line="440" w:lineRule="exact"/>
+        <w:ind w:firstLineChars="0"/>
+      </w:pPr>
+      <w:r>
+        <w:rPr>
+          <w:rFonts w:hint="eastAsia"/>
+        </w:rPr>
+        <w:t>程控仪器（VISA）</w:t>
+      </w:r>
+    </w:p>
+    <w:p>
+      <w:pPr>
+        <w:pStyle w:val="a9"/>
+        <w:spacing w:line="360" w:lineRule="auto"/>
+        <w:ind w:left="839" w:firstLineChars="0" w:firstLine="0"/>
+        <w:jc w:val="center"/>
+      </w:pPr>
+      <w:r>
+        <w:rPr>
+          <w:rFonts w:hint="eastAsia"/>
+          <w:noProof/>
+        </w:rPr>
+        <w:lastRenderedPageBreak/>
+        <w:drawing>
+          <wp:inline distT="0" distB="0" distL="0" distR="0" wp14:anchorId="36C25F75" wp14:editId="55F3C3B6">
+            <wp:extent cx="4114800" cy="4895850"/>
+            <wp:effectExtent l="0" t="0" r="0" b="0"/>
+            <wp:docPr id="492539248" name="图片 6"/>
+            <wp:cNvGraphicFramePr>
+              <a:graphicFrameLocks xmlns:a="http://schemas.openxmlformats.org/drawingml/2006/main" noChangeAspect="1"/>
+            </wp:cNvGraphicFramePr>
+            <a:graphic xmlns:a="http://schemas.openxmlformats.org/drawingml/2006/main">
+              <a:graphicData uri="http://schemas.openxmlformats.org/drawingml/2006/picture">
+                <pic:pic xmlns:pic="http://schemas.openxmlformats.org/drawingml/2006/picture">
+                  <pic:nvPicPr>
+                    <pic:cNvPr id="492539248" name="图片 492539248"/>
+                    <pic:cNvPicPr/>
+                  </pic:nvPicPr>
+                  <pic:blipFill>
+                    <a:blip r:embed="rId35">
+                      <a:extLst>
+                        <a:ext uri="{28A0092B-C50C-407E-A947-70E740481C1C}">
+                          <a14:useLocalDpi xmlns:a14="http://schemas.microsoft.com/office/drawing/2010/main" val="0"/>
+                        </a:ext>
+                      </a:extLst>
+                    </a:blip>
+                    <a:stretch>
+                      <a:fillRect/>
+                    </a:stretch>
+                  </pic:blipFill>
+                  <pic:spPr>
+                    <a:xfrm>
+                      <a:off x="0" y="0"/>
+                      <a:ext cx="4114800" cy="4895850"/>
+                    </a:xfrm>
+                    <a:prstGeom prst="rect">
+                      <a:avLst/>
+                    </a:prstGeom>
+                  </pic:spPr>
+                </pic:pic>
+              </a:graphicData>
+            </a:graphic>
+          </wp:inline>
+        </w:drawing>
+      </w:r>
+    </w:p>
+    <w:p>
+      <w:pPr>
+        <w:pStyle w:val="3"/>
+        <w:numPr>
+          <w:ilvl w:val="2"/>
+          <w:numId w:val="2"/>
+        </w:numPr>
+        <w:ind w:left="0" w:firstLine="0"/>
+      </w:pPr>
+      <w:r>
+        <w:rPr>
+          <w:rFonts w:hint="eastAsia"/>
+        </w:rPr>
+        <w:t>设备树结构</w:t>
+      </w:r>
+    </w:p>
+    <w:p>
+      <w:pPr>
+        <w:spacing w:line="440" w:lineRule="exact"/>
+        <w:ind w:firstLineChars="200" w:firstLine="480"/>
+      </w:pPr>
+      <w:r>
+        <w:rPr>
+          <w:rFonts w:hint="eastAsia"/>
+        </w:rPr>
+        <w:t>设备管理器以树形结构展示所有已加载的硬件设备：</w:t>
+      </w:r>
+    </w:p>
+    <w:p>
+      <w:pPr>
+        <w:spacing w:line="440" w:lineRule="exact"/>
+        <w:ind w:firstLineChars="200" w:firstLine="480"/>
+      </w:pPr>
+      <w:r>
+        <w:rPr>
+          <w:rFonts w:hint="eastAsia"/>
+        </w:rPr>
+        <w:t>效果如下：</w:t>
+      </w:r>
+    </w:p>
+    <w:p>
+      <w:pPr>
+        <w:spacing w:line="360" w:lineRule="auto"/>
+        <w:jc w:val="center"/>
+      </w:pPr>
+      <w:r>
+        <w:rPr>
+          <w:noProof/>
+        </w:rPr>
+        <w:lastRenderedPageBreak/>
+        <w:drawing>
+          <wp:inline distT="0" distB="0" distL="0" distR="0" wp14:anchorId="5FABCD28" wp14:editId="5CEA6D8B">
+            <wp:extent cx="4085714" cy="2580952"/>
+            <wp:effectExtent l="0" t="0" r="0" b="0"/>
+            <wp:docPr id="541157294" name="图片 1"/>
+            <wp:cNvGraphicFramePr>
+              <a:graphicFrameLocks xmlns:a="http://schemas.openxmlformats.org/drawingml/2006/main" noChangeAspect="1"/>
+            </wp:cNvGraphicFramePr>
+            <a:graphic xmlns:a="http://schemas.openxmlformats.org/drawingml/2006/main">
+              <a:graphicData uri="http://schemas.openxmlformats.org/drawingml/2006/picture">
+                <pic:pic xmlns:pic="http://schemas.openxmlformats.org/drawingml/2006/picture">
+                  <pic:nvPicPr>
+                    <pic:cNvPr id="541157294" name=""/>
+                    <pic:cNvPicPr/>
+                  </pic:nvPicPr>
+                  <pic:blipFill>
+                    <a:blip r:embed="rId36"/>
+                    <a:stretch>
+                      <a:fillRect/>
+                    </a:stretch>
+                  </pic:blipFill>
+                  <pic:spPr>
+                    <a:xfrm>
+                      <a:off x="0" y="0"/>
+                      <a:ext cx="4085714" cy="2580952"/>
+                    </a:xfrm>
+                    <a:prstGeom prst="rect">
+                      <a:avLst/>
+                    </a:prstGeom>
+                  </pic:spPr>
+                </pic:pic>
+              </a:graphicData>
+            </a:graphic>
+          </wp:inline>
+        </w:drawing>
+      </w:r>
+    </w:p>
+    <w:p>
+      <w:pPr>
+        <w:spacing w:line="440" w:lineRule="exact"/>
+        <w:ind w:firstLineChars="200" w:firstLine="480"/>
+        <w:rPr>
+          <w:rFonts w:hint="eastAsia"/>
+        </w:rPr>
+      </w:pPr>
+      <w:r>
+        <w:rPr>
+          <w:rFonts w:hint="eastAsia"/>
+        </w:rPr>
+        <w:t>UI概念设计图如下：</w:t>
+      </w:r>
+    </w:p>
+    <w:p>
+      <w:pPr>
+        <w:spacing w:line="360" w:lineRule="auto"/>
+        <w:rPr>
+          <w:rFonts w:hint="eastAsia"/>
+        </w:rPr>
+      </w:pPr>
+      <w:r>
+        <w:rPr>
+          <w:rFonts w:hint="eastAsia"/>
+          <w:noProof/>
+        </w:rPr>
+        <w:drawing>
+          <wp:inline distT="0" distB="0" distL="0" distR="0" wp14:anchorId="46FFA7D8" wp14:editId="356BBEE9">
+            <wp:extent cx="5274310" cy="2457450"/>
+            <wp:effectExtent l="0" t="0" r="2540" b="0"/>
+            <wp:docPr id="524785748" name="图片 7"/>
+            <wp:cNvGraphicFramePr>
+              <a:graphicFrameLocks xmlns:a="http://schemas.openxmlformats.org/drawingml/2006/main" noChangeAspect="1"/>
+            </wp:cNvGraphicFramePr>
+            <a:graphic xmlns:a="http://schemas.openxmlformats.org/drawingml/2006/main">
+              <a:graphicData uri="http://schemas.openxmlformats.org/drawingml/2006/picture">
+                <pic:pic xmlns:pic="http://schemas.openxmlformats.org/drawingml/2006/picture">
+                  <pic:nvPicPr>
+                    <pic:cNvPr id="524785748" name="图片 524785748"/>
+                    <pic:cNvPicPr/>
+                  </pic:nvPicPr>
+                  <pic:blipFill>
+                    <a:blip r:embed="rId37">
+                      <a:extLst>
+                        <a:ext uri="{28A0092B-C50C-407E-A947-70E740481C1C}">
+                          <a14:useLocalDpi xmlns:a14="http://schemas.microsoft.com/office/drawing/2010/main" val="0"/>
+                        </a:ext>
+                      </a:extLst>
+                    </a:blip>
+                    <a:stretch>
+                      <a:fillRect/>
+                    </a:stretch>
+                  </pic:blipFill>
+                  <pic:spPr>
+                    <a:xfrm>
+                      <a:off x="0" y="0"/>
+                      <a:ext cx="5274310" cy="2457450"/>
+                    </a:xfrm>
+                    <a:prstGeom prst="rect">
+                      <a:avLst/>
+                    </a:prstGeom>
+                  </pic:spPr>
+                </pic:pic>
+              </a:graphicData>
+            </a:graphic>
+          </wp:inline>
+        </w:drawing>
+      </w:r>
+    </w:p>
+    <w:p>
+      <w:pPr>
+        <w:pStyle w:val="3"/>
+        <w:numPr>
+          <w:ilvl w:val="2"/>
+          <w:numId w:val="2"/>
+        </w:numPr>
+        <w:ind w:left="0" w:firstLine="0"/>
+      </w:pPr>
+      <w:r>
+        <w:rPr>
+          <w:rFonts w:hint="eastAsia"/>
+        </w:rPr>
+        <w:lastRenderedPageBreak/>
+        <w:t>设备自检流程</w:t>
+      </w:r>
+    </w:p>
+    <w:p>
+      <w:pPr>
+        <w:jc w:val="center"/>
+        <w:rPr>
+          <w:rFonts w:hint="eastAsia"/>
+        </w:rPr>
+      </w:pPr>
+      <w:r>
+        <w:rPr>
+          <w:rFonts w:hint="eastAsia"/>
+          <w:noProof/>
+        </w:rPr>
+        <w:drawing>
+          <wp:inline distT="0" distB="0" distL="0" distR="0" wp14:anchorId="300E934B" wp14:editId="605657D0">
+            <wp:extent cx="2122998" cy="6211028"/>
+            <wp:effectExtent l="0" t="0" r="0" b="0"/>
+            <wp:docPr id="2061799402" name="图片 8"/>
+            <wp:cNvGraphicFramePr>
+              <a:graphicFrameLocks xmlns:a="http://schemas.openxmlformats.org/drawingml/2006/main" noChangeAspect="1"/>
+            </wp:cNvGraphicFramePr>
+            <a:graphic xmlns:a="http://schemas.openxmlformats.org/drawingml/2006/main">
+              <a:graphicData uri="http://schemas.openxmlformats.org/drawingml/2006/picture">
+                <pic:pic xmlns:pic="http://schemas.openxmlformats.org/drawingml/2006/picture">
+                  <pic:nvPicPr>
+                    <pic:cNvPr id="2061799402" name="图片 2061799402"/>
+                    <pic:cNvPicPr/>
+                  </pic:nvPicPr>
+                  <pic:blipFill>
+                    <a:blip r:embed="rId38">
+                      <a:extLst>
+                        <a:ext uri="{28A0092B-C50C-407E-A947-70E740481C1C}">
+                          <a14:useLocalDpi xmlns:a14="http://schemas.microsoft.com/office/drawing/2010/main" val="0"/>
+                        </a:ext>
+                      </a:extLst>
+                    </a:blip>
+                    <a:stretch>
+                      <a:fillRect/>
+                    </a:stretch>
+                  </pic:blipFill>
+                  <pic:spPr>
+                    <a:xfrm>
+                      <a:off x="0" y="0"/>
+                      <a:ext cx="2134955" cy="6246010"/>
+                    </a:xfrm>
+                    <a:prstGeom prst="rect">
+                      <a:avLst/>
+                    </a:prstGeom>
+                  </pic:spPr>
+                </pic:pic>
+              </a:graphicData>
+            </a:graphic>
+          </wp:inline>
+        </w:drawing>
+      </w:r>
+    </w:p>
+    <w:p>
+      <w:pPr>
+        <w:pStyle w:val="2"/>
+        <w:numPr>
+          <w:ilvl w:val="1"/>
+          <w:numId w:val="2"/>
+        </w:numPr>
+        <w:ind w:left="0" w:firstLine="0"/>
+      </w:pPr>
+      <w:r>
+        <w:rPr>
+          <w:rFonts w:hint="eastAsia"/>
+        </w:rPr>
+        <w:t>ICD信号层</w:t>
+      </w:r>
+    </w:p>
+    <w:p>
+      <w:pPr>
+        <w:spacing w:line="440" w:lineRule="exact"/>
+        <w:ind w:firstLineChars="200" w:firstLine="480"/>
+      </w:pPr>
+      <w:r>
+        <w:rPr>
+          <w:rFonts w:hint="eastAsia"/>
+        </w:rPr>
+        <w:t>在现在基于C#的其它项目（如EP-H435）中，ICD层的作用是提供一个纯粹的数据模型，它提供了</w:t>
+      </w:r>
+      <w:r>
+        <w:rPr>
+          <w:rFonts w:hint="eastAsia"/>
+        </w:rPr>
+        <w:t>以下</w:t>
+      </w:r>
+      <w:r>
+        <w:rPr>
+          <w:rFonts w:hint="eastAsia"/>
+        </w:rPr>
+        <w:t>核心功能：</w:t>
+      </w:r>
+    </w:p>
+    <w:p>
+      <w:pPr>
+        <w:pStyle w:val="a9"/>
+        <w:numPr>
+          <w:ilvl w:val="0"/>
+          <w:numId w:val="23"/>
+        </w:numPr>
+        <w:spacing w:line="440" w:lineRule="exact"/>
+        <w:ind w:firstLineChars="0"/>
+      </w:pPr>
+      <w:r>
+        <w:rPr>
+          <w:rFonts w:hint="eastAsia"/>
+        </w:rPr>
+        <w:t>定义Frame/Node/Value的对象结构</w:t>
+      </w:r>
+    </w:p>
+    <w:p>
+      <w:pPr>
+        <w:pStyle w:val="a9"/>
+        <w:numPr>
+          <w:ilvl w:val="0"/>
+          <w:numId w:val="23"/>
+        </w:numPr>
+        <w:spacing w:line="440" w:lineRule="exact"/>
+        <w:ind w:firstLineChars="0"/>
+      </w:pPr>
+      <w:r>
+        <w:rPr>
+          <w:rFonts w:hint="eastAsia"/>
+        </w:rPr>
+        <w:t>提供</w:t>
+      </w:r>
+      <w:proofErr w:type="spellStart"/>
+      <w:r>
+        <w:rPr>
+          <w:rFonts w:hint="eastAsia"/>
+        </w:rPr>
+        <w:t>IcdManager</w:t>
+      </w:r>
+      <w:proofErr w:type="spellEnd"/>
+      <w:r>
+        <w:rPr>
+          <w:rFonts w:hint="eastAsia"/>
+        </w:rPr>
+        <w:t>按照名称的查找表（通过遍历内存树）</w:t>
+      </w:r>
+    </w:p>
+    <w:p>
+      <w:pPr>
+        <w:pStyle w:val="a9"/>
+        <w:numPr>
+          <w:ilvl w:val="0"/>
+          <w:numId w:val="23"/>
+        </w:numPr>
+        <w:spacing w:line="440" w:lineRule="exact"/>
+        <w:ind w:firstLineChars="0"/>
+      </w:pPr>
+      <w:r>
+        <w:rPr>
+          <w:rFonts w:hint="eastAsia"/>
+        </w:rPr>
+        <w:lastRenderedPageBreak/>
+        <w:t>提供物理值和原始值之间的变换</w:t>
+      </w:r>
+    </w:p>
+    <w:p>
+      <w:pPr>
+        <w:pStyle w:val="a9"/>
+        <w:numPr>
+          <w:ilvl w:val="0"/>
+          <w:numId w:val="23"/>
+        </w:numPr>
+        <w:spacing w:line="440" w:lineRule="exact"/>
+        <w:ind w:firstLineChars="0"/>
+      </w:pPr>
+      <w:proofErr w:type="gramStart"/>
+      <w:r>
+        <w:rPr>
+          <w:rFonts w:hint="eastAsia"/>
+        </w:rPr>
+        <w:t>提供位</w:t>
+      </w:r>
+      <w:proofErr w:type="gramEnd"/>
+      <w:r>
+        <w:rPr>
+          <w:rFonts w:hint="eastAsia"/>
+        </w:rPr>
+        <w:t>域的编码和解码</w:t>
+      </w:r>
+    </w:p>
+    <w:p>
+      <w:pPr>
+        <w:spacing w:line="440" w:lineRule="exact"/>
+        <w:ind w:firstLineChars="200" w:firstLine="480"/>
+      </w:pPr>
+      <w:r>
+        <w:rPr>
+          <w:rFonts w:hint="eastAsia"/>
+        </w:rPr>
+        <w:t>应用程序通过定义信号映射表，创建信号名到ICD路径节点的映射，又通过ICD节点映射到硬件设备，完成硬件的读写。已经在实际项目中达到了客户使用要求。在本设计中，</w:t>
+      </w:r>
+      <w:r>
+        <w:rPr>
+          <w:rFonts w:hint="eastAsia"/>
+        </w:rPr>
+        <w:t>在保留</w:t>
+      </w:r>
+      <w:r>
+        <w:rPr>
+          <w:rFonts w:hint="eastAsia"/>
+        </w:rPr>
+        <w:t>ICD</w:t>
+      </w:r>
+      <w:r>
+        <w:rPr>
+          <w:rFonts w:hint="eastAsia"/>
+        </w:rPr>
+        <w:t>作为数据模型的基础上，</w:t>
+      </w:r>
+      <w:r>
+        <w:rPr>
+          <w:rFonts w:hint="eastAsia"/>
+        </w:rPr>
+        <w:t>增加更多的能力：</w:t>
+      </w:r>
+    </w:p>
+    <w:p>
+      <w:pPr>
+        <w:pStyle w:val="a9"/>
+        <w:numPr>
+          <w:ilvl w:val="0"/>
+          <w:numId w:val="24"/>
+        </w:numPr>
+        <w:spacing w:line="440" w:lineRule="exact"/>
+        <w:ind w:firstLineChars="0"/>
+      </w:pPr>
+      <w:r>
+        <w:rPr>
+          <w:rFonts w:hint="eastAsia"/>
+        </w:rPr>
+        <w:t>信号映射器（</w:t>
+      </w:r>
+      <w:proofErr w:type="spellStart"/>
+      <w:r>
+        <w:rPr>
+          <w:rFonts w:hint="eastAsia"/>
+        </w:rPr>
+        <w:t>SignalMapper</w:t>
+      </w:r>
+      <w:proofErr w:type="spellEnd"/>
+      <w:r>
+        <w:rPr>
+          <w:rFonts w:hint="eastAsia"/>
+        </w:rPr>
+        <w:t>）:通过唯一的UUID提供测试信号到实际硬件模块发送/读取的通道或者协议帧的映射联系</w:t>
+      </w:r>
+    </w:p>
+    <w:p>
+      <w:pPr>
+        <w:pStyle w:val="a9"/>
+        <w:numPr>
+          <w:ilvl w:val="0"/>
+          <w:numId w:val="24"/>
+        </w:numPr>
+        <w:spacing w:line="440" w:lineRule="exact"/>
+        <w:ind w:firstLineChars="0"/>
+      </w:pPr>
+      <w:r>
+        <w:rPr>
+          <w:rFonts w:hint="eastAsia"/>
+        </w:rPr>
+        <w:t>协议仓库：和以前ICD的职责一样，提供数据模型</w:t>
+      </w:r>
+    </w:p>
+    <w:p>
+      <w:pPr>
+        <w:pStyle w:val="a9"/>
+        <w:numPr>
+          <w:ilvl w:val="0"/>
+          <w:numId w:val="24"/>
+        </w:numPr>
+        <w:spacing w:line="440" w:lineRule="exact"/>
+        <w:ind w:firstLineChars="0"/>
+      </w:pPr>
+      <w:r>
+        <w:rPr>
+          <w:rFonts w:hint="eastAsia"/>
+        </w:rPr>
+        <w:t>故障注入器：通过定义专属的故障注入协议来实现某些场景下的故障注入的能力</w:t>
+      </w:r>
+    </w:p>
+    <w:p>
+      <w:pPr>
+        <w:pStyle w:val="a9"/>
+        <w:numPr>
+          <w:ilvl w:val="0"/>
+          <w:numId w:val="24"/>
+        </w:numPr>
+        <w:spacing w:line="440" w:lineRule="exact"/>
+        <w:ind w:firstLineChars="0"/>
+      </w:pPr>
+      <w:r>
+        <w:rPr>
+          <w:rFonts w:hint="eastAsia"/>
+        </w:rPr>
+        <w:t>信号</w:t>
+      </w:r>
+      <w:proofErr w:type="gramStart"/>
+      <w:r>
+        <w:rPr>
+          <w:rFonts w:hint="eastAsia"/>
+        </w:rPr>
+        <w:t>最新值</w:t>
+      </w:r>
+      <w:proofErr w:type="gramEnd"/>
+      <w:r>
+        <w:rPr>
+          <w:rFonts w:hint="eastAsia"/>
+        </w:rPr>
+        <w:t>缓存</w:t>
+      </w:r>
+    </w:p>
+    <w:p>
+      <w:pPr>
+        <w:pStyle w:val="a9"/>
+        <w:numPr>
+          <w:ilvl w:val="0"/>
+          <w:numId w:val="24"/>
+        </w:numPr>
+        <w:spacing w:line="440" w:lineRule="exact"/>
+        <w:ind w:firstLineChars="0"/>
+      </w:pPr>
+      <w:r>
+        <w:rPr>
+          <w:rFonts w:hint="eastAsia"/>
+        </w:rPr>
+        <w:t>简易</w:t>
+      </w:r>
+      <w:r>
+        <w:rPr>
+          <w:rFonts w:hint="eastAsia"/>
+        </w:rPr>
+        <w:t>数据分发器</w:t>
+      </w:r>
+      <w:r>
+        <w:rPr>
+          <w:rFonts w:hint="eastAsia"/>
+        </w:rPr>
+        <w:t>：使用离散事件型Pub/Sub完成信号接收后的消息推送</w:t>
+      </w:r>
+    </w:p>
+    <w:p>
+      <w:pPr>
+        <w:pStyle w:val="3"/>
+        <w:numPr>
+          <w:ilvl w:val="2"/>
+          <w:numId w:val="2"/>
+        </w:numPr>
+        <w:ind w:left="0" w:firstLine="0"/>
+      </w:pPr>
+      <w:r>
+        <w:t>信号映射器</w:t>
+      </w:r>
+      <w:r>
+        <w:rPr>
+          <w:rFonts w:hint="eastAsia"/>
+        </w:rPr>
+        <w:t xml:space="preserve"> </w:t>
+      </w:r>
+      <w:proofErr w:type="spellStart"/>
+      <w:r>
+        <w:rPr>
+          <w:rFonts w:hint="eastAsia"/>
+        </w:rPr>
+        <w:t>SignalMapper</w:t>
+      </w:r>
+      <w:proofErr w:type="spellEnd"/>
+    </w:p>
+    <w:p>
+      <w:pPr>
+        <w:spacing w:line="440" w:lineRule="exact"/>
+        <w:ind w:firstLineChars="200" w:firstLine="480"/>
+      </w:pPr>
+      <w:r>
+        <w:rPr>
+          <w:rFonts w:hint="eastAsia"/>
+        </w:rPr>
+        <w:t>信号映射器是ICD层的核心模块，负责将抽象的信号UUID映射到具体的硬件通道和协议定义，信号即是用户的一个测试项目，也称为一个测点。</w:t>
+      </w:r>
+    </w:p>
+    <w:p>
+      <w:pPr>
+        <w:spacing w:line="440" w:lineRule="exact"/>
+        <w:ind w:firstLineChars="200" w:firstLine="480"/>
+      </w:pPr>
+      <w:r>
+        <w:rPr>
+          <w:rFonts w:hint="eastAsia"/>
+        </w:rPr>
+        <w:t>例如：当我在使用A429硬件模块来连接被测设备的时候，用户在编写测试用例的时候可能会这样写“设置迎角为45度”，迎角是工程应用中的具体名称，实际发送的数据可能是Label为11，SDI为</w:t>
+      </w:r>
+      <w:r>
+        <w:rPr>
+          <w:rFonts w:hint="eastAsia"/>
+        </w:rPr>
+        <w:t>xx的使用BCD编码的A429数据字，这就需要将“迎角”这个</w:t>
+      </w:r>
+      <w:r>
+        <w:rPr>
+          <w:rFonts w:hint="eastAsia"/>
+        </w:rPr>
+        <w:t>抽象的信号和A429硬件模块的某个通道建立起映射关系，然后从这个通道发送A429字。</w:t>
+      </w:r>
+    </w:p>
+    <w:p>
+      <w:pPr>
+        <w:spacing w:line="440" w:lineRule="exact"/>
+        <w:ind w:firstLineChars="200" w:firstLine="480"/>
+      </w:pPr>
+      <w:proofErr w:type="spellStart"/>
+      <w:r>
+        <w:rPr>
+          <w:rFonts w:hint="eastAsia"/>
+        </w:rPr>
+        <w:t>SignalMapper</w:t>
+      </w:r>
+      <w:proofErr w:type="spellEnd"/>
+      <w:r>
+        <w:rPr>
+          <w:rFonts w:hint="eastAsia"/>
+        </w:rPr>
+        <w:t xml:space="preserve">接受信号的UUID，然后输出 </w:t>
+      </w:r>
+      <w:proofErr w:type="spellStart"/>
+      <w:r>
+        <w:rPr>
+          <w:rFonts w:hint="eastAsia"/>
+        </w:rPr>
+        <w:t>deviceId+channelId+protocalId</w:t>
+      </w:r>
+      <w:proofErr w:type="spellEnd"/>
+      <w:r>
+        <w:rPr>
+          <w:rFonts w:hint="eastAsia"/>
+        </w:rPr>
+        <w:t>的实际发送通道定义。</w:t>
+      </w:r>
+    </w:p>
+    <w:p>
+      <w:pPr>
+        <w:spacing w:line="440" w:lineRule="exact"/>
+        <w:ind w:firstLineChars="200" w:firstLine="480"/>
+        <w:rPr>
+          <w:rFonts w:hint="eastAsia"/>
+        </w:rPr>
+      </w:pPr>
+      <w:r>
+        <w:rPr>
+          <w:rFonts w:hint="eastAsia"/>
+        </w:rPr>
+        <w:t>对于读取信号也是一样的，以AD采集为例：当我使用AD采集卡采集UUT的电压的时，用户在编写测试用例的时候可能会这样写“读取温度并判断是否为33℃”，温度是工程应用中的具体名称，实际读取的是AD采集卡的通道1</w:t>
+      </w:r>
+      <w:r>
+        <w:rPr>
+          <w:rFonts w:hint="eastAsia"/>
+        </w:rPr>
+        <w:lastRenderedPageBreak/>
+        <w:t>的最新值。同样的，也需要建立起“温度”这个信号和AD采集卡通道的映射关系，至于电压到温度的转换则由协议仓库进行转换。</w:t>
+      </w:r>
+    </w:p>
+    <w:p>
+      <w:pPr>
+        <w:pStyle w:val="3"/>
+        <w:numPr>
+          <w:ilvl w:val="2"/>
+          <w:numId w:val="2"/>
+        </w:numPr>
+        <w:ind w:left="0" w:firstLine="0"/>
+      </w:pPr>
+      <w:r>
+        <w:t>协议仓库</w:t>
+      </w:r>
+    </w:p>
+    <w:p>
+      <w:pPr>
+        <w:spacing w:line="440" w:lineRule="exact"/>
+        <w:ind w:firstLineChars="200" w:firstLine="480"/>
+      </w:pPr>
+      <w:r>
+        <w:rPr>
+          <w:rFonts w:hint="eastAsia"/>
+        </w:rPr>
+        <w:t>协议仓库用于保存所有</w:t>
+      </w:r>
+      <w:proofErr w:type="gramStart"/>
+      <w:r>
+        <w:rPr>
+          <w:rFonts w:hint="eastAsia"/>
+        </w:rPr>
+        <w:t>帧</w:t>
+      </w:r>
+      <w:proofErr w:type="gramEnd"/>
+      <w:r>
+        <w:rPr>
+          <w:rFonts w:hint="eastAsia"/>
+        </w:rPr>
+        <w:t>协议定义，每一个</w:t>
+      </w:r>
+      <w:proofErr w:type="gramStart"/>
+      <w:r>
+        <w:rPr>
+          <w:rFonts w:hint="eastAsia"/>
+        </w:rPr>
+        <w:t>帧</w:t>
+      </w:r>
+      <w:proofErr w:type="gramEnd"/>
+      <w:r>
+        <w:rPr>
+          <w:rFonts w:hint="eastAsia"/>
+        </w:rPr>
+        <w:t>协议对象包含：</w:t>
+      </w:r>
+    </w:p>
+    <w:p>
+      <w:pPr>
+        <w:pStyle w:val="a9"/>
+        <w:numPr>
+          <w:ilvl w:val="0"/>
+          <w:numId w:val="25"/>
+        </w:numPr>
+        <w:spacing w:line="440" w:lineRule="exact"/>
+        <w:ind w:firstLineChars="0"/>
+      </w:pPr>
+      <w:r>
+        <w:rPr>
+          <w:rFonts w:hint="eastAsia"/>
+        </w:rPr>
+        <w:t>字段列表：字段名、起始位、位长、字节序、编码方式等</w:t>
+      </w:r>
+    </w:p>
+    <w:p>
+      <w:pPr>
+        <w:pStyle w:val="a9"/>
+        <w:numPr>
+          <w:ilvl w:val="0"/>
+          <w:numId w:val="25"/>
+        </w:numPr>
+        <w:spacing w:line="440" w:lineRule="exact"/>
+        <w:ind w:firstLineChars="0"/>
+      </w:pPr>
+      <w:r>
+        <w:rPr>
+          <w:rFonts w:hint="eastAsia"/>
+        </w:rPr>
+        <w:t>校验规则：如CRC、校验和等</w:t>
+      </w:r>
+    </w:p>
+    <w:p>
+      <w:pPr>
+        <w:pStyle w:val="a9"/>
+        <w:numPr>
+          <w:ilvl w:val="0"/>
+          <w:numId w:val="25"/>
+        </w:numPr>
+        <w:spacing w:line="440" w:lineRule="exact"/>
+        <w:ind w:firstLineChars="0"/>
+      </w:pPr>
+      <w:r>
+        <w:rPr>
+          <w:rFonts w:hint="eastAsia"/>
+        </w:rPr>
+        <w:t>Pack/Unpack方法：工程值到原始字节的双向转换</w:t>
+      </w:r>
+    </w:p>
+    <w:p>
+      <w:pPr>
+        <w:pStyle w:val="a9"/>
+        <w:numPr>
+          <w:ilvl w:val="0"/>
+          <w:numId w:val="25"/>
+        </w:numPr>
+        <w:spacing w:line="440" w:lineRule="exact"/>
+        <w:ind w:firstLineChars="0"/>
+      </w:pPr>
+      <w:proofErr w:type="gramStart"/>
+      <w:r>
+        <w:rPr>
+          <w:rFonts w:hint="eastAsia"/>
+        </w:rPr>
+        <w:t>帧</w:t>
+      </w:r>
+      <w:proofErr w:type="gramEnd"/>
+      <w:r>
+        <w:rPr>
+          <w:rFonts w:hint="eastAsia"/>
+        </w:rPr>
+        <w:t>协议编辑器可以实现为协议仓库的用户交互视图，通过可视化的方式提供用户在测试系统中设计</w:t>
+      </w:r>
+      <w:proofErr w:type="gramStart"/>
+      <w:r>
+        <w:rPr>
+          <w:rFonts w:hint="eastAsia"/>
+        </w:rPr>
+        <w:t>帧</w:t>
+      </w:r>
+      <w:proofErr w:type="gramEnd"/>
+      <w:r>
+        <w:rPr>
+          <w:rFonts w:hint="eastAsia"/>
+        </w:rPr>
+        <w:t>协议的能力。</w:t>
+      </w:r>
+    </w:p>
+    <w:p>
+      <w:pPr>
+        <w:spacing w:line="440" w:lineRule="exact"/>
+        <w:ind w:left="480"/>
+      </w:pPr>
+      <w:r>
+        <w:rPr>
+          <w:rFonts w:hint="eastAsia"/>
+        </w:rPr>
+        <w:t>在5.2.1节中，以AD采集为例，我们需要借助协议仓库提供的</w:t>
+      </w:r>
+      <w:proofErr w:type="gramStart"/>
+      <w:r>
+        <w:rPr>
+          <w:rFonts w:hint="eastAsia"/>
+        </w:rPr>
+        <w:t>帧协议</w:t>
+      </w:r>
+      <w:proofErr w:type="gramEnd"/>
+      <w:r>
+        <w:rPr>
+          <w:rFonts w:hint="eastAsia"/>
+        </w:rPr>
+        <w:t>定义，来实现温度到电压的双向转换。</w:t>
+      </w:r>
+    </w:p>
+    <w:p>
+      <w:pPr>
+        <w:spacing w:line="440" w:lineRule="exact"/>
+        <w:ind w:left="482" w:firstLineChars="200" w:firstLine="480"/>
+        <w:rPr>
+          <w:rFonts w:hint="eastAsia"/>
+        </w:rPr>
+      </w:pPr>
+      <w:r>
+        <w:rPr>
+          <w:rFonts w:hint="eastAsia"/>
+        </w:rPr>
+        <w:t>另外，通讯协议（ARINC429 1394B CAN 1553B 等）硬件模块可以在同一个通道中发送不同含义的帧，因此ICD中的协议统一</w:t>
+      </w:r>
+      <w:proofErr w:type="gramStart"/>
+      <w:r>
+        <w:rPr>
+          <w:rFonts w:hint="eastAsia"/>
+        </w:rPr>
+        <w:t>设计为帧结构</w:t>
+      </w:r>
+      <w:proofErr w:type="gramEnd"/>
+      <w:r>
+        <w:rPr>
+          <w:rFonts w:hint="eastAsia"/>
+        </w:rPr>
+        <w:t>，虽然对于AD、DA、DIO等不需要帧的概念，但是</w:t>
+      </w:r>
+      <w:proofErr w:type="gramStart"/>
+      <w:r>
+        <w:rPr>
+          <w:rFonts w:hint="eastAsia"/>
+        </w:rPr>
+        <w:t>帧</w:t>
+      </w:r>
+      <w:proofErr w:type="gramEnd"/>
+      <w:r>
+        <w:rPr>
+          <w:rFonts w:hint="eastAsia"/>
+        </w:rPr>
+        <w:t>形式的</w:t>
+      </w:r>
+      <w:r>
+        <w:rPr>
+          <w:rFonts w:hint="eastAsia"/>
+        </w:rPr>
+        <w:t>定义可以覆盖其功能。</w:t>
+      </w:r>
+    </w:p>
+    <w:p>
+      <w:pPr>
+        <w:pStyle w:val="3"/>
+        <w:numPr>
+          <w:ilvl w:val="2"/>
+          <w:numId w:val="2"/>
+        </w:numPr>
+        <w:ind w:left="0" w:firstLine="0"/>
+      </w:pPr>
+      <w:r>
+        <w:rPr>
+          <w:rFonts w:hint="eastAsia"/>
+        </w:rPr>
+        <w:t>最新值（</w:t>
+      </w:r>
+      <w:r>
+        <w:rPr>
+          <w:rFonts w:hint="eastAsia"/>
+        </w:rPr>
+        <w:t>CVT</w:t>
+      </w:r>
+      <w:r>
+        <w:rPr>
+          <w:rFonts w:hint="eastAsia"/>
+        </w:rPr>
+        <w:t>）缓存</w:t>
+      </w:r>
+    </w:p>
+    <w:p>
+      <w:pPr>
+        <w:spacing w:line="440" w:lineRule="exact"/>
+        <w:ind w:firstLineChars="200" w:firstLine="480"/>
+      </w:pPr>
+      <w:proofErr w:type="gramStart"/>
+      <w:r>
+        <w:rPr>
+          <w:rFonts w:hint="eastAsia"/>
+        </w:rPr>
+        <w:t>最新值</w:t>
+      </w:r>
+      <w:proofErr w:type="gramEnd"/>
+      <w:r>
+        <w:rPr>
+          <w:rFonts w:hint="eastAsia"/>
+        </w:rPr>
+        <w:t>缓存列表缓存每一个信号的最新值，供测试引擎</w:t>
+      </w:r>
+      <w:r>
+        <w:rPr>
+          <w:rFonts w:hint="eastAsia"/>
+        </w:rPr>
+        <w:t>快速读取。</w:t>
+      </w:r>
+      <w:proofErr w:type="gramStart"/>
+      <w:r>
+        <w:rPr>
+          <w:rFonts w:hint="eastAsia"/>
+        </w:rPr>
+        <w:t>最新值</w:t>
+      </w:r>
+      <w:proofErr w:type="gramEnd"/>
+      <w:r>
+        <w:rPr>
+          <w:rFonts w:hint="eastAsia"/>
+        </w:rPr>
+        <w:t>列表只保存更新后的值，不保留历史。</w:t>
+      </w:r>
+      <w:r>
+        <w:rPr>
+          <w:rFonts w:hint="eastAsia"/>
+        </w:rPr>
+        <w:t>写入时覆盖旧值，读取时立即返回当前值。</w:t>
+      </w:r>
+    </w:p>
+    <w:p>
+      <w:pPr>
+        <w:spacing w:line="440" w:lineRule="exact"/>
+        <w:ind w:firstLineChars="200" w:firstLine="480"/>
+        <w:rPr>
+          <w:rFonts w:hint="eastAsia"/>
+        </w:rPr>
+      </w:pPr>
+      <w:r>
+        <w:rPr>
+          <w:rFonts w:hint="eastAsia"/>
+        </w:rPr>
+        <w:t>HAL层接收到原始值之后，信号经过协议仓库定义的</w:t>
+      </w:r>
+      <w:proofErr w:type="gramStart"/>
+      <w:r>
+        <w:rPr>
+          <w:rFonts w:hint="eastAsia"/>
+        </w:rPr>
+        <w:t>帧结构</w:t>
+      </w:r>
+      <w:proofErr w:type="gramEnd"/>
+      <w:r>
+        <w:rPr>
+          <w:rFonts w:hint="eastAsia"/>
+        </w:rPr>
+        <w:t>被还原成实际值，缓存在</w:t>
+      </w:r>
+      <w:proofErr w:type="gramStart"/>
+      <w:r>
+        <w:rPr>
+          <w:rFonts w:hint="eastAsia"/>
+        </w:rPr>
+        <w:t>最新值</w:t>
+      </w:r>
+      <w:proofErr w:type="gramEnd"/>
+      <w:r>
+        <w:rPr>
+          <w:rFonts w:hint="eastAsia"/>
+        </w:rPr>
+        <w:t>列表中</w:t>
+      </w:r>
+      <w:r>
+        <w:rPr>
+          <w:rFonts w:hint="eastAsia"/>
+        </w:rPr>
+        <w:t>。</w:t>
+      </w:r>
+      <w:proofErr w:type="gramStart"/>
+      <w:r>
+        <w:rPr>
+          <w:rFonts w:hint="eastAsia"/>
+          <w:b/>
+          <w:bCs/>
+        </w:rPr>
+        <w:t>最新值</w:t>
+      </w:r>
+      <w:proofErr w:type="gramEnd"/>
+      <w:r>
+        <w:rPr>
+          <w:rFonts w:hint="eastAsia"/>
+          <w:b/>
+          <w:bCs/>
+        </w:rPr>
+        <w:t>缓存列表</w:t>
+      </w:r>
+      <w:r>
+        <w:rPr>
+          <w:rFonts w:hint="eastAsia"/>
+          <w:b/>
+          <w:bCs/>
+        </w:rPr>
+        <w:t>提供给测试引擎使用。</w:t>
+      </w:r>
+    </w:p>
+    <w:p>
+      <w:pPr>
+        <w:pStyle w:val="3"/>
+        <w:numPr>
+          <w:ilvl w:val="2"/>
+          <w:numId w:val="2"/>
+        </w:numPr>
+        <w:ind w:left="0" w:firstLine="0"/>
+      </w:pPr>
+      <w:r>
+        <w:rPr>
+          <w:rFonts w:hint="eastAsia"/>
+        </w:rPr>
+        <w:t>故障注入管理</w:t>
+      </w:r>
+    </w:p>
+    <w:p>
+      <w:pPr>
+        <w:spacing w:line="440" w:lineRule="exact"/>
+        <w:ind w:firstLineChars="200" w:firstLine="480"/>
+        <w:rPr>
+          <w:rFonts w:hint="eastAsia"/>
+        </w:rPr>
+      </w:pPr>
+      <w:r>
+        <w:rPr>
+          <w:rFonts w:hint="eastAsia"/>
+        </w:rPr>
+        <w:t>故障注入作用在ICD转换过程中——修改信号值、篡改协议字段、延迟/丢包数据</w:t>
+      </w:r>
+      <w:r>
+        <w:rPr>
+          <w:rFonts w:hint="eastAsia"/>
+        </w:rPr>
+        <w:t>等</w:t>
+      </w:r>
+      <w:r>
+        <w:rPr>
+          <w:rFonts w:hint="eastAsia"/>
+        </w:rPr>
+        <w:t>。</w:t>
+      </w:r>
+      <w:r>
+        <w:rPr>
+          <w:rFonts w:hint="eastAsia"/>
+          <w:i/>
+          <w:iCs/>
+          <w:color w:val="EE0000"/>
+        </w:rPr>
+        <w:t>当前这部分还没考虑好如何实现。</w:t>
+      </w:r>
+    </w:p>
+    <w:p>
+      <w:pPr>
+        <w:pStyle w:val="3"/>
+        <w:numPr>
+          <w:ilvl w:val="2"/>
+          <w:numId w:val="2"/>
+        </w:numPr>
+        <w:ind w:left="0" w:firstLine="0"/>
+      </w:pPr>
+      <w:r>
+        <w:rPr>
+          <w:rFonts w:hint="eastAsia"/>
+        </w:rPr>
+        <w:lastRenderedPageBreak/>
+        <w:t>简易</w:t>
+      </w:r>
+      <w:r>
+        <w:rPr>
+          <w:rFonts w:hint="eastAsia"/>
+        </w:rPr>
+        <w:t>数据分发器</w:t>
+      </w:r>
+    </w:p>
+    <w:p>
+      <w:pPr>
+        <w:spacing w:line="440" w:lineRule="exact"/>
+        <w:ind w:firstLineChars="200" w:firstLine="480"/>
+        <w:rPr>
+          <w:rFonts w:hint="eastAsia"/>
+        </w:rPr>
+      </w:pPr>
+      <w:r>
+        <w:rPr>
+          <w:rFonts w:hint="eastAsia"/>
+        </w:rPr>
+        <w:t>提供订阅/发布机制，供UI界面订阅特定的信号的值</w:t>
+      </w:r>
+      <w:r>
+        <w:rPr>
+          <w:rFonts w:hint="eastAsia"/>
+        </w:rPr>
+        <w:t>。</w:t>
+      </w:r>
+      <w:r>
+        <w:rPr>
+          <w:rFonts w:hint="eastAsia"/>
+        </w:rPr>
+        <w:t>HAL层接收到原始值之后，信号经过协议仓库，利用定义好的</w:t>
+      </w:r>
+      <w:proofErr w:type="gramStart"/>
+      <w:r>
+        <w:rPr>
+          <w:rFonts w:hint="eastAsia"/>
+        </w:rPr>
+        <w:t>帧</w:t>
+      </w:r>
+      <w:proofErr w:type="gramEnd"/>
+      <w:r>
+        <w:rPr>
+          <w:rFonts w:hint="eastAsia"/>
+        </w:rPr>
+        <w:t>解析还原出实际值后</w:t>
+      </w:r>
+      <w:r>
+        <w:rPr>
+          <w:rFonts w:hint="eastAsia"/>
+        </w:rPr>
+        <w:t>，发布这一信号的最新值，UI层提供了信号监视界面，显示所有订阅信号的值，每当只改变，实时的刷新到界面中。</w:t>
+      </w:r>
+    </w:p>
+    <w:p>
+      <w:pPr>
+        <w:pStyle w:val="2"/>
+        <w:numPr>
+          <w:ilvl w:val="1"/>
+          <w:numId w:val="2"/>
+        </w:numPr>
+        <w:ind w:left="0" w:firstLine="0"/>
+      </w:pPr>
+      <w:r>
+        <w:rPr>
+          <w:rFonts w:hint="eastAsia"/>
+        </w:rPr>
+        <w:t>测试引擎</w:t>
+      </w:r>
+      <w:r>
+        <w:rPr>
+          <w:rFonts w:hint="eastAsia"/>
+        </w:rPr>
+        <w:t>层</w:t>
+      </w:r>
+    </w:p>
+    <w:p>
+      <w:pPr>
+        <w:spacing w:line="440" w:lineRule="exact"/>
+        <w:ind w:firstLineChars="200" w:firstLine="480"/>
+      </w:pPr>
+      <w:r>
+        <w:rPr>
+          <w:rFonts w:hint="eastAsia"/>
+        </w:rPr>
+        <w:t>测试引擎作为驱动测试用例执行的发动机，负责按照测试用例的规则</w:t>
+      </w:r>
+      <w:r>
+        <w:rPr>
+          <w:rFonts w:hint="eastAsia"/>
+        </w:rPr>
+        <w:t>生成的脚本的执行</w:t>
+      </w:r>
+      <w:r>
+        <w:rPr>
+          <w:rFonts w:hint="eastAsia"/>
+        </w:rPr>
+        <w:t>，</w:t>
+      </w:r>
+      <w:r>
+        <w:rPr>
+          <w:rFonts w:hint="eastAsia"/>
+        </w:rPr>
+        <w:t>提供了对测试脚本的调试和对测试上下文的分析和监控，记录执行过程中的数据，完成测试用例的执行、调试、记录、报告等。</w:t>
+      </w:r>
+    </w:p>
+    <w:p>
+      <w:pPr>
+        <w:spacing w:line="440" w:lineRule="exact"/>
+        <w:ind w:firstLineChars="200" w:firstLine="480"/>
+      </w:pPr>
+      <w:r>
+        <w:rPr>
+          <w:rFonts w:hint="eastAsia"/>
+        </w:rPr>
+        <w:t>引擎层在执行用例的过程中，控制HAL</w:t>
+      </w:r>
+      <w:proofErr w:type="gramStart"/>
+      <w:r>
+        <w:rPr>
+          <w:rFonts w:hint="eastAsia"/>
+        </w:rPr>
+        <w:t>层完成</w:t>
+      </w:r>
+      <w:proofErr w:type="gramEnd"/>
+      <w:r>
+        <w:rPr>
+          <w:rFonts w:hint="eastAsia"/>
+        </w:rPr>
+        <w:t>硬件的读写操作，借助ICD</w:t>
+      </w:r>
+      <w:proofErr w:type="gramStart"/>
+      <w:r>
+        <w:rPr>
+          <w:rFonts w:hint="eastAsia"/>
+        </w:rPr>
+        <w:t>层完成</w:t>
+      </w:r>
+      <w:proofErr w:type="gramEnd"/>
+      <w:r>
+        <w:rPr>
+          <w:rFonts w:hint="eastAsia"/>
+        </w:rPr>
+        <w:t>工程值和实际值的转换，并从ICD层获取最新值，然后根据用户在用例中编写的条件断言，记录测试用例的执行情况，最终完成测试。</w:t>
+      </w:r>
+    </w:p>
+    <w:p>
+      <w:pPr>
+        <w:pStyle w:val="3"/>
+        <w:numPr>
+          <w:ilvl w:val="2"/>
+          <w:numId w:val="2"/>
+        </w:numPr>
+        <w:ind w:left="0" w:firstLine="0"/>
+      </w:pPr>
+      <w:r>
+        <w:rPr>
+          <w:rFonts w:hint="eastAsia"/>
+        </w:rPr>
+        <w:t>Lua</w:t>
+      </w:r>
+      <w:r>
+        <w:rPr>
+          <w:rFonts w:hint="eastAsia"/>
+        </w:rPr>
+        <w:t>引擎集成</w:t>
+      </w:r>
+    </w:p>
+    <w:p>
+      <w:pPr>
+        <w:spacing w:line="440" w:lineRule="exact"/>
+        <w:ind w:firstLineChars="200" w:firstLine="480"/>
+      </w:pPr>
+      <w:r>
+        <w:rPr>
+          <w:rFonts w:hint="eastAsia"/>
+        </w:rPr>
+        <w:t>Lua是一门脚本语言，运行时开销极低，适合被嵌入到其它变成语言中，在游戏开发领域，Lua以其高效的性能和对C/C++的互操作性被大量使用。</w:t>
+      </w:r>
+    </w:p>
+    <w:p>
+      <w:pPr>
+        <w:spacing w:line="440" w:lineRule="exact"/>
+        <w:ind w:firstLineChars="200" w:firstLine="480"/>
+      </w:pPr>
+      <w:r>
+        <w:rPr>
+          <w:rFonts w:hint="eastAsia"/>
+        </w:rPr>
+        <w:t>为什么选用Lua？在公司以往使用 ICD架构实现的自动化测试的项目中，采用的是自行设计 DSL（Domain Specific Language）领域特定语言来编写执行引擎和生成测试脚本的方式。使用DSL基本上没有什么优点，有些测试场景下需要循坏和分支，基于DSL设计分支和循环较为复杂，而且新增任何DSL语法都会修改代码，还容易出问题。不如使用现有的脚本语言来做，</w:t>
+      </w:r>
+      <w:r>
+        <w:rPr>
+          <w:rFonts w:hint="eastAsia"/>
+        </w:rPr>
+        <w:t>Lua似乎正是这一场景下的最优</w:t>
+      </w:r>
+      <w:r>
+        <w:rPr>
+          <w:rFonts w:hint="eastAsia"/>
+        </w:rPr>
+        <w:t>解</w:t>
+      </w:r>
+      <w:r>
+        <w:rPr>
+          <w:rFonts w:hint="eastAsia"/>
+        </w:rPr>
+        <w:t>。</w:t>
+      </w:r>
+    </w:p>
+    <w:p>
+      <w:pPr>
+        <w:spacing w:line="440" w:lineRule="exact"/>
+        <w:ind w:firstLineChars="200" w:firstLine="480"/>
+      </w:pPr>
+      <w:r>
+        <w:rPr>
+          <w:rFonts w:hint="eastAsia"/>
+        </w:rPr>
+        <w:t>Lua自身提供了 Lua Debug Library，可以使用它的Hook机制来对测试脚本进行调试。</w:t>
+      </w:r>
+    </w:p>
+    <w:p>
+      <w:pPr>
+        <w:pStyle w:val="3"/>
+        <w:numPr>
+          <w:ilvl w:val="2"/>
+          <w:numId w:val="2"/>
+        </w:numPr>
+        <w:ind w:left="0" w:firstLine="0"/>
+        <w:rPr>
+          <w:rFonts w:hint="eastAsia"/>
+        </w:rPr>
+      </w:pPr>
+      <w:r>
+        <w:rPr>
+          <w:rFonts w:hint="eastAsia"/>
+        </w:rPr>
+        <w:t>Lua API</w:t>
+      </w:r>
+      <w:r>
+        <w:rPr>
+          <w:rFonts w:hint="eastAsia"/>
+        </w:rPr>
+        <w:t>绑定</w:t>
+      </w:r>
+    </w:p>
+    <w:p>
+      <w:pPr>
+        <w:spacing w:line="440" w:lineRule="exact"/>
+        <w:ind w:firstLineChars="200" w:firstLine="480"/>
+      </w:pPr>
+      <w:r>
+        <w:rPr>
+          <w:rFonts w:hint="eastAsia"/>
+        </w:rPr>
+        <w:t>Lua本身是C语言编写的库，使用sol2/3可以提供C++ API来和Lua的状态机互操作。在引擎初始化的时候，注册C++接口到Lua状态机，在Lua脚本中即可以完成控制流程</w:t>
+      </w:r>
+      <w:r>
+        <w:rPr>
+          <w:rFonts w:hint="eastAsia"/>
+        </w:rPr>
+        <w:t>。</w:t>
+      </w:r>
+      <w:r>
+        <w:rPr>
+          <w:rFonts w:hint="eastAsia"/>
+        </w:rPr>
+        <w:t>Engine层为Lua脚本提供以下的10个API函数</w:t>
+      </w:r>
+      <w:r>
+        <w:rPr>
+          <w:rFonts w:hint="eastAsia"/>
+        </w:rPr>
+        <w:t>：</w:t>
+      </w:r>
+    </w:p>
+    <w:p>
+      <w:pPr>
+        <w:pStyle w:val="a9"/>
+        <w:numPr>
+          <w:ilvl w:val="0"/>
+          <w:numId w:val="26"/>
+        </w:numPr>
+        <w:spacing w:line="440" w:lineRule="exact"/>
+        <w:ind w:firstLineChars="0"/>
+      </w:pPr>
+      <w:proofErr w:type="spellStart"/>
+      <w:r>
+        <w:rPr>
+          <w:rFonts w:hint="eastAsia"/>
+        </w:rPr>
+        <w:lastRenderedPageBreak/>
+        <w:t>SetDevice</w:t>
+      </w:r>
+      <w:proofErr w:type="spellEnd"/>
+      <w:r>
+        <w:rPr>
+          <w:rFonts w:hint="eastAsia"/>
+        </w:rPr>
+        <w:t>(</w:t>
+      </w:r>
+      <w:r>
+        <w:t>“</w:t>
+      </w:r>
+      <w:r>
+        <w:rPr>
+          <w:rFonts w:hint="eastAsia"/>
+        </w:rPr>
+        <w:t>温度</w:t>
+      </w:r>
+      <w:r>
+        <w:t>”</w:t>
+      </w:r>
+      <w:r>
+        <w:rPr>
+          <w:rFonts w:hint="eastAsia"/>
+        </w:rPr>
+        <w:t>,37.5)</w:t>
+      </w:r>
+      <w:r>
+        <w:tab/>
+      </w:r>
+      <w:r>
+        <w:tab/>
+      </w:r>
+      <w:r>
+        <w:rPr>
+          <w:rFonts w:hint="eastAsia"/>
+        </w:rPr>
+        <w:t>--SET</w:t>
+      </w:r>
+    </w:p>
+    <w:p>
+      <w:pPr>
+        <w:pStyle w:val="a9"/>
+        <w:numPr>
+          <w:ilvl w:val="0"/>
+          <w:numId w:val="26"/>
+        </w:numPr>
+        <w:spacing w:line="440" w:lineRule="exact"/>
+        <w:ind w:firstLineChars="0"/>
+      </w:pPr>
+      <w:proofErr w:type="spellStart"/>
+      <w:r>
+        <w:rPr>
+          <w:rFonts w:hint="eastAsia"/>
+        </w:rPr>
+        <w:t>VerifyDevice</w:t>
+      </w:r>
+      <w:proofErr w:type="spellEnd"/>
+      <w:r>
+        <w:rPr>
+          <w:rFonts w:hint="eastAsia"/>
+        </w:rPr>
+        <w:t>("温度", 37.5, {min=-0.1, max=0.1})  -- VERIFY</w:t>
+      </w:r>
+    </w:p>
+    <w:p>
+      <w:pPr>
+        <w:pStyle w:val="a9"/>
+        <w:numPr>
+          <w:ilvl w:val="0"/>
+          <w:numId w:val="26"/>
+        </w:numPr>
+        <w:spacing w:line="440" w:lineRule="exact"/>
+        <w:ind w:firstLineChars="0"/>
+      </w:pPr>
+      <w:proofErr w:type="spellStart"/>
+      <w:r>
+        <w:rPr>
+          <w:rFonts w:hint="eastAsia"/>
+        </w:rPr>
+        <w:t>WaitFor</w:t>
+      </w:r>
+      <w:proofErr w:type="spellEnd"/>
+      <w:r>
+        <w:rPr>
+          <w:rFonts w:hint="eastAsia"/>
+        </w:rPr>
+        <w:t>("温度", "&gt;=", 30.0, 5000)                -- WAIT, 超时5s</w:t>
+      </w:r>
+    </w:p>
+    <w:p>
+      <w:pPr>
+        <w:pStyle w:val="a9"/>
+        <w:numPr>
+          <w:ilvl w:val="0"/>
+          <w:numId w:val="26"/>
+        </w:numPr>
+        <w:spacing w:line="440" w:lineRule="exact"/>
+        <w:ind w:firstLineChars="0"/>
+      </w:pPr>
+      <w:proofErr w:type="gramStart"/>
+      <w:r>
+        <w:rPr>
+          <w:rFonts w:hint="eastAsia"/>
+        </w:rPr>
+        <w:t>Delay(</w:t>
+      </w:r>
+      <w:proofErr w:type="gramEnd"/>
+      <w:r>
+        <w:rPr>
+          <w:rFonts w:hint="eastAsia"/>
+        </w:rPr>
+        <w:t>1000)                                       -- DELAY</w:t>
+      </w:r>
+    </w:p>
+    <w:p>
+      <w:pPr>
+        <w:pStyle w:val="a9"/>
+        <w:numPr>
+          <w:ilvl w:val="0"/>
+          <w:numId w:val="26"/>
+        </w:numPr>
+        <w:spacing w:line="440" w:lineRule="exact"/>
+        <w:ind w:firstLineChars="0"/>
+      </w:pPr>
+      <w:proofErr w:type="spellStart"/>
+      <w:r>
+        <w:rPr>
+          <w:rFonts w:hint="eastAsia"/>
+        </w:rPr>
+        <w:t>UserAction</w:t>
+      </w:r>
+      <w:proofErr w:type="spellEnd"/>
+      <w:r>
+        <w:rPr>
+          <w:rFonts w:hint="eastAsia"/>
+        </w:rPr>
+        <w:t>("</w:t>
+      </w:r>
+      <w:proofErr w:type="gramStart"/>
+      <w:r>
+        <w:rPr>
+          <w:rFonts w:hint="eastAsia"/>
+        </w:rPr>
+        <w:t>请观察</w:t>
+      </w:r>
+      <w:proofErr w:type="gramEnd"/>
+      <w:r>
+        <w:rPr>
+          <w:rFonts w:hint="eastAsia"/>
+        </w:rPr>
+        <w:t>指示灯是否亮起")                  -- ACTION</w:t>
+      </w:r>
+    </w:p>
+    <w:p>
+      <w:pPr>
+        <w:pStyle w:val="a9"/>
+        <w:numPr>
+          <w:ilvl w:val="0"/>
+          <w:numId w:val="26"/>
+        </w:numPr>
+        <w:spacing w:line="440" w:lineRule="exact"/>
+        <w:ind w:firstLineChars="0"/>
+      </w:pPr>
+      <w:proofErr w:type="spellStart"/>
+      <w:proofErr w:type="gramStart"/>
+      <w:r>
+        <w:rPr>
+          <w:rFonts w:hint="eastAsia"/>
+        </w:rPr>
+        <w:t>TakePhoto</w:t>
+      </w:r>
+      <w:proofErr w:type="spellEnd"/>
+      <w:r>
+        <w:rPr>
+          <w:rFonts w:hint="eastAsia"/>
+        </w:rPr>
+        <w:t>(</w:t>
+      </w:r>
+      <w:proofErr w:type="gramEnd"/>
+      <w:r>
+        <w:rPr>
+          <w:rFonts w:hint="eastAsia"/>
+        </w:rPr>
+        <w:t>)                                       -- PHOTO</w:t>
+      </w:r>
+    </w:p>
+    <w:p>
+      <w:pPr>
+        <w:pStyle w:val="a9"/>
+        <w:numPr>
+          <w:ilvl w:val="0"/>
+          <w:numId w:val="26"/>
+        </w:numPr>
+        <w:spacing w:line="440" w:lineRule="exact"/>
+        <w:ind w:firstLineChars="0"/>
+      </w:pPr>
+      <w:proofErr w:type="spellStart"/>
+      <w:r>
+        <w:rPr>
+          <w:rFonts w:hint="eastAsia"/>
+        </w:rPr>
+        <w:t>SetRecord</w:t>
+      </w:r>
+      <w:proofErr w:type="spellEnd"/>
+      <w:r>
+        <w:rPr>
+          <w:rFonts w:hint="eastAsia"/>
+        </w:rPr>
+        <w:t>(</w:t>
+      </w:r>
+      <w:proofErr w:type="gramStart"/>
+      <w:r>
+        <w:rPr>
+          <w:rFonts w:hint="eastAsia"/>
+        </w:rPr>
+        <w:t xml:space="preserve">true)   </w:t>
+      </w:r>
+      <w:proofErr w:type="gramEnd"/>
+      <w:r>
+        <w:rPr>
+          <w:rFonts w:hint="eastAsia"/>
+        </w:rPr>
+        <w:t xml:space="preserve">                                -- RECORD</w:t>
+      </w:r>
+    </w:p>
+    <w:p>
+      <w:pPr>
+        <w:pStyle w:val="a9"/>
+        <w:numPr>
+          <w:ilvl w:val="0"/>
+          <w:numId w:val="26"/>
+        </w:numPr>
+        <w:spacing w:line="440" w:lineRule="exact"/>
+        <w:ind w:firstLineChars="0"/>
+      </w:pPr>
+      <w:proofErr w:type="spellStart"/>
+      <w:r>
+        <w:rPr>
+          <w:rFonts w:hint="eastAsia"/>
+        </w:rPr>
+        <w:t>InjectFault</w:t>
+      </w:r>
+      <w:proofErr w:type="spellEnd"/>
+      <w:r>
+        <w:rPr>
+          <w:rFonts w:hint="eastAsia"/>
+        </w:rPr>
+        <w:t>("温度", {type="</w:t>
+      </w:r>
+      <w:proofErr w:type="spellStart"/>
+      <w:r>
+        <w:rPr>
+          <w:rFonts w:hint="eastAsia"/>
+        </w:rPr>
+        <w:t>stuck_at</w:t>
+      </w:r>
+      <w:proofErr w:type="spellEnd"/>
+      <w:r>
+        <w:rPr>
+          <w:rFonts w:hint="eastAsia"/>
+        </w:rPr>
+        <w:t>", value=999}) -- INJECT_FAULT</w:t>
+      </w:r>
+    </w:p>
+    <w:p>
+      <w:pPr>
+        <w:pStyle w:val="a9"/>
+        <w:numPr>
+          <w:ilvl w:val="0"/>
+          <w:numId w:val="26"/>
+        </w:numPr>
+        <w:spacing w:line="440" w:lineRule="exact"/>
+        <w:ind w:firstLineChars="0"/>
+      </w:pPr>
+      <w:proofErr w:type="spellStart"/>
+      <w:r>
+        <w:rPr>
+          <w:rFonts w:hint="eastAsia"/>
+        </w:rPr>
+        <w:t>ClearFault</w:t>
+      </w:r>
+      <w:proofErr w:type="spellEnd"/>
+      <w:r>
+        <w:rPr>
+          <w:rFonts w:hint="eastAsia"/>
+        </w:rPr>
+        <w:t>("温度")                             -- CLEAR_FAULT</w:t>
+      </w:r>
+    </w:p>
+    <w:p>
+      <w:pPr>
+        <w:pStyle w:val="a9"/>
+        <w:numPr>
+          <w:ilvl w:val="0"/>
+          <w:numId w:val="26"/>
+        </w:numPr>
+        <w:spacing w:line="440" w:lineRule="exact"/>
+        <w:ind w:firstLineChars="0"/>
+      </w:pPr>
+      <w:r>
+        <w:rPr>
+          <w:rFonts w:hint="eastAsia"/>
+        </w:rPr>
+        <w:t>Log("当前温度正常")                                -- LOG</w:t>
+      </w:r>
+    </w:p>
+    <w:p>
+      <w:pPr>
+        <w:spacing w:line="440" w:lineRule="exact"/>
+        <w:ind w:left="480"/>
+      </w:pPr>
+      <w:r>
+        <w:rPr>
+          <w:rFonts w:hint="eastAsia"/>
+        </w:rPr>
+        <w:t>每个Lua API内部调用ICD层和HAL层提供的对应C/C++函数：</w:t>
+      </w:r>
+    </w:p>
+    <w:tbl>
+      <w:tblPr>
+        <w:tblStyle w:val="11"/>
+        <w:tblW w:w="5000" w:type="pct"/>
+        <w:tblLook w:val="04A0" w:firstRow="1" w:lastRow="0" w:firstColumn="1" w:lastColumn="0" w:noHBand="0" w:noVBand="1"/>
+      </w:tblPr>
+      <w:tblGrid>
+        <w:gridCol w:w="4148"/>
+        <w:gridCol w:w="4148"/>
+      </w:tblGrid>
+      <w:tr>
+        <w:trPr>
+          <w:cnfStyle w:val="100000000000" w:firstRow="1" w:lastRow="0" w:firstColumn="0" w:lastColumn="0" w:oddVBand="0" w:evenVBand="0" w:oddHBand="0" w:evenHBand="0" w:firstRowFirstColumn="0" w:firstRowLastColumn="0" w:lastRowFirstColumn="0" w:lastRowLastColumn="0"/>
+        </w:trPr>
+        <w:tc>
+          <w:tcPr>
+            <w:cnfStyle w:val="001000000000" w:firstRow="0" w:lastRow="0" w:firstColumn="1" w:lastColumn="0" w:oddVBand="0" w:evenVBand="0" w:oddHBand="0" w:evenHBand="0" w:firstRowFirstColumn="0" w:firstRowLastColumn="0" w:lastRowFirstColumn="0" w:lastRowLastColumn="0"/>
+            <w:tcW w:w="2500" w:type="pct"/>
+          </w:tcPr>
+          <w:p>
+            <w:pPr>
+              <w:spacing w:line="440" w:lineRule="exact"/>
+              <w:rPr>
+                <w:rFonts w:hint="eastAsia"/>
+              </w:rPr>
+            </w:pPr>
+            <w:r>
+              <w:rPr>
+                <w:rFonts w:hint="eastAsia"/>
+              </w:rPr>
+              <w:t>Lua API</w:t>
+            </w:r>
+          </w:p>
+        </w:tc>
+        <w:tc>
+          <w:tcPr>
+            <w:tcW w:w="2500" w:type="pct"/>
+          </w:tcPr>
+          <w:p>
+            <w:pPr>
+              <w:spacing w:line="440" w:lineRule="exact"/>
+              <w:cnfStyle w:val="100000000000" w:firstRow="1" w:lastRow="0" w:firstColumn="0" w:lastColumn="0" w:oddVBand="0" w:evenVBand="0" w:oddHBand="0" w:evenHBand="0" w:firstRowFirstColumn="0" w:firstRowLastColumn="0" w:lastRowFirstColumn="0" w:lastRowLastColumn="0"/>
+              <w:rPr>
+                <w:rFonts w:hint="eastAsia"/>
+              </w:rPr>
+            </w:pPr>
+            <w:r>
+              <w:rPr>
+                <w:rFonts w:hint="eastAsia"/>
+              </w:rPr>
+              <w:t>HAL和ICD提供的</w:t>
+            </w:r>
+            <w:r>
+              <w:rPr>
+                <w:rFonts w:hint="eastAsia"/>
+              </w:rPr>
+              <w:t>方法</w:t>
+            </w:r>
+          </w:p>
+        </w:tc>
+      </w:tr>
+      <w:tr>
+        <w:tc>
+          <w:tcPr>
+            <w:cnfStyle w:val="001000000000" w:firstRow="0" w:lastRow="0" w:firstColumn="1" w:lastColumn="0" w:oddVBand="0" w:evenVBand="0" w:oddHBand="0" w:evenHBand="0" w:firstRowFirstColumn="0" w:firstRowLastColumn="0" w:lastRowFirstColumn="0" w:lastRowLastColumn="0"/>
+            <w:tcW w:w="2500" w:type="pct"/>
+          </w:tcPr>
+          <w:p>
+            <w:pPr>
+              <w:spacing w:line="440" w:lineRule="exact"/>
+              <w:rPr>
+                <w:rFonts w:hint="eastAsia"/>
+              </w:rPr>
+            </w:pPr>
+            <w:proofErr w:type="spellStart"/>
+            <w:proofErr w:type="gramStart"/>
+            <w:r>
+              <w:rPr>
+                <w:rFonts w:hint="eastAsia"/>
+              </w:rPr>
+              <w:t>SetDevice</w:t>
+            </w:r>
+            <w:proofErr w:type="spellEnd"/>
+            <w:r>
+              <w:rPr>
+                <w:rFonts w:hint="eastAsia"/>
+              </w:rPr>
+              <w:t>(</w:t>
+            </w:r>
+            <w:proofErr w:type="spellStart"/>
+            <w:proofErr w:type="gramEnd"/>
+            <w:r>
+              <w:rPr>
+                <w:rFonts w:hint="eastAsia"/>
+              </w:rPr>
+              <w:t>signalId</w:t>
+            </w:r>
+            <w:proofErr w:type="spellEnd"/>
+            <w:r>
+              <w:rPr>
+                <w:rFonts w:hint="eastAsia"/>
+              </w:rPr>
+              <w:t>, value)</w:t>
+            </w:r>
+          </w:p>
+        </w:tc>
+        <w:tc>
+          <w:tcPr>
+            <w:tcW w:w="2500" w:type="pct"/>
+          </w:tcPr>
+          <w:p>
+            <w:pPr>
+              <w:spacing w:line="440" w:lineRule="exact"/>
+              <w:cnfStyle w:val="000000000000" w:firstRow="0" w:lastRow="0" w:firstColumn="0" w:lastColumn="0" w:oddVBand="0" w:evenVBand="0" w:oddHBand="0" w:evenHBand="0" w:firstRowFirstColumn="0" w:firstRowLastColumn="0" w:lastRowFirstColumn="0" w:lastRowLastColumn="0"/>
+              <w:rPr>
+                <w:rFonts w:hint="eastAsia"/>
+              </w:rPr>
+            </w:pPr>
+            <w:proofErr w:type="spellStart"/>
+            <w:proofErr w:type="gramStart"/>
+            <w:r>
+              <w:rPr>
+                <w:rFonts w:hint="eastAsia"/>
+              </w:rPr>
+              <w:t>setSignal</w:t>
+            </w:r>
+            <w:proofErr w:type="spellEnd"/>
+            <w:r>
+              <w:rPr>
+                <w:rFonts w:hint="eastAsia"/>
+              </w:rPr>
+              <w:t>(</w:t>
+            </w:r>
+            <w:proofErr w:type="gramEnd"/>
+            <w:r>
+              <w:rPr>
+                <w:rFonts w:hint="eastAsia"/>
+              </w:rPr>
+              <w:t>)</w:t>
+            </w:r>
+          </w:p>
+        </w:tc>
+      </w:tr>
+      <w:tr>
+        <w:tc>
+          <w:tcPr>
+            <w:cnfStyle w:val="001000000000" w:firstRow="0" w:lastRow="0" w:firstColumn="1" w:lastColumn="0" w:oddVBand="0" w:evenVBand="0" w:oddHBand="0" w:evenHBand="0" w:firstRowFirstColumn="0" w:firstRowLastColumn="0" w:lastRowFirstColumn="0" w:lastRowLastColumn="0"/>
+            <w:tcW w:w="2500" w:type="pct"/>
+          </w:tcPr>
+          <w:p>
+            <w:pPr>
+              <w:spacing w:line="440" w:lineRule="exact"/>
+              <w:rPr>
+                <w:rFonts w:hint="eastAsia"/>
+              </w:rPr>
+            </w:pPr>
+            <w:proofErr w:type="spellStart"/>
+            <w:proofErr w:type="gramStart"/>
+            <w:r>
+              <w:rPr>
+                <w:rFonts w:hint="eastAsia"/>
+              </w:rPr>
+              <w:t>VerifyDevice</w:t>
+            </w:r>
+            <w:proofErr w:type="spellEnd"/>
+            <w:r>
+              <w:rPr>
+                <w:rFonts w:hint="eastAsia"/>
+              </w:rPr>
+              <w:t>(</w:t>
+            </w:r>
+            <w:proofErr w:type="spellStart"/>
+            <w:proofErr w:type="gramEnd"/>
+            <w:r>
+              <w:rPr>
+                <w:rFonts w:hint="eastAsia"/>
+              </w:rPr>
+              <w:t>signalId</w:t>
+            </w:r>
+            <w:proofErr w:type="spellEnd"/>
+            <w:r>
+              <w:rPr>
+                <w:rFonts w:hint="eastAsia"/>
+              </w:rPr>
+              <w:t>, expected, tolerance)</w:t>
+            </w:r>
+          </w:p>
+        </w:tc>
+        <w:tc>
+          <w:tcPr>
+            <w:tcW w:w="2500" w:type="pct"/>
+          </w:tcPr>
+          <w:p>
+            <w:pPr>
+              <w:spacing w:line="440" w:lineRule="exact"/>
+              <w:cnfStyle w:val="000000000000" w:firstRow="0" w:lastRow="0" w:firstColumn="0" w:lastColumn="0" w:oddVBand="0" w:evenVBand="0" w:oddHBand="0" w:evenHBand="0" w:firstRowFirstColumn="0" w:firstRowLastColumn="0" w:lastRowFirstColumn="0" w:lastRowLastColumn="0"/>
+              <w:rPr>
+                <w:rFonts w:hint="eastAsia"/>
+              </w:rPr>
+            </w:pPr>
+            <w:proofErr w:type="spellStart"/>
+            <w:proofErr w:type="gramStart"/>
+            <w:r>
+              <w:rPr>
+                <w:rFonts w:hint="eastAsia"/>
+              </w:rPr>
+              <w:t>verifySignal</w:t>
+            </w:r>
+            <w:proofErr w:type="spellEnd"/>
+            <w:r>
+              <w:rPr>
+                <w:rFonts w:hint="eastAsia"/>
+              </w:rPr>
+              <w:t>(</w:t>
+            </w:r>
+            <w:proofErr w:type="gramEnd"/>
+            <w:r>
+              <w:rPr>
+                <w:rFonts w:hint="eastAsia"/>
+              </w:rPr>
+              <w:t>)</w:t>
+            </w:r>
+          </w:p>
+        </w:tc>
+      </w:tr>
+      <w:tr>
+        <w:tc>
+          <w:tcPr>
+            <w:cnfStyle w:val="001000000000" w:firstRow="0" w:lastRow="0" w:firstColumn="1" w:lastColumn="0" w:oddVBand="0" w:evenVBand="0" w:oddHBand="0" w:evenHBand="0" w:firstRowFirstColumn="0" w:firstRowLastColumn="0" w:lastRowFirstColumn="0" w:lastRowLastColumn="0"/>
+            <w:tcW w:w="2500" w:type="pct"/>
+          </w:tcPr>
+          <w:p>
+            <w:pPr>
+              <w:spacing w:line="440" w:lineRule="exact"/>
+              <w:rPr>
+                <w:rFonts w:hint="eastAsia"/>
+              </w:rPr>
+            </w:pPr>
+            <w:proofErr w:type="spellStart"/>
+            <w:proofErr w:type="gramStart"/>
+            <w:r>
+              <w:rPr>
+                <w:rFonts w:hint="eastAsia"/>
+              </w:rPr>
+              <w:t>WaitFor</w:t>
+            </w:r>
+            <w:proofErr w:type="spellEnd"/>
+            <w:r>
+              <w:rPr>
+                <w:rFonts w:hint="eastAsia"/>
+              </w:rPr>
+              <w:t>(</w:t>
+            </w:r>
+            <w:proofErr w:type="spellStart"/>
+            <w:proofErr w:type="gramEnd"/>
+            <w:r>
+              <w:rPr>
+                <w:rFonts w:hint="eastAsia"/>
+              </w:rPr>
+              <w:t>signalId</w:t>
+            </w:r>
+            <w:proofErr w:type="spellEnd"/>
+            <w:r>
+              <w:rPr>
+                <w:rFonts w:hint="eastAsia"/>
+              </w:rPr>
+              <w:t>, op, value, timeout)</w:t>
+            </w:r>
+          </w:p>
+        </w:tc>
+        <w:tc>
+          <w:tcPr>
+            <w:tcW w:w="2500" w:type="pct"/>
+          </w:tcPr>
+          <w:p>
+            <w:pPr>
+              <w:spacing w:line="440" w:lineRule="exact"/>
+              <w:cnfStyle w:val="000000000000" w:firstRow="0" w:lastRow="0" w:firstColumn="0" w:lastColumn="0" w:oddVBand="0" w:evenVBand="0" w:oddHBand="0" w:evenHBand="0" w:firstRowFirstColumn="0" w:firstRowLastColumn="0" w:lastRowFirstColumn="0" w:lastRowLastColumn="0"/>
+              <w:rPr>
+                <w:rFonts w:hint="eastAsia"/>
+              </w:rPr>
+            </w:pPr>
+            <w:proofErr w:type="spellStart"/>
+            <w:proofErr w:type="gramStart"/>
+            <w:r>
+              <w:rPr>
+                <w:rFonts w:hint="eastAsia"/>
+              </w:rPr>
+              <w:t>waitForSignal</w:t>
+            </w:r>
+            <w:proofErr w:type="spellEnd"/>
+            <w:r>
+              <w:rPr>
+                <w:rFonts w:hint="eastAsia"/>
+              </w:rPr>
+              <w:t>(</w:t>
+            </w:r>
+            <w:proofErr w:type="gramEnd"/>
+            <w:r>
+              <w:rPr>
+                <w:rFonts w:hint="eastAsia"/>
+              </w:rPr>
+              <w:t>)</w:t>
+            </w:r>
+          </w:p>
+        </w:tc>
+      </w:tr>
+      <w:tr>
+        <w:tc>
+          <w:tcPr>
+            <w:cnfStyle w:val="001000000000" w:firstRow="0" w:lastRow="0" w:firstColumn="1" w:lastColumn="0" w:oddVBand="0" w:evenVBand="0" w:oddHBand="0" w:evenHBand="0" w:firstRowFirstColumn="0" w:firstRowLastColumn="0" w:lastRowFirstColumn="0" w:lastRowLastColumn="0"/>
+            <w:tcW w:w="2500" w:type="pct"/>
+          </w:tcPr>
+          <w:p>
+            <w:pPr>
+              <w:spacing w:line="440" w:lineRule="exact"/>
+              <w:rPr>
+                <w:rFonts w:hint="eastAsia"/>
+              </w:rPr>
+            </w:pPr>
+            <w:r>
+              <w:rPr>
+                <w:rFonts w:hint="eastAsia"/>
+              </w:rPr>
+              <w:t>Delay(</w:t>
+            </w:r>
+            <w:proofErr w:type="spellStart"/>
+            <w:r>
+              <w:rPr>
+                <w:rFonts w:hint="eastAsia"/>
+              </w:rPr>
+              <w:t>ms</w:t>
+            </w:r>
+            <w:proofErr w:type="spellEnd"/>
+            <w:r>
+              <w:rPr>
+                <w:rFonts w:hint="eastAsia"/>
+              </w:rPr>
+              <w:t>)</w:t>
+            </w:r>
+          </w:p>
+        </w:tc>
+        <w:tc>
+          <w:tcPr>
+            <w:tcW w:w="2500" w:type="pct"/>
+          </w:tcPr>
+          <w:p>
+            <w:pPr>
+              <w:spacing w:line="440" w:lineRule="exact"/>
+              <w:cnfStyle w:val="000000000000" w:firstRow="0" w:lastRow="0" w:firstColumn="0" w:lastColumn="0" w:oddVBand="0" w:evenVBand="0" w:oddHBand="0" w:evenHBand="0" w:firstRowFirstColumn="0" w:firstRowLastColumn="0" w:lastRowFirstColumn="0" w:lastRowLastColumn="0"/>
+              <w:rPr>
+                <w:rFonts w:hint="eastAsia"/>
+              </w:rPr>
+            </w:pPr>
+            <w:proofErr w:type="spellStart"/>
+            <w:proofErr w:type="gramStart"/>
+            <w:r>
+              <w:rPr>
+                <w:rFonts w:hint="eastAsia"/>
+              </w:rPr>
+              <w:t>QThread</w:t>
+            </w:r>
+            <w:proofErr w:type="spellEnd"/>
+            <w:r>
+              <w:rPr>
+                <w:rFonts w:hint="eastAsia"/>
+              </w:rPr>
+              <w:t>::</w:t>
+            </w:r>
+            <w:proofErr w:type="spellStart"/>
+            <w:r>
+              <w:rPr>
+                <w:rFonts w:hint="eastAsia"/>
+              </w:rPr>
+              <w:t>msleep</w:t>
+            </w:r>
+            <w:proofErr w:type="spellEnd"/>
+            <w:r>
+              <w:rPr>
+                <w:rFonts w:hint="eastAsia"/>
+              </w:rPr>
+              <w:t>(</w:t>
+            </w:r>
+            <w:proofErr w:type="gramEnd"/>
+            <w:r>
+              <w:rPr>
+                <w:rFonts w:hint="eastAsia"/>
+              </w:rPr>
+              <w:t>)</w:t>
+            </w:r>
+          </w:p>
+        </w:tc>
+      </w:tr>
+      <w:tr>
+        <w:tc>
+          <w:tcPr>
+            <w:cnfStyle w:val="001000000000" w:firstRow="0" w:lastRow="0" w:firstColumn="1" w:lastColumn="0" w:oddVBand="0" w:evenVBand="0" w:oddHBand="0" w:evenHBand="0" w:firstRowFirstColumn="0" w:firstRowLastColumn="0" w:lastRowFirstColumn="0" w:lastRowLastColumn="0"/>
+            <w:tcW w:w="2500" w:type="pct"/>
+          </w:tcPr>
+          <w:p>
+            <w:pPr>
+              <w:spacing w:line="440" w:lineRule="exact"/>
+              <w:rPr>
+                <w:rFonts w:hint="eastAsia"/>
+              </w:rPr>
+            </w:pPr>
+            <w:proofErr w:type="spellStart"/>
+            <w:r>
+              <w:rPr>
+                <w:rFonts w:hint="eastAsia"/>
+              </w:rPr>
+              <w:t>UserAction</w:t>
+            </w:r>
+            <w:proofErr w:type="spellEnd"/>
+            <w:r>
+              <w:rPr>
+                <w:rFonts w:hint="eastAsia"/>
+              </w:rPr>
+              <w:t>(desc)</w:t>
+            </w:r>
+          </w:p>
+        </w:tc>
+        <w:tc>
+          <w:tcPr>
+            <w:tcW w:w="2500" w:type="pct"/>
+          </w:tcPr>
+          <w:p>
+            <w:pPr>
+              <w:spacing w:line="440" w:lineRule="exact"/>
+              <w:cnfStyle w:val="000000000000" w:firstRow="0" w:lastRow="0" w:firstColumn="0" w:lastColumn="0" w:oddVBand="0" w:evenVBand="0" w:oddHBand="0" w:evenHBand="0" w:firstRowFirstColumn="0" w:firstRowLastColumn="0" w:lastRowFirstColumn="0" w:lastRowLastColumn="0"/>
+              <w:rPr>
+                <w:rFonts w:hint="eastAsia"/>
+              </w:rPr>
+            </w:pPr>
+            <w:proofErr w:type="gramStart"/>
+            <w:r>
+              <w:rPr>
+                <w:rFonts w:hint="eastAsia"/>
+              </w:rPr>
+              <w:t>弹窗等待</w:t>
+            </w:r>
+            <w:proofErr w:type="gramEnd"/>
+            <w:r>
+              <w:rPr>
+                <w:rFonts w:hint="eastAsia"/>
+              </w:rPr>
+              <w:t>用户确认</w:t>
+            </w:r>
+          </w:p>
+        </w:tc>
+      </w:tr>
+      <w:tr>
+        <w:tc>
+          <w:tcPr>
+            <w:cnfStyle w:val="001000000000" w:firstRow="0" w:lastRow="0" w:firstColumn="1" w:lastColumn="0" w:oddVBand="0" w:evenVBand="0" w:oddHBand="0" w:evenHBand="0" w:firstRowFirstColumn="0" w:firstRowLastColumn="0" w:lastRowFirstColumn="0" w:lastRowLastColumn="0"/>
+            <w:tcW w:w="2500" w:type="pct"/>
+          </w:tcPr>
+          <w:p>
+            <w:pPr>
+              <w:spacing w:line="440" w:lineRule="exact"/>
+              <w:rPr>
+                <w:rFonts w:hint="eastAsia"/>
+              </w:rPr>
+            </w:pPr>
+            <w:proofErr w:type="spellStart"/>
+            <w:proofErr w:type="gramStart"/>
+            <w:r>
+              <w:rPr>
+                <w:rFonts w:hint="eastAsia"/>
+              </w:rPr>
+              <w:t>TakePhoto</w:t>
+            </w:r>
+            <w:proofErr w:type="spellEnd"/>
+            <w:r>
+              <w:rPr>
+                <w:rFonts w:hint="eastAsia"/>
+              </w:rPr>
+              <w:t>(</w:t>
+            </w:r>
+            <w:proofErr w:type="gramEnd"/>
+            <w:r>
+              <w:rPr>
+                <w:rFonts w:hint="eastAsia"/>
+              </w:rPr>
+              <w:t>)</w:t>
+            </w:r>
+          </w:p>
+        </w:tc>
+        <w:tc>
+          <w:tcPr>
+            <w:tcW w:w="2500" w:type="pct"/>
+          </w:tcPr>
+          <w:p>
+            <w:pPr>
+              <w:spacing w:line="440" w:lineRule="exact"/>
+              <w:cnfStyle w:val="000000000000" w:firstRow="0" w:lastRow="0" w:firstColumn="0" w:lastColumn="0" w:oddVBand="0" w:evenVBand="0" w:oddHBand="0" w:evenHBand="0" w:firstRowFirstColumn="0" w:firstRowLastColumn="0" w:lastRowFirstColumn="0" w:lastRowLastColumn="0"/>
+              <w:rPr>
+                <w:rFonts w:hint="eastAsia"/>
+              </w:rPr>
+            </w:pPr>
+            <w:r>
+              <w:rPr>
+                <w:rFonts w:hint="eastAsia"/>
+              </w:rPr>
+              <w:t>VISA插件摄像头控制</w:t>
+            </w:r>
+          </w:p>
+        </w:tc>
+      </w:tr>
+      <w:tr>
+        <w:tc>
+          <w:tcPr>
+            <w:cnfStyle w:val="001000000000" w:firstRow="0" w:lastRow="0" w:firstColumn="1" w:lastColumn="0" w:oddVBand="0" w:evenVBand="0" w:oddHBand="0" w:evenHBand="0" w:firstRowFirstColumn="0" w:firstRowLastColumn="0" w:lastRowFirstColumn="0" w:lastRowLastColumn="0"/>
+            <w:tcW w:w="2500" w:type="pct"/>
+          </w:tcPr>
+          <w:p>
+            <w:pPr>
+              <w:spacing w:line="440" w:lineRule="exact"/>
+              <w:rPr>
+                <w:rFonts w:hint="eastAsia"/>
+              </w:rPr>
+            </w:pPr>
+            <w:proofErr w:type="spellStart"/>
+            <w:r>
+              <w:rPr>
+                <w:rFonts w:hint="eastAsia"/>
+              </w:rPr>
+              <w:t>SetRecord</w:t>
+            </w:r>
+            <w:proofErr w:type="spellEnd"/>
+            <w:r>
+              <w:rPr>
+                <w:rFonts w:hint="eastAsia"/>
+              </w:rPr>
+              <w:t>(enable)</w:t>
+            </w:r>
+          </w:p>
+        </w:tc>
+        <w:tc>
+          <w:tcPr>
+            <w:tcW w:w="2500" w:type="pct"/>
+          </w:tcPr>
+          <w:p>
+            <w:pPr>
+              <w:spacing w:line="440" w:lineRule="exact"/>
+              <w:cnfStyle w:val="000000000000" w:firstRow="0" w:lastRow="0" w:firstColumn="0" w:lastColumn="0" w:oddVBand="0" w:evenVBand="0" w:oddHBand="0" w:evenHBand="0" w:firstRowFirstColumn="0" w:firstRowLastColumn="0" w:lastRowFirstColumn="0" w:lastRowLastColumn="0"/>
+              <w:rPr>
+                <w:rFonts w:hint="eastAsia"/>
+              </w:rPr>
+            </w:pPr>
+            <w:r>
+              <w:rPr>
+                <w:rFonts w:hint="eastAsia"/>
+              </w:rPr>
+              <w:t>VISA插件录像控制</w:t>
+            </w:r>
+          </w:p>
+        </w:tc>
+      </w:tr>
+      <w:tr>
+        <w:tc>
+          <w:tcPr>
+            <w:cnfStyle w:val="001000000000" w:firstRow="0" w:lastRow="0" w:firstColumn="1" w:lastColumn="0" w:oddVBand="0" w:evenVBand="0" w:oddHBand="0" w:evenHBand="0" w:firstRowFirstColumn="0" w:firstRowLastColumn="0" w:lastRowFirstColumn="0" w:lastRowLastColumn="0"/>
+            <w:tcW w:w="2500" w:type="pct"/>
+          </w:tcPr>
+          <w:p>
+            <w:pPr>
+              <w:spacing w:line="440" w:lineRule="exact"/>
+              <w:rPr>
+                <w:rFonts w:hint="eastAsia"/>
+              </w:rPr>
+            </w:pPr>
+            <w:proofErr w:type="spellStart"/>
+            <w:proofErr w:type="gramStart"/>
+            <w:r>
+              <w:rPr>
+                <w:rFonts w:hint="eastAsia"/>
+              </w:rPr>
+              <w:t>InjectFault</w:t>
+            </w:r>
+            <w:proofErr w:type="spellEnd"/>
+            <w:r>
+              <w:rPr>
+                <w:rFonts w:hint="eastAsia"/>
+              </w:rPr>
+              <w:t>(</w:t>
+            </w:r>
+            <w:proofErr w:type="spellStart"/>
+            <w:proofErr w:type="gramEnd"/>
+            <w:r>
+              <w:rPr>
+                <w:rFonts w:hint="eastAsia"/>
+              </w:rPr>
+              <w:t>signalId</w:t>
+            </w:r>
+            <w:proofErr w:type="spellEnd"/>
+            <w:r>
+              <w:rPr>
+                <w:rFonts w:hint="eastAsia"/>
+              </w:rPr>
+              <w:t>, config)</w:t>
+            </w:r>
+          </w:p>
+        </w:tc>
+        <w:tc>
+          <w:tcPr>
+            <w:tcW w:w="2500" w:type="pct"/>
+          </w:tcPr>
+          <w:p>
+            <w:pPr>
+              <w:spacing w:line="440" w:lineRule="exact"/>
+              <w:cnfStyle w:val="000000000000" w:firstRow="0" w:lastRow="0" w:firstColumn="0" w:lastColumn="0" w:oddVBand="0" w:evenVBand="0" w:oddHBand="0" w:evenHBand="0" w:firstRowFirstColumn="0" w:firstRowLastColumn="0" w:lastRowFirstColumn="0" w:lastRowLastColumn="0"/>
+              <w:rPr>
+                <w:rFonts w:hint="eastAsia"/>
+              </w:rPr>
+            </w:pPr>
+            <w:proofErr w:type="spellStart"/>
+            <w:proofErr w:type="gramStart"/>
+            <w:r>
+              <w:rPr>
+                <w:rFonts w:hint="eastAsia"/>
+              </w:rPr>
+              <w:t>injectFault</w:t>
+            </w:r>
+            <w:proofErr w:type="spellEnd"/>
+            <w:r>
+              <w:rPr>
+                <w:rFonts w:hint="eastAsia"/>
+              </w:rPr>
+              <w:t>(</w:t>
+            </w:r>
+            <w:proofErr w:type="gramEnd"/>
+            <w:r>
+              <w:rPr>
+                <w:rFonts w:hint="eastAsia"/>
+              </w:rPr>
+              <w:t>)</w:t>
+            </w:r>
+          </w:p>
+        </w:tc>
+      </w:tr>
+      <w:tr>
+        <w:tc>
+          <w:tcPr>
+            <w:cnfStyle w:val="001000000000" w:firstRow="0" w:lastRow="0" w:firstColumn="1" w:lastColumn="0" w:oddVBand="0" w:evenVBand="0" w:oddHBand="0" w:evenHBand="0" w:firstRowFirstColumn="0" w:firstRowLastColumn="0" w:lastRowFirstColumn="0" w:lastRowLastColumn="0"/>
+            <w:tcW w:w="2500" w:type="pct"/>
+          </w:tcPr>
+          <w:p>
+            <w:pPr>
+              <w:spacing w:line="440" w:lineRule="exact"/>
+              <w:rPr>
+                <w:rFonts w:hint="eastAsia"/>
+              </w:rPr>
+            </w:pPr>
+            <w:proofErr w:type="spellStart"/>
+            <w:r>
+              <w:rPr>
+                <w:rFonts w:hint="eastAsia"/>
+              </w:rPr>
+              <w:t>ClearFault</w:t>
+            </w:r>
+            <w:proofErr w:type="spellEnd"/>
+            <w:r>
+              <w:rPr>
+                <w:rFonts w:hint="eastAsia"/>
+              </w:rPr>
+              <w:t>(</w:t>
+            </w:r>
+            <w:proofErr w:type="spellStart"/>
+            <w:r>
+              <w:rPr>
+                <w:rFonts w:hint="eastAsia"/>
+              </w:rPr>
+              <w:t>signalId</w:t>
+            </w:r>
+            <w:proofErr w:type="spellEnd"/>
+            <w:r>
+              <w:rPr>
+                <w:rFonts w:hint="eastAsia"/>
+              </w:rPr>
+              <w:t>)</w:t>
+            </w:r>
+          </w:p>
+        </w:tc>
+        <w:tc>
+          <w:tcPr>
+            <w:tcW w:w="2500" w:type="pct"/>
+          </w:tcPr>
+          <w:p>
+            <w:pPr>
+              <w:spacing w:line="440" w:lineRule="exact"/>
+              <w:cnfStyle w:val="000000000000" w:firstRow="0" w:lastRow="0" w:firstColumn="0" w:lastColumn="0" w:oddVBand="0" w:evenVBand="0" w:oddHBand="0" w:evenHBand="0" w:firstRowFirstColumn="0" w:firstRowLastColumn="0" w:lastRowFirstColumn="0" w:lastRowLastColumn="0"/>
+              <w:rPr>
+                <w:rFonts w:hint="eastAsia"/>
+              </w:rPr>
+            </w:pPr>
+            <w:proofErr w:type="spellStart"/>
+            <w:proofErr w:type="gramStart"/>
+            <w:r>
+              <w:rPr>
+                <w:rFonts w:hint="eastAsia"/>
+              </w:rPr>
+              <w:t>clearFault</w:t>
+            </w:r>
+            <w:proofErr w:type="spellEnd"/>
+            <w:r>
+              <w:rPr>
+                <w:rFonts w:hint="eastAsia"/>
+              </w:rPr>
+              <w:t>(</w:t>
+            </w:r>
+            <w:proofErr w:type="gramEnd"/>
+            <w:r>
+              <w:rPr>
+                <w:rFonts w:hint="eastAsia"/>
+              </w:rPr>
+              <w:t>)</w:t>
+            </w:r>
+          </w:p>
+        </w:tc>
+      </w:tr>
+      <w:tr>
+        <w:tc>
+          <w:tcPr>
+            <w:cnfStyle w:val="001000000000" w:firstRow="0" w:lastRow="0" w:firstColumn="1" w:lastColumn="0" w:oddVBand="0" w:evenVBand="0" w:oddHBand="0" w:evenHBand="0" w:firstRowFirstColumn="0" w:firstRowLastColumn="0" w:lastRowFirstColumn="0" w:lastRowLastColumn="0"/>
+            <w:tcW w:w="2500" w:type="pct"/>
+          </w:tcPr>
+          <w:p>
+            <w:pPr>
+              <w:spacing w:line="440" w:lineRule="exact"/>
+              <w:rPr>
+                <w:rFonts w:hint="eastAsia"/>
+              </w:rPr>
+            </w:pPr>
+            <w:r>
+              <w:rPr>
+                <w:rFonts w:hint="eastAsia"/>
+              </w:rPr>
+              <w:t>Log(msg)</w:t>
+            </w:r>
+          </w:p>
+        </w:tc>
+        <w:tc>
+          <w:tcPr>
+            <w:tcW w:w="2500" w:type="pct"/>
+          </w:tcPr>
+          <w:p>
+            <w:pPr>
+              <w:spacing w:line="440" w:lineRule="exact"/>
+              <w:cnfStyle w:val="000000000000" w:firstRow="0" w:lastRow="0" w:firstColumn="0" w:lastColumn="0" w:oddVBand="0" w:evenVBand="0" w:oddHBand="0" w:evenHBand="0" w:firstRowFirstColumn="0" w:firstRowLastColumn="0" w:lastRowFirstColumn="0" w:lastRowLastColumn="0"/>
+              <w:rPr>
+                <w:rFonts w:hint="eastAsia"/>
+              </w:rPr>
+            </w:pPr>
+            <w:r>
+              <w:rPr>
+                <w:rFonts w:hint="eastAsia"/>
+              </w:rPr>
+              <w:t>日志输出</w:t>
+            </w:r>
+          </w:p>
+        </w:tc>
+      </w:tr>
+    </w:tbl>
+    <w:p>
+      <w:pPr>
+        <w:pStyle w:val="3"/>
+        <w:numPr>
+          <w:ilvl w:val="2"/>
+          <w:numId w:val="2"/>
+        </w:numPr>
+        <w:ind w:left="0" w:firstLine="0"/>
+      </w:pPr>
+      <w:r>
+        <w:rPr>
+          <w:rFonts w:hint="eastAsia"/>
+        </w:rPr>
+        <w:lastRenderedPageBreak/>
+        <w:t>执行控制</w:t>
+      </w:r>
+    </w:p>
+    <w:p>
+      <w:pPr>
+        <w:spacing w:line="440" w:lineRule="exact"/>
+        <w:ind w:firstLineChars="200" w:firstLine="480"/>
+      </w:pPr>
+      <w:r>
+        <w:rPr>
+          <w:rFonts w:hint="eastAsia"/>
+        </w:rPr>
+        <w:t>引擎支持自动执行和调试执行。自动执行模式下，自动加载测试脚本，逐步执行程序直至程序执行完成，并生成测试报告。</w:t>
+      </w:r>
+    </w:p>
+    <w:p>
+      <w:pPr>
+        <w:spacing w:line="440" w:lineRule="exact"/>
+        <w:ind w:firstLineChars="200" w:firstLine="480"/>
+      </w:pPr>
+      <w:r>
+        <w:rPr>
+          <w:rFonts w:hint="eastAsia"/>
+        </w:rPr>
+        <w:t>调试模式下，基于Lua Debug Library实现。通过</w:t>
+      </w:r>
+      <w:proofErr w:type="spellStart"/>
+      <w:r>
+        <w:rPr>
+          <w:rFonts w:hint="eastAsia"/>
+        </w:rPr>
+        <w:t>lua_sethook</w:t>
+      </w:r>
+      <w:proofErr w:type="spellEnd"/>
+      <w:r>
+        <w:rPr>
+          <w:rFonts w:hint="eastAsia"/>
+        </w:rPr>
+        <w:t>() 注册行级hook，在每行执行前检查断点和暂停标志，实现断点/单步/变量监视</w:t>
+      </w:r>
+      <w:r>
+        <w:rPr>
+          <w:rFonts w:hint="eastAsia"/>
+        </w:rPr>
+        <w:t>。</w:t>
+      </w:r>
+    </w:p>
+    <w:tbl>
+      <w:tblPr>
+        <w:tblStyle w:val="61"/>
+        <w:tblW w:w="0" w:type="auto"/>
+        <w:tblLook w:val="04A0" w:firstRow="1" w:lastRow="0" w:firstColumn="1" w:lastColumn="0" w:noHBand="0" w:noVBand="1"/>
+      </w:tblPr>
+      <w:tblGrid>
+        <w:gridCol w:w="2765"/>
+        <w:gridCol w:w="2765"/>
+        <w:gridCol w:w="2766"/>
+      </w:tblGrid>
+      <w:tr>
+        <w:trPr>
+          <w:cnfStyle w:val="100000000000" w:firstRow="1" w:lastRow="0" w:firstColumn="0" w:lastColumn="0" w:oddVBand="0" w:evenVBand="0" w:oddHBand="0" w:evenHBand="0" w:firstRowFirstColumn="0" w:firstRowLastColumn="0" w:lastRowFirstColumn="0" w:lastRowLastColumn="0"/>
+        </w:trPr>
+        <w:tc>
+          <w:tcPr>
+            <w:cnfStyle w:val="001000000000" w:firstRow="0" w:lastRow="0" w:firstColumn="1" w:lastColumn="0" w:oddVBand="0" w:evenVBand="0" w:oddHBand="0" w:evenHBand="0" w:firstRowFirstColumn="0" w:firstRowLastColumn="0" w:lastRowFirstColumn="0" w:lastRowLastColumn="0"/>
+            <w:tcW w:w="2765" w:type="dxa"/>
+          </w:tcPr>
+          <w:p>
+            <w:pPr>
+              <w:spacing w:line="440" w:lineRule="exact"/>
+              <w:rPr>
+                <w:rFonts w:hint="eastAsia"/>
+              </w:rPr>
+            </w:pPr>
+            <w:r>
+              <w:rPr>
+                <w:rFonts w:hint="eastAsia"/>
+              </w:rPr>
+              <w:t>特性</w:t>
+            </w:r>
+          </w:p>
+        </w:tc>
+        <w:tc>
+          <w:tcPr>
+            <w:tcW w:w="2765" w:type="dxa"/>
+          </w:tcPr>
+          <w:p>
+            <w:pPr>
+              <w:spacing w:line="440" w:lineRule="exact"/>
+              <w:cnfStyle w:val="100000000000" w:firstRow="1" w:lastRow="0" w:firstColumn="0" w:lastColumn="0" w:oddVBand="0" w:evenVBand="0" w:oddHBand="0" w:evenHBand="0" w:firstRowFirstColumn="0" w:firstRowLastColumn="0" w:lastRowFirstColumn="0" w:lastRowLastColumn="0"/>
+              <w:rPr>
+                <w:rFonts w:hint="eastAsia"/>
+              </w:rPr>
+            </w:pPr>
+            <w:r>
+              <w:rPr>
+                <w:rFonts w:hint="eastAsia"/>
+              </w:rPr>
+              <w:t>说明</w:t>
+            </w:r>
+          </w:p>
+        </w:tc>
+        <w:tc>
+          <w:tcPr>
+            <w:tcW w:w="2766" w:type="dxa"/>
+          </w:tcPr>
+          <w:p>
+            <w:pPr>
+              <w:spacing w:line="440" w:lineRule="exact"/>
+              <w:cnfStyle w:val="100000000000" w:firstRow="1" w:lastRow="0" w:firstColumn="0" w:lastColumn="0" w:oddVBand="0" w:evenVBand="0" w:oddHBand="0" w:evenHBand="0" w:firstRowFirstColumn="0" w:firstRowLastColumn="0" w:lastRowFirstColumn="0" w:lastRowLastColumn="0"/>
+              <w:rPr>
+                <w:rFonts w:hint="eastAsia"/>
+              </w:rPr>
+            </w:pPr>
+            <w:r>
+              <w:rPr>
+                <w:rFonts w:hint="eastAsia"/>
+              </w:rPr>
+              <w:t>MVP优先级</w:t>
+            </w:r>
+          </w:p>
+        </w:tc>
+      </w:tr>
+      <w:tr>
+        <w:trPr>
+          <w:cnfStyle w:val="000000100000" w:firstRow="0" w:lastRow="0" w:firstColumn="0" w:lastColumn="0" w:oddVBand="0" w:evenVBand="0" w:oddHBand="1" w:evenHBand="0" w:firstRowFirstColumn="0" w:firstRowLastColumn="0" w:lastRowFirstColumn="0" w:lastRowLastColumn="0"/>
+        </w:trPr>
+        <w:tc>
+          <w:tcPr>
+            <w:cnfStyle w:val="001000000000" w:firstRow="0" w:lastRow="0" w:firstColumn="1" w:lastColumn="0" w:oddVBand="0" w:evenVBand="0" w:oddHBand="0" w:evenHBand="0" w:firstRowFirstColumn="0" w:firstRowLastColumn="0" w:lastRowFirstColumn="0" w:lastRowLastColumn="0"/>
+            <w:tcW w:w="2765" w:type="dxa"/>
+          </w:tcPr>
+          <w:p>
+            <w:pPr>
+              <w:spacing w:line="440" w:lineRule="exact"/>
+              <w:rPr>
+                <w:rFonts w:hint="eastAsia"/>
+              </w:rPr>
+            </w:pPr>
+            <w:r>
+              <w:rPr>
+                <w:rFonts w:hint="eastAsia"/>
+              </w:rPr>
+              <w:t>暂停/恢复</w:t>
+            </w:r>
+          </w:p>
+        </w:tc>
+        <w:tc>
+          <w:tcPr>
+            <w:tcW w:w="2765" w:type="dxa"/>
+          </w:tcPr>
+          <w:p>
+            <w:pPr>
+              <w:spacing w:line="440" w:lineRule="exact"/>
+              <w:cnfStyle w:val="000000100000" w:firstRow="0" w:lastRow="0" w:firstColumn="0" w:lastColumn="0" w:oddVBand="0" w:evenVBand="0" w:oddHBand="1" w:evenHBand="0" w:firstRowFirstColumn="0" w:firstRowLastColumn="0" w:lastRowFirstColumn="0" w:lastRowLastColumn="0"/>
+              <w:rPr>
+                <w:rFonts w:hint="eastAsia"/>
+              </w:rPr>
+            </w:pPr>
+            <w:r>
+              <w:rPr>
+                <w:rFonts w:hint="eastAsia"/>
+              </w:rPr>
+              <w:t>当前步骤执行完后挂起，用户恢复后继续</w:t>
+            </w:r>
+          </w:p>
+        </w:tc>
+        <w:tc>
+          <w:tcPr>
+            <w:tcW w:w="2766" w:type="dxa"/>
+          </w:tcPr>
+          <w:p>
+            <w:pPr>
+              <w:spacing w:line="440" w:lineRule="exact"/>
+              <w:cnfStyle w:val="000000100000" w:firstRow="0" w:lastRow="0" w:firstColumn="0" w:lastColumn="0" w:oddVBand="0" w:evenVBand="0" w:oddHBand="1" w:evenHBand="0" w:firstRowFirstColumn="0" w:firstRowLastColumn="0" w:lastRowFirstColumn="0" w:lastRowLastColumn="0"/>
+              <w:rPr>
+                <w:rFonts w:hint="eastAsia"/>
+              </w:rPr>
+            </w:pPr>
+            <w:r>
+              <w:rPr>
+                <w:rFonts w:hint="eastAsia"/>
+              </w:rPr>
+              <w:t>高</w:t>
+            </w:r>
+          </w:p>
+        </w:tc>
+      </w:tr>
+      <w:tr>
+        <w:tc>
+          <w:tcPr>
+            <w:cnfStyle w:val="001000000000" w:firstRow="0" w:lastRow="0" w:firstColumn="1" w:lastColumn="0" w:oddVBand="0" w:evenVBand="0" w:oddHBand="0" w:evenHBand="0" w:firstRowFirstColumn="0" w:firstRowLastColumn="0" w:lastRowFirstColumn="0" w:lastRowLastColumn="0"/>
+            <w:tcW w:w="2765" w:type="dxa"/>
+          </w:tcPr>
+          <w:p>
+            <w:pPr>
+              <w:spacing w:line="440" w:lineRule="exact"/>
+              <w:rPr>
+                <w:rFonts w:hint="eastAsia"/>
+              </w:rPr>
+            </w:pPr>
+            <w:r>
+              <w:rPr>
+                <w:rFonts w:hint="eastAsia"/>
+              </w:rPr>
+              <w:t>终止</w:t>
+            </w:r>
+          </w:p>
+        </w:tc>
+        <w:tc>
+          <w:tcPr>
+            <w:tcW w:w="2765" w:type="dxa"/>
+          </w:tcPr>
+          <w:p>
+            <w:pPr>
+              <w:spacing w:line="440" w:lineRule="exact"/>
+              <w:cnfStyle w:val="000000000000" w:firstRow="0" w:lastRow="0" w:firstColumn="0" w:lastColumn="0" w:oddVBand="0" w:evenVBand="0" w:oddHBand="0" w:evenHBand="0" w:firstRowFirstColumn="0" w:firstRowLastColumn="0" w:lastRowFirstColumn="0" w:lastRowLastColumn="0"/>
+              <w:rPr>
+                <w:rFonts w:hint="eastAsia"/>
+              </w:rPr>
+            </w:pPr>
+            <w:r>
+              <w:rPr>
+                <w:rFonts w:hint="eastAsia"/>
+              </w:rPr>
+              <w:t>立即停止，标记用例为"已终止"</w:t>
+            </w:r>
+          </w:p>
+        </w:tc>
+        <w:tc>
+          <w:tcPr>
+            <w:tcW w:w="2766" w:type="dxa"/>
+          </w:tcPr>
+          <w:p>
+            <w:pPr>
+              <w:spacing w:line="440" w:lineRule="exact"/>
+              <w:cnfStyle w:val="000000000000" w:firstRow="0" w:lastRow="0" w:firstColumn="0" w:lastColumn="0" w:oddVBand="0" w:evenVBand="0" w:oddHBand="0" w:evenHBand="0" w:firstRowFirstColumn="0" w:firstRowLastColumn="0" w:lastRowFirstColumn="0" w:lastRowLastColumn="0"/>
+              <w:rPr>
+                <w:rFonts w:hint="eastAsia"/>
+              </w:rPr>
+            </w:pPr>
+            <w:r>
+              <w:rPr>
+                <w:rFonts w:hint="eastAsia"/>
+              </w:rPr>
+              <w:t>高</w:t>
+            </w:r>
+          </w:p>
+        </w:tc>
+      </w:tr>
+      <w:tr>
+        <w:trPr>
+          <w:cnfStyle w:val="000000100000" w:firstRow="0" w:lastRow="0" w:firstColumn="0" w:lastColumn="0" w:oddVBand="0" w:evenVBand="0" w:oddHBand="1" w:evenHBand="0" w:firstRowFirstColumn="0" w:firstRowLastColumn="0" w:lastRowFirstColumn="0" w:lastRowLastColumn="0"/>
+        </w:trPr>
+        <w:tc>
+          <w:tcPr>
+            <w:cnfStyle w:val="001000000000" w:firstRow="0" w:lastRow="0" w:firstColumn="1" w:lastColumn="0" w:oddVBand="0" w:evenVBand="0" w:oddHBand="0" w:evenHBand="0" w:firstRowFirstColumn="0" w:firstRowLastColumn="0" w:lastRowFirstColumn="0" w:lastRowLastColumn="0"/>
+            <w:tcW w:w="2765" w:type="dxa"/>
+          </w:tcPr>
+          <w:p>
+            <w:pPr>
+              <w:spacing w:line="440" w:lineRule="exact"/>
+              <w:rPr>
+                <w:rFonts w:hint="eastAsia"/>
+              </w:rPr>
+            </w:pPr>
+            <w:r>
+              <w:rPr>
+                <w:rFonts w:hint="eastAsia"/>
+              </w:rPr>
+              <w:t>行断点</w:t>
+            </w:r>
+          </w:p>
+        </w:tc>
+        <w:tc>
+          <w:tcPr>
+            <w:tcW w:w="2765" w:type="dxa"/>
+          </w:tcPr>
+          <w:p>
+            <w:pPr>
+              <w:spacing w:line="440" w:lineRule="exact"/>
+              <w:cnfStyle w:val="000000100000" w:firstRow="0" w:lastRow="0" w:firstColumn="0" w:lastColumn="0" w:oddVBand="0" w:evenVBand="0" w:oddHBand="1" w:evenHBand="0" w:firstRowFirstColumn="0" w:firstRowLastColumn="0" w:lastRowFirstColumn="0" w:lastRowLastColumn="0"/>
+              <w:rPr>
+                <w:rFonts w:hint="eastAsia"/>
+              </w:rPr>
+            </w:pPr>
+            <w:r>
+              <w:rPr>
+                <w:rFonts w:hint="eastAsia"/>
+              </w:rPr>
+              <w:t>停在脚本某一行</w:t>
+            </w:r>
+          </w:p>
+        </w:tc>
+        <w:tc>
+          <w:tcPr>
+            <w:tcW w:w="2766" w:type="dxa"/>
+          </w:tcPr>
+          <w:p>
+            <w:pPr>
+              <w:spacing w:line="440" w:lineRule="exact"/>
+              <w:cnfStyle w:val="000000100000" w:firstRow="0" w:lastRow="0" w:firstColumn="0" w:lastColumn="0" w:oddVBand="0" w:evenVBand="0" w:oddHBand="1" w:evenHBand="0" w:firstRowFirstColumn="0" w:firstRowLastColumn="0" w:lastRowFirstColumn="0" w:lastRowLastColumn="0"/>
+              <w:rPr>
+                <w:rFonts w:hint="eastAsia"/>
+              </w:rPr>
+            </w:pPr>
+            <w:r>
+              <w:rPr>
+                <w:rFonts w:hint="eastAsia"/>
+              </w:rPr>
+              <w:t>高</w:t>
+            </w:r>
+          </w:p>
+        </w:tc>
+      </w:tr>
+      <w:tr>
+        <w:tc>
+          <w:tcPr>
+            <w:cnfStyle w:val="001000000000" w:firstRow="0" w:lastRow="0" w:firstColumn="1" w:lastColumn="0" w:oddVBand="0" w:evenVBand="0" w:oddHBand="0" w:evenHBand="0" w:firstRowFirstColumn="0" w:firstRowLastColumn="0" w:lastRowFirstColumn="0" w:lastRowLastColumn="0"/>
+            <w:tcW w:w="2765" w:type="dxa"/>
+          </w:tcPr>
+          <w:p>
+            <w:pPr>
+              <w:spacing w:line="440" w:lineRule="exact"/>
+              <w:rPr>
+                <w:rFonts w:hint="eastAsia"/>
+              </w:rPr>
+            </w:pPr>
+            <w:r>
+              <w:rPr>
+                <w:rFonts w:hint="eastAsia"/>
+              </w:rPr>
+              <w:t>条件断点</w:t>
+            </w:r>
+          </w:p>
+        </w:tc>
+        <w:tc>
+          <w:tcPr>
+            <w:tcW w:w="2765" w:type="dxa"/>
+          </w:tcPr>
+          <w:p>
+            <w:pPr>
+              <w:spacing w:line="440" w:lineRule="exact"/>
+              <w:cnfStyle w:val="000000000000" w:firstRow="0" w:lastRow="0" w:firstColumn="0" w:lastColumn="0" w:oddVBand="0" w:evenVBand="0" w:oddHBand="0" w:evenHBand="0" w:firstRowFirstColumn="0" w:firstRowLastColumn="0" w:lastRowFirstColumn="0" w:lastRowLastColumn="0"/>
+              <w:rPr>
+                <w:rFonts w:hint="eastAsia"/>
+              </w:rPr>
+            </w:pPr>
+            <w:r>
+              <w:rPr>
+                <w:rFonts w:hint="eastAsia"/>
+              </w:rPr>
+              <w:t>信号值满足条件时停</w:t>
+            </w:r>
+          </w:p>
+        </w:tc>
+        <w:tc>
+          <w:tcPr>
+            <w:tcW w:w="2766" w:type="dxa"/>
+          </w:tcPr>
+          <w:p>
+            <w:pPr>
+              <w:spacing w:line="440" w:lineRule="exact"/>
+              <w:cnfStyle w:val="000000000000" w:firstRow="0" w:lastRow="0" w:firstColumn="0" w:lastColumn="0" w:oddVBand="0" w:evenVBand="0" w:oddHBand="0" w:evenHBand="0" w:firstRowFirstColumn="0" w:firstRowLastColumn="0" w:lastRowFirstColumn="0" w:lastRowLastColumn="0"/>
+              <w:rPr>
+                <w:rFonts w:hint="eastAsia"/>
+              </w:rPr>
+            </w:pPr>
+            <w:r>
+              <w:rPr>
+                <w:rFonts w:hint="eastAsia"/>
+              </w:rPr>
+              <w:t>中</w:t>
+            </w:r>
+          </w:p>
+        </w:tc>
+      </w:tr>
+      <w:tr>
+        <w:trPr>
+          <w:cnfStyle w:val="000000100000" w:firstRow="0" w:lastRow="0" w:firstColumn="0" w:lastColumn="0" w:oddVBand="0" w:evenVBand="0" w:oddHBand="1" w:evenHBand="0" w:firstRowFirstColumn="0" w:firstRowLastColumn="0" w:lastRowFirstColumn="0" w:lastRowLastColumn="0"/>
+        </w:trPr>
+        <w:tc>
+          <w:tcPr>
+            <w:cnfStyle w:val="001000000000" w:firstRow="0" w:lastRow="0" w:firstColumn="1" w:lastColumn="0" w:oddVBand="0" w:evenVBand="0" w:oddHBand="0" w:evenHBand="0" w:firstRowFirstColumn="0" w:firstRowLastColumn="0" w:lastRowFirstColumn="0" w:lastRowLastColumn="0"/>
+            <w:tcW w:w="2765" w:type="dxa"/>
+          </w:tcPr>
+          <w:p>
+            <w:pPr>
+              <w:spacing w:line="440" w:lineRule="exact"/>
+              <w:rPr>
+                <w:rFonts w:hint="eastAsia"/>
+              </w:rPr>
+            </w:pPr>
+            <w:r>
+              <w:rPr>
+                <w:rFonts w:hint="eastAsia"/>
+              </w:rPr>
+              <w:t>单步执行</w:t>
+            </w:r>
+          </w:p>
+        </w:tc>
+        <w:tc>
+          <w:tcPr>
+            <w:tcW w:w="2765" w:type="dxa"/>
+          </w:tcPr>
+          <w:p>
+            <w:pPr>
+              <w:spacing w:line="440" w:lineRule="exact"/>
+              <w:cnfStyle w:val="000000100000" w:firstRow="0" w:lastRow="0" w:firstColumn="0" w:lastColumn="0" w:oddVBand="0" w:evenVBand="0" w:oddHBand="1" w:evenHBand="0" w:firstRowFirstColumn="0" w:firstRowLastColumn="0" w:lastRowFirstColumn="0" w:lastRowLastColumn="0"/>
+              <w:rPr>
+                <w:rFonts w:hint="eastAsia"/>
+              </w:rPr>
+            </w:pPr>
+            <w:r>
+              <w:rPr>
+                <w:rFonts w:hint="eastAsia"/>
+              </w:rPr>
+              <w:t>Step Over / Step Into / Step Out</w:t>
+            </w:r>
+          </w:p>
+        </w:tc>
+        <w:tc>
+          <w:tcPr>
+            <w:tcW w:w="2766" w:type="dxa"/>
+          </w:tcPr>
+          <w:p>
+            <w:pPr>
+              <w:spacing w:line="440" w:lineRule="exact"/>
+              <w:cnfStyle w:val="000000100000" w:firstRow="0" w:lastRow="0" w:firstColumn="0" w:lastColumn="0" w:oddVBand="0" w:evenVBand="0" w:oddHBand="1" w:evenHBand="0" w:firstRowFirstColumn="0" w:firstRowLastColumn="0" w:lastRowFirstColumn="0" w:lastRowLastColumn="0"/>
+              <w:rPr>
+                <w:rFonts w:hint="eastAsia"/>
+              </w:rPr>
+            </w:pPr>
+            <w:r>
+              <w:rPr>
+                <w:rFonts w:hint="eastAsia"/>
+              </w:rPr>
+              <w:t>高</w:t>
+            </w:r>
+          </w:p>
+        </w:tc>
+      </w:tr>
+      <w:tr>
+        <w:tc>
+          <w:tcPr>
+            <w:cnfStyle w:val="001000000000" w:firstRow="0" w:lastRow="0" w:firstColumn="1" w:lastColumn="0" w:oddVBand="0" w:evenVBand="0" w:oddHBand="0" w:evenHBand="0" w:firstRowFirstColumn="0" w:firstRowLastColumn="0" w:lastRowFirstColumn="0" w:lastRowLastColumn="0"/>
+            <w:tcW w:w="2765" w:type="dxa"/>
+          </w:tcPr>
+          <w:p>
+            <w:pPr>
+              <w:spacing w:line="440" w:lineRule="exact"/>
+              <w:rPr>
+                <w:rFonts w:hint="eastAsia"/>
+              </w:rPr>
+            </w:pPr>
+            <w:r>
+              <w:rPr>
+                <w:rFonts w:hint="eastAsia"/>
+              </w:rPr>
+              <w:t>变量监视</w:t>
+            </w:r>
+          </w:p>
+        </w:tc>
+        <w:tc>
+          <w:tcPr>
+            <w:tcW w:w="2765" w:type="dxa"/>
+          </w:tcPr>
+          <w:p>
+            <w:pPr>
+              <w:spacing w:line="440" w:lineRule="exact"/>
+              <w:cnfStyle w:val="000000000000" w:firstRow="0" w:lastRow="0" w:firstColumn="0" w:lastColumn="0" w:oddVBand="0" w:evenVBand="0" w:oddHBand="0" w:evenHBand="0" w:firstRowFirstColumn="0" w:firstRowLastColumn="0" w:lastRowFirstColumn="0" w:lastRowLastColumn="0"/>
+              <w:rPr>
+                <w:rFonts w:hint="eastAsia"/>
+              </w:rPr>
+            </w:pPr>
+            <w:r>
+              <w:rPr>
+                <w:rFonts w:hint="eastAsia"/>
+              </w:rPr>
+              <w:t>实时查看脚本变量值和ICD信号值</w:t>
+            </w:r>
+          </w:p>
+        </w:tc>
+        <w:tc>
+          <w:tcPr>
+            <w:tcW w:w="2766" w:type="dxa"/>
+          </w:tcPr>
+          <w:p>
+            <w:pPr>
+              <w:spacing w:line="440" w:lineRule="exact"/>
+              <w:cnfStyle w:val="000000000000" w:firstRow="0" w:lastRow="0" w:firstColumn="0" w:lastColumn="0" w:oddVBand="0" w:evenVBand="0" w:oddHBand="0" w:evenHBand="0" w:firstRowFirstColumn="0" w:firstRowLastColumn="0" w:lastRowFirstColumn="0" w:lastRowLastColumn="0"/>
+              <w:rPr>
+                <w:rFonts w:hint="eastAsia"/>
+              </w:rPr>
+            </w:pPr>
+            <w:r>
+              <w:rPr>
+                <w:rFonts w:hint="eastAsia"/>
+              </w:rPr>
+              <w:t>高</w:t>
+            </w:r>
+          </w:p>
+        </w:tc>
+      </w:tr>
+      <w:tr>
+        <w:trPr>
+          <w:cnfStyle w:val="000000100000" w:firstRow="0" w:lastRow="0" w:firstColumn="0" w:lastColumn="0" w:oddVBand="0" w:evenVBand="0" w:oddHBand="1" w:evenHBand="0" w:firstRowFirstColumn="0" w:firstRowLastColumn="0" w:lastRowFirstColumn="0" w:lastRowLastColumn="0"/>
+        </w:trPr>
+        <w:tc>
+          <w:tcPr>
+            <w:cnfStyle w:val="001000000000" w:firstRow="0" w:lastRow="0" w:firstColumn="1" w:lastColumn="0" w:oddVBand="0" w:evenVBand="0" w:oddHBand="0" w:evenHBand="0" w:firstRowFirstColumn="0" w:firstRowLastColumn="0" w:lastRowFirstColumn="0" w:lastRowLastColumn="0"/>
+            <w:tcW w:w="2765" w:type="dxa"/>
+          </w:tcPr>
+          <w:p>
+            <w:pPr>
+              <w:spacing w:line="440" w:lineRule="exact"/>
+              <w:rPr>
+                <w:rFonts w:hint="eastAsia"/>
+              </w:rPr>
+            </w:pPr>
+            <w:r>
+              <w:rPr>
+                <w:rFonts w:hint="eastAsia"/>
+              </w:rPr>
+              <w:t>调用</w:t>
+            </w:r>
+            <w:proofErr w:type="gramStart"/>
+            <w:r>
+              <w:rPr>
+                <w:rFonts w:hint="eastAsia"/>
+              </w:rPr>
+              <w:t>栈</w:t>
+            </w:r>
+            <w:proofErr w:type="gramEnd"/>
+          </w:p>
+        </w:tc>
+        <w:tc>
+          <w:tcPr>
+            <w:tcW w:w="2765" w:type="dxa"/>
+          </w:tcPr>
+          <w:p>
+            <w:pPr>
+              <w:spacing w:line="440" w:lineRule="exact"/>
+              <w:cnfStyle w:val="000000100000" w:firstRow="0" w:lastRow="0" w:firstColumn="0" w:lastColumn="0" w:oddVBand="0" w:evenVBand="0" w:oddHBand="1" w:evenHBand="0" w:firstRowFirstColumn="0" w:firstRowLastColumn="0" w:lastRowFirstColumn="0" w:lastRowLastColumn="0"/>
+              <w:rPr>
+                <w:rFonts w:hint="eastAsia"/>
+              </w:rPr>
+            </w:pPr>
+            <w:r>
+              <w:rPr>
+                <w:rFonts w:hint="eastAsia"/>
+              </w:rPr>
+              <w:t>当前执行位置</w:t>
+            </w:r>
+          </w:p>
+        </w:tc>
+        <w:tc>
+          <w:tcPr>
+            <w:tcW w:w="2766" w:type="dxa"/>
+          </w:tcPr>
+          <w:p>
+            <w:pPr>
+              <w:spacing w:line="440" w:lineRule="exact"/>
+              <w:cnfStyle w:val="000000100000" w:firstRow="0" w:lastRow="0" w:firstColumn="0" w:lastColumn="0" w:oddVBand="0" w:evenVBand="0" w:oddHBand="1" w:evenHBand="0" w:firstRowFirstColumn="0" w:firstRowLastColumn="0" w:lastRowFirstColumn="0" w:lastRowLastColumn="0"/>
+              <w:rPr>
+                <w:rFonts w:hint="eastAsia"/>
+              </w:rPr>
+            </w:pPr>
+            <w:r>
+              <w:rPr>
+                <w:rFonts w:hint="eastAsia"/>
+              </w:rPr>
+              <w:t>中</w:t>
+            </w:r>
+          </w:p>
+        </w:tc>
+      </w:tr>
+      <w:tr>
+        <w:tc>
+          <w:tcPr>
+            <w:cnfStyle w:val="001000000000" w:firstRow="0" w:lastRow="0" w:firstColumn="1" w:lastColumn="0" w:oddVBand="0" w:evenVBand="0" w:oddHBand="0" w:evenHBand="0" w:firstRowFirstColumn="0" w:firstRowLastColumn="0" w:lastRowFirstColumn="0" w:lastRowLastColumn="0"/>
+            <w:tcW w:w="2765" w:type="dxa"/>
+          </w:tcPr>
+          <w:p>
+            <w:pPr>
+              <w:spacing w:line="440" w:lineRule="exact"/>
+              <w:rPr>
+                <w:rFonts w:hint="eastAsia"/>
+              </w:rPr>
+            </w:pPr>
+            <w:r>
+              <w:rPr>
+                <w:rFonts w:hint="eastAsia"/>
+              </w:rPr>
+              <w:t>并行执行</w:t>
+            </w:r>
+          </w:p>
+        </w:tc>
+        <w:tc>
+          <w:tcPr>
+            <w:tcW w:w="2765" w:type="dxa"/>
+          </w:tcPr>
+          <w:p>
+            <w:pPr>
+              <w:spacing w:line="440" w:lineRule="exact"/>
+              <w:cnfStyle w:val="000000000000" w:firstRow="0" w:lastRow="0" w:firstColumn="0" w:lastColumn="0" w:oddVBand="0" w:evenVBand="0" w:oddHBand="0" w:evenHBand="0" w:firstRowFirstColumn="0" w:firstRowLastColumn="0" w:lastRowFirstColumn="0" w:lastRowLastColumn="0"/>
+              <w:rPr>
+                <w:rFonts w:hint="eastAsia"/>
+              </w:rPr>
+            </w:pPr>
+            <w:r>
+              <w:rPr>
+                <w:rFonts w:hint="eastAsia"/>
+              </w:rPr>
+              <w:t>多用例同时执行</w:t>
+            </w:r>
+          </w:p>
+        </w:tc>
+        <w:tc>
+          <w:tcPr>
+            <w:tcW w:w="2766" w:type="dxa"/>
+          </w:tcPr>
+          <w:p>
+            <w:pPr>
+              <w:spacing w:line="440" w:lineRule="exact"/>
+              <w:cnfStyle w:val="000000000000" w:firstRow="0" w:lastRow="0" w:firstColumn="0" w:lastColumn="0" w:oddVBand="0" w:evenVBand="0" w:oddHBand="0" w:evenHBand="0" w:firstRowFirstColumn="0" w:firstRowLastColumn="0" w:lastRowFirstColumn="0" w:lastRowLastColumn="0"/>
+              <w:rPr>
+                <w:rFonts w:hint="eastAsia"/>
+              </w:rPr>
+            </w:pPr>
+            <w:r>
+              <w:rPr>
+                <w:rFonts w:hint="eastAsia"/>
+              </w:rPr>
+              <w:t>低（远期）</w:t>
+            </w:r>
+          </w:p>
+        </w:tc>
+      </w:tr>
+    </w:tbl>
+    <w:p>
+      <w:pPr>
+        <w:pStyle w:val="3"/>
+        <w:numPr>
+          <w:ilvl w:val="2"/>
+          <w:numId w:val="2"/>
+        </w:numPr>
+        <w:ind w:left="0" w:firstLine="0"/>
+      </w:pPr>
+      <w:r>
+        <w:rPr>
+          <w:rFonts w:hint="eastAsia"/>
+        </w:rPr>
+        <w:t>数据记录与报告生成</w:t>
+      </w:r>
+    </w:p>
+    <w:p>
+      <w:pPr>
+        <w:spacing w:line="440" w:lineRule="exact"/>
+        <w:ind w:firstLineChars="200" w:firstLine="480"/>
+        <w:rPr>
+          <w:rFonts w:hint="eastAsia"/>
+        </w:rPr>
+      </w:pPr>
+      <w:r>
+        <w:rPr>
+          <w:rFonts w:hint="eastAsia"/>
+        </w:rPr>
+        <w:t>测试执行过程中自动记录：</w:t>
+      </w:r>
+    </w:p>
+    <w:p>
+      <w:pPr>
+        <w:pStyle w:val="a9"/>
+        <w:numPr>
+          <w:ilvl w:val="0"/>
+          <w:numId w:val="27"/>
+        </w:numPr>
+        <w:spacing w:line="440" w:lineRule="exact"/>
+        <w:ind w:firstLineChars="0"/>
+      </w:pPr>
+      <w:r>
+        <w:rPr>
+          <w:rFonts w:hint="eastAsia"/>
+        </w:rPr>
+        <w:t>每个步骤的开始/结束时间</w:t>
+      </w:r>
+    </w:p>
+    <w:p>
+      <w:pPr>
+        <w:pStyle w:val="a9"/>
+        <w:numPr>
+          <w:ilvl w:val="0"/>
+          <w:numId w:val="27"/>
+        </w:numPr>
+        <w:spacing w:line="440" w:lineRule="exact"/>
+        <w:ind w:firstLineChars="0"/>
+      </w:pPr>
+      <w:r>
+        <w:rPr>
+          <w:rFonts w:hint="eastAsia"/>
+        </w:rPr>
+        <w:t>SET指令的设置值</w:t>
+      </w:r>
+    </w:p>
+    <w:p>
+      <w:pPr>
+        <w:pStyle w:val="a9"/>
+        <w:numPr>
+          <w:ilvl w:val="0"/>
+          <w:numId w:val="27"/>
+        </w:numPr>
+        <w:spacing w:line="440" w:lineRule="exact"/>
+        <w:ind w:firstLineChars="0"/>
+      </w:pPr>
+      <w:r>
+        <w:rPr>
+          <w:rFonts w:hint="eastAsia"/>
+        </w:rPr>
+        <w:t>VERIFY指令的期望值和实际值、判定结果</w:t>
+      </w:r>
+    </w:p>
+    <w:p>
+      <w:pPr>
+        <w:pStyle w:val="a9"/>
+        <w:numPr>
+          <w:ilvl w:val="0"/>
+          <w:numId w:val="27"/>
+        </w:numPr>
+        <w:spacing w:line="440" w:lineRule="exact"/>
+        <w:ind w:firstLineChars="0"/>
+      </w:pPr>
+      <w:r>
+        <w:rPr>
+          <w:rFonts w:hint="eastAsia"/>
+        </w:rPr>
+        <w:t>故障注入/清除记录</w:t>
+      </w:r>
+    </w:p>
+    <w:p>
+      <w:pPr>
+        <w:pStyle w:val="a9"/>
+        <w:numPr>
+          <w:ilvl w:val="0"/>
+          <w:numId w:val="27"/>
+        </w:numPr>
+        <w:spacing w:line="440" w:lineRule="exact"/>
+        <w:ind w:firstLineChars="0"/>
+      </w:pPr>
+      <w:r>
+        <w:rPr>
+          <w:rFonts w:hint="eastAsia"/>
+        </w:rPr>
+        <w:t>步骤通过/失败/跳过状态</w:t>
+      </w:r>
+    </w:p>
+    <w:p>
+      <w:pPr>
+        <w:spacing w:line="440" w:lineRule="exact"/>
+        <w:ind w:firstLineChars="200" w:firstLine="480"/>
+      </w:pPr>
+      <w:r>
+        <w:rPr>
+          <w:rFonts w:hint="eastAsia"/>
+        </w:rPr>
+        <w:lastRenderedPageBreak/>
+        <w:t>执行完成或终止后，自动根据记录下的信息生成测试报告，测试报告支持从模板生成和默认生成</w:t>
+      </w:r>
+      <w:r>
+        <w:rPr>
+          <w:rFonts w:hint="eastAsia"/>
+        </w:rPr>
+        <w:t>。</w:t>
+      </w:r>
+      <w:r>
+        <w:rPr>
+          <w:rFonts w:hint="eastAsia"/>
+        </w:rPr>
+        <w:t>关于测试报告，后续还需要进一步进行设计</w:t>
+      </w:r>
+      <w:r>
+        <w:rPr>
+          <w:rFonts w:hint="eastAsia"/>
+        </w:rPr>
+        <w:t>，细化测试报告的内容</w:t>
+      </w:r>
+      <w:r>
+        <w:rPr>
+          <w:rFonts w:hint="eastAsia"/>
+        </w:rPr>
+        <w:t>。</w:t>
+      </w:r>
+      <w:r>
+        <w:rPr>
+          <w:rFonts w:hint="eastAsia"/>
+        </w:rPr>
+        <w:t>测试报告中的大致内容如下：</w:t>
+      </w:r>
+    </w:p>
+    <w:p>
+      <w:pPr>
+        <w:pStyle w:val="a9"/>
+        <w:numPr>
+          <w:ilvl w:val="0"/>
+          <w:numId w:val="28"/>
+        </w:numPr>
+        <w:spacing w:line="440" w:lineRule="exact"/>
+        <w:ind w:firstLineChars="0"/>
+      </w:pPr>
+      <w:r>
+        <w:rPr>
+          <w:rFonts w:hint="eastAsia"/>
+        </w:rPr>
+        <w:t>用例基本信息（名称、描述、前置条件）</w:t>
+      </w:r>
+    </w:p>
+    <w:p>
+      <w:pPr>
+        <w:pStyle w:val="a9"/>
+        <w:numPr>
+          <w:ilvl w:val="0"/>
+          <w:numId w:val="28"/>
+        </w:numPr>
+        <w:spacing w:line="440" w:lineRule="exact"/>
+        <w:ind w:firstLineChars="0"/>
+      </w:pPr>
+      <w:r>
+        <w:rPr>
+          <w:rFonts w:hint="eastAsia"/>
+        </w:rPr>
+        <w:t>各步骤执行结果表格</w:t>
+      </w:r>
+    </w:p>
+    <w:p>
+      <w:pPr>
+        <w:pStyle w:val="a9"/>
+        <w:numPr>
+          <w:ilvl w:val="0"/>
+          <w:numId w:val="28"/>
+        </w:numPr>
+        <w:spacing w:line="440" w:lineRule="exact"/>
+        <w:ind w:firstLineChars="0"/>
+      </w:pPr>
+      <w:r>
+        <w:rPr>
+          <w:rFonts w:hint="eastAsia"/>
+        </w:rPr>
+        <w:t>总体通过率统计</w:t>
+      </w:r>
+    </w:p>
+    <w:p>
+      <w:pPr>
+        <w:pStyle w:val="a9"/>
+        <w:numPr>
+          <w:ilvl w:val="0"/>
+          <w:numId w:val="28"/>
+        </w:numPr>
+        <w:spacing w:line="440" w:lineRule="exact"/>
+        <w:ind w:firstLineChars="0"/>
+        <w:rPr>
+          <w:rFonts w:hint="eastAsia"/>
+        </w:rPr>
+      </w:pPr>
+      <w:r>
+        <w:rPr>
+          <w:rFonts w:hint="eastAsia"/>
+        </w:rPr>
+        <w:t>失败步骤详情</w:t>
+      </w:r>
+    </w:p>
+    <w:p>
+      <w:pPr>
+        <w:pStyle w:val="2"/>
+        <w:numPr>
+          <w:ilvl w:val="1"/>
+          <w:numId w:val="2"/>
+        </w:numPr>
+        <w:ind w:left="0" w:firstLine="0"/>
+        <w:rPr>
+          <w:rFonts w:hint="eastAsia"/>
+        </w:rPr>
+      </w:pPr>
+      <w:r>
+        <w:rPr>
+          <w:rFonts w:hint="eastAsia"/>
+        </w:rPr>
+        <w:t>用例管理层</w:t>
+      </w:r>
+    </w:p>
+    <w:p>
+      <w:pPr>
+        <w:pStyle w:val="3"/>
+        <w:numPr>
+          <w:ilvl w:val="2"/>
+          <w:numId w:val="2"/>
+        </w:numPr>
+        <w:ind w:left="0" w:firstLine="0"/>
+      </w:pPr>
+      <w:r>
+        <w:rPr>
+          <w:rFonts w:hint="eastAsia"/>
+        </w:rPr>
+        <w:t>用例格式</w:t>
+      </w:r>
+    </w:p>
+    <w:p>
+      <w:pPr>
+        <w:spacing w:line="440" w:lineRule="exact"/>
+        <w:ind w:firstLineChars="200" w:firstLine="480"/>
+      </w:pPr>
+      <w:r>
+        <w:rPr>
+          <w:rFonts w:hint="eastAsia"/>
+        </w:rPr>
+        <w:t>测试用例以JSON作为核心中间格式，支持10种基本指令和3种控制流指令</w:t>
+      </w:r>
+      <w:r>
+        <w:rPr>
+          <w:rFonts w:hint="eastAsia"/>
+        </w:rPr>
+        <w:t>。10种基本指令如下：</w:t>
+      </w:r>
+    </w:p>
+    <w:tbl>
+      <w:tblPr>
+        <w:tblStyle w:val="31"/>
+        <w:tblW w:w="5000" w:type="pct"/>
+        <w:tblLook w:val="04A0" w:firstRow="1" w:lastRow="0" w:firstColumn="1" w:lastColumn="0" w:noHBand="0" w:noVBand="1"/>
+      </w:tblPr>
+      <w:tblGrid>
+        <w:gridCol w:w="2076"/>
+        <w:gridCol w:w="2076"/>
+        <w:gridCol w:w="2077"/>
+        <w:gridCol w:w="2077"/>
+      </w:tblGrid>
+      <w:tr>
+        <w:trPr>
+          <w:cnfStyle w:val="100000000000" w:firstRow="1" w:lastRow="0" w:firstColumn="0" w:lastColumn="0" w:oddVBand="0" w:evenVBand="0" w:oddHBand="0" w:evenHBand="0" w:firstRowFirstColumn="0" w:firstRowLastColumn="0" w:lastRowFirstColumn="0" w:lastRowLastColumn="0"/>
+        </w:trPr>
+        <w:tc>
+          <w:tcPr>
+            <w:cnfStyle w:val="001000000100" w:firstRow="0" w:lastRow="0" w:firstColumn="1" w:lastColumn="0" w:oddVBand="0" w:evenVBand="0" w:oddHBand="0" w:evenHBand="0" w:firstRowFirstColumn="1" w:firstRowLastColumn="0" w:lastRowFirstColumn="0" w:lastRowLastColumn="0"/>
+            <w:tcW w:w="1250" w:type="pct"/>
+          </w:tcPr>
+          <w:p>
+            <w:pPr>
+              <w:spacing w:line="440" w:lineRule="exact"/>
+              <w:rPr>
+                <w:rFonts w:hint="eastAsia"/>
+              </w:rPr>
+            </w:pPr>
+            <w:r>
+              <w:rPr>
+                <w:rFonts w:hint="eastAsia"/>
+              </w:rPr>
+              <w:t>cmd</w:t>
+            </w:r>
+          </w:p>
+        </w:tc>
+        <w:tc>
+          <w:tcPr>
+            <w:tcW w:w="1250" w:type="pct"/>
+          </w:tcPr>
+          <w:p>
+            <w:pPr>
+              <w:spacing w:line="440" w:lineRule="exact"/>
+              <w:cnfStyle w:val="100000000000" w:firstRow="1" w:lastRow="0" w:firstColumn="0" w:lastColumn="0" w:oddVBand="0" w:evenVBand="0" w:oddHBand="0" w:evenHBand="0" w:firstRowFirstColumn="0" w:firstRowLastColumn="0" w:lastRowFirstColumn="0" w:lastRowLastColumn="0"/>
+              <w:rPr>
+                <w:rFonts w:hint="eastAsia"/>
+              </w:rPr>
+            </w:pPr>
+            <w:r>
+              <w:rPr>
+                <w:rFonts w:hint="eastAsia"/>
+              </w:rPr>
+              <w:t>必填字段</w:t>
+            </w:r>
+          </w:p>
+        </w:tc>
+        <w:tc>
+          <w:tcPr>
+            <w:tcW w:w="1250" w:type="pct"/>
+          </w:tcPr>
+          <w:p>
+            <w:pPr>
+              <w:spacing w:line="440" w:lineRule="exact"/>
+              <w:cnfStyle w:val="100000000000" w:firstRow="1" w:lastRow="0" w:firstColumn="0" w:lastColumn="0" w:oddVBand="0" w:evenVBand="0" w:oddHBand="0" w:evenHBand="0" w:firstRowFirstColumn="0" w:firstRowLastColumn="0" w:lastRowFirstColumn="0" w:lastRowLastColumn="0"/>
+              <w:rPr>
+                <w:rFonts w:hint="eastAsia"/>
+              </w:rPr>
+            </w:pPr>
+            <w:r>
+              <w:rPr>
+                <w:rFonts w:hint="eastAsia"/>
+              </w:rPr>
+              <w:t>可选字段</w:t>
+            </w:r>
+          </w:p>
+        </w:tc>
+        <w:tc>
+          <w:tcPr>
+            <w:tcW w:w="1250" w:type="pct"/>
+          </w:tcPr>
+          <w:p>
+            <w:pPr>
+              <w:spacing w:line="440" w:lineRule="exact"/>
+              <w:cnfStyle w:val="100000000000" w:firstRow="1" w:lastRow="0" w:firstColumn="0" w:lastColumn="0" w:oddVBand="0" w:evenVBand="0" w:oddHBand="0" w:evenHBand="0" w:firstRowFirstColumn="0" w:firstRowLastColumn="0" w:lastRowFirstColumn="0" w:lastRowLastColumn="0"/>
+              <w:rPr>
+                <w:rFonts w:hint="eastAsia"/>
+              </w:rPr>
+            </w:pPr>
+            <w:r>
+              <w:rPr>
+                <w:rFonts w:hint="eastAsia"/>
+              </w:rPr>
+              <w:t>说明</w:t>
+            </w:r>
+          </w:p>
+        </w:tc>
+      </w:tr>
+      <w:tr>
+        <w:trPr>
+          <w:cnfStyle w:val="000000100000" w:firstRow="0" w:lastRow="0" w:firstColumn="0" w:lastColumn="0" w:oddVBand="0" w:evenVBand="0" w:oddHBand="1" w:evenHBand="0" w:firstRowFirstColumn="0" w:firstRowLastColumn="0" w:lastRowFirstColumn="0" w:lastRowLastColumn="0"/>
+        </w:trPr>
+        <w:tc>
+          <w:tcPr>
+            <w:cnfStyle w:val="001000000000" w:firstRow="0" w:lastRow="0" w:firstColumn="1" w:lastColumn="0" w:oddVBand="0" w:evenVBand="0" w:oddHBand="0" w:evenHBand="0" w:firstRowFirstColumn="0" w:firstRowLastColumn="0" w:lastRowFirstColumn="0" w:lastRowLastColumn="0"/>
+            <w:tcW w:w="1250" w:type="pct"/>
+          </w:tcPr>
+          <w:p>
+            <w:pPr>
+              <w:spacing w:line="440" w:lineRule="exact"/>
+              <w:rPr>
+                <w:rFonts w:hint="eastAsia"/>
+              </w:rPr>
+            </w:pPr>
+            <w:r>
+              <w:rPr>
+                <w:rFonts w:hint="eastAsia"/>
+              </w:rPr>
+              <w:t>SET</w:t>
+            </w:r>
+          </w:p>
+        </w:tc>
+        <w:tc>
+          <w:tcPr>
+            <w:tcW w:w="1250" w:type="pct"/>
+          </w:tcPr>
+          <w:p>
+            <w:pPr>
+              <w:spacing w:line="440" w:lineRule="exact"/>
+              <w:cnfStyle w:val="000000100000" w:firstRow="0" w:lastRow="0" w:firstColumn="0" w:lastColumn="0" w:oddVBand="0" w:evenVBand="0" w:oddHBand="1" w:evenHBand="0" w:firstRowFirstColumn="0" w:firstRowLastColumn="0" w:lastRowFirstColumn="0" w:lastRowLastColumn="0"/>
+              <w:rPr>
+                <w:rFonts w:hint="eastAsia"/>
+              </w:rPr>
+            </w:pPr>
+            <w:r>
+              <w:rPr>
+                <w:rFonts w:hint="eastAsia"/>
+              </w:rPr>
+              <w:t>target, value</w:t>
+            </w:r>
+          </w:p>
+        </w:tc>
+        <w:tc>
+          <w:tcPr>
+            <w:tcW w:w="1250" w:type="pct"/>
+          </w:tcPr>
+          <w:p>
+            <w:pPr>
+              <w:spacing w:line="440" w:lineRule="exact"/>
+              <w:cnfStyle w:val="000000100000" w:firstRow="0" w:lastRow="0" w:firstColumn="0" w:lastColumn="0" w:oddVBand="0" w:evenVBand="0" w:oddHBand="1" w:evenHBand="0" w:firstRowFirstColumn="0" w:firstRowLastColumn="0" w:lastRowFirstColumn="0" w:lastRowLastColumn="0"/>
+              <w:rPr>
+                <w:rFonts w:hint="eastAsia"/>
+              </w:rPr>
+            </w:pPr>
+          </w:p>
+        </w:tc>
+        <w:tc>
+          <w:tcPr>
+            <w:tcW w:w="1250" w:type="pct"/>
+          </w:tcPr>
+          <w:p>
+            <w:pPr>
+              <w:spacing w:line="440" w:lineRule="exact"/>
+              <w:cnfStyle w:val="000000100000" w:firstRow="0" w:lastRow="0" w:firstColumn="0" w:lastColumn="0" w:oddVBand="0" w:evenVBand="0" w:oddHBand="1" w:evenHBand="0" w:firstRowFirstColumn="0" w:firstRowLastColumn="0" w:lastRowFirstColumn="0" w:lastRowLastColumn="0"/>
+              <w:rPr>
+                <w:rFonts w:hint="eastAsia"/>
+              </w:rPr>
+            </w:pPr>
+            <w:r>
+              <w:rPr>
+                <w:rFonts w:hint="eastAsia"/>
+              </w:rPr>
+              <w:t>设置信号值</w:t>
+            </w:r>
+          </w:p>
+        </w:tc>
+      </w:tr>
+      <w:tr>
+        <w:tc>
+          <w:tcPr>
+            <w:cnfStyle w:val="001000000000" w:firstRow="0" w:lastRow="0" w:firstColumn="1" w:lastColumn="0" w:oddVBand="0" w:evenVBand="0" w:oddHBand="0" w:evenHBand="0" w:firstRowFirstColumn="0" w:firstRowLastColumn="0" w:lastRowFirstColumn="0" w:lastRowLastColumn="0"/>
+            <w:tcW w:w="1250" w:type="pct"/>
+          </w:tcPr>
+          <w:p>
+            <w:pPr>
+              <w:spacing w:line="440" w:lineRule="exact"/>
+              <w:rPr>
+                <w:rFonts w:hint="eastAsia"/>
+              </w:rPr>
+            </w:pPr>
+            <w:r>
+              <w:rPr>
+                <w:rFonts w:hint="eastAsia"/>
+              </w:rPr>
+              <w:t>VERIFY</w:t>
+            </w:r>
+          </w:p>
+        </w:tc>
+        <w:tc>
+          <w:tcPr>
+            <w:tcW w:w="1250" w:type="pct"/>
+          </w:tcPr>
+          <w:p>
+            <w:pPr>
+              <w:spacing w:line="440" w:lineRule="exact"/>
+              <w:cnfStyle w:val="000000000000" w:firstRow="0" w:lastRow="0" w:firstColumn="0" w:lastColumn="0" w:oddVBand="0" w:evenVBand="0" w:oddHBand="0" w:evenHBand="0" w:firstRowFirstColumn="0" w:firstRowLastColumn="0" w:lastRowFirstColumn="0" w:lastRowLastColumn="0"/>
+              <w:rPr>
+                <w:rFonts w:hint="eastAsia"/>
+              </w:rPr>
+            </w:pPr>
+            <w:r>
+              <w:rPr>
+                <w:rFonts w:hint="eastAsia"/>
+              </w:rPr>
+              <w:t>target, value</w:t>
+            </w:r>
+          </w:p>
+        </w:tc>
+        <w:tc>
+          <w:tcPr>
+            <w:tcW w:w="1250" w:type="pct"/>
+          </w:tcPr>
+          <w:p>
+            <w:pPr>
+              <w:spacing w:line="440" w:lineRule="exact"/>
+              <w:cnfStyle w:val="000000000000" w:firstRow="0" w:lastRow="0" w:firstColumn="0" w:lastColumn="0" w:oddVBand="0" w:evenVBand="0" w:oddHBand="0" w:evenHBand="0" w:firstRowFirstColumn="0" w:firstRowLastColumn="0" w:lastRowFirstColumn="0" w:lastRowLastColumn="0"/>
+              <w:rPr>
+                <w:rFonts w:hint="eastAsia"/>
+              </w:rPr>
+            </w:pPr>
+            <w:r>
+              <w:rPr>
+                <w:rFonts w:hint="eastAsia"/>
+              </w:rPr>
+              <w:t>tolerance</w:t>
+            </w:r>
+          </w:p>
+        </w:tc>
+        <w:tc>
+          <w:tcPr>
+            <w:tcW w:w="1250" w:type="pct"/>
+          </w:tcPr>
+          <w:p>
+            <w:pPr>
+              <w:spacing w:line="440" w:lineRule="exact"/>
+              <w:cnfStyle w:val="000000000000" w:firstRow="0" w:lastRow="0" w:firstColumn="0" w:lastColumn="0" w:oddVBand="0" w:evenVBand="0" w:oddHBand="0" w:evenHBand="0" w:firstRowFirstColumn="0" w:firstRowLastColumn="0" w:lastRowFirstColumn="0" w:lastRowLastColumn="0"/>
+              <w:rPr>
+                <w:rFonts w:hint="eastAsia"/>
+              </w:rPr>
+            </w:pPr>
+            <w:r>
+              <w:rPr>
+                <w:rFonts w:hint="eastAsia"/>
+              </w:rPr>
+              <w:t>验证信号值</w:t>
+            </w:r>
+          </w:p>
+        </w:tc>
+      </w:tr>
+      <w:tr>
+        <w:trPr>
+          <w:cnfStyle w:val="000000100000" w:firstRow="0" w:lastRow="0" w:firstColumn="0" w:lastColumn="0" w:oddVBand="0" w:evenVBand="0" w:oddHBand="1" w:evenHBand="0" w:firstRowFirstColumn="0" w:firstRowLastColumn="0" w:lastRowFirstColumn="0" w:lastRowLastColumn="0"/>
+        </w:trPr>
+        <w:tc>
+          <w:tcPr>
+            <w:cnfStyle w:val="001000000000" w:firstRow="0" w:lastRow="0" w:firstColumn="1" w:lastColumn="0" w:oddVBand="0" w:evenVBand="0" w:oddHBand="0" w:evenHBand="0" w:firstRowFirstColumn="0" w:firstRowLastColumn="0" w:lastRowFirstColumn="0" w:lastRowLastColumn="0"/>
+            <w:tcW w:w="1250" w:type="pct"/>
+          </w:tcPr>
+          <w:p>
+            <w:pPr>
+              <w:spacing w:line="440" w:lineRule="exact"/>
+              <w:rPr>
+                <w:rFonts w:hint="eastAsia"/>
+              </w:rPr>
+            </w:pPr>
+            <w:r>
+              <w:rPr>
+                <w:rFonts w:hint="eastAsia"/>
+              </w:rPr>
+              <w:t>WAIT</w:t>
+            </w:r>
+          </w:p>
+        </w:tc>
+        <w:tc>
+          <w:tcPr>
+            <w:tcW w:w="1250" w:type="pct"/>
+          </w:tcPr>
+          <w:p>
+            <w:pPr>
+              <w:spacing w:line="440" w:lineRule="exact"/>
+              <w:cnfStyle w:val="000000100000" w:firstRow="0" w:lastRow="0" w:firstColumn="0" w:lastColumn="0" w:oddVBand="0" w:evenVBand="0" w:oddHBand="1" w:evenHBand="0" w:firstRowFirstColumn="0" w:firstRowLastColumn="0" w:lastRowFirstColumn="0" w:lastRowLastColumn="0"/>
+              <w:rPr>
+                <w:rFonts w:hint="eastAsia"/>
+              </w:rPr>
+            </w:pPr>
+            <w:r>
+              <w:rPr>
+                <w:rFonts w:hint="eastAsia"/>
+              </w:rPr>
+              <w:t>target, op, value</w:t>
+            </w:r>
+          </w:p>
+        </w:tc>
+        <w:tc>
+          <w:tcPr>
+            <w:tcW w:w="1250" w:type="pct"/>
+          </w:tcPr>
+          <w:p>
+            <w:pPr>
+              <w:spacing w:line="440" w:lineRule="exact"/>
+              <w:cnfStyle w:val="000000100000" w:firstRow="0" w:lastRow="0" w:firstColumn="0" w:lastColumn="0" w:oddVBand="0" w:evenVBand="0" w:oddHBand="1" w:evenHBand="0" w:firstRowFirstColumn="0" w:firstRowLastColumn="0" w:lastRowFirstColumn="0" w:lastRowLastColumn="0"/>
+              <w:rPr>
+                <w:rFonts w:hint="eastAsia"/>
+              </w:rPr>
+            </w:pPr>
+            <w:r>
+              <w:rPr>
+                <w:rFonts w:hint="eastAsia"/>
+              </w:rPr>
+              <w:t>timeout(</w:t>
+            </w:r>
+            <w:proofErr w:type="spellStart"/>
+            <w:r>
+              <w:rPr>
+                <w:rFonts w:hint="eastAsia"/>
+              </w:rPr>
+              <w:t>ms</w:t>
+            </w:r>
+            <w:proofErr w:type="spellEnd"/>
+            <w:r>
+              <w:rPr>
+                <w:rFonts w:hint="eastAsia"/>
+              </w:rPr>
+              <w:t>)</w:t>
+            </w:r>
+          </w:p>
+        </w:tc>
+        <w:tc>
+          <w:tcPr>
+            <w:tcW w:w="1250" w:type="pct"/>
+          </w:tcPr>
+          <w:p>
+            <w:pPr>
+              <w:spacing w:line="440" w:lineRule="exact"/>
+              <w:cnfStyle w:val="000000100000" w:firstRow="0" w:lastRow="0" w:firstColumn="0" w:lastColumn="0" w:oddVBand="0" w:evenVBand="0" w:oddHBand="1" w:evenHBand="0" w:firstRowFirstColumn="0" w:firstRowLastColumn="0" w:lastRowFirstColumn="0" w:lastRowLastColumn="0"/>
+              <w:rPr>
+                <w:rFonts w:hint="eastAsia"/>
+              </w:rPr>
+            </w:pPr>
+            <w:r>
+              <w:rPr>
+                <w:rFonts w:hint="eastAsia"/>
+              </w:rPr>
+              <w:t>等待信号满足条件</w:t>
+            </w:r>
+          </w:p>
+        </w:tc>
+      </w:tr>
+      <w:tr>
+        <w:tc>
+          <w:tcPr>
+            <w:cnfStyle w:val="001000000000" w:firstRow="0" w:lastRow="0" w:firstColumn="1" w:lastColumn="0" w:oddVBand="0" w:evenVBand="0" w:oddHBand="0" w:evenHBand="0" w:firstRowFirstColumn="0" w:firstRowLastColumn="0" w:lastRowFirstColumn="0" w:lastRowLastColumn="0"/>
+            <w:tcW w:w="1250" w:type="pct"/>
+          </w:tcPr>
+          <w:p>
+            <w:pPr>
+              <w:spacing w:line="440" w:lineRule="exact"/>
+              <w:rPr>
+                <w:rFonts w:hint="eastAsia"/>
+              </w:rPr>
+            </w:pPr>
+            <w:r>
+              <w:rPr>
+                <w:rFonts w:hint="eastAsia"/>
+              </w:rPr>
+              <w:t>DELAY</w:t>
+            </w:r>
+          </w:p>
+        </w:tc>
+        <w:tc>
+          <w:tcPr>
+            <w:tcW w:w="1250" w:type="pct"/>
+          </w:tcPr>
+          <w:p>
+            <w:pPr>
+              <w:spacing w:line="440" w:lineRule="exact"/>
+              <w:cnfStyle w:val="000000000000" w:firstRow="0" w:lastRow="0" w:firstColumn="0" w:lastColumn="0" w:oddVBand="0" w:evenVBand="0" w:oddHBand="0" w:evenHBand="0" w:firstRowFirstColumn="0" w:firstRowLastColumn="0" w:lastRowFirstColumn="0" w:lastRowLastColumn="0"/>
+              <w:rPr>
+                <w:rFonts w:hint="eastAsia"/>
+              </w:rPr>
+            </w:pPr>
+            <w:r>
+              <w:rPr>
+                <w:rFonts w:hint="eastAsia"/>
+              </w:rPr>
+              <w:t>value</w:t>
+            </w:r>
+          </w:p>
+        </w:tc>
+        <w:tc>
+          <w:tcPr>
+            <w:tcW w:w="1250" w:type="pct"/>
+          </w:tcPr>
+          <w:p>
+            <w:pPr>
+              <w:spacing w:line="440" w:lineRule="exact"/>
+              <w:cnfStyle w:val="000000000000" w:firstRow="0" w:lastRow="0" w:firstColumn="0" w:lastColumn="0" w:oddVBand="0" w:evenVBand="0" w:oddHBand="0" w:evenHBand="0" w:firstRowFirstColumn="0" w:firstRowLastColumn="0" w:lastRowFirstColumn="0" w:lastRowLastColumn="0"/>
+              <w:rPr>
+                <w:rFonts w:hint="eastAsia"/>
+              </w:rPr>
+            </w:pPr>
+            <w:r>
+              <w:rPr>
+                <w:rFonts w:hint="eastAsia"/>
+              </w:rPr>
+              <w:t>unit(</w:t>
+            </w:r>
+            <w:proofErr w:type="spellStart"/>
+            <w:r>
+              <w:rPr>
+                <w:rFonts w:hint="eastAsia"/>
+              </w:rPr>
+              <w:t>ms</w:t>
+            </w:r>
+            <w:proofErr w:type="spellEnd"/>
+            <w:r>
+              <w:rPr>
+                <w:rFonts w:hint="eastAsia"/>
+              </w:rPr>
+              <w:t>/s)</w:t>
+            </w:r>
+          </w:p>
+        </w:tc>
+        <w:tc>
+          <w:tcPr>
+            <w:tcW w:w="1250" w:type="pct"/>
+          </w:tcPr>
+          <w:p>
+            <w:pPr>
+              <w:spacing w:line="440" w:lineRule="exact"/>
+              <w:cnfStyle w:val="000000000000" w:firstRow="0" w:lastRow="0" w:firstColumn="0" w:lastColumn="0" w:oddVBand="0" w:evenVBand="0" w:oddHBand="0" w:evenHBand="0" w:firstRowFirstColumn="0" w:firstRowLastColumn="0" w:lastRowFirstColumn="0" w:lastRowLastColumn="0"/>
+              <w:rPr>
+                <w:rFonts w:hint="eastAsia"/>
+              </w:rPr>
+            </w:pPr>
+            <w:r>
+              <w:rPr>
+                <w:rFonts w:hint="eastAsia"/>
+              </w:rPr>
+              <w:t>延时等待</w:t>
+            </w:r>
+          </w:p>
+        </w:tc>
+      </w:tr>
+      <w:tr>
+        <w:trPr>
+          <w:cnfStyle w:val="000000100000" w:firstRow="0" w:lastRow="0" w:firstColumn="0" w:lastColumn="0" w:oddVBand="0" w:evenVBand="0" w:oddHBand="1" w:evenHBand="0" w:firstRowFirstColumn="0" w:firstRowLastColumn="0" w:lastRowFirstColumn="0" w:lastRowLastColumn="0"/>
+        </w:trPr>
+        <w:tc>
+          <w:tcPr>
+            <w:cnfStyle w:val="001000000000" w:firstRow="0" w:lastRow="0" w:firstColumn="1" w:lastColumn="0" w:oddVBand="0" w:evenVBand="0" w:oddHBand="0" w:evenHBand="0" w:firstRowFirstColumn="0" w:firstRowLastColumn="0" w:lastRowFirstColumn="0" w:lastRowLastColumn="0"/>
+            <w:tcW w:w="1250" w:type="pct"/>
+          </w:tcPr>
+          <w:p>
+            <w:pPr>
+              <w:spacing w:line="440" w:lineRule="exact"/>
+              <w:rPr>
+                <w:rFonts w:hint="eastAsia"/>
+              </w:rPr>
+            </w:pPr>
+            <w:r>
+              <w:rPr>
+                <w:rFonts w:hint="eastAsia"/>
+              </w:rPr>
+              <w:t>ACTION</w:t>
+            </w:r>
+          </w:p>
+        </w:tc>
+        <w:tc>
+          <w:tcPr>
+            <w:tcW w:w="1250" w:type="pct"/>
+          </w:tcPr>
+          <w:p>
+            <w:pPr>
+              <w:spacing w:line="440" w:lineRule="exact"/>
+              <w:cnfStyle w:val="000000100000" w:firstRow="0" w:lastRow="0" w:firstColumn="0" w:lastColumn="0" w:oddVBand="0" w:evenVBand="0" w:oddHBand="1" w:evenHBand="0" w:firstRowFirstColumn="0" w:firstRowLastColumn="0" w:lastRowFirstColumn="0" w:lastRowLastColumn="0"/>
+              <w:rPr>
+                <w:rFonts w:hint="eastAsia"/>
+              </w:rPr>
+            </w:pPr>
+          </w:p>
+        </w:tc>
+        <w:tc>
+          <w:tcPr>
+            <w:tcW w:w="1250" w:type="pct"/>
+          </w:tcPr>
+          <w:p>
+            <w:pPr>
+              <w:spacing w:line="440" w:lineRule="exact"/>
+              <w:cnfStyle w:val="000000100000" w:firstRow="0" w:lastRow="0" w:firstColumn="0" w:lastColumn="0" w:oddVBand="0" w:evenVBand="0" w:oddHBand="1" w:evenHBand="0" w:firstRowFirstColumn="0" w:firstRowLastColumn="0" w:lastRowFirstColumn="0" w:lastRowLastColumn="0"/>
+              <w:rPr>
+                <w:rFonts w:hint="eastAsia"/>
+              </w:rPr>
+            </w:pPr>
+            <w:r>
+              <w:rPr>
+                <w:rFonts w:hint="eastAsia"/>
+              </w:rPr>
+              <w:t>desc</w:t>
+            </w:r>
+          </w:p>
+        </w:tc>
+        <w:tc>
+          <w:tcPr>
+            <w:tcW w:w="1250" w:type="pct"/>
+          </w:tcPr>
+          <w:p>
+            <w:pPr>
+              <w:spacing w:line="440" w:lineRule="exact"/>
+              <w:cnfStyle w:val="000000100000" w:firstRow="0" w:lastRow="0" w:firstColumn="0" w:lastColumn="0" w:oddVBand="0" w:evenVBand="0" w:oddHBand="1" w:evenHBand="0" w:firstRowFirstColumn="0" w:firstRowLastColumn="0" w:lastRowFirstColumn="0" w:lastRowLastColumn="0"/>
+              <w:rPr>
+                <w:rFonts w:hint="eastAsia"/>
+              </w:rPr>
+            </w:pPr>
+            <w:r>
+              <w:rPr>
+                <w:rFonts w:hint="eastAsia"/>
+              </w:rPr>
+              <w:t>暂停等待用户确认</w:t>
+            </w:r>
+          </w:p>
+        </w:tc>
+      </w:tr>
+      <w:tr>
+        <w:tc>
+          <w:tcPr>
+            <w:cnfStyle w:val="001000000000" w:firstRow="0" w:lastRow="0" w:firstColumn="1" w:lastColumn="0" w:oddVBand="0" w:evenVBand="0" w:oddHBand="0" w:evenHBand="0" w:firstRowFirstColumn="0" w:firstRowLastColumn="0" w:lastRowFirstColumn="0" w:lastRowLastColumn="0"/>
+            <w:tcW w:w="1250" w:type="pct"/>
+          </w:tcPr>
+          <w:p>
+            <w:pPr>
+              <w:spacing w:line="440" w:lineRule="exact"/>
+              <w:rPr>
+                <w:rFonts w:hint="eastAsia"/>
+              </w:rPr>
+            </w:pPr>
+            <w:r>
+              <w:rPr>
+                <w:rFonts w:hint="eastAsia"/>
+              </w:rPr>
+              <w:t>PHOTO</w:t>
+            </w:r>
+          </w:p>
+        </w:tc>
+        <w:tc>
+          <w:tcPr>
+            <w:tcW w:w="1250" w:type="pct"/>
+          </w:tcPr>
+          <w:p>
+            <w:pPr>
+              <w:spacing w:line="440" w:lineRule="exact"/>
+              <w:cnfStyle w:val="000000000000" w:firstRow="0" w:lastRow="0" w:firstColumn="0" w:lastColumn="0" w:oddVBand="0" w:evenVBand="0" w:oddHBand="0" w:evenHBand="0" w:firstRowFirstColumn="0" w:firstRowLastColumn="0" w:lastRowFirstColumn="0" w:lastRowLastColumn="0"/>
+              <w:rPr>
+                <w:rFonts w:hint="eastAsia"/>
+              </w:rPr>
+            </w:pPr>
+          </w:p>
+        </w:tc>
+        <w:tc>
+          <w:tcPr>
+            <w:tcW w:w="1250" w:type="pct"/>
+          </w:tcPr>
+          <w:p>
+            <w:pPr>
+              <w:spacing w:line="440" w:lineRule="exact"/>
+              <w:cnfStyle w:val="000000000000" w:firstRow="0" w:lastRow="0" w:firstColumn="0" w:lastColumn="0" w:oddVBand="0" w:evenVBand="0" w:oddHBand="0" w:evenHBand="0" w:firstRowFirstColumn="0" w:firstRowLastColumn="0" w:lastRowFirstColumn="0" w:lastRowLastColumn="0"/>
+              <w:rPr>
+                <w:rFonts w:hint="eastAsia"/>
+              </w:rPr>
+            </w:pPr>
+          </w:p>
+        </w:tc>
+        <w:tc>
+          <w:tcPr>
+            <w:tcW w:w="1250" w:type="pct"/>
+          </w:tcPr>
+          <w:p>
+            <w:pPr>
+              <w:spacing w:line="440" w:lineRule="exact"/>
+              <w:cnfStyle w:val="000000000000" w:firstRow="0" w:lastRow="0" w:firstColumn="0" w:lastColumn="0" w:oddVBand="0" w:evenVBand="0" w:oddHBand="0" w:evenHBand="0" w:firstRowFirstColumn="0" w:firstRowLastColumn="0" w:lastRowFirstColumn="0" w:lastRowLastColumn="0"/>
+              <w:rPr>
+                <w:rFonts w:hint="eastAsia"/>
+              </w:rPr>
+            </w:pPr>
+            <w:r>
+              <w:rPr>
+                <w:rFonts w:hint="eastAsia"/>
+              </w:rPr>
+              <w:t>拍照</w:t>
+            </w:r>
+          </w:p>
+        </w:tc>
+      </w:tr>
+      <w:tr>
+        <w:trPr>
+          <w:cnfStyle w:val="000000100000" w:firstRow="0" w:lastRow="0" w:firstColumn="0" w:lastColumn="0" w:oddVBand="0" w:evenVBand="0" w:oddHBand="1" w:evenHBand="0" w:firstRowFirstColumn="0" w:firstRowLastColumn="0" w:lastRowFirstColumn="0" w:lastRowLastColumn="0"/>
+        </w:trPr>
+        <w:tc>
+          <w:tcPr>
+            <w:cnfStyle w:val="001000000000" w:firstRow="0" w:lastRow="0" w:firstColumn="1" w:lastColumn="0" w:oddVBand="0" w:evenVBand="0" w:oddHBand="0" w:evenHBand="0" w:firstRowFirstColumn="0" w:firstRowLastColumn="0" w:lastRowFirstColumn="0" w:lastRowLastColumn="0"/>
+            <w:tcW w:w="1250" w:type="pct"/>
+          </w:tcPr>
+          <w:p>
+            <w:pPr>
+              <w:spacing w:line="440" w:lineRule="exact"/>
+              <w:rPr>
+                <w:rFonts w:hint="eastAsia"/>
+              </w:rPr>
+            </w:pPr>
+            <w:r>
+              <w:rPr>
+                <w:rFonts w:hint="eastAsia"/>
+              </w:rPr>
+              <w:t>RECORD</w:t>
+            </w:r>
+          </w:p>
+        </w:tc>
+        <w:tc>
+          <w:tcPr>
+            <w:tcW w:w="1250" w:type="pct"/>
+          </w:tcPr>
+          <w:p>
+            <w:pPr>
+              <w:spacing w:line="440" w:lineRule="exact"/>
+              <w:cnfStyle w:val="000000100000" w:firstRow="0" w:lastRow="0" w:firstColumn="0" w:lastColumn="0" w:oddVBand="0" w:evenVBand="0" w:oddHBand="1" w:evenHBand="0" w:firstRowFirstColumn="0" w:firstRowLastColumn="0" w:lastRowFirstColumn="0" w:lastRowLastColumn="0"/>
+              <w:rPr>
+                <w:rFonts w:hint="eastAsia"/>
+              </w:rPr>
+            </w:pPr>
+            <w:r>
+              <w:rPr>
+                <w:rFonts w:hint="eastAsia"/>
+              </w:rPr>
+              <w:t>value(bool)</w:t>
+            </w:r>
+          </w:p>
+        </w:tc>
+        <w:tc>
+          <w:tcPr>
+            <w:tcW w:w="1250" w:type="pct"/>
+          </w:tcPr>
+          <w:p>
+            <w:pPr>
+              <w:spacing w:line="440" w:lineRule="exact"/>
+              <w:cnfStyle w:val="000000100000" w:firstRow="0" w:lastRow="0" w:firstColumn="0" w:lastColumn="0" w:oddVBand="0" w:evenVBand="0" w:oddHBand="1" w:evenHBand="0" w:firstRowFirstColumn="0" w:firstRowLastColumn="0" w:lastRowFirstColumn="0" w:lastRowLastColumn="0"/>
+              <w:rPr>
+                <w:rFonts w:hint="eastAsia"/>
+              </w:rPr>
+            </w:pPr>
+          </w:p>
+        </w:tc>
+        <w:tc>
+          <w:tcPr>
+            <w:tcW w:w="1250" w:type="pct"/>
+          </w:tcPr>
+          <w:p>
+            <w:pPr>
+              <w:spacing w:line="440" w:lineRule="exact"/>
+              <w:cnfStyle w:val="000000100000" w:firstRow="0" w:lastRow="0" w:firstColumn="0" w:lastColumn="0" w:oddVBand="0" w:evenVBand="0" w:oddHBand="1" w:evenHBand="0" w:firstRowFirstColumn="0" w:firstRowLastColumn="0" w:lastRowFirstColumn="0" w:lastRowLastColumn="0"/>
+              <w:rPr>
+                <w:rFonts w:hint="eastAsia"/>
+              </w:rPr>
+            </w:pPr>
+            <w:r>
+              <w:rPr>
+                <w:rFonts w:hint="eastAsia"/>
+              </w:rPr>
+              <w:t>开始/停止录像</w:t>
+            </w:r>
+          </w:p>
+        </w:tc>
+      </w:tr>
+      <w:tr>
+        <w:tc>
+          <w:tcPr>
+            <w:cnfStyle w:val="001000000000" w:firstRow="0" w:lastRow="0" w:firstColumn="1" w:lastColumn="0" w:oddVBand="0" w:evenVBand="0" w:oddHBand="0" w:evenHBand="0" w:firstRowFirstColumn="0" w:firstRowLastColumn="0" w:lastRowFirstColumn="0" w:lastRowLastColumn="0"/>
+            <w:tcW w:w="1250" w:type="pct"/>
+          </w:tcPr>
+          <w:p>
+            <w:pPr>
+              <w:spacing w:line="440" w:lineRule="exact"/>
+              <w:rPr>
+                <w:rFonts w:hint="eastAsia"/>
+              </w:rPr>
+            </w:pPr>
+            <w:r>
+              <w:rPr>
+                <w:rFonts w:hint="eastAsia"/>
+              </w:rPr>
+              <w:t>INJECT_FAULT</w:t>
+            </w:r>
+          </w:p>
+        </w:tc>
+        <w:tc>
+          <w:tcPr>
+            <w:tcW w:w="1250" w:type="pct"/>
+          </w:tcPr>
+          <w:p>
+            <w:pPr>
+              <w:spacing w:line="440" w:lineRule="exact"/>
+              <w:cnfStyle w:val="000000000000" w:firstRow="0" w:lastRow="0" w:firstColumn="0" w:lastColumn="0" w:oddVBand="0" w:evenVBand="0" w:oddHBand="0" w:evenHBand="0" w:firstRowFirstColumn="0" w:firstRowLastColumn="0" w:lastRowFirstColumn="0" w:lastRowLastColumn="0"/>
+              <w:rPr>
+                <w:rFonts w:hint="eastAsia"/>
+              </w:rPr>
+            </w:pPr>
+            <w:r>
+              <w:rPr>
+                <w:rFonts w:hint="eastAsia"/>
+              </w:rPr>
+              <w:t xml:space="preserve">target, </w:t>
+            </w:r>
+            <w:proofErr w:type="spellStart"/>
+            <w:r>
+              <w:rPr>
+                <w:rFonts w:hint="eastAsia"/>
+              </w:rPr>
+              <w:t>fault_type</w:t>
+            </w:r>
+            <w:proofErr w:type="spellEnd"/>
+          </w:p>
+        </w:tc>
+        <w:tc>
+          <w:tcPr>
+            <w:tcW w:w="1250" w:type="pct"/>
+          </w:tcPr>
+          <w:p>
+            <w:pPr>
+              <w:spacing w:line="440" w:lineRule="exact"/>
+              <w:cnfStyle w:val="000000000000" w:firstRow="0" w:lastRow="0" w:firstColumn="0" w:lastColumn="0" w:oddVBand="0" w:evenVBand="0" w:oddHBand="0" w:evenHBand="0" w:firstRowFirstColumn="0" w:firstRowLastColumn="0" w:lastRowFirstColumn="0" w:lastRowLastColumn="0"/>
+              <w:rPr>
+                <w:rFonts w:hint="eastAsia"/>
+              </w:rPr>
+            </w:pPr>
+            <w:proofErr w:type="spellStart"/>
+            <w:r>
+              <w:rPr>
+                <w:rFonts w:hint="eastAsia"/>
+              </w:rPr>
+              <w:t>fault_value</w:t>
+            </w:r>
+            <w:proofErr w:type="spellEnd"/>
+          </w:p>
+        </w:tc>
+        <w:tc>
+          <w:tcPr>
+            <w:tcW w:w="1250" w:type="pct"/>
+          </w:tcPr>
+          <w:p>
+            <w:pPr>
+              <w:spacing w:line="440" w:lineRule="exact"/>
+              <w:cnfStyle w:val="000000000000" w:firstRow="0" w:lastRow="0" w:firstColumn="0" w:lastColumn="0" w:oddVBand="0" w:evenVBand="0" w:oddHBand="0" w:evenHBand="0" w:firstRowFirstColumn="0" w:firstRowLastColumn="0" w:lastRowFirstColumn="0" w:lastRowLastColumn="0"/>
+              <w:rPr>
+                <w:rFonts w:hint="eastAsia"/>
+              </w:rPr>
+            </w:pPr>
+            <w:r>
+              <w:rPr>
+                <w:rFonts w:hint="eastAsia"/>
+              </w:rPr>
+              <w:t>注入故障</w:t>
+            </w:r>
+          </w:p>
+        </w:tc>
+      </w:tr>
+      <w:tr>
+        <w:trPr>
+          <w:cnfStyle w:val="000000100000" w:firstRow="0" w:lastRow="0" w:firstColumn="0" w:lastColumn="0" w:oddVBand="0" w:evenVBand="0" w:oddHBand="1" w:evenHBand="0" w:firstRowFirstColumn="0" w:firstRowLastColumn="0" w:lastRowFirstColumn="0" w:lastRowLastColumn="0"/>
+        </w:trPr>
+        <w:tc>
+          <w:tcPr>
+            <w:cnfStyle w:val="001000000000" w:firstRow="0" w:lastRow="0" w:firstColumn="1" w:lastColumn="0" w:oddVBand="0" w:evenVBand="0" w:oddHBand="0" w:evenHBand="0" w:firstRowFirstColumn="0" w:firstRowLastColumn="0" w:lastRowFirstColumn="0" w:lastRowLastColumn="0"/>
+            <w:tcW w:w="1250" w:type="pct"/>
+          </w:tcPr>
+          <w:p>
+            <w:pPr>
+              <w:spacing w:line="440" w:lineRule="exact"/>
+              <w:rPr>
+                <w:rFonts w:hint="eastAsia"/>
+              </w:rPr>
+            </w:pPr>
+            <w:r>
+              <w:rPr>
+                <w:rFonts w:hint="eastAsia"/>
+              </w:rPr>
+              <w:t>CLEAR_FAULT</w:t>
+            </w:r>
+          </w:p>
+        </w:tc>
+        <w:tc>
+          <w:tcPr>
+            <w:tcW w:w="1250" w:type="pct"/>
+          </w:tcPr>
+          <w:p>
+            <w:pPr>
+              <w:spacing w:line="440" w:lineRule="exact"/>
+              <w:cnfStyle w:val="000000100000" w:firstRow="0" w:lastRow="0" w:firstColumn="0" w:lastColumn="0" w:oddVBand="0" w:evenVBand="0" w:oddHBand="1" w:evenHBand="0" w:firstRowFirstColumn="0" w:firstRowLastColumn="0" w:lastRowFirstColumn="0" w:lastRowLastColumn="0"/>
+              <w:rPr>
+                <w:rFonts w:hint="eastAsia"/>
+              </w:rPr>
+            </w:pPr>
+            <w:r>
+              <w:rPr>
+                <w:rFonts w:hint="eastAsia"/>
+              </w:rPr>
+              <w:t>target</w:t>
+            </w:r>
+          </w:p>
+        </w:tc>
+        <w:tc>
+          <w:tcPr>
+            <w:tcW w:w="1250" w:type="pct"/>
+          </w:tcPr>
+          <w:p>
+            <w:pPr>
+              <w:spacing w:line="440" w:lineRule="exact"/>
+              <w:cnfStyle w:val="000000100000" w:firstRow="0" w:lastRow="0" w:firstColumn="0" w:lastColumn="0" w:oddVBand="0" w:evenVBand="0" w:oddHBand="1" w:evenHBand="0" w:firstRowFirstColumn="0" w:firstRowLastColumn="0" w:lastRowFirstColumn="0" w:lastRowLastColumn="0"/>
+              <w:rPr>
+                <w:rFonts w:hint="eastAsia"/>
+              </w:rPr>
+            </w:pPr>
+          </w:p>
+        </w:tc>
+        <w:tc>
+          <w:tcPr>
+            <w:tcW w:w="1250" w:type="pct"/>
+          </w:tcPr>
+          <w:p>
+            <w:pPr>
+              <w:spacing w:line="440" w:lineRule="exact"/>
+              <w:cnfStyle w:val="000000100000" w:firstRow="0" w:lastRow="0" w:firstColumn="0" w:lastColumn="0" w:oddVBand="0" w:evenVBand="0" w:oddHBand="1" w:evenHBand="0" w:firstRowFirstColumn="0" w:firstRowLastColumn="0" w:lastRowFirstColumn="0" w:lastRowLastColumn="0"/>
+              <w:rPr>
+                <w:rFonts w:hint="eastAsia"/>
+              </w:rPr>
+            </w:pPr>
+            <w:r>
+              <w:rPr>
+                <w:rFonts w:hint="eastAsia"/>
+              </w:rPr>
+              <w:t>清除故障(target="*"清除全部)</w:t>
+            </w:r>
+          </w:p>
+        </w:tc>
+      </w:tr>
+      <w:tr>
+        <w:tc>
+          <w:tcPr>
+            <w:cnfStyle w:val="001000000000" w:firstRow="0" w:lastRow="0" w:firstColumn="1" w:lastColumn="0" w:oddVBand="0" w:evenVBand="0" w:oddHBand="0" w:evenHBand="0" w:firstRowFirstColumn="0" w:firstRowLastColumn="0" w:lastRowFirstColumn="0" w:lastRowLastColumn="0"/>
+            <w:tcW w:w="1250" w:type="pct"/>
+          </w:tcPr>
+          <w:p>
+            <w:pPr>
+              <w:spacing w:line="440" w:lineRule="exact"/>
+              <w:rPr>
+                <w:rFonts w:hint="eastAsia"/>
+              </w:rPr>
+            </w:pPr>
+            <w:r>
+              <w:rPr>
+                <w:rFonts w:hint="eastAsia"/>
+              </w:rPr>
+              <w:t>LOG</w:t>
+            </w:r>
+          </w:p>
+        </w:tc>
+        <w:tc>
+          <w:tcPr>
+            <w:tcW w:w="1250" w:type="pct"/>
+          </w:tcPr>
+          <w:p>
+            <w:pPr>
+              <w:spacing w:line="440" w:lineRule="exact"/>
+              <w:cnfStyle w:val="000000000000" w:firstRow="0" w:lastRow="0" w:firstColumn="0" w:lastColumn="0" w:oddVBand="0" w:evenVBand="0" w:oddHBand="0" w:evenHBand="0" w:firstRowFirstColumn="0" w:firstRowLastColumn="0" w:lastRowFirstColumn="0" w:lastRowLastColumn="0"/>
+              <w:rPr>
+                <w:rFonts w:hint="eastAsia"/>
+              </w:rPr>
+            </w:pPr>
+            <w:r>
+              <w:rPr>
+                <w:rFonts w:hint="eastAsia"/>
+              </w:rPr>
+              <w:t>desc</w:t>
+            </w:r>
+          </w:p>
+        </w:tc>
+        <w:tc>
+          <w:tcPr>
+            <w:tcW w:w="1250" w:type="pct"/>
+          </w:tcPr>
+          <w:p>
+            <w:pPr>
+              <w:spacing w:line="440" w:lineRule="exact"/>
+              <w:cnfStyle w:val="000000000000" w:firstRow="0" w:lastRow="0" w:firstColumn="0" w:lastColumn="0" w:oddVBand="0" w:evenVBand="0" w:oddHBand="0" w:evenHBand="0" w:firstRowFirstColumn="0" w:firstRowLastColumn="0" w:lastRowFirstColumn="0" w:lastRowLastColumn="0"/>
+              <w:rPr>
+                <w:rFonts w:hint="eastAsia"/>
+              </w:rPr>
+            </w:pPr>
+          </w:p>
+        </w:tc>
+        <w:tc>
+          <w:tcPr>
+            <w:tcW w:w="1250" w:type="pct"/>
+          </w:tcPr>
+          <w:p>
+            <w:pPr>
+              <w:spacing w:line="440" w:lineRule="exact"/>
+              <w:cnfStyle w:val="000000000000" w:firstRow="0" w:lastRow="0" w:firstColumn="0" w:lastColumn="0" w:oddVBand="0" w:evenVBand="0" w:oddHBand="0" w:evenHBand="0" w:firstRowFirstColumn="0" w:firstRowLastColumn="0" w:lastRowFirstColumn="0" w:lastRowLastColumn="0"/>
+              <w:rPr>
+                <w:rFonts w:hint="eastAsia"/>
+              </w:rPr>
+            </w:pPr>
+            <w:r>
+              <w:rPr>
+                <w:rFonts w:hint="eastAsia"/>
+              </w:rPr>
+              <w:t>输出日志</w:t>
+            </w:r>
+          </w:p>
+        </w:tc>
+      </w:tr>
+    </w:tbl>
+    <w:p>
+      <w:pPr>
+        <w:spacing w:line="440" w:lineRule="exact"/>
+        <w:ind w:firstLineChars="200" w:firstLine="480"/>
+      </w:pPr>
+      <w:r>
+        <w:rPr>
+          <w:rFonts w:hint="eastAsia"/>
+        </w:rPr>
+        <w:t>3种控制流指令如下：</w:t>
+      </w:r>
+    </w:p>
+    <w:tbl>
+      <w:tblPr>
+        <w:tblStyle w:val="31"/>
+        <w:tblW w:w="5000" w:type="pct"/>
+        <w:tblLook w:val="04A0" w:firstRow="1" w:lastRow="0" w:firstColumn="1" w:lastColumn="0" w:noHBand="0" w:noVBand="1"/>
+      </w:tblPr>
+      <w:tblGrid>
+        <w:gridCol w:w="2076"/>
+        <w:gridCol w:w="2076"/>
+        <w:gridCol w:w="2077"/>
+        <w:gridCol w:w="2077"/>
+      </w:tblGrid>
+      <w:tr>
+        <w:trPr>
+          <w:cnfStyle w:val="100000000000" w:firstRow="1" w:lastRow="0" w:firstColumn="0" w:lastColumn="0" w:oddVBand="0" w:evenVBand="0" w:oddHBand="0" w:evenHBand="0" w:firstRowFirstColumn="0" w:firstRowLastColumn="0" w:lastRowFirstColumn="0" w:lastRowLastColumn="0"/>
+        </w:trPr>
+        <w:tc>
+          <w:tcPr>
+            <w:cnfStyle w:val="001000000100" w:firstRow="0" w:lastRow="0" w:firstColumn="1" w:lastColumn="0" w:oddVBand="0" w:evenVBand="0" w:oddHBand="0" w:evenHBand="0" w:firstRowFirstColumn="1" w:firstRowLastColumn="0" w:lastRowFirstColumn="0" w:lastRowLastColumn="0"/>
+            <w:tcW w:w="1250" w:type="pct"/>
+          </w:tcPr>
+          <w:p>
+            <w:pPr>
+              <w:spacing w:line="440" w:lineRule="exact"/>
+              <w:rPr>
+                <w:rFonts w:hint="eastAsia"/>
+              </w:rPr>
+            </w:pPr>
+            <w:r>
+              <w:rPr>
+                <w:rFonts w:hint="eastAsia"/>
+              </w:rPr>
+              <w:lastRenderedPageBreak/>
+              <w:t>cmd</w:t>
+            </w:r>
+          </w:p>
+        </w:tc>
+        <w:tc>
+          <w:tcPr>
+            <w:tcW w:w="1250" w:type="pct"/>
+          </w:tcPr>
+          <w:p>
+            <w:pPr>
+              <w:spacing w:line="440" w:lineRule="exact"/>
+              <w:cnfStyle w:val="100000000000" w:firstRow="1" w:lastRow="0" w:firstColumn="0" w:lastColumn="0" w:oddVBand="0" w:evenVBand="0" w:oddHBand="0" w:evenHBand="0" w:firstRowFirstColumn="0" w:firstRowLastColumn="0" w:lastRowFirstColumn="0" w:lastRowLastColumn="0"/>
+              <w:rPr>
+                <w:rFonts w:hint="eastAsia"/>
+              </w:rPr>
+            </w:pPr>
+            <w:r>
+              <w:rPr>
+                <w:rFonts w:hint="eastAsia"/>
+              </w:rPr>
+              <w:t>必填字段</w:t>
+            </w:r>
+          </w:p>
+        </w:tc>
+        <w:tc>
+          <w:tcPr>
+            <w:tcW w:w="1250" w:type="pct"/>
+          </w:tcPr>
+          <w:p>
+            <w:pPr>
+              <w:spacing w:line="440" w:lineRule="exact"/>
+              <w:cnfStyle w:val="100000000000" w:firstRow="1" w:lastRow="0" w:firstColumn="0" w:lastColumn="0" w:oddVBand="0" w:evenVBand="0" w:oddHBand="0" w:evenHBand="0" w:firstRowFirstColumn="0" w:firstRowLastColumn="0" w:lastRowFirstColumn="0" w:lastRowLastColumn="0"/>
+              <w:rPr>
+                <w:rFonts w:hint="eastAsia"/>
+              </w:rPr>
+            </w:pPr>
+            <w:r>
+              <w:rPr>
+                <w:rFonts w:hint="eastAsia"/>
+              </w:rPr>
+              <w:t>可选字段</w:t>
+            </w:r>
+          </w:p>
+        </w:tc>
+        <w:tc>
+          <w:tcPr>
+            <w:tcW w:w="1250" w:type="pct"/>
+          </w:tcPr>
+          <w:p>
+            <w:pPr>
+              <w:spacing w:line="440" w:lineRule="exact"/>
+              <w:cnfStyle w:val="100000000000" w:firstRow="1" w:lastRow="0" w:firstColumn="0" w:lastColumn="0" w:oddVBand="0" w:evenVBand="0" w:oddHBand="0" w:evenHBand="0" w:firstRowFirstColumn="0" w:firstRowLastColumn="0" w:lastRowFirstColumn="0" w:lastRowLastColumn="0"/>
+              <w:rPr>
+                <w:rFonts w:hint="eastAsia"/>
+              </w:rPr>
+            </w:pPr>
+            <w:r>
+              <w:rPr>
+                <w:rFonts w:hint="eastAsia"/>
+              </w:rPr>
+              <w:t>说明</w:t>
+            </w:r>
+          </w:p>
+        </w:tc>
+      </w:tr>
+      <w:tr>
+        <w:trPr>
+          <w:cnfStyle w:val="000000100000" w:firstRow="0" w:lastRow="0" w:firstColumn="0" w:lastColumn="0" w:oddVBand="0" w:evenVBand="0" w:oddHBand="1" w:evenHBand="0" w:firstRowFirstColumn="0" w:firstRowLastColumn="0" w:lastRowFirstColumn="0" w:lastRowLastColumn="0"/>
+        </w:trPr>
+        <w:tc>
+          <w:tcPr>
+            <w:cnfStyle w:val="001000000000" w:firstRow="0" w:lastRow="0" w:firstColumn="1" w:lastColumn="0" w:oddVBand="0" w:evenVBand="0" w:oddHBand="0" w:evenHBand="0" w:firstRowFirstColumn="0" w:firstRowLastColumn="0" w:lastRowFirstColumn="0" w:lastRowLastColumn="0"/>
+            <w:tcW w:w="1250" w:type="pct"/>
+          </w:tcPr>
+          <w:p>
+            <w:pPr>
+              <w:spacing w:line="440" w:lineRule="exact"/>
+              <w:rPr>
+                <w:rFonts w:hint="eastAsia"/>
+              </w:rPr>
+            </w:pPr>
+            <w:r>
+              <w:rPr>
+                <w:rFonts w:hint="eastAsia"/>
+              </w:rPr>
+              <w:t>LOOP</w:t>
+            </w:r>
+          </w:p>
+        </w:tc>
+        <w:tc>
+          <w:tcPr>
+            <w:tcW w:w="1250" w:type="pct"/>
+          </w:tcPr>
+          <w:p>
+            <w:pPr>
+              <w:spacing w:line="440" w:lineRule="exact"/>
+              <w:cnfStyle w:val="000000100000" w:firstRow="0" w:lastRow="0" w:firstColumn="0" w:lastColumn="0" w:oddVBand="0" w:evenVBand="0" w:oddHBand="1" w:evenHBand="0" w:firstRowFirstColumn="0" w:firstRowLastColumn="0" w:lastRowFirstColumn="0" w:lastRowLastColumn="0"/>
+              <w:rPr>
+                <w:rFonts w:hint="eastAsia"/>
+              </w:rPr>
+            </w:pPr>
+            <w:r>
+              <w:rPr>
+                <w:rFonts w:hint="eastAsia"/>
+              </w:rPr>
+              <w:t>count, steps</w:t>
+            </w:r>
+          </w:p>
+        </w:tc>
+        <w:tc>
+          <w:tcPr>
+            <w:tcW w:w="1250" w:type="pct"/>
+          </w:tcPr>
+          <w:p>
+            <w:pPr>
+              <w:spacing w:line="440" w:lineRule="exact"/>
+              <w:cnfStyle w:val="000000100000" w:firstRow="0" w:lastRow="0" w:firstColumn="0" w:lastColumn="0" w:oddVBand="0" w:evenVBand="0" w:oddHBand="1" w:evenHBand="0" w:firstRowFirstColumn="0" w:firstRowLastColumn="0" w:lastRowFirstColumn="0" w:lastRowLastColumn="0"/>
+              <w:rPr>
+                <w:rFonts w:hint="eastAsia"/>
+              </w:rPr>
+            </w:pPr>
+          </w:p>
+        </w:tc>
+        <w:tc>
+          <w:tcPr>
+            <w:tcW w:w="1250" w:type="pct"/>
+          </w:tcPr>
+          <w:p>
+            <w:pPr>
+              <w:spacing w:line="440" w:lineRule="exact"/>
+              <w:cnfStyle w:val="000000100000" w:firstRow="0" w:lastRow="0" w:firstColumn="0" w:lastColumn="0" w:oddVBand="0" w:evenVBand="0" w:oddHBand="1" w:evenHBand="0" w:firstRowFirstColumn="0" w:firstRowLastColumn="0" w:lastRowFirstColumn="0" w:lastRowLastColumn="0"/>
+              <w:rPr>
+                <w:rFonts w:hint="eastAsia"/>
+              </w:rPr>
+            </w:pPr>
+            <w:r>
+              <w:rPr>
+                <w:rFonts w:hint="eastAsia"/>
+              </w:rPr>
+              <w:t>固定次数循环</w:t>
+            </w:r>
+          </w:p>
+        </w:tc>
+      </w:tr>
+      <w:tr>
+        <w:tc>
+          <w:tcPr>
+            <w:cnfStyle w:val="001000000000" w:firstRow="0" w:lastRow="0" w:firstColumn="1" w:lastColumn="0" w:oddVBand="0" w:evenVBand="0" w:oddHBand="0" w:evenHBand="0" w:firstRowFirstColumn="0" w:firstRowLastColumn="0" w:lastRowFirstColumn="0" w:lastRowLastColumn="0"/>
+            <w:tcW w:w="1250" w:type="pct"/>
+          </w:tcPr>
+          <w:p>
+            <w:pPr>
+              <w:spacing w:line="440" w:lineRule="exact"/>
+              <w:rPr>
+                <w:rFonts w:hint="eastAsia"/>
+              </w:rPr>
+            </w:pPr>
+            <w:r>
+              <w:rPr>
+                <w:rFonts w:hint="eastAsia"/>
+              </w:rPr>
+              <w:t>WHILE</w:t>
+            </w:r>
+          </w:p>
+        </w:tc>
+        <w:tc>
+          <w:tcPr>
+            <w:tcW w:w="1250" w:type="pct"/>
+          </w:tcPr>
+          <w:p>
+            <w:pPr>
+              <w:spacing w:line="440" w:lineRule="exact"/>
+              <w:cnfStyle w:val="000000000000" w:firstRow="0" w:lastRow="0" w:firstColumn="0" w:lastColumn="0" w:oddVBand="0" w:evenVBand="0" w:oddHBand="0" w:evenHBand="0" w:firstRowFirstColumn="0" w:firstRowLastColumn="0" w:lastRowFirstColumn="0" w:lastRowLastColumn="0"/>
+              <w:rPr>
+                <w:rFonts w:hint="eastAsia"/>
+              </w:rPr>
+            </w:pPr>
+            <w:r>
+              <w:rPr>
+                <w:rFonts w:hint="eastAsia"/>
+              </w:rPr>
+              <w:t>condition, timeout, steps</w:t>
+            </w:r>
+          </w:p>
+        </w:tc>
+        <w:tc>
+          <w:tcPr>
+            <w:tcW w:w="1250" w:type="pct"/>
+          </w:tcPr>
+          <w:p>
+            <w:pPr>
+              <w:spacing w:line="440" w:lineRule="exact"/>
+              <w:cnfStyle w:val="000000000000" w:firstRow="0" w:lastRow="0" w:firstColumn="0" w:lastColumn="0" w:oddVBand="0" w:evenVBand="0" w:oddHBand="0" w:evenHBand="0" w:firstRowFirstColumn="0" w:firstRowLastColumn="0" w:lastRowFirstColumn="0" w:lastRowLastColumn="0"/>
+              <w:rPr>
+                <w:rFonts w:hint="eastAsia"/>
+              </w:rPr>
+            </w:pPr>
+            <w:r>
+              <w:rPr>
+                <w:rFonts w:hint="eastAsia"/>
+              </w:rPr>
+              <w:t>interval(</w:t>
+            </w:r>
+            <w:proofErr w:type="spellStart"/>
+            <w:r>
+              <w:rPr>
+                <w:rFonts w:hint="eastAsia"/>
+              </w:rPr>
+              <w:t>ms</w:t>
+            </w:r>
+            <w:proofErr w:type="spellEnd"/>
+            <w:r>
+              <w:rPr>
+                <w:rFonts w:hint="eastAsia"/>
+              </w:rPr>
+              <w:t>)</w:t>
+            </w:r>
+          </w:p>
+        </w:tc>
+        <w:tc>
+          <w:tcPr>
+            <w:tcW w:w="1250" w:type="pct"/>
+          </w:tcPr>
+          <w:p>
+            <w:pPr>
+              <w:spacing w:line="440" w:lineRule="exact"/>
+              <w:cnfStyle w:val="000000000000" w:firstRow="0" w:lastRow="0" w:firstColumn="0" w:lastColumn="0" w:oddVBand="0" w:evenVBand="0" w:oddHBand="0" w:evenHBand="0" w:firstRowFirstColumn="0" w:firstRowLastColumn="0" w:lastRowFirstColumn="0" w:lastRowLastColumn="0"/>
+              <w:rPr>
+                <w:rFonts w:hint="eastAsia"/>
+              </w:rPr>
+            </w:pPr>
+            <w:r>
+              <w:rPr>
+                <w:rFonts w:hint="eastAsia"/>
+              </w:rPr>
+              <w:t>条件循环</w:t>
+            </w:r>
+          </w:p>
+        </w:tc>
+      </w:tr>
+      <w:tr>
+        <w:trPr>
+          <w:cnfStyle w:val="000000100000" w:firstRow="0" w:lastRow="0" w:firstColumn="0" w:lastColumn="0" w:oddVBand="0" w:evenVBand="0" w:oddHBand="1" w:evenHBand="0" w:firstRowFirstColumn="0" w:firstRowLastColumn="0" w:lastRowFirstColumn="0" w:lastRowLastColumn="0"/>
+        </w:trPr>
+        <w:tc>
+          <w:tcPr>
+            <w:cnfStyle w:val="001000000000" w:firstRow="0" w:lastRow="0" w:firstColumn="1" w:lastColumn="0" w:oddVBand="0" w:evenVBand="0" w:oddHBand="0" w:evenHBand="0" w:firstRowFirstColumn="0" w:firstRowLastColumn="0" w:lastRowFirstColumn="0" w:lastRowLastColumn="0"/>
+            <w:tcW w:w="1250" w:type="pct"/>
+          </w:tcPr>
+          <w:p>
+            <w:pPr>
+              <w:spacing w:line="440" w:lineRule="exact"/>
+              <w:rPr>
+                <w:rFonts w:hint="eastAsia"/>
+              </w:rPr>
+            </w:pPr>
+            <w:r>
+              <w:rPr>
+                <w:rFonts w:hint="eastAsia"/>
+              </w:rPr>
+              <w:t>IF</w:t>
+            </w:r>
+          </w:p>
+        </w:tc>
+        <w:tc>
+          <w:tcPr>
+            <w:tcW w:w="1250" w:type="pct"/>
+          </w:tcPr>
+          <w:p>
+            <w:pPr>
+              <w:spacing w:line="440" w:lineRule="exact"/>
+              <w:cnfStyle w:val="000000100000" w:firstRow="0" w:lastRow="0" w:firstColumn="0" w:lastColumn="0" w:oddVBand="0" w:evenVBand="0" w:oddHBand="1" w:evenHBand="0" w:firstRowFirstColumn="0" w:firstRowLastColumn="0" w:lastRowFirstColumn="0" w:lastRowLastColumn="0"/>
+              <w:rPr>
+                <w:rFonts w:hint="eastAsia"/>
+              </w:rPr>
+            </w:pPr>
+            <w:r>
+              <w:rPr>
+                <w:rFonts w:hint="eastAsia"/>
+              </w:rPr>
+              <w:t xml:space="preserve">condition, </w:t>
+            </w:r>
+            <w:proofErr w:type="spellStart"/>
+            <w:r>
+              <w:rPr>
+                <w:rFonts w:hint="eastAsia"/>
+              </w:rPr>
+              <w:t>then_steps</w:t>
+            </w:r>
+            <w:proofErr w:type="spellEnd"/>
+          </w:p>
+        </w:tc>
+        <w:tc>
+          <w:tcPr>
+            <w:tcW w:w="1250" w:type="pct"/>
+          </w:tcPr>
+          <w:p>
+            <w:pPr>
+              <w:spacing w:line="440" w:lineRule="exact"/>
+              <w:cnfStyle w:val="000000100000" w:firstRow="0" w:lastRow="0" w:firstColumn="0" w:lastColumn="0" w:oddVBand="0" w:evenVBand="0" w:oddHBand="1" w:evenHBand="0" w:firstRowFirstColumn="0" w:firstRowLastColumn="0" w:lastRowFirstColumn="0" w:lastRowLastColumn="0"/>
+              <w:rPr>
+                <w:rFonts w:hint="eastAsia"/>
+              </w:rPr>
+            </w:pPr>
+            <w:proofErr w:type="spellStart"/>
+            <w:r>
+              <w:rPr>
+                <w:rFonts w:hint="eastAsia"/>
+              </w:rPr>
+              <w:t>else_steps</w:t>
+            </w:r>
+            <w:proofErr w:type="spellEnd"/>
+          </w:p>
+        </w:tc>
+        <w:tc>
+          <w:tcPr>
+            <w:tcW w:w="1250" w:type="pct"/>
+          </w:tcPr>
+          <w:p>
+            <w:pPr>
+              <w:spacing w:line="440" w:lineRule="exact"/>
+              <w:cnfStyle w:val="000000100000" w:firstRow="0" w:lastRow="0" w:firstColumn="0" w:lastColumn="0" w:oddVBand="0" w:evenVBand="0" w:oddHBand="1" w:evenHBand="0" w:firstRowFirstColumn="0" w:firstRowLastColumn="0" w:lastRowFirstColumn="0" w:lastRowLastColumn="0"/>
+              <w:rPr>
+                <w:rFonts w:hint="eastAsia"/>
+              </w:rPr>
+            </w:pPr>
+            <w:r>
+              <w:rPr>
+                <w:rFonts w:hint="eastAsia"/>
+              </w:rPr>
+              <w:t>条件分支</w:t>
+            </w:r>
+          </w:p>
+        </w:tc>
+      </w:tr>
+    </w:tbl>
+    <w:p>
+      <w:pPr>
+        <w:spacing w:line="440" w:lineRule="exact"/>
+        <w:ind w:firstLineChars="200" w:firstLine="480"/>
+      </w:pPr>
+      <w:r>
+        <w:rPr>
+          <w:rFonts w:hint="eastAsia"/>
+        </w:rPr>
+        <w:t>一个典型的用例格式如下：</w:t>
+      </w:r>
+    </w:p>
+    <w:p>
+      <w:pPr>
+        <w:spacing w:line="360" w:lineRule="auto"/>
+        <w:ind w:firstLineChars="200" w:firstLine="480"/>
+        <w:jc w:val="center"/>
+      </w:pPr>
+      <w:r>
+        <w:rPr>
+          <w:noProof/>
+        </w:rPr>
+        <w:drawing>
+          <wp:inline distT="0" distB="0" distL="0" distR="0" wp14:anchorId="63E78478" wp14:editId="43D1D4BF">
+            <wp:extent cx="5200000" cy="2190476"/>
+            <wp:effectExtent l="0" t="0" r="1270" b="635"/>
+            <wp:docPr id="1420744182" name="图片 1"/>
+            <wp:cNvGraphicFramePr>
+              <a:graphicFrameLocks xmlns:a="http://schemas.openxmlformats.org/drawingml/2006/main" noChangeAspect="1"/>
+            </wp:cNvGraphicFramePr>
+            <a:graphic xmlns:a="http://schemas.openxmlformats.org/drawingml/2006/main">
+              <a:graphicData uri="http://schemas.openxmlformats.org/drawingml/2006/picture">
+                <pic:pic xmlns:pic="http://schemas.openxmlformats.org/drawingml/2006/picture">
+                  <pic:nvPicPr>
+                    <pic:cNvPr id="1420744182" name=""/>
+                    <pic:cNvPicPr/>
+                  </pic:nvPicPr>
+                  <pic:blipFill>
+                    <a:blip r:embed="rId39"/>
+                    <a:stretch>
+                      <a:fillRect/>
+                    </a:stretch>
+                  </pic:blipFill>
+                  <pic:spPr>
+                    <a:xfrm>
+                      <a:off x="0" y="0"/>
+                      <a:ext cx="5200000" cy="2190476"/>
+                    </a:xfrm>
+                    <a:prstGeom prst="rect">
+                      <a:avLst/>
+                    </a:prstGeom>
+                  </pic:spPr>
+                </pic:pic>
+              </a:graphicData>
+            </a:graphic>
+          </wp:inline>
+        </w:drawing>
+      </w:r>
+    </w:p>
+    <w:p>
+      <w:pPr>
+        <w:pStyle w:val="3"/>
+        <w:numPr>
+          <w:ilvl w:val="2"/>
+          <w:numId w:val="2"/>
+        </w:numPr>
+        <w:ind w:left="0" w:firstLine="0"/>
+      </w:pPr>
+      <w:r>
+        <w:rPr>
+          <w:rFonts w:hint="eastAsia"/>
+        </w:rPr>
+        <w:t>格式转换</w:t>
+      </w:r>
+    </w:p>
+    <w:p>
+      <w:pPr>
+        <w:spacing w:line="440" w:lineRule="exact"/>
+        <w:ind w:firstLineChars="200" w:firstLine="480"/>
+      </w:pPr>
+      <w:r>
+        <w:rPr>
+          <w:rFonts w:hint="eastAsia"/>
+        </w:rPr>
+        <w:t>Json格式被选定作为测试用例的中间格式。测试系统面向不同的用户，对于不懂软件开发的测试人员而言，提供Excel格式的测试用例编写规则。用户可以通过编写Excel文件来编写测试用例</w:t>
+      </w:r>
+      <w:r>
+        <w:rPr>
+          <w:rFonts w:hint="eastAsia"/>
+        </w:rPr>
+        <w:t>。</w:t>
+      </w:r>
+      <w:r>
+        <w:rPr>
+          <w:rFonts w:hint="eastAsia"/>
+          <w:color w:val="EE0000"/>
+        </w:rPr>
+        <w:t>后续专门会根据实际设计给出excel编写测试用例的模板。</w:t>
+      </w:r>
+      <w:r>
+        <w:rPr>
+          <w:rFonts w:hint="eastAsia"/>
+        </w:rPr>
+        <w:t>当然</w:t>
+      </w:r>
+      <w:r>
+        <w:rPr>
+          <w:rFonts w:hint="eastAsia"/>
+        </w:rPr>
+        <w:t>，用户也可以直接使用Json来编写测试用例。</w:t>
+      </w:r>
+    </w:p>
+    <w:p>
+      <w:pPr>
+        <w:spacing w:line="440" w:lineRule="exact"/>
+        <w:ind w:firstLineChars="200" w:firstLine="480"/>
+      </w:pPr>
+      <w:r>
+        <w:rPr>
+          <w:rFonts w:hint="eastAsia"/>
+        </w:rPr>
+        <w:t>此外，也可以在后续考虑支持</w:t>
+      </w:r>
+      <w:proofErr w:type="spellStart"/>
+      <w:r>
+        <w:rPr>
+          <w:rFonts w:hint="eastAsia"/>
+        </w:rPr>
+        <w:t>yml</w:t>
+      </w:r>
+      <w:proofErr w:type="spellEnd"/>
+      <w:r>
+        <w:rPr>
+          <w:rFonts w:hint="eastAsia"/>
+        </w:rPr>
+        <w:t>或xml等更多用例格式。</w:t>
+      </w:r>
+    </w:p>
+    <w:p>
+      <w:pPr>
+        <w:pStyle w:val="3"/>
+        <w:numPr>
+          <w:ilvl w:val="2"/>
+          <w:numId w:val="2"/>
+        </w:numPr>
+        <w:ind w:left="0" w:firstLine="0"/>
+      </w:pPr>
+      <w:r>
+        <w:rPr>
+          <w:rFonts w:hint="eastAsia"/>
+        </w:rPr>
+        <w:t>JSON Schema</w:t>
+      </w:r>
+      <w:r>
+        <w:rPr>
+          <w:rFonts w:hint="eastAsia"/>
+        </w:rPr>
+        <w:t>校验</w:t>
+      </w:r>
+    </w:p>
+    <w:p>
+      <w:pPr>
+        <w:spacing w:line="440" w:lineRule="exact"/>
+        <w:ind w:firstLineChars="200" w:firstLine="480"/>
+      </w:pPr>
+      <w:r>
+        <w:rPr>
+          <w:rFonts w:hint="eastAsia"/>
+        </w:rPr>
+        <w:t>对于用户编写的测试用例，在转换成为JSON的时候，借助 JSON Schema来对用例的合法性做校验，避免不支持的语法作用到引擎，从而导致程序出错或未定义的行为。</w:t>
+      </w:r>
+    </w:p>
+    <w:p>
+      <w:pPr>
+        <w:spacing w:line="440" w:lineRule="exact"/>
+        <w:ind w:firstLineChars="200" w:firstLine="480"/>
+        <w:rPr>
+          <w:color w:val="EE0000"/>
+        </w:rPr>
+      </w:pPr>
+      <w:r>
+        <w:rPr>
+          <w:rFonts w:hint="eastAsia"/>
+        </w:rPr>
+        <w:t>JSON Schema校验可以采用上文被废弃的DSL来做，基于Antlr</w:t>
+      </w:r>
+      <w:r>
+        <w:rPr>
+          <w:rFonts w:hint="eastAsia"/>
+        </w:rPr>
+        <w:t>4</w:t>
+      </w:r>
+      <w:r>
+        <w:rPr>
+          <w:rFonts w:hint="eastAsia"/>
+        </w:rPr>
+        <w:t>，可以自己实现 JSON Schema校验引擎。</w:t>
+      </w:r>
+      <w:r>
+        <w:rPr>
+          <w:rFonts w:hint="eastAsia"/>
+          <w:color w:val="EE0000"/>
+        </w:rPr>
+        <w:t>这在后续的设计中进行考虑。</w:t>
+      </w:r>
+    </w:p>
+    <w:p>
+      <w:pPr>
+        <w:pStyle w:val="3"/>
+        <w:numPr>
+          <w:ilvl w:val="2"/>
+          <w:numId w:val="2"/>
+        </w:numPr>
+        <w:ind w:left="0" w:firstLine="0"/>
+        <w:rPr>
+          <w:color w:val="000000" w:themeColor="text1"/>
+        </w:rPr>
+      </w:pPr>
+      <w:r>
+        <w:rPr>
+          <w:rFonts w:hint="eastAsia"/>
+          <w:color w:val="000000" w:themeColor="text1"/>
+        </w:rPr>
+        <w:lastRenderedPageBreak/>
+        <w:t>用例版本控制</w:t>
+      </w:r>
+    </w:p>
+    <w:p>
+      <w:pPr>
+        <w:spacing w:line="440" w:lineRule="exact"/>
+        <w:ind w:firstLineChars="200" w:firstLine="480"/>
+        <w:rPr>
+          <w:rFonts w:hint="eastAsia"/>
+        </w:rPr>
+      </w:pPr>
+      <w:r>
+        <w:rPr>
+          <w:rFonts w:hint="eastAsia"/>
+        </w:rPr>
+        <w:t>用户编写的用例需要进行版本控制（Version Control），在本系统中，通过携带Git程序的环境来提供用例版本控制功能，考虑到使用软件的用户可能根本不知道什么是git，因此会针对本场景开发专门的界面给用户对用例进行版本管理。</w:t>
+      </w:r>
+    </w:p>
+    <w:p>
+      <w:pPr>
+        <w:pStyle w:val="2"/>
+        <w:numPr>
+          <w:ilvl w:val="1"/>
+          <w:numId w:val="2"/>
+        </w:numPr>
+        <w:ind w:left="0" w:firstLine="0"/>
+      </w:pPr>
+      <w:r>
+        <w:rPr>
+          <w:rFonts w:hint="eastAsia"/>
+        </w:rPr>
+        <w:t>应用层（UI）</w:t>
+      </w:r>
+    </w:p>
+    <w:p>
+      <w:pPr>
+        <w:pStyle w:val="3"/>
+        <w:numPr>
+          <w:ilvl w:val="2"/>
+          <w:numId w:val="2"/>
+        </w:numPr>
+        <w:ind w:left="0" w:firstLine="0"/>
+      </w:pPr>
+      <w:r>
+        <w:rPr>
+          <w:rFonts w:hint="eastAsia"/>
+        </w:rPr>
+        <w:t>应用程序图标设计</w:t>
+      </w:r>
+    </w:p>
+    <w:p>
+      <w:pPr>
+        <w:jc w:val="center"/>
+      </w:pPr>
+      <w:r>
+        <w:rPr>
+          <w:rFonts w:hint="eastAsia"/>
+          <w:noProof/>
+        </w:rPr>
+        <w:drawing>
+          <wp:inline distT="0" distB="0" distL="0" distR="0" wp14:anchorId="473A7333" wp14:editId="5A7F762D">
+            <wp:extent cx="1219200" cy="1219200"/>
+            <wp:effectExtent l="0" t="0" r="0" b="0"/>
+            <wp:docPr id="1117327944" name="图片 9"/>
+            <wp:cNvGraphicFramePr>
+              <a:graphicFrameLocks xmlns:a="http://schemas.openxmlformats.org/drawingml/2006/main" noChangeAspect="1"/>
+            </wp:cNvGraphicFramePr>
+            <a:graphic xmlns:a="http://schemas.openxmlformats.org/drawingml/2006/main">
+              <a:graphicData uri="http://schemas.openxmlformats.org/drawingml/2006/picture">
+                <pic:pic xmlns:pic="http://schemas.openxmlformats.org/drawingml/2006/picture">
+                  <pic:nvPicPr>
+                    <pic:cNvPr id="1117327944" name="图片 1117327944"/>
+                    <pic:cNvPicPr/>
+                  </pic:nvPicPr>
+                  <pic:blipFill>
+                    <a:blip r:embed="rId40">
+                      <a:extLst>
+                        <a:ext uri="{28A0092B-C50C-407E-A947-70E740481C1C}">
+                          <a14:useLocalDpi xmlns:a14="http://schemas.microsoft.com/office/drawing/2010/main" val="0"/>
+                        </a:ext>
+                      </a:extLst>
+                    </a:blip>
+                    <a:stretch>
+                      <a:fillRect/>
+                    </a:stretch>
+                  </pic:blipFill>
+                  <pic:spPr>
+                    <a:xfrm>
+                      <a:off x="0" y="0"/>
+                      <a:ext cx="1219200" cy="1219200"/>
+                    </a:xfrm>
+                    <a:prstGeom prst="rect">
+                      <a:avLst/>
+                    </a:prstGeom>
+                  </pic:spPr>
+                </pic:pic>
+              </a:graphicData>
+            </a:graphic>
+          </wp:inline>
+        </w:drawing>
+      </w:r>
+    </w:p>
+    <w:p>
+      <w:pPr>
+        <w:spacing w:line="440" w:lineRule="exact"/>
+        <w:ind w:firstLineChars="200" w:firstLine="480"/>
+      </w:pPr>
+      <w:r>
+        <w:rPr>
+          <w:rFonts w:hint="eastAsia"/>
+        </w:rPr>
+        <w:t>E：</w:t>
+      </w:r>
+      <w:proofErr w:type="spellStart"/>
+      <w:r>
+        <w:rPr>
+          <w:rFonts w:hint="eastAsia"/>
+        </w:rPr>
+        <w:t>Enpht</w:t>
+      </w:r>
+      <w:proofErr w:type="spellEnd"/>
+      <w:r>
+        <w:rPr>
+          <w:rFonts w:hint="eastAsia"/>
+        </w:rPr>
+        <w:t>的首字母</w:t>
+      </w:r>
+    </w:p>
+    <w:p>
+      <w:pPr>
+        <w:spacing w:line="440" w:lineRule="exact"/>
+        <w:ind w:firstLineChars="200" w:firstLine="480"/>
+      </w:pPr>
+      <w:r>
+        <w:rPr>
+          <w:rFonts w:hint="eastAsia"/>
+        </w:rPr>
+        <w:t>T：Test的缩写</w:t>
+      </w:r>
+    </w:p>
+    <w:p>
+      <w:pPr>
+        <w:spacing w:line="440" w:lineRule="exact"/>
+        <w:ind w:firstLineChars="200" w:firstLine="480"/>
+      </w:pPr>
+      <w:r>
+        <w:rPr>
+          <w:rFonts w:hint="eastAsia"/>
+        </w:rPr>
+        <w:t>ET：</w:t>
+      </w:r>
+      <w:proofErr w:type="spellStart"/>
+      <w:r>
+        <w:rPr>
+          <w:rFonts w:hint="eastAsia"/>
+        </w:rPr>
+        <w:t>Enpht</w:t>
+      </w:r>
+      <w:proofErr w:type="spellEnd"/>
+      <w:r>
+        <w:rPr>
+          <w:rFonts w:hint="eastAsia"/>
+        </w:rPr>
+        <w:t xml:space="preserve"> Test</w:t>
+      </w:r>
+    </w:p>
+    <w:p>
+      <w:pPr>
+        <w:spacing w:line="440" w:lineRule="exact"/>
+        <w:ind w:firstLineChars="200" w:firstLine="480"/>
+      </w:pPr>
+      <w:r>
+        <w:rPr>
+          <w:rFonts w:hint="eastAsia"/>
+        </w:rPr>
+        <w:t>蓝色：公司LOGO背景色</w:t>
+      </w:r>
+    </w:p>
+    <w:p>
+      <w:pPr>
+        <w:spacing w:line="440" w:lineRule="exact"/>
+        <w:ind w:firstLineChars="200" w:firstLine="480"/>
+        <w:rPr>
+          <w:rFonts w:hint="eastAsia"/>
+        </w:rPr>
+      </w:pPr>
+      <w:r>
+        <w:rPr>
+          <w:rFonts w:hint="eastAsia"/>
+        </w:rPr>
+        <w:t>波形：代表信号</w:t>
+      </w:r>
+    </w:p>
+    <w:p>
+      <w:pPr>
+        <w:pStyle w:val="3"/>
+        <w:numPr>
+          <w:ilvl w:val="2"/>
+          <w:numId w:val="2"/>
+        </w:numPr>
+        <w:ind w:left="0" w:firstLine="0"/>
+      </w:pPr>
+      <w:r>
+        <w:rPr>
+          <w:rFonts w:hint="eastAsia"/>
+        </w:rPr>
+        <w:lastRenderedPageBreak/>
+        <w:t>主窗口设计</w:t>
+      </w:r>
+    </w:p>
+    <w:p>
+      <w:pPr>
+        <w:spacing w:line="360" w:lineRule="auto"/>
+        <w:ind w:firstLineChars="200" w:firstLine="480"/>
+        <w:jc w:val="center"/>
+        <w:rPr>
+          <w:rFonts w:hint="eastAsia"/>
+        </w:rPr>
+      </w:pPr>
+      <w:r>
+        <w:rPr>
+          <w:noProof/>
+        </w:rPr>
+        <w:drawing>
+          <wp:inline distT="0" distB="0" distL="0" distR="0" wp14:anchorId="39426AE3" wp14:editId="1958B40F">
+            <wp:extent cx="5274310" cy="3285490"/>
+            <wp:effectExtent l="0" t="0" r="2540" b="0"/>
+            <wp:docPr id="1193792416" name="图片 1"/>
+            <wp:cNvGraphicFramePr>
+              <a:graphicFrameLocks xmlns:a="http://schemas.openxmlformats.org/drawingml/2006/main" noChangeAspect="1"/>
+            </wp:cNvGraphicFramePr>
+            <a:graphic xmlns:a="http://schemas.openxmlformats.org/drawingml/2006/main">
+              <a:graphicData uri="http://schemas.openxmlformats.org/drawingml/2006/picture">
+                <pic:pic xmlns:pic="http://schemas.openxmlformats.org/drawingml/2006/picture">
+                  <pic:nvPicPr>
+                    <pic:cNvPr id="1193792416" name=""/>
+                    <pic:cNvPicPr/>
+                  </pic:nvPicPr>
+                  <pic:blipFill>
+                    <a:blip r:embed="rId41"/>
+                    <a:stretch>
+                      <a:fillRect/>
+                    </a:stretch>
+                  </pic:blipFill>
+                  <pic:spPr>
+                    <a:xfrm>
+                      <a:off x="0" y="0"/>
+                      <a:ext cx="5274310" cy="3285490"/>
+                    </a:xfrm>
+                    <a:prstGeom prst="rect">
+                      <a:avLst/>
+                    </a:prstGeom>
+                  </pic:spPr>
+                </pic:pic>
+              </a:graphicData>
+            </a:graphic>
+          </wp:inline>
+        </w:drawing>
+      </w:r>
+    </w:p>
+    <w:p>
+      <w:pPr>
+        <w:pStyle w:val="2"/>
+        <w:numPr>
+          <w:ilvl w:val="1"/>
+          <w:numId w:val="2"/>
+        </w:numPr>
+        <w:ind w:left="0" w:firstLine="0"/>
+      </w:pPr>
+      <w:r>
+        <w:rPr>
+          <w:rFonts w:hint="eastAsia"/>
+        </w:rPr>
+        <w:t>数据持久化层</w:t>
+      </w:r>
+    </w:p>
+    <w:p>
+      <w:pPr>
+        <w:spacing w:line="440" w:lineRule="exact"/>
+        <w:ind w:firstLineChars="200" w:firstLine="480"/>
+        <w:rPr>
+          <w:rFonts w:hint="eastAsia"/>
+          <w:color w:val="EE0000"/>
+        </w:rPr>
+      </w:pPr>
+      <w:r>
+        <w:rPr>
+          <w:rFonts w:hint="eastAsia"/>
+          <w:color w:val="EE0000"/>
+        </w:rPr>
+        <w:t>目前阶段，所有的用例，配置，数据，报告，都采用文件的形式，以测试工程的形式管理和保存，后续有需要再使用数据库进行存储。</w:t>
       </w:r>
     </w:p>
     <w:p>
@@ -16179,15 +23757,47 @@
         </w:numPr>
         <w:spacing w:before="80"/>
         <w:ind w:left="0" w:firstLine="0"/>
-        <w:rPr>
-          <w:rFonts w:hint="eastAsia"/>
-        </w:rPr>
       </w:pPr>
       <w:r>
         <w:rPr>
           <w:rFonts w:hint="eastAsia"/>
         </w:rPr>
         <w:t>数据流设计</w:t>
+      </w:r>
+    </w:p>
+    <w:p>
+      <w:pPr>
+        <w:pStyle w:val="2"/>
+        <w:numPr>
+          <w:ilvl w:val="1"/>
+          <w:numId w:val="2"/>
+        </w:numPr>
+        <w:ind w:left="0" w:firstLine="0"/>
+      </w:pPr>
+      <w:r>
+        <w:rPr>
+          <w:rFonts w:hint="eastAsia"/>
+        </w:rPr>
+        <w:t>写路径（Engine → 硬件）</w:t>
+      </w:r>
+    </w:p>
+    <w:p>
+      <w:pPr>
+        <w:pStyle w:val="2"/>
+        <w:numPr>
+          <w:ilvl w:val="1"/>
+          <w:numId w:val="2"/>
+        </w:numPr>
+        <w:ind w:left="0" w:firstLine="0"/>
+        <w:rPr>
+          <w:rFonts w:hint="eastAsia"/>
+        </w:rPr>
+      </w:pPr>
+      <w:r>
+        <w:rPr>
+          <w:rFonts w:hint="eastAsia"/>
+        </w:rPr>
+        <w:t>读路径（硬件 → Engine）</w:t>
       </w:r>
     </w:p>
     <w:p>
@@ -16336,9 +23946,9 @@
     </w:lvl>
   </w:abstractNum>
   <w:abstractNum w:abstractNumId="1" w15:restartNumberingAfterBreak="0">
-    <w:nsid w:val="0AE47C06"/>
+    <w:nsid w:val="0404428D"/>
     <w:multiLevelType w:val="hybridMultilevel"/>
-    <w:tmpl w:val="82BCF73E"/>
+    <w:tmpl w:val="A816CA46"/>
     <w:lvl w:ilvl="0" w:tplc="0409000B">
       <w:start w:val="1"/>
       <w:numFmt w:val="bullet"/>
@@ -16449,9 +24059,9 @@
     </w:lvl>
   </w:abstractNum>
   <w:abstractNum w:abstractNumId="2" w15:restartNumberingAfterBreak="0">
-    <w:nsid w:val="11657BF1"/>
+    <w:nsid w:val="0AE47C06"/>
     <w:multiLevelType w:val="hybridMultilevel"/>
-    <w:tmpl w:val="5574ABE8"/>
+    <w:tmpl w:val="82BCF73E"/>
     <w:lvl w:ilvl="0" w:tplc="0409000B">
       <w:start w:val="1"/>
       <w:numFmt w:val="bullet"/>
@@ -16562,9 +24172,9 @@
     </w:lvl>
   </w:abstractNum>
   <w:abstractNum w:abstractNumId="3" w15:restartNumberingAfterBreak="0">
-    <w:nsid w:val="19EA50BF"/>
+    <w:nsid w:val="0DF94349"/>
     <w:multiLevelType w:val="hybridMultilevel"/>
-    <w:tmpl w:val="F06AAEBE"/>
+    <w:tmpl w:val="23CEF19E"/>
     <w:lvl w:ilvl="0" w:tplc="0409000B">
       <w:start w:val="1"/>
       <w:numFmt w:val="bullet"/>
@@ -16675,6 +24285,434 @@
     </w:lvl>
   </w:abstractNum>
   <w:abstractNum w:abstractNumId="4" w15:restartNumberingAfterBreak="0">
+    <w:nsid w:val="10484737"/>
+    <w:multiLevelType w:val="hybridMultilevel"/>
+    <w:tmpl w:val="EFEE2F30"/>
+    <w:lvl w:ilvl="0" w:tplc="1BBA22D6">
+      <w:start w:val="1"/>
+      <w:numFmt w:val="decimal"/>
+      <w:lvlText w:val="%1."/>
+      <w:lvlJc w:val="left"/>
+      <w:pPr>
+        <w:ind w:left="840" w:hanging="360"/>
+      </w:pPr>
+      <w:rPr>
+        <w:rFonts w:hint="default"/>
+      </w:rPr>
+    </w:lvl>
+    <w:lvl w:ilvl="1" w:tplc="04090019">
+      <w:start w:val="1"/>
+      <w:numFmt w:val="lowerLetter"/>
+      <w:lvlText w:val="%2)"/>
+      <w:lvlJc w:val="left"/>
+      <w:pPr>
+        <w:ind w:left="1360" w:hanging="440"/>
+      </w:pPr>
+    </w:lvl>
+    <w:lvl w:ilvl="2" w:tplc="0409001B" w:tentative="1">
+      <w:start w:val="1"/>
+      <w:numFmt w:val="lowerRoman"/>
+      <w:lvlText w:val="%3."/>
+      <w:lvlJc w:val="right"/>
+      <w:pPr>
+        <w:ind w:left="1800" w:hanging="440"/>
+      </w:pPr>
+    </w:lvl>
+    <w:lvl w:ilvl="3" w:tplc="0409000F" w:tentative="1">
+      <w:start w:val="1"/>
+      <w:numFmt w:val="decimal"/>
+      <w:lvlText w:val="%4."/>
+      <w:lvlJc w:val="left"/>
+      <w:pPr>
+        <w:ind w:left="2240" w:hanging="440"/>
+      </w:pPr>
+    </w:lvl>
+    <w:lvl w:ilvl="4" w:tplc="04090019" w:tentative="1">
+      <w:start w:val="1"/>
+      <w:numFmt w:val="lowerLetter"/>
+      <w:lvlText w:val="%5)"/>
+      <w:lvlJc w:val="left"/>
+      <w:pPr>
+        <w:ind w:left="2680" w:hanging="440"/>
+      </w:pPr>
+    </w:lvl>
+    <w:lvl w:ilvl="5" w:tplc="0409001B" w:tentative="1">
+      <w:start w:val="1"/>
+      <w:numFmt w:val="lowerRoman"/>
+      <w:lvlText w:val="%6."/>
+      <w:lvlJc w:val="right"/>
+      <w:pPr>
+        <w:ind w:left="3120" w:hanging="440"/>
+      </w:pPr>
+    </w:lvl>
+    <w:lvl w:ilvl="6" w:tplc="0409000F" w:tentative="1">
+      <w:start w:val="1"/>
+      <w:numFmt w:val="decimal"/>
+      <w:lvlText w:val="%7."/>
+      <w:lvlJc w:val="left"/>
+      <w:pPr>
+        <w:ind w:left="3560" w:hanging="440"/>
+      </w:pPr>
+    </w:lvl>
+    <w:lvl w:ilvl="7" w:tplc="04090019" w:tentative="1">
+      <w:start w:val="1"/>
+      <w:numFmt w:val="lowerLetter"/>
+      <w:lvlText w:val="%8)"/>
+      <w:lvlJc w:val="left"/>
+      <w:pPr>
+        <w:ind w:left="4000" w:hanging="440"/>
+      </w:pPr>
+    </w:lvl>
+    <w:lvl w:ilvl="8" w:tplc="0409001B" w:tentative="1">
+      <w:start w:val="1"/>
+      <w:numFmt w:val="lowerRoman"/>
+      <w:lvlText w:val="%9."/>
+      <w:lvlJc w:val="right"/>
+      <w:pPr>
+        <w:ind w:left="4440" w:hanging="440"/>
+      </w:pPr>
+    </w:lvl>
+  </w:abstractNum>
+  <w:abstractNum w:abstractNumId="5" w15:restartNumberingAfterBreak="0">
+    <w:nsid w:val="11657BF1"/>
+    <w:multiLevelType w:val="hybridMultilevel"/>
+    <w:tmpl w:val="5574ABE8"/>
+    <w:lvl w:ilvl="0" w:tplc="0409000B">
+      <w:start w:val="1"/>
+      <w:numFmt w:val="bullet"/>
+      <w:lvlText w:val=""/>
+      <w:lvlJc w:val="left"/>
+      <w:pPr>
+        <w:ind w:left="920" w:hanging="440"/>
+      </w:pPr>
+      <w:rPr>
+        <w:rFonts w:ascii="Wingdings" w:hAnsi="Wingdings" w:hint="default"/>
+      </w:rPr>
+    </w:lvl>
+    <w:lvl w:ilvl="1" w:tplc="04090003" w:tentative="1">
+      <w:start w:val="1"/>
+      <w:numFmt w:val="bullet"/>
+      <w:lvlText w:val=""/>
+      <w:lvlJc w:val="left"/>
+      <w:pPr>
+        <w:ind w:left="1360" w:hanging="440"/>
+      </w:pPr>
+      <w:rPr>
+        <w:rFonts w:ascii="Wingdings" w:hAnsi="Wingdings" w:hint="default"/>
+      </w:rPr>
+    </w:lvl>
+    <w:lvl w:ilvl="2" w:tplc="04090005" w:tentative="1">
+      <w:start w:val="1"/>
+      <w:numFmt w:val="bullet"/>
+      <w:lvlText w:val=""/>
+      <w:lvlJc w:val="left"/>
+      <w:pPr>
+        <w:ind w:left="1800" w:hanging="440"/>
+      </w:pPr>
+      <w:rPr>
+        <w:rFonts w:ascii="Wingdings" w:hAnsi="Wingdings" w:hint="default"/>
+      </w:rPr>
+    </w:lvl>
+    <w:lvl w:ilvl="3" w:tplc="04090001" w:tentative="1">
+      <w:start w:val="1"/>
+      <w:numFmt w:val="bullet"/>
+      <w:lvlText w:val=""/>
+      <w:lvlJc w:val="left"/>
+      <w:pPr>
+        <w:ind w:left="2240" w:hanging="440"/>
+      </w:pPr>
+      <w:rPr>
+        <w:rFonts w:ascii="Wingdings" w:hAnsi="Wingdings" w:hint="default"/>
+      </w:rPr>
+    </w:lvl>
+    <w:lvl w:ilvl="4" w:tplc="04090003" w:tentative="1">
+      <w:start w:val="1"/>
+      <w:numFmt w:val="bullet"/>
+      <w:lvlText w:val=""/>
+      <w:lvlJc w:val="left"/>
+      <w:pPr>
+        <w:ind w:left="2680" w:hanging="440"/>
+      </w:pPr>
+      <w:rPr>
+        <w:rFonts w:ascii="Wingdings" w:hAnsi="Wingdings" w:hint="default"/>
+      </w:rPr>
+    </w:lvl>
+    <w:lvl w:ilvl="5" w:tplc="04090005" w:tentative="1">
+      <w:start w:val="1"/>
+      <w:numFmt w:val="bullet"/>
+      <w:lvlText w:val=""/>
+      <w:lvlJc w:val="left"/>
+      <w:pPr>
+        <w:ind w:left="3120" w:hanging="440"/>
+      </w:pPr>
+      <w:rPr>
+        <w:rFonts w:ascii="Wingdings" w:hAnsi="Wingdings" w:hint="default"/>
+      </w:rPr>
+    </w:lvl>
+    <w:lvl w:ilvl="6" w:tplc="04090001" w:tentative="1">
+      <w:start w:val="1"/>
+      <w:numFmt w:val="bullet"/>
+      <w:lvlText w:val=""/>
+      <w:lvlJc w:val="left"/>
+      <w:pPr>
+        <w:ind w:left="3560" w:hanging="440"/>
+      </w:pPr>
+      <w:rPr>
+        <w:rFonts w:ascii="Wingdings" w:hAnsi="Wingdings" w:hint="default"/>
+      </w:rPr>
+    </w:lvl>
+    <w:lvl w:ilvl="7" w:tplc="04090003" w:tentative="1">
+      <w:start w:val="1"/>
+      <w:numFmt w:val="bullet"/>
+      <w:lvlText w:val=""/>
+      <w:lvlJc w:val="left"/>
+      <w:pPr>
+        <w:ind w:left="4000" w:hanging="440"/>
+      </w:pPr>
+      <w:rPr>
+        <w:rFonts w:ascii="Wingdings" w:hAnsi="Wingdings" w:hint="default"/>
+      </w:rPr>
+    </w:lvl>
+    <w:lvl w:ilvl="8" w:tplc="04090005" w:tentative="1">
+      <w:start w:val="1"/>
+      <w:numFmt w:val="bullet"/>
+      <w:lvlText w:val=""/>
+      <w:lvlJc w:val="left"/>
+      <w:pPr>
+        <w:ind w:left="4440" w:hanging="440"/>
+      </w:pPr>
+      <w:rPr>
+        <w:rFonts w:ascii="Wingdings" w:hAnsi="Wingdings" w:hint="default"/>
+      </w:rPr>
+    </w:lvl>
+  </w:abstractNum>
+  <w:abstractNum w:abstractNumId="6" w15:restartNumberingAfterBreak="0">
+    <w:nsid w:val="160277D8"/>
+    <w:multiLevelType w:val="hybridMultilevel"/>
+    <w:tmpl w:val="D3F29C1A"/>
+    <w:lvl w:ilvl="0" w:tplc="0409000B">
+      <w:start w:val="1"/>
+      <w:numFmt w:val="bullet"/>
+      <w:lvlText w:val=""/>
+      <w:lvlJc w:val="left"/>
+      <w:pPr>
+        <w:ind w:left="920" w:hanging="440"/>
+      </w:pPr>
+      <w:rPr>
+        <w:rFonts w:ascii="Wingdings" w:hAnsi="Wingdings" w:hint="default"/>
+      </w:rPr>
+    </w:lvl>
+    <w:lvl w:ilvl="1" w:tplc="04090003" w:tentative="1">
+      <w:start w:val="1"/>
+      <w:numFmt w:val="bullet"/>
+      <w:lvlText w:val=""/>
+      <w:lvlJc w:val="left"/>
+      <w:pPr>
+        <w:ind w:left="1360" w:hanging="440"/>
+      </w:pPr>
+      <w:rPr>
+        <w:rFonts w:ascii="Wingdings" w:hAnsi="Wingdings" w:hint="default"/>
+      </w:rPr>
+    </w:lvl>
+    <w:lvl w:ilvl="2" w:tplc="04090005" w:tentative="1">
+      <w:start w:val="1"/>
+      <w:numFmt w:val="bullet"/>
+      <w:lvlText w:val=""/>
+      <w:lvlJc w:val="left"/>
+      <w:pPr>
+        <w:ind w:left="1800" w:hanging="440"/>
+      </w:pPr>
+      <w:rPr>
+        <w:rFonts w:ascii="Wingdings" w:hAnsi="Wingdings" w:hint="default"/>
+      </w:rPr>
+    </w:lvl>
+    <w:lvl w:ilvl="3" w:tplc="04090001" w:tentative="1">
+      <w:start w:val="1"/>
+      <w:numFmt w:val="bullet"/>
+      <w:lvlText w:val=""/>
+      <w:lvlJc w:val="left"/>
+      <w:pPr>
+        <w:ind w:left="2240" w:hanging="440"/>
+      </w:pPr>
+      <w:rPr>
+        <w:rFonts w:ascii="Wingdings" w:hAnsi="Wingdings" w:hint="default"/>
+      </w:rPr>
+    </w:lvl>
+    <w:lvl w:ilvl="4" w:tplc="04090003" w:tentative="1">
+      <w:start w:val="1"/>
+      <w:numFmt w:val="bullet"/>
+      <w:lvlText w:val=""/>
+      <w:lvlJc w:val="left"/>
+      <w:pPr>
+        <w:ind w:left="2680" w:hanging="440"/>
+      </w:pPr>
+      <w:rPr>
+        <w:rFonts w:ascii="Wingdings" w:hAnsi="Wingdings" w:hint="default"/>
+      </w:rPr>
+    </w:lvl>
+    <w:lvl w:ilvl="5" w:tplc="04090005" w:tentative="1">
+      <w:start w:val="1"/>
+      <w:numFmt w:val="bullet"/>
+      <w:lvlText w:val=""/>
+      <w:lvlJc w:val="left"/>
+      <w:pPr>
+        <w:ind w:left="3120" w:hanging="440"/>
+      </w:pPr>
+      <w:rPr>
+        <w:rFonts w:ascii="Wingdings" w:hAnsi="Wingdings" w:hint="default"/>
+      </w:rPr>
+    </w:lvl>
+    <w:lvl w:ilvl="6" w:tplc="04090001" w:tentative="1">
+      <w:start w:val="1"/>
+      <w:numFmt w:val="bullet"/>
+      <w:lvlText w:val=""/>
+      <w:lvlJc w:val="left"/>
+      <w:pPr>
+        <w:ind w:left="3560" w:hanging="440"/>
+      </w:pPr>
+      <w:rPr>
+        <w:rFonts w:ascii="Wingdings" w:hAnsi="Wingdings" w:hint="default"/>
+      </w:rPr>
+    </w:lvl>
+    <w:lvl w:ilvl="7" w:tplc="04090003" w:tentative="1">
+      <w:start w:val="1"/>
+      <w:numFmt w:val="bullet"/>
+      <w:lvlText w:val=""/>
+      <w:lvlJc w:val="left"/>
+      <w:pPr>
+        <w:ind w:left="4000" w:hanging="440"/>
+      </w:pPr>
+      <w:rPr>
+        <w:rFonts w:ascii="Wingdings" w:hAnsi="Wingdings" w:hint="default"/>
+      </w:rPr>
+    </w:lvl>
+    <w:lvl w:ilvl="8" w:tplc="04090005" w:tentative="1">
+      <w:start w:val="1"/>
+      <w:numFmt w:val="bullet"/>
+      <w:lvlText w:val=""/>
+      <w:lvlJc w:val="left"/>
+      <w:pPr>
+        <w:ind w:left="4440" w:hanging="440"/>
+      </w:pPr>
+      <w:rPr>
+        <w:rFonts w:ascii="Wingdings" w:hAnsi="Wingdings" w:hint="default"/>
+      </w:rPr>
+    </w:lvl>
+  </w:abstractNum>
+  <w:abstractNum w:abstractNumId="7" w15:restartNumberingAfterBreak="0">
+    <w:nsid w:val="19EA50BF"/>
+    <w:multiLevelType w:val="hybridMultilevel"/>
+    <w:tmpl w:val="F06AAEBE"/>
+    <w:lvl w:ilvl="0" w:tplc="0409000B">
+      <w:start w:val="1"/>
+      <w:numFmt w:val="bullet"/>
+      <w:lvlText w:val=""/>
+      <w:lvlJc w:val="left"/>
+      <w:pPr>
+        <w:ind w:left="920" w:hanging="440"/>
+      </w:pPr>
+      <w:rPr>
+        <w:rFonts w:ascii="Wingdings" w:hAnsi="Wingdings" w:hint="default"/>
+      </w:rPr>
+    </w:lvl>
+    <w:lvl w:ilvl="1" w:tplc="04090003" w:tentative="1">
+      <w:start w:val="1"/>
+      <w:numFmt w:val="bullet"/>
+      <w:lvlText w:val=""/>
+      <w:lvlJc w:val="left"/>
+      <w:pPr>
+        <w:ind w:left="1360" w:hanging="440"/>
+      </w:pPr>
+      <w:rPr>
+        <w:rFonts w:ascii="Wingdings" w:hAnsi="Wingdings" w:hint="default"/>
+      </w:rPr>
+    </w:lvl>
+    <w:lvl w:ilvl="2" w:tplc="04090005" w:tentative="1">
+      <w:start w:val="1"/>
+      <w:numFmt w:val="bullet"/>
+      <w:lvlText w:val=""/>
+      <w:lvlJc w:val="left"/>
+      <w:pPr>
+        <w:ind w:left="1800" w:hanging="440"/>
+      </w:pPr>
+      <w:rPr>
+        <w:rFonts w:ascii="Wingdings" w:hAnsi="Wingdings" w:hint="default"/>
+      </w:rPr>
+    </w:lvl>
+    <w:lvl w:ilvl="3" w:tplc="04090001" w:tentative="1">
+      <w:start w:val="1"/>
+      <w:numFmt w:val="bullet"/>
+      <w:lvlText w:val=""/>
+      <w:lvlJc w:val="left"/>
+      <w:pPr>
+        <w:ind w:left="2240" w:hanging="440"/>
+      </w:pPr>
+      <w:rPr>
+        <w:rFonts w:ascii="Wingdings" w:hAnsi="Wingdings" w:hint="default"/>
+      </w:rPr>
+    </w:lvl>
+    <w:lvl w:ilvl="4" w:tplc="04090003" w:tentative="1">
+      <w:start w:val="1"/>
+      <w:numFmt w:val="bullet"/>
+      <w:lvlText w:val=""/>
+      <w:lvlJc w:val="left"/>
+      <w:pPr>
+        <w:ind w:left="2680" w:hanging="440"/>
+      </w:pPr>
+      <w:rPr>
+        <w:rFonts w:ascii="Wingdings" w:hAnsi="Wingdings" w:hint="default"/>
+      </w:rPr>
+    </w:lvl>
+    <w:lvl w:ilvl="5" w:tplc="04090005" w:tentative="1">
+      <w:start w:val="1"/>
+      <w:numFmt w:val="bullet"/>
+      <w:lvlText w:val=""/>
+      <w:lvlJc w:val="left"/>
+      <w:pPr>
+        <w:ind w:left="3120" w:hanging="440"/>
+      </w:pPr>
+      <w:rPr>
+        <w:rFonts w:ascii="Wingdings" w:hAnsi="Wingdings" w:hint="default"/>
+      </w:rPr>
+    </w:lvl>
+    <w:lvl w:ilvl="6" w:tplc="04090001" w:tentative="1">
+      <w:start w:val="1"/>
+      <w:numFmt w:val="bullet"/>
+      <w:lvlText w:val=""/>
+      <w:lvlJc w:val="left"/>
+      <w:pPr>
+        <w:ind w:left="3560" w:hanging="440"/>
+      </w:pPr>
+      <w:rPr>
+        <w:rFonts w:ascii="Wingdings" w:hAnsi="Wingdings" w:hint="default"/>
+      </w:rPr>
+    </w:lvl>
+    <w:lvl w:ilvl="7" w:tplc="04090003" w:tentative="1">
+      <w:start w:val="1"/>
+      <w:numFmt w:val="bullet"/>
+      <w:lvlText w:val=""/>
+      <w:lvlJc w:val="left"/>
+      <w:pPr>
+        <w:ind w:left="4000" w:hanging="440"/>
+      </w:pPr>
+      <w:rPr>
+        <w:rFonts w:ascii="Wingdings" w:hAnsi="Wingdings" w:hint="default"/>
+      </w:rPr>
+    </w:lvl>
+    <w:lvl w:ilvl="8" w:tplc="04090005" w:tentative="1">
+      <w:start w:val="1"/>
+      <w:numFmt w:val="bullet"/>
+      <w:lvlText w:val=""/>
+      <w:lvlJc w:val="left"/>
+      <w:pPr>
+        <w:ind w:left="4440" w:hanging="440"/>
+      </w:pPr>
+      <w:rPr>
+        <w:rFonts w:ascii="Wingdings" w:hAnsi="Wingdings" w:hint="default"/>
+      </w:rPr>
+    </w:lvl>
+  </w:abstractNum>
+  <w:abstractNum w:abstractNumId="8" w15:restartNumberingAfterBreak="0">
     <w:nsid w:val="27F9404D"/>
     <w:multiLevelType w:val="hybridMultilevel"/>
     <w:tmpl w:val="25BA99F8"/>
@@ -16787,7 +24825,7 @@
       </w:rPr>
     </w:lvl>
   </w:abstractNum>
-  <w:abstractNum w:abstractNumId="5" w15:restartNumberingAfterBreak="0">
+  <w:abstractNum w:abstractNumId="9" w15:restartNumberingAfterBreak="0">
     <w:nsid w:val="2B8F47E6"/>
     <w:multiLevelType w:val="multilevel"/>
     <w:tmpl w:val="0409001F"/>
@@ -16873,7 +24911,7 @@
       </w:pPr>
     </w:lvl>
   </w:abstractNum>
-  <w:abstractNum w:abstractNumId="6" w15:restartNumberingAfterBreak="0">
+  <w:abstractNum w:abstractNumId="10" w15:restartNumberingAfterBreak="0">
     <w:nsid w:val="2BF2107C"/>
     <w:multiLevelType w:val="hybridMultilevel"/>
     <w:tmpl w:val="4A88B2CC"/>
@@ -16986,7 +25024,120 @@
       </w:rPr>
     </w:lvl>
   </w:abstractNum>
-  <w:abstractNum w:abstractNumId="7" w15:restartNumberingAfterBreak="0">
+  <w:abstractNum w:abstractNumId="11" w15:restartNumberingAfterBreak="0">
+    <w:nsid w:val="30D527B1"/>
+    <w:multiLevelType w:val="hybridMultilevel"/>
+    <w:tmpl w:val="DF7E83DA"/>
+    <w:lvl w:ilvl="0" w:tplc="0409000B">
+      <w:start w:val="1"/>
+      <w:numFmt w:val="bullet"/>
+      <w:lvlText w:val=""/>
+      <w:lvlJc w:val="left"/>
+      <w:pPr>
+        <w:ind w:left="920" w:hanging="440"/>
+      </w:pPr>
+      <w:rPr>
+        <w:rFonts w:ascii="Wingdings" w:hAnsi="Wingdings" w:hint="default"/>
+      </w:rPr>
+    </w:lvl>
+    <w:lvl w:ilvl="1" w:tplc="04090003" w:tentative="1">
+      <w:start w:val="1"/>
+      <w:numFmt w:val="bullet"/>
+      <w:lvlText w:val=""/>
+      <w:lvlJc w:val="left"/>
+      <w:pPr>
+        <w:ind w:left="1360" w:hanging="440"/>
+      </w:pPr>
+      <w:rPr>
+        <w:rFonts w:ascii="Wingdings" w:hAnsi="Wingdings" w:hint="default"/>
+      </w:rPr>
+    </w:lvl>
+    <w:lvl w:ilvl="2" w:tplc="04090005" w:tentative="1">
+      <w:start w:val="1"/>
+      <w:numFmt w:val="bullet"/>
+      <w:lvlText w:val=""/>
+      <w:lvlJc w:val="left"/>
+      <w:pPr>
+        <w:ind w:left="1800" w:hanging="440"/>
+      </w:pPr>
+      <w:rPr>
+        <w:rFonts w:ascii="Wingdings" w:hAnsi="Wingdings" w:hint="default"/>
+      </w:rPr>
+    </w:lvl>
+    <w:lvl w:ilvl="3" w:tplc="04090001" w:tentative="1">
+      <w:start w:val="1"/>
+      <w:numFmt w:val="bullet"/>
+      <w:lvlText w:val=""/>
+      <w:lvlJc w:val="left"/>
+      <w:pPr>
+        <w:ind w:left="2240" w:hanging="440"/>
+      </w:pPr>
+      <w:rPr>
+        <w:rFonts w:ascii="Wingdings" w:hAnsi="Wingdings" w:hint="default"/>
+      </w:rPr>
+    </w:lvl>
+    <w:lvl w:ilvl="4" w:tplc="04090003" w:tentative="1">
+      <w:start w:val="1"/>
+      <w:numFmt w:val="bullet"/>
+      <w:lvlText w:val=""/>
+      <w:lvlJc w:val="left"/>
+      <w:pPr>
+        <w:ind w:left="2680" w:hanging="440"/>
+      </w:pPr>
+      <w:rPr>
+        <w:rFonts w:ascii="Wingdings" w:hAnsi="Wingdings" w:hint="default"/>
+      </w:rPr>
+    </w:lvl>
+    <w:lvl w:ilvl="5" w:tplc="04090005" w:tentative="1">
+      <w:start w:val="1"/>
+      <w:numFmt w:val="bullet"/>
+      <w:lvlText w:val=""/>
+      <w:lvlJc w:val="left"/>
+      <w:pPr>
+        <w:ind w:left="3120" w:hanging="440"/>
+      </w:pPr>
+      <w:rPr>
+        <w:rFonts w:ascii="Wingdings" w:hAnsi="Wingdings" w:hint="default"/>
+      </w:rPr>
+    </w:lvl>
+    <w:lvl w:ilvl="6" w:tplc="04090001" w:tentative="1">
+      <w:start w:val="1"/>
+      <w:numFmt w:val="bullet"/>
+      <w:lvlText w:val=""/>
+      <w:lvlJc w:val="left"/>
+      <w:pPr>
+        <w:ind w:left="3560" w:hanging="440"/>
+      </w:pPr>
+      <w:rPr>
+        <w:rFonts w:ascii="Wingdings" w:hAnsi="Wingdings" w:hint="default"/>
+      </w:rPr>
+    </w:lvl>
+    <w:lvl w:ilvl="7" w:tplc="04090003" w:tentative="1">
+      <w:start w:val="1"/>
+      <w:numFmt w:val="bullet"/>
+      <w:lvlText w:val=""/>
+      <w:lvlJc w:val="left"/>
+      <w:pPr>
+        <w:ind w:left="4000" w:hanging="440"/>
+      </w:pPr>
+      <w:rPr>
+        <w:rFonts w:ascii="Wingdings" w:hAnsi="Wingdings" w:hint="default"/>
+      </w:rPr>
+    </w:lvl>
+    <w:lvl w:ilvl="8" w:tplc="04090005" w:tentative="1">
+      <w:start w:val="1"/>
+      <w:numFmt w:val="bullet"/>
+      <w:lvlText w:val=""/>
+      <w:lvlJc w:val="left"/>
+      <w:pPr>
+        <w:ind w:left="4440" w:hanging="440"/>
+      </w:pPr>
+      <w:rPr>
+        <w:rFonts w:ascii="Wingdings" w:hAnsi="Wingdings" w:hint="default"/>
+      </w:rPr>
+    </w:lvl>
+  </w:abstractNum>
+  <w:abstractNum w:abstractNumId="12" w15:restartNumberingAfterBreak="0">
     <w:nsid w:val="36453C01"/>
     <w:multiLevelType w:val="hybridMultilevel"/>
     <w:tmpl w:val="1B8E6616"/>
@@ -17075,7 +25226,7 @@
       </w:pPr>
     </w:lvl>
   </w:abstractNum>
-  <w:abstractNum w:abstractNumId="8" w15:restartNumberingAfterBreak="0">
+  <w:abstractNum w:abstractNumId="13" w15:restartNumberingAfterBreak="0">
     <w:nsid w:val="373236AB"/>
     <w:multiLevelType w:val="hybridMultilevel"/>
     <w:tmpl w:val="0582CC3A"/>
@@ -17188,7 +25339,7 @@
       </w:rPr>
     </w:lvl>
   </w:abstractNum>
-  <w:abstractNum w:abstractNumId="9" w15:restartNumberingAfterBreak="0">
+  <w:abstractNum w:abstractNumId="14" w15:restartNumberingAfterBreak="0">
     <w:nsid w:val="385C5509"/>
     <w:multiLevelType w:val="hybridMultilevel"/>
     <w:tmpl w:val="0FAA4210"/>
@@ -17301,7 +25452,7 @@
       </w:rPr>
     </w:lvl>
   </w:abstractNum>
-  <w:abstractNum w:abstractNumId="10" w15:restartNumberingAfterBreak="0">
+  <w:abstractNum w:abstractNumId="15" w15:restartNumberingAfterBreak="0">
     <w:nsid w:val="3B6F53E5"/>
     <w:multiLevelType w:val="hybridMultilevel"/>
     <w:tmpl w:val="98C2D89C"/>
@@ -17414,7 +25565,7 @@
       </w:rPr>
     </w:lvl>
   </w:abstractNum>
-  <w:abstractNum w:abstractNumId="11" w15:restartNumberingAfterBreak="0">
+  <w:abstractNum w:abstractNumId="16" w15:restartNumberingAfterBreak="0">
     <w:nsid w:val="3F8A404A"/>
     <w:multiLevelType w:val="hybridMultilevel"/>
     <w:tmpl w:val="5110462A"/>
@@ -17527,7 +25678,7 @@
       </w:rPr>
     </w:lvl>
   </w:abstractNum>
-  <w:abstractNum w:abstractNumId="12" w15:restartNumberingAfterBreak="0">
+  <w:abstractNum w:abstractNumId="17" w15:restartNumberingAfterBreak="0">
     <w:nsid w:val="40BD585A"/>
     <w:multiLevelType w:val="multilevel"/>
     <w:tmpl w:val="0409001F"/>
@@ -17613,7 +25764,7 @@
       </w:pPr>
     </w:lvl>
   </w:abstractNum>
-  <w:abstractNum w:abstractNumId="13" w15:restartNumberingAfterBreak="0">
+  <w:abstractNum w:abstractNumId="18" w15:restartNumberingAfterBreak="0">
     <w:nsid w:val="46706BF3"/>
     <w:multiLevelType w:val="hybridMultilevel"/>
     <w:tmpl w:val="540CCD50"/>
@@ -17726,10 +25877,10 @@
       </w:rPr>
     </w:lvl>
   </w:abstractNum>
-  <w:abstractNum w:abstractNumId="14" w15:restartNumberingAfterBreak="0">
-    <w:nsid w:val="53B87986"/>
+  <w:abstractNum w:abstractNumId="19" w15:restartNumberingAfterBreak="0">
+    <w:nsid w:val="4D7E1AAE"/>
     <w:multiLevelType w:val="hybridMultilevel"/>
-    <w:tmpl w:val="B3962640"/>
+    <w:tmpl w:val="974CCC8C"/>
     <w:lvl w:ilvl="0" w:tplc="0409000B">
       <w:start w:val="1"/>
       <w:numFmt w:val="bullet"/>
@@ -17839,7 +25990,120 @@
       </w:rPr>
     </w:lvl>
   </w:abstractNum>
-  <w:abstractNum w:abstractNumId="15" w15:restartNumberingAfterBreak="0">
+  <w:abstractNum w:abstractNumId="20" w15:restartNumberingAfterBreak="0">
+    <w:nsid w:val="53B87986"/>
+    <w:multiLevelType w:val="hybridMultilevel"/>
+    <w:tmpl w:val="B3962640"/>
+    <w:lvl w:ilvl="0" w:tplc="0409000B">
+      <w:start w:val="1"/>
+      <w:numFmt w:val="bullet"/>
+      <w:lvlText w:val=""/>
+      <w:lvlJc w:val="left"/>
+      <w:pPr>
+        <w:ind w:left="920" w:hanging="440"/>
+      </w:pPr>
+      <w:rPr>
+        <w:rFonts w:ascii="Wingdings" w:hAnsi="Wingdings" w:hint="default"/>
+      </w:rPr>
+    </w:lvl>
+    <w:lvl w:ilvl="1" w:tplc="04090003" w:tentative="1">
+      <w:start w:val="1"/>
+      <w:numFmt w:val="bullet"/>
+      <w:lvlText w:val=""/>
+      <w:lvlJc w:val="left"/>
+      <w:pPr>
+        <w:ind w:left="1360" w:hanging="440"/>
+      </w:pPr>
+      <w:rPr>
+        <w:rFonts w:ascii="Wingdings" w:hAnsi="Wingdings" w:hint="default"/>
+      </w:rPr>
+    </w:lvl>
+    <w:lvl w:ilvl="2" w:tplc="04090005" w:tentative="1">
+      <w:start w:val="1"/>
+      <w:numFmt w:val="bullet"/>
+      <w:lvlText w:val=""/>
+      <w:lvlJc w:val="left"/>
+      <w:pPr>
+        <w:ind w:left="1800" w:hanging="440"/>
+      </w:pPr>
+      <w:rPr>
+        <w:rFonts w:ascii="Wingdings" w:hAnsi="Wingdings" w:hint="default"/>
+      </w:rPr>
+    </w:lvl>
+    <w:lvl w:ilvl="3" w:tplc="04090001" w:tentative="1">
+      <w:start w:val="1"/>
+      <w:numFmt w:val="bullet"/>
+      <w:lvlText w:val=""/>
+      <w:lvlJc w:val="left"/>
+      <w:pPr>
+        <w:ind w:left="2240" w:hanging="440"/>
+      </w:pPr>
+      <w:rPr>
+        <w:rFonts w:ascii="Wingdings" w:hAnsi="Wingdings" w:hint="default"/>
+      </w:rPr>
+    </w:lvl>
+    <w:lvl w:ilvl="4" w:tplc="04090003" w:tentative="1">
+      <w:start w:val="1"/>
+      <w:numFmt w:val="bullet"/>
+      <w:lvlText w:val=""/>
+      <w:lvlJc w:val="left"/>
+      <w:pPr>
+        <w:ind w:left="2680" w:hanging="440"/>
+      </w:pPr>
+      <w:rPr>
+        <w:rFonts w:ascii="Wingdings" w:hAnsi="Wingdings" w:hint="default"/>
+      </w:rPr>
+    </w:lvl>
+    <w:lvl w:ilvl="5" w:tplc="04090005" w:tentative="1">
+      <w:start w:val="1"/>
+      <w:numFmt w:val="bullet"/>
+      <w:lvlText w:val=""/>
+      <w:lvlJc w:val="left"/>
+      <w:pPr>
+        <w:ind w:left="3120" w:hanging="440"/>
+      </w:pPr>
+      <w:rPr>
+        <w:rFonts w:ascii="Wingdings" w:hAnsi="Wingdings" w:hint="default"/>
+      </w:rPr>
+    </w:lvl>
+    <w:lvl w:ilvl="6" w:tplc="04090001" w:tentative="1">
+      <w:start w:val="1"/>
+      <w:numFmt w:val="bullet"/>
+      <w:lvlText w:val=""/>
+      <w:lvlJc w:val="left"/>
+      <w:pPr>
+        <w:ind w:left="3560" w:hanging="440"/>
+      </w:pPr>
+      <w:rPr>
+        <w:rFonts w:ascii="Wingdings" w:hAnsi="Wingdings" w:hint="default"/>
+      </w:rPr>
+    </w:lvl>
+    <w:lvl w:ilvl="7" w:tplc="04090003" w:tentative="1">
+      <w:start w:val="1"/>
+      <w:numFmt w:val="bullet"/>
+      <w:lvlText w:val=""/>
+      <w:lvlJc w:val="left"/>
+      <w:pPr>
+        <w:ind w:left="4000" w:hanging="440"/>
+      </w:pPr>
+      <w:rPr>
+        <w:rFonts w:ascii="Wingdings" w:hAnsi="Wingdings" w:hint="default"/>
+      </w:rPr>
+    </w:lvl>
+    <w:lvl w:ilvl="8" w:tplc="04090005" w:tentative="1">
+      <w:start w:val="1"/>
+      <w:numFmt w:val="bullet"/>
+      <w:lvlText w:val=""/>
+      <w:lvlJc w:val="left"/>
+      <w:pPr>
+        <w:ind w:left="4440" w:hanging="440"/>
+      </w:pPr>
+      <w:rPr>
+        <w:rFonts w:ascii="Wingdings" w:hAnsi="Wingdings" w:hint="default"/>
+      </w:rPr>
+    </w:lvl>
+  </w:abstractNum>
+  <w:abstractNum w:abstractNumId="21" w15:restartNumberingAfterBreak="0">
     <w:nsid w:val="56E13798"/>
     <w:multiLevelType w:val="hybridMultilevel"/>
     <w:tmpl w:val="EF32F158"/>
@@ -17952,96 +26216,10 @@
       </w:rPr>
     </w:lvl>
   </w:abstractNum>
-  <w:abstractNum w:abstractNumId="16" w15:restartNumberingAfterBreak="0">
-    <w:nsid w:val="5B9F1A49"/>
+  <w:abstractNum w:abstractNumId="22" w15:restartNumberingAfterBreak="0">
+    <w:nsid w:val="57D00BC5"/>
     <w:multiLevelType w:val="hybridMultilevel"/>
-    <w:tmpl w:val="46B29486"/>
-    <w:lvl w:ilvl="0" w:tplc="0409000F">
-      <w:start w:val="1"/>
-      <w:numFmt w:val="decimal"/>
-      <w:lvlText w:val="%1."/>
-      <w:lvlJc w:val="left"/>
-      <w:pPr>
-        <w:ind w:left="440" w:hanging="440"/>
-      </w:pPr>
-    </w:lvl>
-    <w:lvl w:ilvl="1" w:tplc="04090019" w:tentative="1">
-      <w:start w:val="1"/>
-      <w:numFmt w:val="lowerLetter"/>
-      <w:lvlText w:val="%2)"/>
-      <w:lvlJc w:val="left"/>
-      <w:pPr>
-        <w:ind w:left="880" w:hanging="440"/>
-      </w:pPr>
-    </w:lvl>
-    <w:lvl w:ilvl="2" w:tplc="0409001B" w:tentative="1">
-      <w:start w:val="1"/>
-      <w:numFmt w:val="lowerRoman"/>
-      <w:lvlText w:val="%3."/>
-      <w:lvlJc w:val="right"/>
-      <w:pPr>
-        <w:ind w:left="1320" w:hanging="440"/>
-      </w:pPr>
-    </w:lvl>
-    <w:lvl w:ilvl="3" w:tplc="0409000F" w:tentative="1">
-      <w:start w:val="1"/>
-      <w:numFmt w:val="decimal"/>
-      <w:lvlText w:val="%4."/>
-      <w:lvlJc w:val="left"/>
-      <w:pPr>
-        <w:ind w:left="1760" w:hanging="440"/>
-      </w:pPr>
-    </w:lvl>
-    <w:lvl w:ilvl="4" w:tplc="04090019" w:tentative="1">
-      <w:start w:val="1"/>
-      <w:numFmt w:val="lowerLetter"/>
-      <w:lvlText w:val="%5)"/>
-      <w:lvlJc w:val="left"/>
-      <w:pPr>
-        <w:ind w:left="2200" w:hanging="440"/>
-      </w:pPr>
-    </w:lvl>
-    <w:lvl w:ilvl="5" w:tplc="0409001B" w:tentative="1">
-      <w:start w:val="1"/>
-      <w:numFmt w:val="lowerRoman"/>
-      <w:lvlText w:val="%6."/>
-      <w:lvlJc w:val="right"/>
-      <w:pPr>
-        <w:ind w:left="2640" w:hanging="440"/>
-      </w:pPr>
-    </w:lvl>
-    <w:lvl w:ilvl="6" w:tplc="0409000F" w:tentative="1">
-      <w:start w:val="1"/>
-      <w:numFmt w:val="decimal"/>
-      <w:lvlText w:val="%7."/>
-      <w:lvlJc w:val="left"/>
-      <w:pPr>
-        <w:ind w:left="3080" w:hanging="440"/>
-      </w:pPr>
-    </w:lvl>
-    <w:lvl w:ilvl="7" w:tplc="04090019" w:tentative="1">
-      <w:start w:val="1"/>
-      <w:numFmt w:val="lowerLetter"/>
-      <w:lvlText w:val="%8)"/>
-      <w:lvlJc w:val="left"/>
-      <w:pPr>
-        <w:ind w:left="3520" w:hanging="440"/>
-      </w:pPr>
-    </w:lvl>
-    <w:lvl w:ilvl="8" w:tplc="0409001B" w:tentative="1">
-      <w:start w:val="1"/>
-      <w:numFmt w:val="lowerRoman"/>
-      <w:lvlText w:val="%9."/>
-      <w:lvlJc w:val="right"/>
-      <w:pPr>
-        <w:ind w:left="3960" w:hanging="440"/>
-      </w:pPr>
-    </w:lvl>
-  </w:abstractNum>
-  <w:abstractNum w:abstractNumId="17" w15:restartNumberingAfterBreak="0">
-    <w:nsid w:val="68BF3685"/>
-    <w:multiLevelType w:val="hybridMultilevel"/>
-    <w:tmpl w:val="A82E5EA8"/>
+    <w:tmpl w:val="660C6A76"/>
     <w:lvl w:ilvl="0" w:tplc="0409000B">
       <w:start w:val="1"/>
       <w:numFmt w:val="bullet"/>
@@ -18151,10 +26329,96 @@
       </w:rPr>
     </w:lvl>
   </w:abstractNum>
-  <w:abstractNum w:abstractNumId="18" w15:restartNumberingAfterBreak="0">
-    <w:nsid w:val="6BFD1A34"/>
+  <w:abstractNum w:abstractNumId="23" w15:restartNumberingAfterBreak="0">
+    <w:nsid w:val="5B9F1A49"/>
     <w:multiLevelType w:val="hybridMultilevel"/>
-    <w:tmpl w:val="E056076E"/>
+    <w:tmpl w:val="46B29486"/>
+    <w:lvl w:ilvl="0" w:tplc="0409000F">
+      <w:start w:val="1"/>
+      <w:numFmt w:val="decimal"/>
+      <w:lvlText w:val="%1."/>
+      <w:lvlJc w:val="left"/>
+      <w:pPr>
+        <w:ind w:left="440" w:hanging="440"/>
+      </w:pPr>
+    </w:lvl>
+    <w:lvl w:ilvl="1" w:tplc="04090019" w:tentative="1">
+      <w:start w:val="1"/>
+      <w:numFmt w:val="lowerLetter"/>
+      <w:lvlText w:val="%2)"/>
+      <w:lvlJc w:val="left"/>
+      <w:pPr>
+        <w:ind w:left="880" w:hanging="440"/>
+      </w:pPr>
+    </w:lvl>
+    <w:lvl w:ilvl="2" w:tplc="0409001B" w:tentative="1">
+      <w:start w:val="1"/>
+      <w:numFmt w:val="lowerRoman"/>
+      <w:lvlText w:val="%3."/>
+      <w:lvlJc w:val="right"/>
+      <w:pPr>
+        <w:ind w:left="1320" w:hanging="440"/>
+      </w:pPr>
+    </w:lvl>
+    <w:lvl w:ilvl="3" w:tplc="0409000F" w:tentative="1">
+      <w:start w:val="1"/>
+      <w:numFmt w:val="decimal"/>
+      <w:lvlText w:val="%4."/>
+      <w:lvlJc w:val="left"/>
+      <w:pPr>
+        <w:ind w:left="1760" w:hanging="440"/>
+      </w:pPr>
+    </w:lvl>
+    <w:lvl w:ilvl="4" w:tplc="04090019" w:tentative="1">
+      <w:start w:val="1"/>
+      <w:numFmt w:val="lowerLetter"/>
+      <w:lvlText w:val="%5)"/>
+      <w:lvlJc w:val="left"/>
+      <w:pPr>
+        <w:ind w:left="2200" w:hanging="440"/>
+      </w:pPr>
+    </w:lvl>
+    <w:lvl w:ilvl="5" w:tplc="0409001B" w:tentative="1">
+      <w:start w:val="1"/>
+      <w:numFmt w:val="lowerRoman"/>
+      <w:lvlText w:val="%6."/>
+      <w:lvlJc w:val="right"/>
+      <w:pPr>
+        <w:ind w:left="2640" w:hanging="440"/>
+      </w:pPr>
+    </w:lvl>
+    <w:lvl w:ilvl="6" w:tplc="0409000F" w:tentative="1">
+      <w:start w:val="1"/>
+      <w:numFmt w:val="decimal"/>
+      <w:lvlText w:val="%7."/>
+      <w:lvlJc w:val="left"/>
+      <w:pPr>
+        <w:ind w:left="3080" w:hanging="440"/>
+      </w:pPr>
+    </w:lvl>
+    <w:lvl w:ilvl="7" w:tplc="04090019" w:tentative="1">
+      <w:start w:val="1"/>
+      <w:numFmt w:val="lowerLetter"/>
+      <w:lvlText w:val="%8)"/>
+      <w:lvlJc w:val="left"/>
+      <w:pPr>
+        <w:ind w:left="3520" w:hanging="440"/>
+      </w:pPr>
+    </w:lvl>
+    <w:lvl w:ilvl="8" w:tplc="0409001B" w:tentative="1">
+      <w:start w:val="1"/>
+      <w:numFmt w:val="lowerRoman"/>
+      <w:lvlText w:val="%9."/>
+      <w:lvlJc w:val="right"/>
+      <w:pPr>
+        <w:ind w:left="3960" w:hanging="440"/>
+      </w:pPr>
+    </w:lvl>
+  </w:abstractNum>
+  <w:abstractNum w:abstractNumId="24" w15:restartNumberingAfterBreak="0">
+    <w:nsid w:val="68BF3685"/>
+    <w:multiLevelType w:val="hybridMultilevel"/>
+    <w:tmpl w:val="A82E5EA8"/>
     <w:lvl w:ilvl="0" w:tplc="0409000B">
       <w:start w:val="1"/>
       <w:numFmt w:val="bullet"/>
@@ -18264,10 +26528,10 @@
       </w:rPr>
     </w:lvl>
   </w:abstractNum>
-  <w:abstractNum w:abstractNumId="19" w15:restartNumberingAfterBreak="0">
-    <w:nsid w:val="7CB74F41"/>
+  <w:abstractNum w:abstractNumId="25" w15:restartNumberingAfterBreak="0">
+    <w:nsid w:val="6BFD1A34"/>
     <w:multiLevelType w:val="hybridMultilevel"/>
-    <w:tmpl w:val="87A67554"/>
+    <w:tmpl w:val="E056076E"/>
     <w:lvl w:ilvl="0" w:tplc="0409000B">
       <w:start w:val="1"/>
       <w:numFmt w:val="bullet"/>
@@ -18377,65 +26641,315 @@
       </w:rPr>
     </w:lvl>
   </w:abstractNum>
+  <w:abstractNum w:abstractNumId="26" w15:restartNumberingAfterBreak="0">
+    <w:nsid w:val="721F5DEF"/>
+    <w:multiLevelType w:val="hybridMultilevel"/>
+    <w:tmpl w:val="D8F851A4"/>
+    <w:lvl w:ilvl="0" w:tplc="0409000B">
+      <w:start w:val="1"/>
+      <w:numFmt w:val="bullet"/>
+      <w:lvlText w:val=""/>
+      <w:lvlJc w:val="left"/>
+      <w:pPr>
+        <w:ind w:left="920" w:hanging="440"/>
+      </w:pPr>
+      <w:rPr>
+        <w:rFonts w:ascii="Wingdings" w:hAnsi="Wingdings" w:hint="default"/>
+      </w:rPr>
+    </w:lvl>
+    <w:lvl w:ilvl="1" w:tplc="04090003" w:tentative="1">
+      <w:start w:val="1"/>
+      <w:numFmt w:val="bullet"/>
+      <w:lvlText w:val=""/>
+      <w:lvlJc w:val="left"/>
+      <w:pPr>
+        <w:ind w:left="1360" w:hanging="440"/>
+      </w:pPr>
+      <w:rPr>
+        <w:rFonts w:ascii="Wingdings" w:hAnsi="Wingdings" w:hint="default"/>
+      </w:rPr>
+    </w:lvl>
+    <w:lvl w:ilvl="2" w:tplc="04090005" w:tentative="1">
+      <w:start w:val="1"/>
+      <w:numFmt w:val="bullet"/>
+      <w:lvlText w:val=""/>
+      <w:lvlJc w:val="left"/>
+      <w:pPr>
+        <w:ind w:left="1800" w:hanging="440"/>
+      </w:pPr>
+      <w:rPr>
+        <w:rFonts w:ascii="Wingdings" w:hAnsi="Wingdings" w:hint="default"/>
+      </w:rPr>
+    </w:lvl>
+    <w:lvl w:ilvl="3" w:tplc="04090001" w:tentative="1">
+      <w:start w:val="1"/>
+      <w:numFmt w:val="bullet"/>
+      <w:lvlText w:val=""/>
+      <w:lvlJc w:val="left"/>
+      <w:pPr>
+        <w:ind w:left="2240" w:hanging="440"/>
+      </w:pPr>
+      <w:rPr>
+        <w:rFonts w:ascii="Wingdings" w:hAnsi="Wingdings" w:hint="default"/>
+      </w:rPr>
+    </w:lvl>
+    <w:lvl w:ilvl="4" w:tplc="04090003" w:tentative="1">
+      <w:start w:val="1"/>
+      <w:numFmt w:val="bullet"/>
+      <w:lvlText w:val=""/>
+      <w:lvlJc w:val="left"/>
+      <w:pPr>
+        <w:ind w:left="2680" w:hanging="440"/>
+      </w:pPr>
+      <w:rPr>
+        <w:rFonts w:ascii="Wingdings" w:hAnsi="Wingdings" w:hint="default"/>
+      </w:rPr>
+    </w:lvl>
+    <w:lvl w:ilvl="5" w:tplc="04090005" w:tentative="1">
+      <w:start w:val="1"/>
+      <w:numFmt w:val="bullet"/>
+      <w:lvlText w:val=""/>
+      <w:lvlJc w:val="left"/>
+      <w:pPr>
+        <w:ind w:left="3120" w:hanging="440"/>
+      </w:pPr>
+      <w:rPr>
+        <w:rFonts w:ascii="Wingdings" w:hAnsi="Wingdings" w:hint="default"/>
+      </w:rPr>
+    </w:lvl>
+    <w:lvl w:ilvl="6" w:tplc="04090001" w:tentative="1">
+      <w:start w:val="1"/>
+      <w:numFmt w:val="bullet"/>
+      <w:lvlText w:val=""/>
+      <w:lvlJc w:val="left"/>
+      <w:pPr>
+        <w:ind w:left="3560" w:hanging="440"/>
+      </w:pPr>
+      <w:rPr>
+        <w:rFonts w:ascii="Wingdings" w:hAnsi="Wingdings" w:hint="default"/>
+      </w:rPr>
+    </w:lvl>
+    <w:lvl w:ilvl="7" w:tplc="04090003" w:tentative="1">
+      <w:start w:val="1"/>
+      <w:numFmt w:val="bullet"/>
+      <w:lvlText w:val=""/>
+      <w:lvlJc w:val="left"/>
+      <w:pPr>
+        <w:ind w:left="4000" w:hanging="440"/>
+      </w:pPr>
+      <w:rPr>
+        <w:rFonts w:ascii="Wingdings" w:hAnsi="Wingdings" w:hint="default"/>
+      </w:rPr>
+    </w:lvl>
+    <w:lvl w:ilvl="8" w:tplc="04090005" w:tentative="1">
+      <w:start w:val="1"/>
+      <w:numFmt w:val="bullet"/>
+      <w:lvlText w:val=""/>
+      <w:lvlJc w:val="left"/>
+      <w:pPr>
+        <w:ind w:left="4440" w:hanging="440"/>
+      </w:pPr>
+      <w:rPr>
+        <w:rFonts w:ascii="Wingdings" w:hAnsi="Wingdings" w:hint="default"/>
+      </w:rPr>
+    </w:lvl>
+  </w:abstractNum>
+  <w:abstractNum w:abstractNumId="27" w15:restartNumberingAfterBreak="0">
+    <w:nsid w:val="7CB74F41"/>
+    <w:multiLevelType w:val="hybridMultilevel"/>
+    <w:tmpl w:val="87A67554"/>
+    <w:lvl w:ilvl="0" w:tplc="0409000B">
+      <w:start w:val="1"/>
+      <w:numFmt w:val="bullet"/>
+      <w:lvlText w:val=""/>
+      <w:lvlJc w:val="left"/>
+      <w:pPr>
+        <w:ind w:left="920" w:hanging="440"/>
+      </w:pPr>
+      <w:rPr>
+        <w:rFonts w:ascii="Wingdings" w:hAnsi="Wingdings" w:hint="default"/>
+      </w:rPr>
+    </w:lvl>
+    <w:lvl w:ilvl="1" w:tplc="04090003" w:tentative="1">
+      <w:start w:val="1"/>
+      <w:numFmt w:val="bullet"/>
+      <w:lvlText w:val=""/>
+      <w:lvlJc w:val="left"/>
+      <w:pPr>
+        <w:ind w:left="1360" w:hanging="440"/>
+      </w:pPr>
+      <w:rPr>
+        <w:rFonts w:ascii="Wingdings" w:hAnsi="Wingdings" w:hint="default"/>
+      </w:rPr>
+    </w:lvl>
+    <w:lvl w:ilvl="2" w:tplc="04090005" w:tentative="1">
+      <w:start w:val="1"/>
+      <w:numFmt w:val="bullet"/>
+      <w:lvlText w:val=""/>
+      <w:lvlJc w:val="left"/>
+      <w:pPr>
+        <w:ind w:left="1800" w:hanging="440"/>
+      </w:pPr>
+      <w:rPr>
+        <w:rFonts w:ascii="Wingdings" w:hAnsi="Wingdings" w:hint="default"/>
+      </w:rPr>
+    </w:lvl>
+    <w:lvl w:ilvl="3" w:tplc="04090001" w:tentative="1">
+      <w:start w:val="1"/>
+      <w:numFmt w:val="bullet"/>
+      <w:lvlText w:val=""/>
+      <w:lvlJc w:val="left"/>
+      <w:pPr>
+        <w:ind w:left="2240" w:hanging="440"/>
+      </w:pPr>
+      <w:rPr>
+        <w:rFonts w:ascii="Wingdings" w:hAnsi="Wingdings" w:hint="default"/>
+      </w:rPr>
+    </w:lvl>
+    <w:lvl w:ilvl="4" w:tplc="04090003" w:tentative="1">
+      <w:start w:val="1"/>
+      <w:numFmt w:val="bullet"/>
+      <w:lvlText w:val=""/>
+      <w:lvlJc w:val="left"/>
+      <w:pPr>
+        <w:ind w:left="2680" w:hanging="440"/>
+      </w:pPr>
+      <w:rPr>
+        <w:rFonts w:ascii="Wingdings" w:hAnsi="Wingdings" w:hint="default"/>
+      </w:rPr>
+    </w:lvl>
+    <w:lvl w:ilvl="5" w:tplc="04090005" w:tentative="1">
+      <w:start w:val="1"/>
+      <w:numFmt w:val="bullet"/>
+      <w:lvlText w:val=""/>
+      <w:lvlJc w:val="left"/>
+      <w:pPr>
+        <w:ind w:left="3120" w:hanging="440"/>
+      </w:pPr>
+      <w:rPr>
+        <w:rFonts w:ascii="Wingdings" w:hAnsi="Wingdings" w:hint="default"/>
+      </w:rPr>
+    </w:lvl>
+    <w:lvl w:ilvl="6" w:tplc="04090001" w:tentative="1">
+      <w:start w:val="1"/>
+      <w:numFmt w:val="bullet"/>
+      <w:lvlText w:val=""/>
+      <w:lvlJc w:val="left"/>
+      <w:pPr>
+        <w:ind w:left="3560" w:hanging="440"/>
+      </w:pPr>
+      <w:rPr>
+        <w:rFonts w:ascii="Wingdings" w:hAnsi="Wingdings" w:hint="default"/>
+      </w:rPr>
+    </w:lvl>
+    <w:lvl w:ilvl="7" w:tplc="04090003" w:tentative="1">
+      <w:start w:val="1"/>
+      <w:numFmt w:val="bullet"/>
+      <w:lvlText w:val=""/>
+      <w:lvlJc w:val="left"/>
+      <w:pPr>
+        <w:ind w:left="4000" w:hanging="440"/>
+      </w:pPr>
+      <w:rPr>
+        <w:rFonts w:ascii="Wingdings" w:hAnsi="Wingdings" w:hint="default"/>
+      </w:rPr>
+    </w:lvl>
+    <w:lvl w:ilvl="8" w:tplc="04090005" w:tentative="1">
+      <w:start w:val="1"/>
+      <w:numFmt w:val="bullet"/>
+      <w:lvlText w:val=""/>
+      <w:lvlJc w:val="left"/>
+      <w:pPr>
+        <w:ind w:left="4440" w:hanging="440"/>
+      </w:pPr>
+      <w:rPr>
+        <w:rFonts w:ascii="Wingdings" w:hAnsi="Wingdings" w:hint="default"/>
+      </w:rPr>
+    </w:lvl>
+  </w:abstractNum>
   <w:num w:numId="1" w16cid:durableId="1344622878">
-    <w:abstractNumId w:val="5"/>
+    <w:abstractNumId w:val="9"/>
   </w:num>
   <w:num w:numId="2" w16cid:durableId="1688865583">
-    <w:abstractNumId w:val="12"/>
+    <w:abstractNumId w:val="17"/>
   </w:num>
   <w:num w:numId="3" w16cid:durableId="1631202075">
-    <w:abstractNumId w:val="14"/>
+    <w:abstractNumId w:val="20"/>
   </w:num>
   <w:num w:numId="4" w16cid:durableId="1139149105">
-    <w:abstractNumId w:val="13"/>
+    <w:abstractNumId w:val="18"/>
   </w:num>
   <w:num w:numId="5" w16cid:durableId="37508577">
-    <w:abstractNumId w:val="17"/>
+    <w:abstractNumId w:val="24"/>
   </w:num>
   <w:num w:numId="6" w16cid:durableId="1453748489">
-    <w:abstractNumId w:val="6"/>
+    <w:abstractNumId w:val="10"/>
   </w:num>
   <w:num w:numId="7" w16cid:durableId="183062359">
     <w:abstractNumId w:val="0"/>
   </w:num>
   <w:num w:numId="8" w16cid:durableId="1416199996">
-    <w:abstractNumId w:val="18"/>
+    <w:abstractNumId w:val="25"/>
   </w:num>
   <w:num w:numId="9" w16cid:durableId="1408069363">
+    <w:abstractNumId w:val="13"/>
+  </w:num>
+  <w:num w:numId="10" w16cid:durableId="1411780268">
+    <w:abstractNumId w:val="5"/>
+  </w:num>
+  <w:num w:numId="11" w16cid:durableId="1337490661">
+    <w:abstractNumId w:val="15"/>
+  </w:num>
+  <w:num w:numId="12" w16cid:durableId="376711029">
+    <w:abstractNumId w:val="27"/>
+  </w:num>
+  <w:num w:numId="13" w16cid:durableId="816382386">
+    <w:abstractNumId w:val="16"/>
+  </w:num>
+  <w:num w:numId="14" w16cid:durableId="1634822415">
     <w:abstractNumId w:val="8"/>
   </w:num>
-  <w:num w:numId="10" w16cid:durableId="1411780268">
+  <w:num w:numId="15" w16cid:durableId="1975910522">
+    <w:abstractNumId w:val="21"/>
+  </w:num>
+  <w:num w:numId="16" w16cid:durableId="1014842866">
+    <w:abstractNumId w:val="7"/>
+  </w:num>
+  <w:num w:numId="17" w16cid:durableId="1532574580">
     <w:abstractNumId w:val="2"/>
   </w:num>
-  <w:num w:numId="11" w16cid:durableId="1337490661">
-    <w:abstractNumId w:val="10"/>
+  <w:num w:numId="18" w16cid:durableId="1990397797">
+    <w:abstractNumId w:val="14"/>
   </w:num>
-  <w:num w:numId="12" w16cid:durableId="376711029">
-    <w:abstractNumId w:val="19"/>
+  <w:num w:numId="19" w16cid:durableId="591399684">
+    <w:abstractNumId w:val="23"/>
   </w:num>
-  <w:num w:numId="13" w16cid:durableId="816382386">
+  <w:num w:numId="20" w16cid:durableId="1358963382">
+    <w:abstractNumId w:val="12"/>
+  </w:num>
+  <w:num w:numId="21" w16cid:durableId="1994874364">
+    <w:abstractNumId w:val="22"/>
+  </w:num>
+  <w:num w:numId="22" w16cid:durableId="1356494902">
+    <w:abstractNumId w:val="4"/>
+  </w:num>
+  <w:num w:numId="23" w16cid:durableId="75592301">
+    <w:abstractNumId w:val="1"/>
+  </w:num>
+  <w:num w:numId="24" w16cid:durableId="741566535">
     <w:abstractNumId w:val="11"/>
   </w:num>
-  <w:num w:numId="14" w16cid:durableId="1634822415">
-    <w:abstractNumId w:val="4"/>
+  <w:num w:numId="25" w16cid:durableId="97726306">
+    <w:abstractNumId w:val="26"/>
   </w:num>
-  <w:num w:numId="15" w16cid:durableId="1975910522">
-    <w:abstractNumId w:val="15"/>
+  <w:num w:numId="26" w16cid:durableId="1924030237">
+    <w:abstractNumId w:val="6"/>
   </w:num>
-  <w:num w:numId="16" w16cid:durableId="1014842866">
+  <w:num w:numId="27" w16cid:durableId="2095395930">
     <w:abstractNumId w:val="3"/>
   </w:num>
-  <w:num w:numId="17" w16cid:durableId="1532574580">
-    <w:abstractNumId w:val="1"/>
-  </w:num>
-  <w:num w:numId="18" w16cid:durableId="1990397797">
-    <w:abstractNumId w:val="9"/>
-  </w:num>
-  <w:num w:numId="19" w16cid:durableId="591399684">
-    <w:abstractNumId w:val="16"/>
-  </w:num>
-  <w:num w:numId="20" w16cid:durableId="1358963382">
-    <w:abstractNumId w:val="7"/>
+  <w:num w:numId="28" w16cid:durableId="632366831">
+    <w:abstractNumId w:val="19"/>
   </w:num>
 </w:numbering>
 </file>
@@ -19042,7 +27556,6 @@
   <w:style w:type="character" w:default="1" w:styleId="a0">
     <w:name w:val="Default Paragraph Font"/>
     <w:uiPriority w:val="1"/>
-    <w:semiHidden/>
     <w:unhideWhenUsed/>
   </w:style>
   <w:style w:type="table" w:default="1" w:styleId="a1">
@@ -19534,6 +28047,167 @@
       </w:rPr>
     </w:tblStylePr>
   </w:style>
+  <w:style w:type="table" w:styleId="61">
+    <w:name w:val="List Table 6 Colorful"/>
+    <w:basedOn w:val="a1"/>
+    <w:uiPriority w:val="51"/>
+    <w:rsid w:val="004A6DF9"/>
+    <w:pPr>
+      <w:spacing w:after="0" w:line="240" w:lineRule="auto"/>
+    </w:pPr>
+    <w:rPr>
+      <w:color w:val="000000" w:themeColor="text1"/>
+    </w:rPr>
+    <w:tblPr>
+      <w:tblStyleRowBandSize w:val="1"/>
+      <w:tblStyleColBandSize w:val="1"/>
+      <w:tblBorders>
+        <w:top w:val="single" w:sz="4" w:space="0" w:color="000000" w:themeColor="text1"/>
+        <w:bottom w:val="single" w:sz="4" w:space="0" w:color="000000" w:themeColor="text1"/>
+      </w:tblBorders>
+    </w:tblPr>
+    <w:tblStylePr w:type="firstRow">
+      <w:rPr>
+        <w:b/>
+        <w:bCs/>
+      </w:rPr>
+      <w:tblPr/>
+      <w:tcPr>
+        <w:tcBorders>
+          <w:bottom w:val="single" w:sz="4" w:space="0" w:color="000000" w:themeColor="text1"/>
+        </w:tcBorders>
+      </w:tcPr>
+    </w:tblStylePr>
+    <w:tblStylePr w:type="lastRow">
+      <w:rPr>
+        <w:b/>
+        <w:bCs/>
+      </w:rPr>
+      <w:tblPr/>
+      <w:tcPr>
+        <w:tcBorders>
+          <w:top w:val="double" w:sz="4" w:space="0" w:color="000000" w:themeColor="text1"/>
+        </w:tcBorders>
+      </w:tcPr>
+    </w:tblStylePr>
+    <w:tblStylePr w:type="firstCol">
+      <w:rPr>
+        <w:b/>
+        <w:bCs/>
+      </w:rPr>
+    </w:tblStylePr>
+    <w:tblStylePr w:type="lastCol">
+      <w:rPr>
+        <w:b/>
+        <w:bCs/>
+      </w:rPr>
+    </w:tblStylePr>
+    <w:tblStylePr w:type="band1Vert">
+      <w:tblPr/>
+      <w:tcPr>
+        <w:shd w:val="clear" w:color="auto" w:fill="CCCCCC" w:themeFill="text1" w:themeFillTint="33"/>
+      </w:tcPr>
+    </w:tblStylePr>
+    <w:tblStylePr w:type="band1Horz">
+      <w:tblPr/>
+      <w:tcPr>
+        <w:shd w:val="clear" w:color="auto" w:fill="CCCCCC" w:themeFill="text1" w:themeFillTint="33"/>
+      </w:tcPr>
+    </w:tblStylePr>
+  </w:style>
+  <w:style w:type="table" w:styleId="31">
+    <w:name w:val="Plain Table 3"/>
+    <w:basedOn w:val="a1"/>
+    <w:uiPriority w:val="43"/>
+    <w:rsid w:val="00A851CA"/>
+    <w:pPr>
+      <w:spacing w:after="0" w:line="240" w:lineRule="auto"/>
+    </w:pPr>
+    <w:tblPr>
+      <w:tblStyleRowBandSize w:val="1"/>
+      <w:tblStyleColBandSize w:val="1"/>
+    </w:tblPr>
+    <w:tblStylePr w:type="firstRow">
+      <w:rPr>
+        <w:b/>
+        <w:bCs/>
+        <w:caps/>
+      </w:rPr>
+      <w:tblPr/>
+      <w:tcPr>
+        <w:tcBorders>
+          <w:bottom w:val="single" w:sz="4" w:space="0" w:color="7F7F7F" w:themeColor="text1" w:themeTint="80"/>
+        </w:tcBorders>
+      </w:tcPr>
+    </w:tblStylePr>
+    <w:tblStylePr w:type="lastRow">
+      <w:rPr>
+        <w:b/>
+        <w:bCs/>
+        <w:caps/>
+      </w:rPr>
+      <w:tblPr/>
+      <w:tcPr>
+        <w:tcBorders>
+          <w:top w:val="nil"/>
+        </w:tcBorders>
+      </w:tcPr>
+    </w:tblStylePr>
+    <w:tblStylePr w:type="firstCol">
+      <w:rPr>
+        <w:b/>
+        <w:bCs/>
+        <w:caps/>
+      </w:rPr>
+      <w:tblPr/>
+      <w:tcPr>
+        <w:tcBorders>
+          <w:right w:val="single" w:sz="4" w:space="0" w:color="7F7F7F" w:themeColor="text1" w:themeTint="80"/>
+        </w:tcBorders>
+      </w:tcPr>
+    </w:tblStylePr>
+    <w:tblStylePr w:type="lastCol">
+      <w:rPr>
+        <w:b/>
+        <w:bCs/>
+        <w:caps/>
+      </w:rPr>
+      <w:tblPr/>
+      <w:tcPr>
+        <w:tcBorders>
+          <w:left w:val="nil"/>
+        </w:tcBorders>
+      </w:tcPr>
+    </w:tblStylePr>
+    <w:tblStylePr w:type="band1Vert">
+      <w:tblPr/>
+      <w:tcPr>
+        <w:shd w:val="clear" w:color="auto" w:fill="F2F2F2" w:themeFill="background1" w:themeFillShade="F2"/>
+      </w:tcPr>
+    </w:tblStylePr>
+    <w:tblStylePr w:type="band1Horz">
+      <w:tblPr/>
+      <w:tcPr>
+        <w:shd w:val="clear" w:color="auto" w:fill="F2F2F2" w:themeFill="background1" w:themeFillShade="F2"/>
+      </w:tcPr>
+    </w:tblStylePr>
+    <w:tblStylePr w:type="neCell">
+      <w:tblPr/>
+      <w:tcPr>
+        <w:tcBorders>
+          <w:left w:val="nil"/>
+        </w:tcBorders>
+      </w:tcPr>
+    </w:tblStylePr>
+    <w:tblStylePr w:type="nwCell">
+      <w:tblPr/>
+      <w:tcPr>
+        <w:tcBorders>
+          <w:right w:val="nil"/>
+        </w:tcBorders>
+      </w:tcPr>
+    </w:tblStylePr>
+  </w:style>
 </w:styles>
 </file>
 

--- a/docs/01-规划/通用综合测试系统设计方案_V1.0.docx
+++ b/docs/01-规划/通用综合测试系统设计方案_V1.0.docx
@@ -224,23 +224,13 @@
           <w:bCs/>
         </w:rPr>
       </w:pPr>
-      <w:proofErr w:type="spellStart"/>
       <w:r>
         <w:rPr>
           <w:rFonts w:hint="eastAsia"/>
           <w:b/>
           <w:bCs/>
         </w:rPr>
-        <w:t>cPCI</w:t>
-      </w:r>
-      <w:proofErr w:type="spellEnd"/>
-      <w:r>
-        <w:rPr>
-          <w:rFonts w:hint="eastAsia"/>
-          <w:b/>
-          <w:bCs/>
-        </w:rPr>
-        <w:t>/PXI</w:t>
+        <w:t>cPCI/PXI</w:t>
       </w:r>
     </w:p>
     <w:p>
@@ -557,21 +547,7 @@
         <w:rPr>
           <w:rFonts w:hint="eastAsia"/>
         </w:rPr>
-        <w:t>车载总线：CAN、</w:t>
-      </w:r>
-      <w:proofErr w:type="spellStart"/>
-      <w:r>
-        <w:rPr>
-          <w:rFonts w:hint="eastAsia"/>
-        </w:rPr>
-        <w:t>FlexRay</w:t>
-      </w:r>
-      <w:proofErr w:type="spellEnd"/>
-      <w:r>
-        <w:rPr>
-          <w:rFonts w:hint="eastAsia"/>
-        </w:rPr>
-        <w:t>、</w:t>
+        <w:t>车载总线：CAN、FlexRay、</w:t>
       </w:r>
       <w:r>
         <w:rPr>
@@ -690,19 +666,11 @@
           <w:rFonts w:hint="eastAsia"/>
         </w:rPr>
       </w:pPr>
-      <w:proofErr w:type="spellStart"/>
-      <w:r>
-        <w:rPr>
-          <w:rFonts w:hint="eastAsia"/>
-        </w:rPr>
-        <w:t>cPCI</w:t>
-      </w:r>
-      <w:proofErr w:type="spellEnd"/>
-      <w:r>
-        <w:rPr>
-          <w:rFonts w:hint="eastAsia"/>
-        </w:rPr>
-        <w:t>/PXI：EP-H5276</w:t>
+      <w:r>
+        <w:rPr>
+          <w:rFonts w:hint="eastAsia"/>
+        </w:rPr>
+        <w:t>cPCI/PXI：EP-H5276</w:t>
       </w:r>
       <w:r>
         <w:rPr>
@@ -820,19 +788,11 @@
           <w:rFonts w:hint="eastAsia"/>
         </w:rPr>
       </w:pPr>
-      <w:proofErr w:type="spellStart"/>
-      <w:r>
-        <w:rPr>
-          <w:rFonts w:hint="eastAsia"/>
-        </w:rPr>
-        <w:t>cPCI</w:t>
-      </w:r>
-      <w:proofErr w:type="spellEnd"/>
-      <w:r>
-        <w:rPr>
-          <w:rFonts w:hint="eastAsia"/>
-        </w:rPr>
-        <w:t>/PXI：EP-H5273(X)</w:t>
+      <w:r>
+        <w:rPr>
+          <w:rFonts w:hint="eastAsia"/>
+        </w:rPr>
+        <w:t>cPCI/PXI：EP-H5273(X)</w:t>
       </w:r>
     </w:p>
     <w:p>
@@ -932,19 +892,11 @@
           <w:rFonts w:hint="eastAsia"/>
         </w:rPr>
       </w:pPr>
-      <w:proofErr w:type="spellStart"/>
-      <w:r>
-        <w:rPr>
-          <w:rFonts w:hint="eastAsia"/>
-        </w:rPr>
-        <w:t>cPCI</w:t>
-      </w:r>
-      <w:proofErr w:type="spellEnd"/>
-      <w:r>
-        <w:rPr>
-          <w:rFonts w:hint="eastAsia"/>
-        </w:rPr>
-        <w:t>/PXI：EP-H5278(X)</w:t>
+      <w:r>
+        <w:rPr>
+          <w:rFonts w:hint="eastAsia"/>
+        </w:rPr>
+        <w:t>cPCI/PXI：EP-H5278(X)</w:t>
       </w:r>
     </w:p>
     <w:p>
@@ -1002,7 +954,6 @@
           <w:bCs/>
         </w:rPr>
       </w:pPr>
-      <w:proofErr w:type="spellStart"/>
       <w:r>
         <w:rPr>
           <w:rFonts w:hint="eastAsia"/>
@@ -1011,7 +962,6 @@
         </w:rPr>
         <w:t>FlexRay</w:t>
       </w:r>
-      <w:proofErr w:type="spellEnd"/>
       <w:r>
         <w:rPr>
           <w:rFonts w:hint="eastAsia"/>
@@ -1034,19 +984,11 @@
           <w:rFonts w:hint="eastAsia"/>
         </w:rPr>
       </w:pPr>
-      <w:proofErr w:type="spellStart"/>
-      <w:r>
-        <w:rPr>
-          <w:rFonts w:hint="eastAsia"/>
-        </w:rPr>
-        <w:t>cPCI</w:t>
-      </w:r>
-      <w:proofErr w:type="spellEnd"/>
-      <w:r>
-        <w:rPr>
-          <w:rFonts w:hint="eastAsia"/>
-        </w:rPr>
-        <w:t>/PXI：EP-H5285</w:t>
+      <w:r>
+        <w:rPr>
+          <w:rFonts w:hint="eastAsia"/>
+        </w:rPr>
+        <w:t>cPCI/PXI：EP-H5285</w:t>
       </w:r>
     </w:p>
     <w:p>
@@ -1158,19 +1100,11 @@
           <w:rFonts w:hint="eastAsia"/>
         </w:rPr>
       </w:pPr>
-      <w:proofErr w:type="spellStart"/>
-      <w:r>
-        <w:rPr>
-          <w:rFonts w:hint="eastAsia"/>
-        </w:rPr>
-        <w:t>cPCI</w:t>
-      </w:r>
-      <w:proofErr w:type="spellEnd"/>
-      <w:r>
-        <w:rPr>
-          <w:rFonts w:hint="eastAsia"/>
-        </w:rPr>
-        <w:t>/PXI：EP-H527</w:t>
+      <w:r>
+        <w:rPr>
+          <w:rFonts w:hint="eastAsia"/>
+        </w:rPr>
+        <w:t>cPCI/PXI：EP-H527</w:t>
       </w:r>
       <w:r>
         <w:rPr>
@@ -1303,19 +1237,11 @@
           <w:rFonts w:hint="eastAsia"/>
         </w:rPr>
       </w:pPr>
-      <w:proofErr w:type="spellStart"/>
-      <w:r>
-        <w:rPr>
-          <w:rFonts w:hint="eastAsia"/>
-        </w:rPr>
-        <w:t>cPCI</w:t>
-      </w:r>
-      <w:proofErr w:type="spellEnd"/>
-      <w:r>
-        <w:rPr>
-          <w:rFonts w:hint="eastAsia"/>
-        </w:rPr>
-        <w:t>/PXI：EP-H5022、EP-H5023(X)、EP-H5024(x)、EP-H5026(X)、EP-H5033(X)、</w:t>
+      <w:r>
+        <w:rPr>
+          <w:rFonts w:hint="eastAsia"/>
+        </w:rPr>
+        <w:t>cPCI/PXI：EP-H5022、EP-H5023(X)、EP-H5024(x)、EP-H5026(X)、EP-H5033(X)、</w:t>
       </w:r>
       <w:r>
         <w:rPr>
@@ -1421,19 +1347,11 @@
         </w:rPr>
         <w:t>任波：</w:t>
       </w:r>
-      <w:proofErr w:type="spellStart"/>
-      <w:r>
-        <w:rPr>
-          <w:rFonts w:hint="eastAsia"/>
-        </w:rPr>
-        <w:t>cPCI</w:t>
-      </w:r>
-      <w:proofErr w:type="spellEnd"/>
-      <w:r>
-        <w:rPr>
-          <w:rFonts w:hint="eastAsia"/>
-        </w:rPr>
-        <w:t>/PXI：EP-H5172(X)、EP-H5177</w:t>
+      <w:r>
+        <w:rPr>
+          <w:rFonts w:hint="eastAsia"/>
+        </w:rPr>
+        <w:t>cPCI/PXI：EP-H5172(X)、EP-H5177</w:t>
       </w:r>
     </w:p>
     <w:p>
@@ -1467,19 +1385,11 @@
         </w:rPr>
         <w:t>输出：</w:t>
       </w:r>
-      <w:proofErr w:type="spellStart"/>
-      <w:r>
-        <w:rPr>
-          <w:rFonts w:hint="eastAsia"/>
-        </w:rPr>
-        <w:t>cPCI</w:t>
-      </w:r>
-      <w:proofErr w:type="spellEnd"/>
-      <w:r>
-        <w:rPr>
-          <w:rFonts w:hint="eastAsia"/>
-        </w:rPr>
-        <w:t>/PXI：EP-H5173(X)</w:t>
+      <w:r>
+        <w:rPr>
+          <w:rFonts w:hint="eastAsia"/>
+        </w:rPr>
+        <w:t>cPCI/PXI：EP-H5173(X)</w:t>
       </w:r>
       <w:r>
         <w:rPr>
@@ -1573,19 +1483,11 @@
         </w:rPr>
         <w:t>：</w:t>
       </w:r>
-      <w:proofErr w:type="spellStart"/>
-      <w:r>
-        <w:rPr>
-          <w:rFonts w:hint="eastAsia"/>
-        </w:rPr>
-        <w:t>cPCI</w:t>
-      </w:r>
-      <w:proofErr w:type="spellEnd"/>
-      <w:r>
-        <w:rPr>
-          <w:rFonts w:hint="eastAsia"/>
-        </w:rPr>
-        <w:t>/PXI：EP-H5</w:t>
+      <w:r>
+        <w:rPr>
+          <w:rFonts w:hint="eastAsia"/>
+        </w:rPr>
+        <w:t>cPCI/PXI：EP-H5</w:t>
       </w:r>
       <w:r>
         <w:rPr>
@@ -1625,19 +1527,11 @@
         </w:rPr>
         <w:t>开关量：</w:t>
       </w:r>
-      <w:proofErr w:type="spellStart"/>
-      <w:r>
-        <w:rPr>
-          <w:rFonts w:hint="eastAsia"/>
-        </w:rPr>
-        <w:t>cPCI</w:t>
-      </w:r>
-      <w:proofErr w:type="spellEnd"/>
-      <w:r>
-        <w:rPr>
-          <w:rFonts w:hint="eastAsia"/>
-        </w:rPr>
-        <w:t>/PXI：EP-H5121(X)/5131/2/3/4/5/6/7</w:t>
+      <w:r>
+        <w:rPr>
+          <w:rFonts w:hint="eastAsia"/>
+        </w:rPr>
+        <w:t>cPCI/PXI：EP-H5121(X)/5131/2/3/4/5/6/7</w:t>
       </w:r>
     </w:p>
     <w:p>
@@ -1659,19 +1553,11 @@
         </w:rPr>
         <w:t>PWM：</w:t>
       </w:r>
-      <w:proofErr w:type="spellStart"/>
-      <w:r>
-        <w:rPr>
-          <w:rFonts w:hint="eastAsia"/>
-        </w:rPr>
-        <w:t>cPCI</w:t>
-      </w:r>
-      <w:proofErr w:type="spellEnd"/>
-      <w:r>
-        <w:rPr>
-          <w:rFonts w:hint="eastAsia"/>
-        </w:rPr>
-        <w:t>/PXI：EP-H5127(X)</w:t>
+      <w:r>
+        <w:rPr>
+          <w:rFonts w:hint="eastAsia"/>
+        </w:rPr>
+        <w:t>cPCI/PXI：EP-H5127(X)</w:t>
       </w:r>
     </w:p>
     <w:p>
@@ -1693,19 +1579,11 @@
         </w:rPr>
         <w:t>离散量：</w:t>
       </w:r>
-      <w:proofErr w:type="spellStart"/>
-      <w:r>
-        <w:rPr>
-          <w:rFonts w:hint="eastAsia"/>
-        </w:rPr>
-        <w:t>cPCI</w:t>
-      </w:r>
-      <w:proofErr w:type="spellEnd"/>
-      <w:r>
-        <w:rPr>
-          <w:rFonts w:hint="eastAsia"/>
-        </w:rPr>
-        <w:t>/PXI：EP-H5141(X)/2/3/4/5/6/7/8/9</w:t>
+      <w:r>
+        <w:rPr>
+          <w:rFonts w:hint="eastAsia"/>
+        </w:rPr>
+        <w:t>cPCI/PXI：EP-H5141(X)/2/3/4/5/6/7/8/9</w:t>
       </w:r>
     </w:p>
     <w:p>
@@ -1773,19 +1651,11 @@
           <w:rFonts w:hint="eastAsia"/>
         </w:rPr>
       </w:pPr>
-      <w:proofErr w:type="spellStart"/>
-      <w:r>
-        <w:rPr>
-          <w:rFonts w:hint="eastAsia"/>
-        </w:rPr>
-        <w:t>cPCI</w:t>
-      </w:r>
-      <w:proofErr w:type="spellEnd"/>
-      <w:r>
-        <w:rPr>
-          <w:rFonts w:hint="eastAsia"/>
-        </w:rPr>
-        <w:t>/PXI：EP-H5281</w:t>
+      <w:r>
+        <w:rPr>
+          <w:rFonts w:hint="eastAsia"/>
+        </w:rPr>
+        <w:t>cPCI/PXI：EP-H5281</w:t>
       </w:r>
     </w:p>
     <w:p>
@@ -1881,19 +1751,11 @@
           <w:rFonts w:hint="eastAsia"/>
         </w:rPr>
       </w:pPr>
-      <w:proofErr w:type="spellStart"/>
-      <w:r>
-        <w:rPr>
-          <w:rFonts w:hint="eastAsia"/>
-        </w:rPr>
-        <w:t>cPCI</w:t>
-      </w:r>
-      <w:proofErr w:type="spellEnd"/>
-      <w:r>
-        <w:rPr>
-          <w:rFonts w:hint="eastAsia"/>
-        </w:rPr>
-        <w:t>/PXI：EP-H5277</w:t>
+      <w:r>
+        <w:rPr>
+          <w:rFonts w:hint="eastAsia"/>
+        </w:rPr>
+        <w:t>cPCI/PXI：EP-H5277</w:t>
       </w:r>
     </w:p>
     <w:p>
@@ -2012,21 +1874,7 @@
         <w:rPr>
           <w:rFonts w:hint="eastAsia"/>
         </w:rPr>
-        <w:t>采用的技术选型不一，有基于</w:t>
-      </w:r>
-      <w:proofErr w:type="spellStart"/>
-      <w:r>
-        <w:rPr>
-          <w:rFonts w:hint="eastAsia"/>
-        </w:rPr>
-        <w:t>LabWindows</w:t>
-      </w:r>
-      <w:proofErr w:type="spellEnd"/>
-      <w:r>
-        <w:rPr>
-          <w:rFonts w:hint="eastAsia"/>
-        </w:rPr>
-        <w:t>/CVI的，</w:t>
+        <w:t>采用的技术选型不一，有基于LabWindows/CVI的，</w:t>
       </w:r>
       <w:r>
         <w:rPr>
@@ -2040,7 +1888,6 @@
         </w:rPr>
         <w:t xml:space="preserve"> </w:t>
       </w:r>
-      <w:proofErr w:type="spellStart"/>
       <w:r>
         <w:rPr>
           <w:rFonts w:hint="eastAsia"/>
@@ -2057,14 +1904,7 @@
         <w:rPr>
           <w:rFonts w:hint="eastAsia"/>
         </w:rPr>
-        <w:t>iew</w:t>
-      </w:r>
-      <w:proofErr w:type="spellEnd"/>
-      <w:r>
-        <w:rPr>
-          <w:rFonts w:hint="eastAsia"/>
-        </w:rPr>
-        <w:t>的，</w:t>
+        <w:t>iew的，</w:t>
       </w:r>
       <w:r>
         <w:rPr>
@@ -2504,19 +2344,11 @@
         </w:rPr>
         <w:t xml:space="preserve"> ECU </w:t>
       </w:r>
-      <w:proofErr w:type="gramStart"/>
-      <w:r>
-        <w:rPr>
-          <w:rFonts w:hint="eastAsia"/>
-        </w:rPr>
-        <w:t>上电浪涌</w:t>
-      </w:r>
-      <w:proofErr w:type="gramEnd"/>
-      <w:r>
-        <w:rPr>
-          <w:rFonts w:hint="eastAsia"/>
-        </w:rPr>
-        <w:t>捕获</w:t>
+      <w:r>
+        <w:rPr>
+          <w:rFonts w:hint="eastAsia"/>
+        </w:rPr>
+        <w:t>上电浪涌捕获</w:t>
       </w:r>
     </w:p>
     <w:p>
@@ -2841,16 +2673,8 @@
         <w:rPr>
           <w:rFonts w:hint="eastAsia"/>
         </w:rPr>
-        <w:t>扫描</w:t>
-      </w:r>
-      <w:proofErr w:type="gramStart"/>
-      <w:r>
-        <w:rPr>
-          <w:rFonts w:hint="eastAsia"/>
-        </w:rPr>
-        <w:t>表模式</w:t>
-      </w:r>
-      <w:proofErr w:type="gramEnd"/>
+        <w:t>扫描表模式</w:t>
+      </w:r>
       <w:r>
         <w:rPr>
           <w:rFonts w:hint="eastAsia"/>
@@ -2869,14 +2693,12 @@
         </w:rPr>
         <w:t xml:space="preserve"> 96 </w:t>
       </w:r>
-      <w:proofErr w:type="gramStart"/>
       <w:r>
         <w:rPr>
           <w:rFonts w:hint="eastAsia"/>
         </w:rPr>
         <w:t>通道轮巡采集</w:t>
       </w:r>
-      <w:proofErr w:type="gramEnd"/>
     </w:p>
     <w:p>
       <w:pPr>
@@ -2890,21 +2712,7 @@
         <w:rPr>
           <w:rFonts w:hint="eastAsia"/>
         </w:rPr>
-        <w:t xml:space="preserve">桥梁结构健康监测：96 </w:t>
-      </w:r>
-      <w:proofErr w:type="gramStart"/>
-      <w:r>
-        <w:rPr>
-          <w:rFonts w:hint="eastAsia"/>
-        </w:rPr>
-        <w:t>个</w:t>
-      </w:r>
-      <w:proofErr w:type="gramEnd"/>
-      <w:r>
-        <w:rPr>
-          <w:rFonts w:hint="eastAsia"/>
-        </w:rPr>
-        <w:t>应变片 + 温度传感器分布在桥体关键节点。用户希望用 一张 EP-H5039 按指定顺序依次扫描通道，而非逐一配置。扫描顺序甚至允许重复（如多次读取关键通道）。</w:t>
+        <w:t>桥梁结构健康监测：96 个应变片 + 温度传感器分布在桥体关键节点。用户希望用 一张 EP-H5039 按指定顺序依次扫描通道，而非逐一配置。扫描顺序甚至允许重复（如多次读取关键通道）。</w:t>
       </w:r>
       <w:r>
         <w:rPr>
@@ -3450,21 +3258,7 @@
         <w:rPr>
           <w:rFonts w:hint="eastAsia"/>
         </w:rPr>
-        <w:t>测试一台电源分配盒：需要控制32个中间继电器的吸合/断开，每8个继电器一组，每组独立电源。同时读取继电器的辅助</w:t>
-      </w:r>
-      <w:proofErr w:type="gramStart"/>
-      <w:r>
-        <w:rPr>
-          <w:rFonts w:hint="eastAsia"/>
-        </w:rPr>
-        <w:t>触点回检状态</w:t>
-      </w:r>
-      <w:proofErr w:type="gramEnd"/>
-      <w:r>
-        <w:rPr>
-          <w:rFonts w:hint="eastAsia"/>
-        </w:rPr>
-        <w:t>，确认继电器实际动作正确。</w:t>
+        <w:t>测试一台电源分配盒：需要控制32个中间继电器的吸合/断开，每8个继电器一组，每组独立电源。同时读取继电器的辅助触点回检状态，确认继电器实际动作正确。</w:t>
       </w:r>
       <w:r>
         <w:rPr>
@@ -3572,19 +3366,11 @@
           <w:rFonts w:hint="eastAsia"/>
         </w:rPr>
       </w:pPr>
-      <w:proofErr w:type="gramStart"/>
-      <w:r>
-        <w:rPr>
-          <w:rFonts w:hint="eastAsia"/>
-        </w:rPr>
-        <w:t>产线功能测试</w:t>
-      </w:r>
-      <w:proofErr w:type="gramEnd"/>
-      <w:r>
-        <w:rPr>
-          <w:rFonts w:hint="eastAsia"/>
-        </w:rPr>
-        <w:t>：需要一次性扫描 96 路 TTL 信号，判断哪些通道为高电平、哪些为低电平。每 16 路为一组，扫描速率 10KHz。</w:t>
+      <w:r>
+        <w:rPr>
+          <w:rFonts w:hint="eastAsia"/>
+        </w:rPr>
+        <w:t>产线功能测试：需要一次性扫描 96 路 TTL 信号，判断哪些通道为高电平、哪些为低电平。每 16 路为一组，扫描速率 10KHz。</w:t>
       </w:r>
       <w:r>
         <w:rPr>
@@ -3781,21 +3567,7 @@
         <w:rPr>
           <w:rFonts w:hint="eastAsia"/>
         </w:rPr>
-        <w:t>测试 液压伺服系统：需要同时驱动 64 路比例电磁阀，每</w:t>
-      </w:r>
-      <w:proofErr w:type="gramStart"/>
-      <w:r>
-        <w:rPr>
-          <w:rFonts w:hint="eastAsia"/>
-        </w:rPr>
-        <w:t>路独立</w:t>
-      </w:r>
-      <w:proofErr w:type="gramEnd"/>
-      <w:r>
-        <w:rPr>
-          <w:rFonts w:hint="eastAsia"/>
-        </w:rPr>
-        <w:t>PWM控制（周期 10ms，脉宽 0~10ms 可调，对应 0~100% 开度）。每通道驱动电流 2A，含过流保护。每8个通道共用同一组电源（3.6V~34V 可调）。</w:t>
+        <w:t>测试 液压伺服系统：需要同时驱动 64 路比例电磁阀，每路独立PWM控制（周期 10ms，脉宽 0~10ms 可调，对应 0~100% 开度）。每通道驱动电流 2A，含过流保护。每8个通道共用同一组电源（3.6V~34V 可调）。</w:t>
       </w:r>
       <w:r>
         <w:rPr>
@@ -3841,21 +3613,7 @@
         <w:rPr>
           <w:rFonts w:hint="eastAsia"/>
         </w:rPr>
-        <w:t>串口（Serial Port）是一种逐位传输数据的通信接口，在工业控制和</w:t>
-      </w:r>
-      <w:proofErr w:type="gramStart"/>
-      <w:r>
-        <w:rPr>
-          <w:rFonts w:hint="eastAsia"/>
-        </w:rPr>
-        <w:t>航电</w:t>
-      </w:r>
-      <w:proofErr w:type="gramEnd"/>
-      <w:r>
-        <w:rPr>
-          <w:rFonts w:hint="eastAsia"/>
-        </w:rPr>
-        <w:t>测试中广泛用于连接各类下位机设备。核心指标包括通道数、波特率、数据格式（数据位/停止位/校验）、电气接口标准（RS-232/422/485）。</w:t>
+        <w:t>串口（Serial Port）是一种逐位传输数据的通信接口，在工业控制和航电测试中广泛用于连接各类下位机设备。核心指标包括通道数、波特率、数据格式（数据位/停止位/校验）、电气接口标准（RS-232/422/485）。</w:t>
       </w:r>
     </w:p>
     <w:p>
@@ -3943,14 +3701,12 @@
         </w:rPr>
         <w:t>火控系统测试：需要向伺服驱动器发送</w:t>
       </w:r>
-      <w:proofErr w:type="spellStart"/>
       <w:r>
         <w:rPr>
           <w:rFonts w:hint="eastAsia"/>
         </w:rPr>
         <w:t>PaoTa</w:t>
       </w:r>
-      <w:proofErr w:type="spellEnd"/>
       <w:r>
         <w:rPr>
           <w:rFonts w:hint="eastAsia"/>
@@ -4154,21 +3910,7 @@
         <w:rPr>
           <w:rFonts w:hint="eastAsia"/>
         </w:rPr>
-        <w:t>一对</w:t>
-      </w:r>
-      <w:proofErr w:type="gramStart"/>
-      <w:r>
-        <w:rPr>
-          <w:rFonts w:hint="eastAsia"/>
-        </w:rPr>
-        <w:t>差分线</w:t>
-      </w:r>
-      <w:proofErr w:type="gramEnd"/>
-      <w:r>
-        <w:rPr>
-          <w:rFonts w:hint="eastAsia"/>
-        </w:rPr>
-        <w:t>承载一个发送端到最多20个接收端。每个数据字为32位固定长度，以Label（标号）标识数据类型。</w:t>
+        <w:t>一对差分线承载一个发送端到最多20个接收端。每个数据字为32位固定长度，以Label（标号）标识数据类型。</w:t>
       </w:r>
       <w:r>
         <w:rPr>
@@ -4190,19 +3932,11 @@
           <w:rFonts w:hint="eastAsia"/>
         </w:rPr>
       </w:pPr>
-      <w:proofErr w:type="gramStart"/>
-      <w:r>
-        <w:rPr>
-          <w:rFonts w:hint="eastAsia"/>
-        </w:rPr>
-        <w:t>模拟航电设备</w:t>
-      </w:r>
-      <w:proofErr w:type="gramEnd"/>
-      <w:r>
-        <w:rPr>
-          <w:rFonts w:hint="eastAsia"/>
-        </w:rPr>
-        <w:t>（惯导、大气数据计算机、GPS、无线电高度表）向 UUT 发送导航/飞行参数</w:t>
+      <w:r>
+        <w:rPr>
+          <w:rFonts w:hint="eastAsia"/>
+        </w:rPr>
+        <w:t>模拟航电设备（惯导、大气数据计算机、GPS、无线电高度表）向 UUT 发送导航/飞行参数</w:t>
       </w:r>
     </w:p>
     <w:p>
@@ -4261,21 +3995,7 @@
         <w:rPr>
           <w:rFonts w:hint="eastAsia"/>
         </w:rPr>
-        <w:t>多通道同步输出，模拟</w:t>
-      </w:r>
-      <w:proofErr w:type="gramStart"/>
-      <w:r>
-        <w:rPr>
-          <w:rFonts w:hint="eastAsia"/>
-        </w:rPr>
-        <w:t>完整航电</w:t>
-      </w:r>
-      <w:proofErr w:type="gramEnd"/>
-      <w:r>
-        <w:rPr>
-          <w:rFonts w:hint="eastAsia"/>
-        </w:rPr>
-        <w:t>系统的数据环境</w:t>
+        <w:t>多通道同步输出，模拟完整航电系统的数据环境</w:t>
       </w:r>
     </w:p>
     <w:p>
@@ -4355,33 +4075,11 @@
           <w:rFonts w:hint="eastAsia"/>
         </w:rPr>
       </w:pPr>
-      <w:proofErr w:type="gramStart"/>
-      <w:r>
-        <w:rPr>
-          <w:rFonts w:hint="eastAsia"/>
-        </w:rPr>
-        <w:t>飞控计算机</w:t>
-      </w:r>
-      <w:proofErr w:type="gramEnd"/>
-      <w:r>
-        <w:rPr>
-          <w:rFonts w:hint="eastAsia"/>
-        </w:rPr>
-        <w:t xml:space="preserve">测试需要实时模拟大气数据计算机的 3 </w:t>
-      </w:r>
-      <w:proofErr w:type="gramStart"/>
-      <w:r>
-        <w:rPr>
-          <w:rFonts w:hint="eastAsia"/>
-        </w:rPr>
-        <w:t>个</w:t>
-      </w:r>
-      <w:proofErr w:type="gramEnd"/>
-      <w:r>
-        <w:rPr>
-          <w:rFonts w:hint="eastAsia"/>
-        </w:rPr>
-        <w:t>核心参数以 50ms 周期（20Hz）持续输出</w:t>
+      <w:r>
+        <w:rPr>
+          <w:rFonts w:hint="eastAsia"/>
+        </w:rPr>
+        <w:t>飞控计算机测试需要实时模拟大气数据计算机的 3 个核心参数以 50ms 周期（20Hz）持续输出</w:t>
       </w:r>
       <w:r>
         <w:rPr>
@@ -4896,21 +4594,7 @@
         <w:rPr>
           <w:rFonts w:hint="eastAsia"/>
         </w:rPr>
-        <w:t xml:space="preserve">BNR（Binary NRZ）编码下，29 位数据位中的低 N </w:t>
-      </w:r>
-      <w:proofErr w:type="gramStart"/>
-      <w:r>
-        <w:rPr>
-          <w:rFonts w:hint="eastAsia"/>
-        </w:rPr>
-        <w:t>位用于</w:t>
-      </w:r>
-      <w:proofErr w:type="gramEnd"/>
-      <w:r>
-        <w:rPr>
-          <w:rFonts w:hint="eastAsia"/>
-        </w:rPr>
-        <w:t>表示数值，最高位（Bit 29）为符号位：</w:t>
+        <w:t>BNR（Binary NRZ）编码下，29 位数据位中的低 N 位用于表示数值，最高位（Bit 29）为符号位：</w:t>
       </w:r>
     </w:p>
     <w:p>
@@ -5096,14 +4780,12 @@
         </w:rPr>
         <w:t xml:space="preserve"> </w:t>
       </w:r>
-      <w:proofErr w:type="gramStart"/>
       <w:r>
         <w:rPr>
           <w:rFonts w:hint="eastAsia"/>
         </w:rPr>
         <w:t>监视惯导姿态</w:t>
       </w:r>
-      <w:proofErr w:type="gramEnd"/>
     </w:p>
     <w:p>
       <w:pPr>
@@ -5113,61 +4795,11 @@
           <w:rFonts w:hint="eastAsia"/>
         </w:rPr>
       </w:pPr>
-      <w:proofErr w:type="gramStart"/>
-      <w:r>
-        <w:rPr>
-          <w:rFonts w:hint="eastAsia"/>
-        </w:rPr>
-        <w:t>在惯导系统</w:t>
-      </w:r>
-      <w:proofErr w:type="gramEnd"/>
-      <w:r>
-        <w:rPr>
-          <w:rFonts w:hint="eastAsia"/>
-        </w:rPr>
-        <w:t>（INS）测试中，</w:t>
-      </w:r>
-      <w:proofErr w:type="gramStart"/>
-      <w:r>
-        <w:rPr>
-          <w:rFonts w:hint="eastAsia"/>
-        </w:rPr>
-        <w:t>惯导以</w:t>
-      </w:r>
-      <w:proofErr w:type="gramEnd"/>
-      <w:r>
-        <w:rPr>
-          <w:rFonts w:hint="eastAsia"/>
-        </w:rPr>
-        <w:t xml:space="preserve"> 50Hz 发送 100 </w:t>
-      </w:r>
-      <w:proofErr w:type="gramStart"/>
-      <w:r>
-        <w:rPr>
-          <w:rFonts w:hint="eastAsia"/>
-        </w:rPr>
-        <w:t>个</w:t>
-      </w:r>
-      <w:proofErr w:type="gramEnd"/>
-      <w:r>
-        <w:rPr>
-          <w:rFonts w:hint="eastAsia"/>
-        </w:rPr>
-        <w:t xml:space="preserve">不同的 ARINC 429 Label（包含姿态、位置、速度、状态等）。但测试系统只关心航向、俯仰、横滚 3 </w:t>
-      </w:r>
-      <w:proofErr w:type="gramStart"/>
-      <w:r>
-        <w:rPr>
-          <w:rFonts w:hint="eastAsia"/>
-        </w:rPr>
-        <w:t>个</w:t>
-      </w:r>
-      <w:proofErr w:type="gramEnd"/>
-      <w:r>
-        <w:rPr>
-          <w:rFonts w:hint="eastAsia"/>
-        </w:rPr>
-        <w:t xml:space="preserve"> Label，其余消息全部过滤不要。</w:t>
+      <w:r>
+        <w:rPr>
+          <w:rFonts w:hint="eastAsia"/>
+        </w:rPr>
+        <w:t>在惯导系统（INS）测试中，惯导以 50Hz 发送 100 个不同的 ARINC 429 Label（包含姿态、位置、速度、状态等）。但测试系统只关心航向、俯仰、横滚 3 个 Label，其余消息全部过滤不要。</w:t>
       </w:r>
       <w:r>
         <w:rPr>
@@ -5638,35 +5270,7 @@
         <w:rPr>
           <w:rFonts w:hint="eastAsia"/>
         </w:rPr>
-        <w:t>飞行仿真测试中，</w:t>
-      </w:r>
-      <w:proofErr w:type="gramStart"/>
-      <w:r>
-        <w:rPr>
-          <w:rFonts w:hint="eastAsia"/>
-        </w:rPr>
-        <w:t>飞控计算机</w:t>
-      </w:r>
-      <w:proofErr w:type="gramEnd"/>
-      <w:r>
-        <w:rPr>
-          <w:rFonts w:hint="eastAsia"/>
-        </w:rPr>
-        <w:t>需要每 20ms 读取一次当前气压高度。历史数据不重要，只关心"</w:t>
-      </w:r>
-      <w:proofErr w:type="gramStart"/>
-      <w:r>
-        <w:rPr>
-          <w:rFonts w:hint="eastAsia"/>
-        </w:rPr>
-        <w:t>最新值</w:t>
-      </w:r>
-      <w:proofErr w:type="gramEnd"/>
-      <w:r>
-        <w:rPr>
-          <w:rFonts w:hint="eastAsia"/>
-        </w:rPr>
-        <w:t>"。EP-H5272 的 Mailbox 模式正好适用于这种场景：</w:t>
+        <w:t>飞行仿真测试中，飞控计算机需要每 20ms 读取一次当前气压高度。历史数据不重要，只关心"最新值"。EP-H5272 的 Mailbox 模式正好适用于这种场景：</w:t>
       </w:r>
     </w:p>
     <w:p>
@@ -5868,35 +5472,7 @@
         <w:rPr>
           <w:rFonts w:hint="eastAsia"/>
         </w:rPr>
-        <w:t>在一个完整</w:t>
-      </w:r>
-      <w:proofErr w:type="gramStart"/>
-      <w:r>
-        <w:rPr>
-          <w:rFonts w:hint="eastAsia"/>
-        </w:rPr>
-        <w:t>的航电系统</w:t>
-      </w:r>
-      <w:proofErr w:type="gramEnd"/>
-      <w:r>
-        <w:rPr>
-          <w:rFonts w:hint="eastAsia"/>
-        </w:rPr>
-        <w:t>半实物仿真中，需要使多个 ARINC 429 发送通道在同一时刻分别输出不同的数据帧，模拟</w:t>
-      </w:r>
-      <w:proofErr w:type="gramStart"/>
-      <w:r>
-        <w:rPr>
-          <w:rFonts w:hint="eastAsia"/>
-        </w:rPr>
-        <w:t>真实航电</w:t>
-      </w:r>
-      <w:proofErr w:type="gramEnd"/>
-      <w:r>
-        <w:rPr>
-          <w:rFonts w:hint="eastAsia"/>
-        </w:rPr>
-        <w:t>系统的同步行为。使用 PXI 机箱的背板触发总线实现。</w:t>
+        <w:t>在一个完整的航电系统半实物仿真中，需要使多个 ARINC 429 发送通道在同一时刻分别输出不同的数据帧，模拟真实航电系统的同步行为。使用 PXI 机箱的背板触发总线实现。</w:t>
       </w:r>
     </w:p>
     <w:p>
@@ -5930,21 +5506,7 @@
         <w:rPr>
           <w:rFonts w:hint="eastAsia"/>
         </w:rPr>
-        <w:t>CAN（Controller Area Network）是一种多主总线通信协议，广泛应用于汽车电子、工业控制、无人机、医疗器械等领域。CAN 2.0A 使用 11 位标识符（标准</w:t>
-      </w:r>
-      <w:proofErr w:type="gramStart"/>
-      <w:r>
-        <w:rPr>
-          <w:rFonts w:hint="eastAsia"/>
-        </w:rPr>
-        <w:t>帧</w:t>
-      </w:r>
-      <w:proofErr w:type="gramEnd"/>
-      <w:r>
-        <w:rPr>
-          <w:rFonts w:hint="eastAsia"/>
-        </w:rPr>
-        <w:t>），CAN 2.0B 使用 29 位标识符（扩展帧）。支持数据帧和远程帧，每帧最多 8 字节数据。</w:t>
+        <w:t>CAN（Controller Area Network）是一种多主总线通信协议，广泛应用于汽车电子、工业控制、无人机、医疗器械等领域。CAN 2.0A 使用 11 位标识符（标准帧），CAN 2.0B 使用 29 位标识符（扩展帧）。支持数据帧和远程帧，每帧最多 8 字节数据。</w:t>
       </w:r>
       <w:r>
         <w:rPr>
@@ -6068,21 +5630,7 @@
         <w:rPr>
           <w:rFonts w:hint="eastAsia"/>
         </w:rPr>
-        <w:t>标准</w:t>
-      </w:r>
-      <w:proofErr w:type="gramStart"/>
-      <w:r>
-        <w:rPr>
-          <w:rFonts w:hint="eastAsia"/>
-        </w:rPr>
-        <w:t>帧</w:t>
-      </w:r>
-      <w:proofErr w:type="gramEnd"/>
-      <w:r>
-        <w:rPr>
-          <w:rFonts w:hint="eastAsia"/>
-        </w:rPr>
-        <w:t>周期发送</w:t>
+        <w:t>标准帧周期发送</w:t>
       </w:r>
       <w:r>
         <w:rPr>
@@ -6214,21 +5762,7 @@
         <w:rPr>
           <w:rFonts w:hint="eastAsia"/>
         </w:rPr>
-        <w:t>扩展</w:t>
-      </w:r>
-      <w:proofErr w:type="gramStart"/>
-      <w:r>
-        <w:rPr>
-          <w:rFonts w:hint="eastAsia"/>
-        </w:rPr>
-        <w:t>帧</w:t>
-      </w:r>
-      <w:proofErr w:type="gramEnd"/>
-      <w:r>
-        <w:rPr>
-          <w:rFonts w:hint="eastAsia"/>
-        </w:rPr>
-        <w:t>发送</w:t>
+        <w:t>扩展帧发送</w:t>
       </w:r>
       <w:r>
         <w:rPr>
@@ -6263,33 +5797,11 @@
           <w:rFonts w:hint="eastAsia"/>
         </w:rPr>
       </w:pPr>
-      <w:proofErr w:type="gramStart"/>
-      <w:r>
-        <w:rPr>
-          <w:rFonts w:hint="eastAsia"/>
-        </w:rPr>
-        <w:t>无人机飞控测试</w:t>
-      </w:r>
-      <w:proofErr w:type="gramEnd"/>
-      <w:r>
-        <w:rPr>
-          <w:rFonts w:hint="eastAsia"/>
-        </w:rPr>
-        <w:t xml:space="preserve">中需要模拟 GPS 接收机发送定位数据：使用 扩展帧（29-bit ID） 按照 </w:t>
-      </w:r>
-      <w:proofErr w:type="spellStart"/>
-      <w:r>
-        <w:rPr>
-          <w:rFonts w:hint="eastAsia"/>
-        </w:rPr>
-        <w:t>CANopen</w:t>
-      </w:r>
-      <w:proofErr w:type="spellEnd"/>
-      <w:r>
-        <w:rPr>
-          <w:rFonts w:hint="eastAsia"/>
-        </w:rPr>
-        <w:t xml:space="preserve"> / 自定义协议发送 8 字节位置信息。</w:t>
+      <w:r>
+        <w:rPr>
+          <w:rFonts w:hint="eastAsia"/>
+        </w:rPr>
+        <w:t>无人机飞控测试中需要模拟 GPS 接收机发送定位数据：使用 扩展帧（29-bit ID） 按照 CANopen / 自定义协议发送 8 字节位置信息。</w:t>
       </w:r>
       <w:r>
         <w:rPr>
@@ -6576,21 +6088,7 @@
         <w:rPr>
           <w:rFonts w:hint="eastAsia"/>
         </w:rPr>
-        <w:t xml:space="preserve">通道接收到 CAN </w:t>
-      </w:r>
-      <w:proofErr w:type="gramStart"/>
-      <w:r>
-        <w:rPr>
-          <w:rFonts w:hint="eastAsia"/>
-        </w:rPr>
-        <w:t>帧时触发</w:t>
-      </w:r>
-      <w:proofErr w:type="gramEnd"/>
-      <w:r>
-        <w:rPr>
-          <w:rFonts w:hint="eastAsia"/>
-        </w:rPr>
-        <w:t>中断，在回调中一次性读取所有数据的通道。</w:t>
+        <w:t>通道接收到 CAN 帧时触发中断，在回调中一次性读取所有数据的通道。</w:t>
       </w:r>
     </w:p>
     <w:p>
@@ -6605,14 +6103,12 @@
           <w:rFonts w:hint="eastAsia"/>
         </w:rPr>
       </w:pPr>
-      <w:proofErr w:type="spellStart"/>
       <w:r>
         <w:rPr>
           <w:rFonts w:hint="eastAsia"/>
         </w:rPr>
         <w:t>FlexRay</w:t>
       </w:r>
-      <w:proofErr w:type="spellEnd"/>
     </w:p>
     <w:p>
       <w:pPr>
@@ -6622,61 +6118,17 @@
           <w:rFonts w:hint="eastAsia"/>
         </w:rPr>
       </w:pPr>
-      <w:proofErr w:type="spellStart"/>
-      <w:r>
-        <w:rPr>
-          <w:rFonts w:hint="eastAsia"/>
-        </w:rPr>
-        <w:t>FlexRay</w:t>
-      </w:r>
-      <w:proofErr w:type="spellEnd"/>
-      <w:r>
-        <w:rPr>
-          <w:rFonts w:hint="eastAsia"/>
-        </w:rPr>
-        <w:t xml:space="preserve"> 是一种高速、确定性、容错的车载总线协议，被广泛用于线控制动（Brake-by-Wire）、线控转向（Steer-by-Wire）、高级驾驶辅助系统（ADAS） 等安全关键领域。它融合了TDMA（静态段和事件触发（动态段）两种机制，支持 双信道冗余（</w:t>
-      </w:r>
-      <w:proofErr w:type="spellStart"/>
-      <w:r>
-        <w:rPr>
-          <w:rFonts w:hint="eastAsia"/>
-        </w:rPr>
-        <w:t>BusA</w:t>
-      </w:r>
-      <w:proofErr w:type="spellEnd"/>
-      <w:r>
-        <w:rPr>
-          <w:rFonts w:hint="eastAsia"/>
-        </w:rPr>
-        <w:t xml:space="preserve"> + </w:t>
-      </w:r>
-      <w:proofErr w:type="spellStart"/>
-      <w:r>
-        <w:rPr>
-          <w:rFonts w:hint="eastAsia"/>
-        </w:rPr>
-        <w:t>BusB</w:t>
-      </w:r>
-      <w:proofErr w:type="spellEnd"/>
-      <w:r>
-        <w:rPr>
-          <w:rFonts w:hint="eastAsia"/>
-        </w:rPr>
-        <w:t>），速率高达 10Mbps。</w:t>
-      </w:r>
-      <w:proofErr w:type="spellStart"/>
-      <w:r>
-        <w:rPr>
-          <w:rFonts w:hint="eastAsia"/>
-        </w:rPr>
-        <w:t>Flexray</w:t>
-      </w:r>
-      <w:proofErr w:type="spellEnd"/>
-      <w:r>
-        <w:rPr>
-          <w:rFonts w:hint="eastAsia"/>
-        </w:rPr>
-        <w:t>硬件模块可以这些典型场景下作为测试设备使用：</w:t>
+      <w:r>
+        <w:rPr>
+          <w:rFonts w:hint="eastAsia"/>
+        </w:rPr>
+        <w:t>FlexRay 是一种高速、确定性、容错的车载总线协议，被广泛用于线控制动（Brake-by-Wire）、线控转向（Steer-by-Wire）、高级驾驶辅助系统（ADAS） 等安全关键领域。它融合了TDMA（静态段和事件触发（动态段）两种机制，支持 双信道冗余（BusA + BusB），速率高达 10Mbps。</w:t>
+      </w:r>
+      <w:r>
+        <w:rPr>
+          <w:rFonts w:hint="eastAsia"/>
+        </w:rPr>
+        <w:t>Flexray硬件模块可以这些典型场景下作为测试设备使用：</w:t>
       </w:r>
     </w:p>
     <w:p>
@@ -6753,21 +6205,7 @@
         <w:rPr>
           <w:rFonts w:hint="eastAsia"/>
         </w:rPr>
-        <w:t xml:space="preserve">作为 冷启动节点 参与 </w:t>
-      </w:r>
-      <w:proofErr w:type="spellStart"/>
-      <w:r>
-        <w:rPr>
-          <w:rFonts w:hint="eastAsia"/>
-        </w:rPr>
-        <w:t>FlexRay</w:t>
-      </w:r>
-      <w:proofErr w:type="spellEnd"/>
-      <w:r>
-        <w:rPr>
-          <w:rFonts w:hint="eastAsia"/>
-        </w:rPr>
-        <w:t xml:space="preserve"> 集群启动</w:t>
+        <w:t>作为 冷启动节点 参与 FlexRay 集群启动</w:t>
       </w:r>
     </w:p>
     <w:p>
@@ -6786,21 +6224,7 @@
         <w:rPr>
           <w:rFonts w:hint="eastAsia"/>
         </w:rPr>
-        <w:t xml:space="preserve">过滤/监听特定帧 ID 的 </w:t>
-      </w:r>
-      <w:proofErr w:type="spellStart"/>
-      <w:r>
-        <w:rPr>
-          <w:rFonts w:hint="eastAsia"/>
-        </w:rPr>
-        <w:t>FlexRay</w:t>
-      </w:r>
-      <w:proofErr w:type="spellEnd"/>
-      <w:r>
-        <w:rPr>
-          <w:rFonts w:hint="eastAsia"/>
-        </w:rPr>
-        <w:t xml:space="preserve"> 总线消息</w:t>
+        <w:t>过滤/监听特定帧 ID 的 FlexRay 总线消息</w:t>
       </w:r>
     </w:p>
     <w:p>
@@ -6914,21 +6338,7 @@
         <w:rPr>
           <w:rFonts w:hint="eastAsia"/>
         </w:rPr>
-        <w:t>动态</w:t>
-      </w:r>
-      <w:proofErr w:type="gramStart"/>
-      <w:r>
-        <w:rPr>
-          <w:rFonts w:hint="eastAsia"/>
-        </w:rPr>
-        <w:t>段事件</w:t>
-      </w:r>
-      <w:proofErr w:type="gramEnd"/>
-      <w:r>
-        <w:rPr>
-          <w:rFonts w:hint="eastAsia"/>
-        </w:rPr>
-        <w:t>发送</w:t>
+        <w:t>动态段事件发送</w:t>
       </w:r>
       <w:r>
         <w:rPr>
@@ -6967,21 +6377,7 @@
         <w:rPr>
           <w:rFonts w:hint="eastAsia"/>
         </w:rPr>
-        <w:t xml:space="preserve">当检测到制动压力异常（&lt; 5 Bar 或 &gt; 180 Bar）时，系统通过 </w:t>
-      </w:r>
-      <w:proofErr w:type="spellStart"/>
-      <w:r>
-        <w:rPr>
-          <w:rFonts w:hint="eastAsia"/>
-        </w:rPr>
-        <w:t>FlexRay</w:t>
-      </w:r>
-      <w:proofErr w:type="spellEnd"/>
-      <w:r>
-        <w:rPr>
-          <w:rFonts w:hint="eastAsia"/>
-        </w:rPr>
-        <w:t xml:space="preserve"> 动态段发送一条诊断消息（帧 ID=200），仅发一次。不需要周期性占用总线带宽。</w:t>
+        <w:t>当检测到制动压力异常（&lt; 5 Bar 或 &gt; 180 Bar）时，系统通过 FlexRay 动态段发送一条诊断消息（帧 ID=200），仅发一次。不需要周期性占用总线带宽。</w:t>
       </w:r>
     </w:p>
     <w:p>
@@ -7065,33 +6461,11 @@
           <w:rFonts w:hint="eastAsia"/>
         </w:rPr>
       </w:pPr>
-      <w:proofErr w:type="spellStart"/>
-      <w:r>
-        <w:rPr>
-          <w:rFonts w:hint="eastAsia"/>
-        </w:rPr>
-        <w:t>FlexRay</w:t>
-      </w:r>
-      <w:proofErr w:type="spellEnd"/>
-      <w:r>
-        <w:rPr>
-          <w:rFonts w:hint="eastAsia"/>
-        </w:rPr>
-        <w:t xml:space="preserve"> 网络中有 50 </w:t>
-      </w:r>
-      <w:proofErr w:type="gramStart"/>
-      <w:r>
-        <w:rPr>
-          <w:rFonts w:hint="eastAsia"/>
-        </w:rPr>
-        <w:t>个</w:t>
-      </w:r>
-      <w:proofErr w:type="gramEnd"/>
-      <w:r>
-        <w:rPr>
-          <w:rFonts w:hint="eastAsia"/>
-        </w:rPr>
-        <w:t>帧 ID（1~50）在发送，但测试系统只关心帧 ID=10（制动数据）、ID=20（转向数据）和 ID=30（发动机数据）三组。同时拒绝 ID=0（无效帧）。</w:t>
+      <w:r>
+        <w:rPr>
+          <w:rFonts w:hint="eastAsia"/>
+        </w:rPr>
+        <w:t>FlexRay 网络中有 50 个帧 ID（1~50）在发送，但测试系统只关心帧 ID=10（制动数据）、ID=20（转向数据）和 ID=30（发动机数据）三组。同时拒绝 ID=0（无效帧）。</w:t>
       </w:r>
     </w:p>
     <w:p>
@@ -7125,49 +6499,7 @@
         <w:rPr>
           <w:rFonts w:hint="eastAsia"/>
         </w:rPr>
-        <w:t>MIL-STD-1553B 是美国军方制定的航空电子系统数据总线标准，采用命令/响应式通信，由总线控制器（BC） 发起所有消息，远程终端（RT） 响应，总线监视器（BM） 监听记录。总线</w:t>
-      </w:r>
-      <w:proofErr w:type="gramStart"/>
-      <w:r>
-        <w:rPr>
-          <w:rFonts w:hint="eastAsia"/>
-        </w:rPr>
-        <w:t>为双余度</w:t>
-      </w:r>
-      <w:proofErr w:type="gramEnd"/>
-      <w:r>
-        <w:rPr>
-          <w:rFonts w:hint="eastAsia"/>
-        </w:rPr>
-        <w:t>（</w:t>
-      </w:r>
-      <w:proofErr w:type="spellStart"/>
-      <w:r>
-        <w:rPr>
-          <w:rFonts w:hint="eastAsia"/>
-        </w:rPr>
-        <w:t>BusA</w:t>
-      </w:r>
-      <w:proofErr w:type="spellEnd"/>
-      <w:r>
-        <w:rPr>
-          <w:rFonts w:hint="eastAsia"/>
-        </w:rPr>
-        <w:t xml:space="preserve"> / </w:t>
-      </w:r>
-      <w:proofErr w:type="spellStart"/>
-      <w:r>
-        <w:rPr>
-          <w:rFonts w:hint="eastAsia"/>
-        </w:rPr>
-        <w:t>BusB</w:t>
-      </w:r>
-      <w:proofErr w:type="spellEnd"/>
-      <w:r>
-        <w:rPr>
-          <w:rFonts w:hint="eastAsia"/>
-        </w:rPr>
-        <w:t>），一条总线故障后自动切换。</w:t>
+        <w:t>MIL-STD-1553B 是美国军方制定的航空电子系统数据总线标准，采用命令/响应式通信，由总线控制器（BC） 发起所有消息，远程终端（RT） 响应，总线监视器（BM） 监听记录。总线为双余度（BusA / BusB），一条总线故障后自动切换。</w:t>
       </w:r>
       <w:r>
         <w:rPr>
@@ -7192,35 +6524,7 @@
         <w:rPr>
           <w:rFonts w:hint="eastAsia"/>
         </w:rPr>
-        <w:t xml:space="preserve">作为 BC </w:t>
-      </w:r>
-      <w:proofErr w:type="gramStart"/>
-      <w:r>
-        <w:rPr>
-          <w:rFonts w:hint="eastAsia"/>
-        </w:rPr>
-        <w:t>模拟飞控计算机</w:t>
-      </w:r>
-      <w:proofErr w:type="gramEnd"/>
-      <w:r>
-        <w:rPr>
-          <w:rFonts w:hint="eastAsia"/>
-        </w:rPr>
-        <w:t>，向</w:t>
-      </w:r>
-      <w:proofErr w:type="gramStart"/>
-      <w:r>
-        <w:rPr>
-          <w:rFonts w:hint="eastAsia"/>
-        </w:rPr>
-        <w:t>各航电设备</w:t>
-      </w:r>
-      <w:proofErr w:type="gramEnd"/>
-      <w:r>
-        <w:rPr>
-          <w:rFonts w:hint="eastAsia"/>
-        </w:rPr>
-        <w:t>下达指令和注入数据</w:t>
+        <w:t>作为 BC 模拟飞控计算机，向各航电设备下达指令和注入数据</w:t>
       </w:r>
     </w:p>
     <w:p>
@@ -7296,35 +6600,7 @@
         <w:rPr>
           <w:rFonts w:hint="eastAsia"/>
         </w:rPr>
-        <w:t xml:space="preserve">错误重试：验证 </w:t>
-      </w:r>
-      <w:proofErr w:type="spellStart"/>
-      <w:r>
-        <w:rPr>
-          <w:rFonts w:hint="eastAsia"/>
-        </w:rPr>
-        <w:t>BusA</w:t>
-      </w:r>
-      <w:proofErr w:type="spellEnd"/>
-      <w:r>
-        <w:rPr>
-          <w:rFonts w:hint="eastAsia"/>
-        </w:rPr>
-        <w:t xml:space="preserve"> 故障后自动切换到 </w:t>
-      </w:r>
-      <w:proofErr w:type="spellStart"/>
-      <w:r>
-        <w:rPr>
-          <w:rFonts w:hint="eastAsia"/>
-        </w:rPr>
-        <w:t>BusB</w:t>
-      </w:r>
-      <w:proofErr w:type="spellEnd"/>
-      <w:r>
-        <w:rPr>
-          <w:rFonts w:hint="eastAsia"/>
-        </w:rPr>
-        <w:t xml:space="preserve"> 的冗余机制</w:t>
+        <w:t>错误重试：验证 BusA 故障后自动切换到 BusB 的冗余机制</w:t>
       </w:r>
     </w:p>
     <w:p>
@@ -7410,21 +6686,7 @@
         <w:rPr>
           <w:rFonts w:hint="eastAsia"/>
         </w:rPr>
-        <w:t xml:space="preserve"> </w:t>
-      </w:r>
-      <w:proofErr w:type="spellStart"/>
-      <w:r>
-        <w:rPr>
-          <w:rFonts w:hint="eastAsia"/>
-        </w:rPr>
-        <w:t>BusA</w:t>
-      </w:r>
-      <w:proofErr w:type="spellEnd"/>
-      <w:r>
-        <w:rPr>
-          <w:rFonts w:hint="eastAsia"/>
-        </w:rPr>
-        <w:t xml:space="preserve">/B </w:t>
+        <w:t xml:space="preserve"> BusA/B </w:t>
       </w:r>
       <w:r>
         <w:rPr>
@@ -7720,21 +6982,7 @@
         <w:rPr>
           <w:rFonts w:hint="eastAsia"/>
         </w:rPr>
-        <w:t>IEEE-1394B（即 Firewire 800）是一种高速串行总线，AS5643 是在其基础上定义的航空电子总线协议，用于军用飞行器（如 F-35）的传感器</w:t>
-      </w:r>
-      <w:proofErr w:type="gramStart"/>
-      <w:r>
-        <w:rPr>
-          <w:rFonts w:hint="eastAsia"/>
-        </w:rPr>
-        <w:t>和飞控网络</w:t>
-      </w:r>
-      <w:proofErr w:type="gramEnd"/>
-      <w:r>
-        <w:rPr>
-          <w:rFonts w:hint="eastAsia"/>
-        </w:rPr>
-        <w:t>。采用STOF（Start Of Frame） 周期通信模型，帧偏移精确到微秒级，速率高达 400Mbps。</w:t>
+        <w:t>IEEE-1394B（即 Firewire 800）是一种高速串行总线，AS5643 是在其基础上定义的航空电子总线协议，用于军用飞行器（如 F-35）的传感器和飞控网络。采用STOF（Start Of Frame） 周期通信模型，帧偏移精确到微秒级，速率高达 400Mbps。</w:t>
       </w:r>
       <w:r>
         <w:rPr>
@@ -7760,21 +7008,7 @@
         <w:rPr>
           <w:rFonts w:hint="eastAsia"/>
         </w:rPr>
-        <w:t xml:space="preserve">模拟 CC（Control Computer） — </w:t>
-      </w:r>
-      <w:proofErr w:type="gramStart"/>
-      <w:r>
-        <w:rPr>
-          <w:rFonts w:hint="eastAsia"/>
-        </w:rPr>
-        <w:t>飞控计算机</w:t>
-      </w:r>
-      <w:proofErr w:type="gramEnd"/>
-      <w:r>
-        <w:rPr>
-          <w:rFonts w:hint="eastAsia"/>
-        </w:rPr>
-        <w:t>，作为总线主节点发送 STOF 帧和循环消息</w:t>
+        <w:t>模拟 CC（Control Computer） — 飞控计算机，作为总线主节点发送 STOF 帧和循环消息</w:t>
       </w:r>
     </w:p>
     <w:p>
@@ -7794,21 +7028,7 @@
         <w:rPr>
           <w:rFonts w:hint="eastAsia"/>
         </w:rPr>
-        <w:t>模拟 RN（Remote Node） — 远程终端（</w:t>
-      </w:r>
-      <w:proofErr w:type="gramStart"/>
-      <w:r>
-        <w:rPr>
-          <w:rFonts w:hint="eastAsia"/>
-        </w:rPr>
-        <w:t>舵面控制器</w:t>
-      </w:r>
-      <w:proofErr w:type="gramEnd"/>
-      <w:r>
-        <w:rPr>
-          <w:rFonts w:hint="eastAsia"/>
-        </w:rPr>
-        <w:t>、惯性导航、发动机控制器），在预定义偏移回复数据</w:t>
+        <w:t>模拟 RN（Remote Node） — 远程终端（舵面控制器、惯性导航、发动机控制器），在预定义偏移回复数据</w:t>
       </w:r>
     </w:p>
     <w:p>
@@ -7932,14 +7152,12 @@
         </w:rPr>
         <w:t xml:space="preserve"> </w:t>
       </w:r>
-      <w:proofErr w:type="gramStart"/>
       <w:r>
         <w:rPr>
           <w:rFonts w:hint="eastAsia"/>
         </w:rPr>
         <w:t>飞控计算机模拟</w:t>
       </w:r>
-      <w:proofErr w:type="gramEnd"/>
     </w:p>
     <w:p>
       <w:pPr>
@@ -8204,35 +7422,7 @@
         <w:rPr>
           <w:rFonts w:hint="eastAsia"/>
         </w:rPr>
-        <w:t>AFDX（航空电子全双工交换式以太网）基于商用以太网架构制定，遵循ARINC664-P7航空专用总线规范，广泛应用于民航客机、大型军用运输机及新一代战机机载综合电子系统，是目前主流机载高速实时数据网络。采用虚拟链路 VL确定性调度通信机制，依托带宽隔离、流量管</w:t>
-      </w:r>
-      <w:proofErr w:type="gramStart"/>
-      <w:r>
-        <w:rPr>
-          <w:rFonts w:hint="eastAsia"/>
-        </w:rPr>
-        <w:t>控实现</w:t>
-      </w:r>
-      <w:proofErr w:type="gramEnd"/>
-      <w:r>
-        <w:rPr>
-          <w:rFonts w:hint="eastAsia"/>
-        </w:rPr>
-        <w:t>硬实时传输，传输速率主流达100Mbps/1000Mbps，</w:t>
-      </w:r>
-      <w:proofErr w:type="gramStart"/>
-      <w:r>
-        <w:rPr>
-          <w:rFonts w:hint="eastAsia"/>
-        </w:rPr>
-        <w:t>具备低</w:t>
-      </w:r>
-      <w:proofErr w:type="gramEnd"/>
-      <w:r>
-        <w:rPr>
-          <w:rFonts w:hint="eastAsia"/>
-        </w:rPr>
-        <w:t>时延、低抖动、高可靠性、冗余双网备份等航空级特性。</w:t>
+        <w:t>AFDX（航空电子全双工交换式以太网）基于商用以太网架构制定，遵循ARINC664-P7航空专用总线规范，广泛应用于民航客机、大型军用运输机及新一代战机机载综合电子系统，是目前主流机载高速实时数据网络。采用虚拟链路 VL确定性调度通信机制，依托带宽隔离、流量管控实现硬实时传输，传输速率主流达100Mbps/1000Mbps，具备低时延、低抖动、高可靠性、冗余双网备份等航空级特性。</w:t>
       </w:r>
     </w:p>
     <w:p>
@@ -8359,35 +7549,7 @@
         <w:rPr>
           <w:rFonts w:hint="eastAsia"/>
         </w:rPr>
-        <w:t>统一管理 AD、DA、DIO、串口、CAN、ARINC 429、MIL-STD-1553B、</w:t>
-      </w:r>
-      <w:proofErr w:type="spellStart"/>
-      <w:r>
-        <w:rPr>
-          <w:rFonts w:hint="eastAsia"/>
-        </w:rPr>
-        <w:t>FlexRay</w:t>
-      </w:r>
-      <w:proofErr w:type="spellEnd"/>
-      <w:r>
-        <w:rPr>
-          <w:rFonts w:hint="eastAsia"/>
-        </w:rPr>
-        <w:t>、1394B、VISA 仪器等</w:t>
-      </w:r>
-      <w:proofErr w:type="gramStart"/>
-      <w:r>
-        <w:rPr>
-          <w:rFonts w:hint="eastAsia"/>
-        </w:rPr>
-        <w:t>全类型</w:t>
-      </w:r>
-      <w:proofErr w:type="gramEnd"/>
-      <w:r>
-        <w:rPr>
-          <w:rFonts w:hint="eastAsia"/>
-        </w:rPr>
-        <w:t>硬件资源</w:t>
+        <w:t>统一管理 AD、DA、DIO、串口、CAN、ARINC 429、MIL-STD-1553B、FlexRay、1394B、VISA 仪器等全类型硬件资源</w:t>
       </w:r>
       <w:r>
         <w:rPr>
@@ -8742,19 +7904,11 @@
                 <w:rFonts w:hint="eastAsia"/>
               </w:rPr>
             </w:pPr>
-            <w:proofErr w:type="gramStart"/>
-            <w:r>
-              <w:rPr>
-                <w:rFonts w:hint="eastAsia"/>
-              </w:rPr>
-              <w:t>单项目</w:t>
-            </w:r>
-            <w:proofErr w:type="gramEnd"/>
-            <w:r>
-              <w:rPr>
-                <w:rFonts w:hint="eastAsia"/>
-              </w:rPr>
-              <w:t>测试成本降低</w:t>
+            <w:r>
+              <w:rPr>
+                <w:rFonts w:hint="eastAsia"/>
+              </w:rPr>
+              <w:t>单项目测试成本降低</w:t>
             </w:r>
           </w:p>
         </w:tc>
@@ -8854,19 +8008,11 @@
                 <w:rFonts w:hint="eastAsia"/>
               </w:rPr>
             </w:pPr>
-            <w:proofErr w:type="gramStart"/>
-            <w:r>
-              <w:rPr>
-                <w:rFonts w:hint="eastAsia"/>
-              </w:rPr>
-              <w:t>用例库可复用</w:t>
-            </w:r>
-            <w:proofErr w:type="gramEnd"/>
-            <w:r>
-              <w:rPr>
-                <w:rFonts w:hint="eastAsia"/>
-              </w:rPr>
-              <w:t>、可积累，形成公司级测试资产</w:t>
+            <w:r>
+              <w:rPr>
+                <w:rFonts w:hint="eastAsia"/>
+              </w:rPr>
+              <w:t>用例库可复用、可积累，形成公司级测试资产</w:t>
             </w:r>
           </w:p>
         </w:tc>
@@ -8946,21 +8092,7 @@
               <w:rPr>
                 <w:rFonts w:hint="eastAsia"/>
               </w:rPr>
-              <w:t>，顺应行业的</w:t>
-            </w:r>
-            <w:proofErr w:type="gramStart"/>
-            <w:r>
-              <w:rPr>
-                <w:rFonts w:hint="eastAsia"/>
-              </w:rPr>
-              <w:t>信创要求</w:t>
-            </w:r>
-            <w:proofErr w:type="gramEnd"/>
-            <w:r>
-              <w:rPr>
-                <w:rFonts w:hint="eastAsia"/>
-              </w:rPr>
-              <w:t>和ZZKK的要求</w:t>
+              <w:t>，顺应行业的信创要求和ZZKK的要求</w:t>
             </w:r>
           </w:p>
         </w:tc>
@@ -9065,21 +8197,7 @@
         <w:rPr>
           <w:rFonts w:hint="eastAsia"/>
         </w:rPr>
-        <w:t>公司承接的系统集成项目，无论是</w:t>
-      </w:r>
-      <w:proofErr w:type="gramStart"/>
-      <w:r>
-        <w:rPr>
-          <w:rFonts w:hint="eastAsia"/>
-        </w:rPr>
-        <w:t>航电总线</w:t>
-      </w:r>
-      <w:proofErr w:type="gramEnd"/>
-      <w:r>
-        <w:rPr>
-          <w:rFonts w:hint="eastAsia"/>
-        </w:rPr>
-        <w:t>测试、车载控制器测试还是工业现场采集，硬件层面大多由标准化的 PXI 板卡（AD/DA/IO/429/1553B/CAN 等）和程控仪器堆砌而成。测试方法也高度趋同——激励→采集→判读，差异仅在于协议格式、信号数量</w:t>
+        <w:t>公司承接的系统集成项目，无论是航电总线测试、车载控制器测试还是工业现场采集，硬件层面大多由标准化的 PXI 板卡（AD/DA/IO/429/1553B/CAN 等）和程控仪器堆砌而成。测试方法也高度趋同——激励→采集→判读，差异仅在于协议格式、信号数量</w:t>
       </w:r>
       <w:r>
         <w:rPr>
@@ -9429,35 +8547,7 @@
               <w:rPr>
                 <w:rFonts w:hint="eastAsia"/>
               </w:rPr>
-              <w:t>客户需求变更（如换板卡型号、</w:t>
-            </w:r>
-            <w:proofErr w:type="gramStart"/>
-            <w:r>
-              <w:rPr>
-                <w:rFonts w:hint="eastAsia"/>
-              </w:rPr>
-              <w:t>改协议</w:t>
-            </w:r>
-            <w:proofErr w:type="gramEnd"/>
-            <w:r>
-              <w:rPr>
-                <w:rFonts w:hint="eastAsia"/>
-              </w:rPr>
-              <w:t>字段），</w:t>
-            </w:r>
-            <w:proofErr w:type="gramStart"/>
-            <w:r>
-              <w:rPr>
-                <w:rFonts w:hint="eastAsia"/>
-              </w:rPr>
-              <w:t>代码级改动</w:t>
-            </w:r>
-            <w:proofErr w:type="gramEnd"/>
-            <w:r>
-              <w:rPr>
-                <w:rFonts w:hint="eastAsia"/>
-              </w:rPr>
-              <w:t>工作量大</w:t>
+              <w:t>客户需求变更（如换板卡型号、改协议字段），代码级改动工作量大</w:t>
             </w:r>
           </w:p>
         </w:tc>
@@ -9699,16 +8789,8 @@
               <w:rPr>
                 <w:rFonts w:hint="eastAsia"/>
               </w:rPr>
-              <w:t>测试程序与硬件</w:t>
-            </w:r>
-            <w:proofErr w:type="gramStart"/>
-            <w:r>
-              <w:rPr>
-                <w:rFonts w:hint="eastAsia"/>
-              </w:rPr>
-              <w:t>通道号硬编码</w:t>
-            </w:r>
-            <w:proofErr w:type="gramEnd"/>
+              <w:t>测试程序与硬件通道号硬编码</w:t>
+            </w:r>
           </w:p>
         </w:tc>
         <w:tc>
@@ -9769,21 +8851,7 @@
               <w:rPr>
                 <w:rFonts w:hint="eastAsia"/>
               </w:rPr>
-              <w:t>用例库、ICD 协议库、硬件插件</w:t>
-            </w:r>
-            <w:proofErr w:type="gramStart"/>
-            <w:r>
-              <w:rPr>
-                <w:rFonts w:hint="eastAsia"/>
-              </w:rPr>
-              <w:t>库统一</w:t>
-            </w:r>
-            <w:proofErr w:type="gramEnd"/>
-            <w:r>
-              <w:rPr>
-                <w:rFonts w:hint="eastAsia"/>
-              </w:rPr>
-              <w:t>管理，形成公司资产</w:t>
+              <w:t>用例库、ICD 协议库、硬件插件库统一管理，形成公司资产</w:t>
             </w:r>
           </w:p>
         </w:tc>
@@ -9805,21 +8873,7 @@
               <w:rPr>
                 <w:rFonts w:hint="eastAsia"/>
               </w:rPr>
-              <w:t>联调时必须</w:t>
-            </w:r>
-            <w:proofErr w:type="gramStart"/>
-            <w:r>
-              <w:rPr>
-                <w:rFonts w:hint="eastAsia"/>
-              </w:rPr>
-              <w:t>接真实</w:t>
-            </w:r>
-            <w:proofErr w:type="gramEnd"/>
-            <w:r>
-              <w:rPr>
-                <w:rFonts w:hint="eastAsia"/>
-              </w:rPr>
-              <w:t>硬件</w:t>
+              <w:t>联调时必须接真实硬件</w:t>
             </w:r>
           </w:p>
         </w:tc>
@@ -10290,30 +9344,8 @@
               <w:rPr>
                 <w:rFonts w:hint="eastAsia"/>
               </w:rPr>
-              <w:t>需求变更（换硬件/改协议）从</w:t>
-            </w:r>
-            <w:proofErr w:type="gramStart"/>
-            <w:r>
-              <w:rPr>
-                <w:rFonts w:hint="eastAsia"/>
-              </w:rPr>
-              <w:t>代码级修改</w:t>
-            </w:r>
-            <w:proofErr w:type="gramEnd"/>
-            <w:r>
-              <w:rPr>
-                <w:rFonts w:hint="eastAsia"/>
-              </w:rPr>
-              <w:t>降级为配置</w:t>
-            </w:r>
-            <w:proofErr w:type="gramStart"/>
-            <w:r>
-              <w:rPr>
-                <w:rFonts w:hint="eastAsia"/>
-              </w:rPr>
-              <w:t>级修改</w:t>
-            </w:r>
-            <w:proofErr w:type="gramEnd"/>
+              <w:t>需求变更（换硬件/改协议）从代码级修改降级为配置级修改</w:t>
+            </w:r>
           </w:p>
         </w:tc>
       </w:tr>
@@ -10380,7 +9412,6 @@
         </w:rPr>
         <w:t>这个软件平台的</w:t>
       </w:r>
-      <w:proofErr w:type="gramStart"/>
       <w:r>
         <w:rPr>
           <w:rFonts w:hint="eastAsia"/>
@@ -10402,7 +9433,6 @@
         </w:rPr>
         <w:t>的</w:t>
       </w:r>
-      <w:proofErr w:type="gramEnd"/>
       <w:r>
         <w:rPr>
           <w:color w:val="EE0000"/>
@@ -10571,21 +9601,7 @@
               <w:rPr>
                 <w:rFonts w:hint="eastAsia"/>
               </w:rPr>
-              <w:t>支持 PXI/</w:t>
-            </w:r>
-            <w:proofErr w:type="spellStart"/>
-            <w:r>
-              <w:rPr>
-                <w:rFonts w:hint="eastAsia"/>
-              </w:rPr>
-              <w:t>cPCI</w:t>
-            </w:r>
-            <w:proofErr w:type="spellEnd"/>
-            <w:r>
-              <w:rPr>
-                <w:rFonts w:hint="eastAsia"/>
-              </w:rPr>
-              <w:t>/USB/PCI/PCIe/PC104/LXI 全总线形态硬件接入</w:t>
+              <w:t>支持 PXI/cPCI/USB/PCI/PCIe/PC104/LXI 全总线形态硬件接入</w:t>
             </w:r>
           </w:p>
         </w:tc>
@@ -10703,21 +9719,7 @@
               <w:rPr>
                 <w:rFonts w:hint="eastAsia"/>
               </w:rPr>
-              <w:t>支持全品类硬件：AD/DA/DIO/串口/CAN/429/1553B/</w:t>
-            </w:r>
-            <w:proofErr w:type="spellStart"/>
-            <w:r>
-              <w:rPr>
-                <w:rFonts w:hint="eastAsia"/>
-              </w:rPr>
-              <w:t>FlexRay</w:t>
-            </w:r>
-            <w:proofErr w:type="spellEnd"/>
-            <w:r>
-              <w:rPr>
-                <w:rFonts w:hint="eastAsia"/>
-              </w:rPr>
-              <w:t>/1394B(AS5643)/AFDX/脉冲/VISA仪器</w:t>
+              <w:t>支持全品类硬件：AD/DA/DIO/串口/CAN/429/1553B/FlexRay/1394B(AS5643)/AFDX/脉冲/VISA仪器</w:t>
             </w:r>
           </w:p>
         </w:tc>
@@ -11018,21 +10020,7 @@
               <w:rPr>
                 <w:rFonts w:hint="eastAsia"/>
               </w:rPr>
-              <w:t>硬件</w:t>
-            </w:r>
-            <w:proofErr w:type="gramStart"/>
-            <w:r>
-              <w:rPr>
-                <w:rFonts w:hint="eastAsia"/>
-              </w:rPr>
-              <w:t>插件化</w:t>
-            </w:r>
-            <w:proofErr w:type="gramEnd"/>
-            <w:r>
-              <w:rPr>
-                <w:rFonts w:hint="eastAsia"/>
-              </w:rPr>
-              <w:t>架构，新增硬件只需开发对应插件</w:t>
+              <w:t>硬件插件化架构，新增硬件只需开发对应插件</w:t>
             </w:r>
           </w:p>
         </w:tc>
@@ -11187,19 +10175,11 @@
                 <w:rFonts w:hint="eastAsia"/>
               </w:rPr>
             </w:pPr>
-            <w:proofErr w:type="spellStart"/>
-            <w:r>
-              <w:rPr>
-                <w:rFonts w:hint="eastAsia"/>
-              </w:rPr>
-              <w:t>SignalMapper</w:t>
-            </w:r>
-            <w:proofErr w:type="spellEnd"/>
-            <w:r>
-              <w:rPr>
-                <w:rFonts w:hint="eastAsia"/>
-              </w:rPr>
-              <w:t>信号路由：UUID→设备通道+协议ID映射</w:t>
+            <w:r>
+              <w:rPr>
+                <w:rFonts w:hint="eastAsia"/>
+              </w:rPr>
+              <w:t>SignalMapper信号路由：UUID→设备通道+协议ID映射</w:t>
             </w:r>
           </w:p>
         </w:tc>
@@ -11254,19 +10234,11 @@
                 <w:rFonts w:hint="eastAsia"/>
               </w:rPr>
             </w:pPr>
-            <w:proofErr w:type="spellStart"/>
-            <w:r>
-              <w:rPr>
-                <w:rFonts w:hint="eastAsia"/>
-              </w:rPr>
-              <w:t>ProtocolRegistry</w:t>
-            </w:r>
-            <w:proofErr w:type="spellEnd"/>
-            <w:r>
-              <w:rPr>
-                <w:rFonts w:hint="eastAsia"/>
-              </w:rPr>
-              <w:t>协议定义仓库：字段列表+字节序+校验+pack/unpack</w:t>
+            <w:r>
+              <w:rPr>
+                <w:rFonts w:hint="eastAsia"/>
+              </w:rPr>
+              <w:t>ProtocolRegistry协议定义仓库：字段列表+字节序+校验+pack/unpack</w:t>
             </w:r>
           </w:p>
         </w:tc>
@@ -11384,30 +10356,8 @@
               <w:rPr>
                 <w:rFonts w:hint="eastAsia"/>
               </w:rPr>
-              <w:t>5种转换规则：线性(y=</w:t>
-            </w:r>
-            <w:proofErr w:type="spellStart"/>
-            <w:r>
-              <w:rPr>
-                <w:rFonts w:hint="eastAsia"/>
-              </w:rPr>
-              <w:t>kx+b</w:t>
-            </w:r>
-            <w:proofErr w:type="spellEnd"/>
-            <w:r>
-              <w:rPr>
-                <w:rFonts w:hint="eastAsia"/>
-              </w:rPr>
-              <w:t>)、多项式、枚举映射、Lua脚本、</w:t>
-            </w:r>
-            <w:proofErr w:type="gramStart"/>
-            <w:r>
-              <w:rPr>
-                <w:rFonts w:hint="eastAsia"/>
-              </w:rPr>
-              <w:t>位域拆解</w:t>
-            </w:r>
-            <w:proofErr w:type="gramEnd"/>
+              <w:t>5种转换规则：线性(y=kx+b)、多项式、枚举映射、Lua脚本、位域拆解</w:t>
+            </w:r>
           </w:p>
         </w:tc>
         <w:tc>
@@ -11524,21 +10474,7 @@
               <w:rPr>
                 <w:rFonts w:hint="eastAsia"/>
               </w:rPr>
-              <w:t>UUID信号标识：改名</w:t>
-            </w:r>
-            <w:proofErr w:type="gramStart"/>
-            <w:r>
-              <w:rPr>
-                <w:rFonts w:hint="eastAsia"/>
-              </w:rPr>
-              <w:t>不</w:t>
-            </w:r>
-            <w:proofErr w:type="gramEnd"/>
-            <w:r>
-              <w:rPr>
-                <w:rFonts w:hint="eastAsia"/>
-              </w:rPr>
-              <w:t>导致引用失效</w:t>
+              <w:t>UUID信号标识：改名不导致引用失效</w:t>
             </w:r>
           </w:p>
         </w:tc>
@@ -11774,21 +10710,7 @@
               <w:rPr>
                 <w:rFonts w:hint="eastAsia"/>
               </w:rPr>
-              <w:t>信号值缓存CVT：</w:t>
-            </w:r>
-            <w:proofErr w:type="gramStart"/>
-            <w:r>
-              <w:rPr>
-                <w:rFonts w:hint="eastAsia"/>
-              </w:rPr>
-              <w:t>最新值</w:t>
-            </w:r>
-            <w:proofErr w:type="gramEnd"/>
-            <w:r>
-              <w:rPr>
-                <w:rFonts w:hint="eastAsia"/>
-              </w:rPr>
-              <w:t>缓存，Engine快速读取</w:t>
+              <w:t>信号值缓存CVT：最新值缓存，Engine快速读取</w:t>
             </w:r>
           </w:p>
         </w:tc>
@@ -11843,19 +10765,11 @@
                 <w:rFonts w:hint="eastAsia"/>
               </w:rPr>
             </w:pPr>
-            <w:proofErr w:type="spellStart"/>
-            <w:r>
-              <w:rPr>
-                <w:rFonts w:hint="eastAsia"/>
-              </w:rPr>
-              <w:t>DataPool</w:t>
-            </w:r>
-            <w:proofErr w:type="spellEnd"/>
-            <w:r>
-              <w:rPr>
-                <w:rFonts w:hint="eastAsia"/>
-              </w:rPr>
-              <w:t>发布订阅：离散事件型Pub/Sub，HAL发布→ICD订阅→UI监控</w:t>
+            <w:r>
+              <w:rPr>
+                <w:rFonts w:hint="eastAsia"/>
+              </w:rPr>
+              <w:t>DataPool发布订阅：离散事件型Pub/Sub，HAL发布→ICD订阅→UI监控</w:t>
             </w:r>
           </w:p>
         </w:tc>
@@ -11914,21 +10828,7 @@
               <w:rPr>
                 <w:rFonts w:hint="eastAsia"/>
               </w:rPr>
-              <w:t>三编辑器共享同数据模型：</w:t>
-            </w:r>
-            <w:proofErr w:type="gramStart"/>
-            <w:r>
-              <w:rPr>
-                <w:rFonts w:hint="eastAsia"/>
-              </w:rPr>
-              <w:t>帧</w:t>
-            </w:r>
-            <w:proofErr w:type="gramEnd"/>
-            <w:r>
-              <w:rPr>
-                <w:rFonts w:hint="eastAsia"/>
-              </w:rPr>
-              <w:t>编辑器+ICD编辑器+拓扑编辑器操作同一份数据</w:t>
+              <w:t>三编辑器共享同数据模型：帧编辑器+ICD编辑器+拓扑编辑器操作同一份数据</w:t>
             </w:r>
           </w:p>
         </w:tc>
@@ -12377,21 +11277,7 @@
               <w:rPr>
                 <w:rFonts w:hint="eastAsia"/>
               </w:rPr>
-              <w:t>JSON Schema校验：必填字段完整性、类型正确性、</w:t>
-            </w:r>
-            <w:proofErr w:type="spellStart"/>
-            <w:r>
-              <w:rPr>
-                <w:rFonts w:hint="eastAsia"/>
-              </w:rPr>
-              <w:t>cmd</w:t>
-            </w:r>
-            <w:proofErr w:type="spellEnd"/>
-            <w:r>
-              <w:rPr>
-                <w:rFonts w:hint="eastAsia"/>
-              </w:rPr>
-              <w:t>枚举合法性、嵌套约束检查</w:t>
+              <w:t>JSON Schema校验：必填字段完整性、类型正确性、cmd枚举合法性、嵌套约束检查</w:t>
             </w:r>
           </w:p>
         </w:tc>
@@ -12565,19 +11451,11 @@
                 <w:rFonts w:hint="eastAsia"/>
               </w:rPr>
             </w:pPr>
-            <w:proofErr w:type="spellStart"/>
-            <w:r>
-              <w:rPr>
-                <w:rFonts w:hint="eastAsia"/>
-              </w:rPr>
-              <w:t>IICDEngineInterface</w:t>
-            </w:r>
-            <w:proofErr w:type="spellEnd"/>
-            <w:r>
-              <w:rPr>
-                <w:rFonts w:hint="eastAsia"/>
-              </w:rPr>
-              <w:t>核心接口：setSignal/getSignal/verifySignal/waitForSignal/injectFault/clearFault</w:t>
+            <w:r>
+              <w:rPr>
+                <w:rFonts w:hint="eastAsia"/>
+              </w:rPr>
+              <w:t>IICDEngineInterface核心接口：setSignal/getSignal/verifySignal/waitForSignal/injectFault/clearFault</w:t>
             </w:r>
           </w:p>
         </w:tc>
@@ -12695,16 +11573,8 @@
               <w:rPr>
                 <w:rFonts w:hint="eastAsia"/>
               </w:rPr>
-              <w:t>调试能力：行断点/条件断点/单步(Over/Into/Out)/变量监视/调用</w:t>
-            </w:r>
-            <w:proofErr w:type="gramStart"/>
-            <w:r>
-              <w:rPr>
-                <w:rFonts w:hint="eastAsia"/>
-              </w:rPr>
-              <w:t>栈</w:t>
-            </w:r>
-            <w:proofErr w:type="gramEnd"/>
+              <w:t>调试能力：行断点/条件断点/单步(Over/Into/Out)/变量监视/调用栈</w:t>
+            </w:r>
             <w:r>
               <w:rPr>
                 <w:rFonts w:hint="eastAsia"/>
@@ -13405,16 +12275,8 @@
               <w:rPr>
                 <w:rFonts w:hint="eastAsia"/>
               </w:rPr>
-              <w:t>Scheduled循环发送：硬件自主周期发送，CPU</w:t>
-            </w:r>
-            <w:proofErr w:type="gramStart"/>
-            <w:r>
-              <w:rPr>
-                <w:rFonts w:hint="eastAsia"/>
-              </w:rPr>
-              <w:t>零负担</w:t>
-            </w:r>
-            <w:proofErr w:type="gramEnd"/>
+              <w:t>Scheduled循环发送：硬件自主周期发送，CPU零负担</w:t>
+            </w:r>
           </w:p>
         </w:tc>
         <w:tc>
@@ -13480,19 +12342,11 @@
               </w:rPr>
               <w:t>（A429）</w:t>
             </w:r>
-            <w:proofErr w:type="gramStart"/>
-            <w:r>
-              <w:rPr>
-                <w:rFonts w:hint="eastAsia"/>
-              </w:rPr>
-              <w:t>最新值</w:t>
-            </w:r>
-            <w:proofErr w:type="gramEnd"/>
-            <w:r>
-              <w:rPr>
-                <w:rFonts w:hint="eastAsia"/>
-              </w:rPr>
-              <w:t>模式：只保留最新值，覆盖旧数据，永不溢出</w:t>
+            <w:r>
+              <w:rPr>
+                <w:rFonts w:hint="eastAsia"/>
+              </w:rPr>
+              <w:t>最新值模式：只保留最新值，覆盖旧数据，永不溢出</w:t>
             </w:r>
           </w:p>
         </w:tc>
@@ -13551,16 +12405,8 @@
               <w:rPr>
                 <w:rFonts w:hint="eastAsia"/>
               </w:rPr>
-              <w:t>FIFO单次发送与回放：按精确时间间隔注入预</w:t>
-            </w:r>
-            <w:proofErr w:type="gramStart"/>
-            <w:r>
-              <w:rPr>
-                <w:rFonts w:hint="eastAsia"/>
-              </w:rPr>
-              <w:t>录数据</w:t>
-            </w:r>
-            <w:proofErr w:type="gramEnd"/>
+              <w:t>FIFO单次发送与回放：按精确时间间隔注入预录数据</w:t>
+            </w:r>
           </w:p>
         </w:tc>
         <w:tc>
@@ -14065,35 +12911,7 @@
               <w:rPr>
                 <w:rFonts w:hint="eastAsia"/>
               </w:rPr>
-              <w:t>远期报告：PDF(</w:t>
-            </w:r>
-            <w:proofErr w:type="spellStart"/>
-            <w:r>
-              <w:rPr>
-                <w:rFonts w:hint="eastAsia"/>
-              </w:rPr>
-              <w:t>libharu</w:t>
-            </w:r>
-            <w:proofErr w:type="spellEnd"/>
-            <w:r>
-              <w:rPr>
-                <w:rFonts w:hint="eastAsia"/>
-              </w:rPr>
-              <w:t>)/Excel(</w:t>
-            </w:r>
-            <w:proofErr w:type="spellStart"/>
-            <w:r>
-              <w:rPr>
-                <w:rFonts w:hint="eastAsia"/>
-              </w:rPr>
-              <w:t>QXlsx</w:t>
-            </w:r>
-            <w:proofErr w:type="spellEnd"/>
-            <w:r>
-              <w:rPr>
-                <w:rFonts w:hint="eastAsia"/>
-              </w:rPr>
-              <w:t>)/图表嵌入</w:t>
+              <w:t>远期报告：PDF(libharu)/Excel(QXlsx)/图表嵌入</w:t>
             </w:r>
           </w:p>
         </w:tc>
@@ -14212,35 +13030,7 @@
               <w:rPr>
                 <w:rFonts w:hint="eastAsia"/>
               </w:rPr>
-              <w:t>多项目管理：ICD库/用例库/报告</w:t>
-            </w:r>
-            <w:proofErr w:type="gramStart"/>
-            <w:r>
-              <w:rPr>
-                <w:rFonts w:hint="eastAsia"/>
-              </w:rPr>
-              <w:t>库独立</w:t>
-            </w:r>
-            <w:proofErr w:type="gramEnd"/>
-            <w:r>
-              <w:rPr>
-                <w:rFonts w:hint="eastAsia"/>
-              </w:rPr>
-              <w:t>管理，公共部分</w:t>
-            </w:r>
-            <w:proofErr w:type="gramStart"/>
-            <w:r>
-              <w:rPr>
-                <w:rFonts w:hint="eastAsia"/>
-              </w:rPr>
-              <w:t>跨项目</w:t>
-            </w:r>
-            <w:proofErr w:type="gramEnd"/>
-            <w:r>
-              <w:rPr>
-                <w:rFonts w:hint="eastAsia"/>
-              </w:rPr>
-              <w:t>引用</w:t>
+              <w:t>多项目管理：ICD库/用例库/报告库独立管理，公共部分跨项目引用</w:t>
             </w:r>
           </w:p>
         </w:tc>
@@ -14392,16 +13182,8 @@
               <w:rPr>
                 <w:rFonts w:hint="eastAsia"/>
               </w:rPr>
-              <w:t>项目级配置管理：硬件拓扑+ICD映射+用例集+报告打包为.</w:t>
-            </w:r>
-            <w:proofErr w:type="spellStart"/>
-            <w:r>
-              <w:rPr>
-                <w:rFonts w:hint="eastAsia"/>
-              </w:rPr>
-              <w:t>etproj</w:t>
-            </w:r>
-            <w:proofErr w:type="spellEnd"/>
+              <w:t>项目级配置管理：硬件拓扑+ICD映射+用例集+报告打包为.etproj</w:t>
+            </w:r>
           </w:p>
         </w:tc>
         <w:tc>
@@ -14729,21 +13511,7 @@
               <w:rPr>
                 <w:rFonts w:hint="eastAsia"/>
               </w:rPr>
-              <w:t>QADS停靠式6区布局：活动栏+</w:t>
-            </w:r>
-            <w:proofErr w:type="gramStart"/>
-            <w:r>
-              <w:rPr>
-                <w:rFonts w:hint="eastAsia"/>
-              </w:rPr>
-              <w:t>侧边栏</w:t>
-            </w:r>
-            <w:proofErr w:type="gramEnd"/>
-            <w:r>
-              <w:rPr>
-                <w:rFonts w:hint="eastAsia"/>
-              </w:rPr>
-              <w:t>+中央编辑区+属性面板+底部面板+状态栏</w:t>
+              <w:t>QADS停靠式6区布局：活动栏+侧边栏+中央编辑区+属性面板+底部面板+状态栏</w:t>
             </w:r>
           </w:p>
         </w:tc>
@@ -14916,19 +13684,11 @@
                 <w:rFonts w:hint="eastAsia"/>
               </w:rPr>
             </w:pPr>
-            <w:proofErr w:type="spellStart"/>
-            <w:r>
-              <w:rPr>
-                <w:rFonts w:hint="eastAsia"/>
-              </w:rPr>
-              <w:t>QScintilla</w:t>
-            </w:r>
-            <w:proofErr w:type="spellEnd"/>
-            <w:r>
-              <w:rPr>
-                <w:rFonts w:hint="eastAsia"/>
-              </w:rPr>
-              <w:t>代码编辑器+Lua语法高亮</w:t>
+            <w:r>
+              <w:rPr>
+                <w:rFonts w:hint="eastAsia"/>
+              </w:rPr>
+              <w:t>QScintilla代码编辑器+Lua语法高亮</w:t>
             </w:r>
           </w:p>
         </w:tc>
@@ -14987,21 +13747,7 @@
               <w:rPr>
                 <w:rFonts w:hint="eastAsia"/>
               </w:rPr>
-              <w:t>三编辑器：</w:t>
-            </w:r>
-            <w:proofErr w:type="gramStart"/>
-            <w:r>
-              <w:rPr>
-                <w:rFonts w:hint="eastAsia"/>
-              </w:rPr>
-              <w:t>帧</w:t>
-            </w:r>
-            <w:proofErr w:type="gramEnd"/>
-            <w:r>
-              <w:rPr>
-                <w:rFonts w:hint="eastAsia"/>
-              </w:rPr>
-              <w:t>编辑器（表格）+ICD编辑器（表单/表格）+拓扑编辑器（图形连线）</w:t>
+              <w:t>三编辑器：帧编辑器（表格）+ICD编辑器（表单/表格）+拓扑编辑器（图形连线）</w:t>
             </w:r>
           </w:p>
         </w:tc>
@@ -15390,21 +14136,7 @@
               <w:rPr>
                 <w:rFonts w:hint="eastAsia"/>
               </w:rPr>
-              <w:t>可维护性：层间松耦合，接口参数序列化（基本类型+</w:t>
-            </w:r>
-            <w:proofErr w:type="spellStart"/>
-            <w:r>
-              <w:rPr>
-                <w:rFonts w:hint="eastAsia"/>
-              </w:rPr>
-              <w:t>QVariant</w:t>
-            </w:r>
-            <w:proofErr w:type="spellEnd"/>
-            <w:r>
-              <w:rPr>
-                <w:rFonts w:hint="eastAsia"/>
-              </w:rPr>
-              <w:t>）</w:t>
+              <w:t>可维护性：层间松耦合，接口参数序列化（基本类型+QVariant）</w:t>
             </w:r>
           </w:p>
         </w:tc>
@@ -15522,29 +14254,7 @@
               <w:rPr>
                 <w:rFonts w:hint="eastAsia"/>
               </w:rPr>
-              <w:t>插件隔离：MVP</w:t>
-            </w:r>
-            <w:proofErr w:type="gramStart"/>
-            <w:r>
-              <w:rPr>
-                <w:rFonts w:hint="eastAsia"/>
-              </w:rPr>
-              <w:t>同进程</w:t>
-            </w:r>
-            <w:proofErr w:type="spellStart"/>
-            <w:proofErr w:type="gramEnd"/>
-            <w:r>
-              <w:rPr>
-                <w:rFonts w:hint="eastAsia"/>
-              </w:rPr>
-              <w:t>QPluginLoader</w:t>
-            </w:r>
-            <w:proofErr w:type="spellEnd"/>
-            <w:r>
-              <w:rPr>
-                <w:rFonts w:hint="eastAsia"/>
-              </w:rPr>
-              <w:t>，远期评估独立进程隔离</w:t>
+              <w:t>插件隔离：MVP同进程QPluginLoader，远期评估独立进程隔离</w:t>
             </w:r>
           </w:p>
         </w:tc>
@@ -15727,21 +14437,7 @@
               <w:rPr>
                 <w:rFonts w:hint="eastAsia"/>
               </w:rPr>
-              <w:t>Web化迁移，核心业务剥离Qt依赖（或不依赖Qt的GUI部分），界面使用Web技术</w:t>
-            </w:r>
-            <w:proofErr w:type="gramStart"/>
-            <w:r>
-              <w:rPr>
-                <w:rFonts w:hint="eastAsia"/>
-              </w:rPr>
-              <w:t>栈</w:t>
-            </w:r>
-            <w:proofErr w:type="gramEnd"/>
-            <w:r>
-              <w:rPr>
-                <w:rFonts w:hint="eastAsia"/>
-              </w:rPr>
-              <w:t>支撑</w:t>
+              <w:t>Web化迁移，核心业务剥离Qt依赖（或不依赖Qt的GUI部分），界面使用Web技术栈支撑</w:t>
             </w:r>
           </w:p>
         </w:tc>
@@ -15816,16 +14512,8 @@
         <w:rPr>
           <w:rFonts w:hint="eastAsia"/>
         </w:rPr>
-        <w:t>五层架构总</w:t>
-      </w:r>
-      <w:proofErr w:type="gramStart"/>
-      <w:r>
-        <w:rPr>
-          <w:rFonts w:hint="eastAsia"/>
-        </w:rPr>
-        <w:t>览</w:t>
-      </w:r>
-      <w:proofErr w:type="gramEnd"/>
+        <w:t>五层架构总览</w:t>
+      </w:r>
     </w:p>
     <w:p>
       <w:pPr>
@@ -16198,16 +14886,8 @@
               <w:rPr>
                 <w:rFonts w:hint="eastAsia"/>
               </w:rPr>
-              <w:t>数据</w:t>
-            </w:r>
-            <w:proofErr w:type="gramStart"/>
-            <w:r>
-              <w:rPr>
-                <w:rFonts w:hint="eastAsia"/>
-              </w:rPr>
-              <w:t>持久化层</w:t>
-            </w:r>
-            <w:proofErr w:type="gramEnd"/>
+              <w:t>数据持久化层</w:t>
+            </w:r>
           </w:p>
         </w:tc>
         <w:tc>
@@ -16247,6 +14927,9 @@
         </w:numPr>
         <w:spacing w:before="80"/>
         <w:ind w:left="0" w:firstLine="0"/>
+        <w:rPr>
+          <w:rFonts w:hint="eastAsia"/>
+        </w:rPr>
       </w:pPr>
       <w:r>
         <w:rPr>
@@ -16263,6 +14946,9 @@
           <w:numId w:val="2"/>
         </w:numPr>
         <w:ind w:left="0" w:firstLine="0"/>
+        <w:rPr>
+          <w:rFonts w:hint="eastAsia"/>
+        </w:rPr>
       </w:pPr>
       <w:r>
         <w:rPr>
@@ -16275,40 +14961,15 @@
       <w:pPr>
         <w:spacing w:line="440" w:lineRule="exact"/>
         <w:ind w:firstLineChars="200" w:firstLine="480"/>
-      </w:pPr>
-      <w:r>
-        <w:rPr>
-          <w:rFonts w:hint="eastAsia"/>
-        </w:rPr>
-        <w:t>测控平台需要直接调用厂商C/C++ SDK，Qt/C++是最自然的绑定方式。</w:t>
-      </w:r>
-      <w:proofErr w:type="spellStart"/>
-      <w:r>
-        <w:rPr>
-          <w:rFonts w:hint="eastAsia"/>
-        </w:rPr>
-        <w:t>QPluginLoader</w:t>
-      </w:r>
-      <w:proofErr w:type="spellEnd"/>
-      <w:r>
-        <w:rPr>
-          <w:rFonts w:hint="eastAsia"/>
-        </w:rPr>
-        <w:t>提供成熟动态库加载机制，</w:t>
-      </w:r>
-      <w:proofErr w:type="spellStart"/>
-      <w:r>
-        <w:rPr>
-          <w:rFonts w:hint="eastAsia"/>
-        </w:rPr>
-        <w:t>GraphicsView</w:t>
-      </w:r>
-      <w:proofErr w:type="spellEnd"/>
-      <w:r>
-        <w:rPr>
-          <w:rFonts w:hint="eastAsia"/>
-        </w:rPr>
-        <w:t>为拓扑编辑器提供现成架构。满足工控领域实时性要求（1-10ms级）。</w:t>
+        <w:rPr>
+          <w:rFonts w:hint="eastAsia"/>
+        </w:rPr>
+      </w:pPr>
+      <w:r>
+        <w:rPr>
+          <w:rFonts w:hint="eastAsia"/>
+        </w:rPr>
+        <w:t>测控平台需要直接调用厂商C/C++ SDK，Qt/C++是最自然的绑定方式。QPluginLoader提供成熟动态库加载机制，GraphicsView为拓扑编辑器提供现成架构。满足工控领域实时性要求（1-10ms级）。</w:t>
       </w:r>
     </w:p>
     <w:p>
@@ -16354,6 +15015,9 @@
           <w:p>
             <w:pPr>
               <w:spacing w:line="440" w:lineRule="exact"/>
+              <w:rPr>
+                <w:rFonts w:hint="eastAsia"/>
+              </w:rPr>
             </w:pPr>
             <w:r>
               <w:rPr>
@@ -16371,6 +15035,9 @@
             <w:pPr>
               <w:spacing w:line="440" w:lineRule="exact"/>
               <w:cnfStyle w:val="100000000000" w:firstRow="1" w:lastRow="0" w:firstColumn="0" w:lastColumn="0" w:oddVBand="0" w:evenVBand="0" w:oddHBand="0" w:evenHBand="0" w:firstRowFirstColumn="0" w:firstRowLastColumn="0" w:lastRowFirstColumn="0" w:lastRowLastColumn="0"/>
+              <w:rPr>
+                <w:rFonts w:hint="eastAsia"/>
+              </w:rPr>
             </w:pPr>
             <w:r>
               <w:rPr>
@@ -16388,6 +15055,9 @@
             <w:pPr>
               <w:spacing w:line="440" w:lineRule="exact"/>
               <w:cnfStyle w:val="100000000000" w:firstRow="1" w:lastRow="0" w:firstColumn="0" w:lastColumn="0" w:oddVBand="0" w:evenVBand="0" w:oddHBand="0" w:evenHBand="0" w:firstRowFirstColumn="0" w:firstRowLastColumn="0" w:lastRowFirstColumn="0" w:lastRowLastColumn="0"/>
+              <w:rPr>
+                <w:rFonts w:hint="eastAsia"/>
+              </w:rPr>
             </w:pPr>
             <w:r>
               <w:rPr>
@@ -16405,6 +15075,9 @@
             <w:pPr>
               <w:spacing w:line="440" w:lineRule="exact"/>
               <w:cnfStyle w:val="100000000000" w:firstRow="1" w:lastRow="0" w:firstColumn="0" w:lastColumn="0" w:oddVBand="0" w:evenVBand="0" w:oddHBand="0" w:evenHBand="0" w:firstRowFirstColumn="0" w:firstRowLastColumn="0" w:lastRowFirstColumn="0" w:lastRowLastColumn="0"/>
+              <w:rPr>
+                <w:rFonts w:hint="eastAsia"/>
+              </w:rPr>
             </w:pPr>
             <w:r>
               <w:rPr>
@@ -16424,6 +15097,9 @@
           <w:p>
             <w:pPr>
               <w:spacing w:line="440" w:lineRule="exact"/>
+              <w:rPr>
+                <w:rFonts w:hint="eastAsia"/>
+              </w:rPr>
             </w:pPr>
             <w:r>
               <w:rPr>
@@ -16441,6 +15117,9 @@
             <w:pPr>
               <w:spacing w:line="440" w:lineRule="exact"/>
               <w:cnfStyle w:val="000000000000" w:firstRow="0" w:lastRow="0" w:firstColumn="0" w:lastColumn="0" w:oddVBand="0" w:evenVBand="0" w:oddHBand="0" w:evenHBand="0" w:firstRowFirstColumn="0" w:firstRowLastColumn="0" w:lastRowFirstColumn="0" w:lastRowLastColumn="0"/>
+              <w:rPr>
+                <w:rFonts w:hint="eastAsia"/>
+              </w:rPr>
             </w:pPr>
             <w:r>
               <w:rPr>
@@ -16458,6 +15137,9 @@
             <w:pPr>
               <w:spacing w:line="440" w:lineRule="exact"/>
               <w:cnfStyle w:val="000000000000" w:firstRow="0" w:lastRow="0" w:firstColumn="0" w:lastColumn="0" w:oddVBand="0" w:evenVBand="0" w:oddHBand="0" w:evenHBand="0" w:firstRowFirstColumn="0" w:firstRowLastColumn="0" w:lastRowFirstColumn="0" w:lastRowLastColumn="0"/>
+              <w:rPr>
+                <w:rFonts w:hint="eastAsia"/>
+              </w:rPr>
             </w:pPr>
             <w:r>
               <w:rPr>
@@ -16475,6 +15157,9 @@
             <w:pPr>
               <w:spacing w:line="440" w:lineRule="exact"/>
               <w:cnfStyle w:val="000000000000" w:firstRow="0" w:lastRow="0" w:firstColumn="0" w:lastColumn="0" w:oddVBand="0" w:evenVBand="0" w:oddHBand="0" w:evenHBand="0" w:firstRowFirstColumn="0" w:firstRowLastColumn="0" w:lastRowFirstColumn="0" w:lastRowLastColumn="0"/>
+              <w:rPr>
+                <w:rFonts w:hint="eastAsia"/>
+              </w:rPr>
             </w:pPr>
             <w:r>
               <w:rPr>
@@ -16494,6 +15179,9 @@
           <w:p>
             <w:pPr>
               <w:spacing w:line="440" w:lineRule="exact"/>
+              <w:rPr>
+                <w:rFonts w:hint="eastAsia"/>
+              </w:rPr>
             </w:pPr>
             <w:r>
               <w:rPr>
@@ -16512,6 +15200,9 @@
             <w:pPr>
               <w:spacing w:line="440" w:lineRule="exact"/>
               <w:cnfStyle w:val="000000000000" w:firstRow="0" w:lastRow="0" w:firstColumn="0" w:lastColumn="0" w:oddVBand="0" w:evenVBand="0" w:oddHBand="0" w:evenHBand="0" w:firstRowFirstColumn="0" w:firstRowLastColumn="0" w:lastRowFirstColumn="0" w:lastRowLastColumn="0"/>
+              <w:rPr>
+                <w:rFonts w:hint="eastAsia"/>
+              </w:rPr>
             </w:pPr>
             <w:r>
               <w:rPr>
@@ -16529,6 +15220,9 @@
             <w:pPr>
               <w:spacing w:line="440" w:lineRule="exact"/>
               <w:cnfStyle w:val="000000000000" w:firstRow="0" w:lastRow="0" w:firstColumn="0" w:lastColumn="0" w:oddVBand="0" w:evenVBand="0" w:oddHBand="0" w:evenHBand="0" w:firstRowFirstColumn="0" w:firstRowLastColumn="0" w:lastRowFirstColumn="0" w:lastRowLastColumn="0"/>
+              <w:rPr>
+                <w:rFonts w:hint="eastAsia"/>
+              </w:rPr>
             </w:pPr>
             <w:r>
               <w:rPr>
@@ -16546,6 +15240,9 @@
             <w:pPr>
               <w:spacing w:line="440" w:lineRule="exact"/>
               <w:cnfStyle w:val="000000000000" w:firstRow="0" w:lastRow="0" w:firstColumn="0" w:lastColumn="0" w:oddVBand="0" w:evenVBand="0" w:oddHBand="0" w:evenHBand="0" w:firstRowFirstColumn="0" w:firstRowLastColumn="0" w:lastRowFirstColumn="0" w:lastRowLastColumn="0"/>
+              <w:rPr>
+                <w:rFonts w:hint="eastAsia"/>
+              </w:rPr>
             </w:pPr>
             <w:r>
               <w:rPr>
@@ -16565,6 +15262,9 @@
           <w:p>
             <w:pPr>
               <w:spacing w:line="440" w:lineRule="exact"/>
+              <w:rPr>
+                <w:rFonts w:hint="eastAsia"/>
+              </w:rPr>
             </w:pPr>
             <w:r>
               <w:rPr>
@@ -16582,6 +15282,9 @@
             <w:pPr>
               <w:spacing w:line="440" w:lineRule="exact"/>
               <w:cnfStyle w:val="000000000000" w:firstRow="0" w:lastRow="0" w:firstColumn="0" w:lastColumn="0" w:oddVBand="0" w:evenVBand="0" w:oddHBand="0" w:evenHBand="0" w:firstRowFirstColumn="0" w:firstRowLastColumn="0" w:lastRowFirstColumn="0" w:lastRowLastColumn="0"/>
+              <w:rPr>
+                <w:rFonts w:hint="eastAsia"/>
+              </w:rPr>
             </w:pPr>
             <w:r>
               <w:rPr>
@@ -16599,20 +15302,15 @@
             <w:pPr>
               <w:spacing w:line="440" w:lineRule="exact"/>
               <w:cnfStyle w:val="000000000000" w:firstRow="0" w:lastRow="0" w:firstColumn="0" w:lastColumn="0" w:oddVBand="0" w:evenVBand="0" w:oddHBand="0" w:evenHBand="0" w:firstRowFirstColumn="0" w:firstRowLastColumn="0" w:lastRowFirstColumn="0" w:lastRowLastColumn="0"/>
-            </w:pPr>
-            <w:proofErr w:type="spellStart"/>
-            <w:r>
-              <w:rPr>
-                <w:rFonts w:hint="eastAsia"/>
-              </w:rPr>
-              <w:t>pdb</w:t>
-            </w:r>
-            <w:proofErr w:type="spellEnd"/>
-            <w:r>
-              <w:rPr>
-                <w:rFonts w:hint="eastAsia"/>
-              </w:rPr>
-              <w:t>需额外嵌入</w:t>
+              <w:rPr>
+                <w:rFonts w:hint="eastAsia"/>
+              </w:rPr>
+            </w:pPr>
+            <w:r>
+              <w:rPr>
+                <w:rFonts w:hint="eastAsia"/>
+              </w:rPr>
+              <w:t>pdb需额外嵌入</w:t>
             </w:r>
           </w:p>
         </w:tc>
@@ -16624,21 +15322,16 @@
             <w:pPr>
               <w:spacing w:line="440" w:lineRule="exact"/>
               <w:cnfStyle w:val="000000000000" w:firstRow="0" w:lastRow="0" w:firstColumn="0" w:lastColumn="0" w:oddVBand="0" w:evenVBand="0" w:oddHBand="0" w:evenHBand="0" w:firstRowFirstColumn="0" w:firstRowLastColumn="0" w:lastRowFirstColumn="0" w:lastRowLastColumn="0"/>
-            </w:pPr>
-            <w:r>
-              <w:rPr>
-                <w:rFonts w:hint="eastAsia"/>
-              </w:rPr>
-              <w:t>需自</w:t>
-            </w:r>
-            <w:proofErr w:type="gramStart"/>
-            <w:r>
-              <w:rPr>
-                <w:rFonts w:hint="eastAsia"/>
-              </w:rPr>
-              <w:t>建协议</w:t>
-            </w:r>
-            <w:proofErr w:type="gramEnd"/>
+              <w:rPr>
+                <w:rFonts w:hint="eastAsia"/>
+              </w:rPr>
+            </w:pPr>
+            <w:r>
+              <w:rPr>
+                <w:rFonts w:hint="eastAsia"/>
+              </w:rPr>
+              <w:t>需自建协议</w:t>
+            </w:r>
           </w:p>
         </w:tc>
       </w:tr>
@@ -16651,6 +15344,9 @@
           <w:p>
             <w:pPr>
               <w:spacing w:line="440" w:lineRule="exact"/>
+              <w:rPr>
+                <w:rFonts w:hint="eastAsia"/>
+              </w:rPr>
             </w:pPr>
             <w:r>
               <w:rPr>
@@ -16668,26 +15364,15 @@
             <w:pPr>
               <w:spacing w:line="440" w:lineRule="exact"/>
               <w:cnfStyle w:val="000000000000" w:firstRow="0" w:lastRow="0" w:firstColumn="0" w:lastColumn="0" w:oddVBand="0" w:evenVBand="0" w:oddHBand="0" w:evenHBand="0" w:firstRowFirstColumn="0" w:firstRowLastColumn="0" w:lastRowFirstColumn="0" w:lastRowLastColumn="0"/>
-            </w:pPr>
-            <w:r>
-              <w:rPr>
-                <w:rFonts w:hint="eastAsia"/>
-              </w:rPr>
-              <w:t>sol2，类型</w:t>
-            </w:r>
-            <w:proofErr w:type="gramStart"/>
-            <w:r>
-              <w:rPr>
-                <w:rFonts w:hint="eastAsia"/>
-              </w:rPr>
-              <w:t>安全零</w:t>
-            </w:r>
-            <w:proofErr w:type="gramEnd"/>
-            <w:r>
-              <w:rPr>
-                <w:rFonts w:hint="eastAsia"/>
-              </w:rPr>
-              <w:t>开销</w:t>
+              <w:rPr>
+                <w:rFonts w:hint="eastAsia"/>
+              </w:rPr>
+            </w:pPr>
+            <w:r>
+              <w:rPr>
+                <w:rFonts w:hint="eastAsia"/>
+              </w:rPr>
+              <w:t>sol2，类型安全零开销</w:t>
             </w:r>
           </w:p>
         </w:tc>
@@ -16699,6 +15384,9 @@
             <w:pPr>
               <w:spacing w:line="440" w:lineRule="exact"/>
               <w:cnfStyle w:val="000000000000" w:firstRow="0" w:lastRow="0" w:firstColumn="0" w:lastColumn="0" w:oddVBand="0" w:evenVBand="0" w:oddHBand="0" w:evenHBand="0" w:firstRowFirstColumn="0" w:firstRowLastColumn="0" w:lastRowFirstColumn="0" w:lastRowLastColumn="0"/>
+              <w:rPr>
+                <w:rFonts w:hint="eastAsia"/>
+              </w:rPr>
             </w:pPr>
             <w:r>
               <w:rPr>
@@ -16716,15 +15404,16 @@
             <w:pPr>
               <w:spacing w:line="440" w:lineRule="exact"/>
               <w:cnfStyle w:val="000000000000" w:firstRow="0" w:lastRow="0" w:firstColumn="0" w:lastColumn="0" w:oddVBand="0" w:evenVBand="0" w:oddHBand="0" w:evenHBand="0" w:firstRowFirstColumn="0" w:firstRowLastColumn="0" w:lastRowFirstColumn="0" w:lastRowLastColumn="0"/>
-            </w:pPr>
-            <w:proofErr w:type="spellStart"/>
+              <w:rPr>
+                <w:rFonts w:hint="eastAsia"/>
+              </w:rPr>
+            </w:pPr>
             <w:r>
               <w:rPr>
                 <w:rFonts w:hint="eastAsia"/>
               </w:rPr>
               <w:t>QJSEngine</w:t>
             </w:r>
-            <w:proofErr w:type="spellEnd"/>
           </w:p>
         </w:tc>
       </w:tr>
@@ -16733,6 +15422,9 @@
       <w:pPr>
         <w:spacing w:line="440" w:lineRule="exact"/>
         <w:ind w:firstLineChars="200" w:firstLine="480"/>
+        <w:rPr>
+          <w:rFonts w:hint="eastAsia"/>
+        </w:rPr>
       </w:pPr>
     </w:p>
     <w:p>
@@ -16863,19 +15555,11 @@
                 <w:rFonts w:hint="eastAsia"/>
               </w:rPr>
             </w:pPr>
-            <w:proofErr w:type="spellStart"/>
-            <w:r>
-              <w:rPr>
-                <w:rFonts w:hint="eastAsia"/>
-              </w:rPr>
-              <w:t>CMake</w:t>
-            </w:r>
-            <w:proofErr w:type="spellEnd"/>
-            <w:r>
-              <w:rPr>
-                <w:rFonts w:hint="eastAsia"/>
-              </w:rPr>
-              <w:t xml:space="preserve"> + Ninja</w:t>
+            <w:r>
+              <w:rPr>
+                <w:rFonts w:hint="eastAsia"/>
+              </w:rPr>
+              <w:t>CMake + Ninja</w:t>
             </w:r>
           </w:p>
         </w:tc>
@@ -16895,21 +15579,7 @@
               <w:rPr>
                 <w:rFonts w:hint="eastAsia"/>
               </w:rPr>
-              <w:t>比Make/</w:t>
-            </w:r>
-            <w:proofErr w:type="spellStart"/>
-            <w:r>
-              <w:rPr>
-                <w:rFonts w:hint="eastAsia"/>
-              </w:rPr>
-              <w:t>MSBuild</w:t>
-            </w:r>
-            <w:proofErr w:type="spellEnd"/>
-            <w:r>
-              <w:rPr>
-                <w:rFonts w:hint="eastAsia"/>
-              </w:rPr>
-              <w:t>快2-3倍</w:t>
+              <w:t>比Make/MSBuild快2-3倍</w:t>
             </w:r>
           </w:p>
         </w:tc>
@@ -16947,14 +15617,12 @@
                 <w:rFonts w:hint="eastAsia"/>
               </w:rPr>
             </w:pPr>
-            <w:proofErr w:type="spellStart"/>
             <w:r>
               <w:rPr>
                 <w:rFonts w:hint="eastAsia"/>
               </w:rPr>
               <w:t>QPluginLoader</w:t>
             </w:r>
-            <w:proofErr w:type="spellEnd"/>
           </w:p>
         </w:tc>
         <w:tc>
@@ -16973,16 +15641,8 @@
               <w:rPr>
                 <w:rFonts w:hint="eastAsia"/>
               </w:rPr>
-              <w:t>简单低延迟，</w:t>
-            </w:r>
-            <w:proofErr w:type="gramStart"/>
-            <w:r>
-              <w:rPr>
-                <w:rFonts w:hint="eastAsia"/>
-              </w:rPr>
-              <w:t>同进程</w:t>
-            </w:r>
-            <w:proofErr w:type="gramEnd"/>
+              <w:t>简单低延迟，同进程</w:t>
+            </w:r>
           </w:p>
         </w:tc>
       </w:tr>
@@ -17023,21 +15683,7 @@
               <w:rPr>
                 <w:rFonts w:hint="eastAsia"/>
               </w:rPr>
-              <w:t>JSON (</w:t>
-            </w:r>
-            <w:proofErr w:type="spellStart"/>
-            <w:r>
-              <w:rPr>
-                <w:rFonts w:hint="eastAsia"/>
-              </w:rPr>
-              <w:t>QJsonDocument</w:t>
-            </w:r>
-            <w:proofErr w:type="spellEnd"/>
-            <w:r>
-              <w:rPr>
-                <w:rFonts w:hint="eastAsia"/>
-              </w:rPr>
-              <w:t>)</w:t>
+              <w:t>JSON (QJsonDocument)</w:t>
             </w:r>
           </w:p>
         </w:tc>
@@ -17095,19 +15741,11 @@
                 <w:rFonts w:hint="eastAsia"/>
               </w:rPr>
             </w:pPr>
-            <w:proofErr w:type="spellStart"/>
-            <w:r>
-              <w:rPr>
-                <w:rFonts w:hint="eastAsia"/>
-              </w:rPr>
-              <w:t>spdlog</w:t>
-            </w:r>
-            <w:proofErr w:type="spellEnd"/>
-            <w:r>
-              <w:rPr>
-                <w:rFonts w:hint="eastAsia"/>
-              </w:rPr>
-              <w:t xml:space="preserve"> 1.17.0</w:t>
+            <w:r>
+              <w:rPr>
+                <w:rFonts w:hint="eastAsia"/>
+              </w:rPr>
+              <w:t>spdlog 1.17.0</w:t>
             </w:r>
           </w:p>
         </w:tc>
@@ -17165,19 +15803,11 @@
                 <w:rFonts w:hint="eastAsia"/>
               </w:rPr>
             </w:pPr>
-            <w:proofErr w:type="spellStart"/>
-            <w:r>
-              <w:rPr>
-                <w:rFonts w:hint="eastAsia"/>
-              </w:rPr>
-              <w:t>QScintilla</w:t>
-            </w:r>
-            <w:proofErr w:type="spellEnd"/>
-            <w:r>
-              <w:rPr>
-                <w:rFonts w:hint="eastAsia"/>
-              </w:rPr>
-              <w:t xml:space="preserve"> 2.11.3</w:t>
+            <w:r>
+              <w:rPr>
+                <w:rFonts w:hint="eastAsia"/>
+              </w:rPr>
+              <w:t>QScintilla 2.11.3</w:t>
             </w:r>
           </w:p>
         </w:tc>
@@ -17235,19 +15865,11 @@
                 <w:rFonts w:hint="eastAsia"/>
               </w:rPr>
             </w:pPr>
-            <w:proofErr w:type="spellStart"/>
-            <w:r>
-              <w:rPr>
-                <w:rFonts w:hint="eastAsia"/>
-              </w:rPr>
-              <w:t>QXlsx</w:t>
-            </w:r>
-            <w:proofErr w:type="spellEnd"/>
-            <w:r>
-              <w:rPr>
-                <w:rFonts w:hint="eastAsia"/>
-              </w:rPr>
-              <w:t xml:space="preserve"> 1.5.0</w:t>
+            <w:r>
+              <w:rPr>
+                <w:rFonts w:hint="eastAsia"/>
+              </w:rPr>
+              <w:t>QXlsx 1.5.0</w:t>
             </w:r>
           </w:p>
         </w:tc>
@@ -17305,19 +15927,11 @@
                 <w:rFonts w:hint="eastAsia"/>
               </w:rPr>
             </w:pPr>
-            <w:proofErr w:type="spellStart"/>
-            <w:r>
-              <w:rPr>
-                <w:rFonts w:hint="eastAsia"/>
-              </w:rPr>
-              <w:t>libharu</w:t>
-            </w:r>
-            <w:proofErr w:type="spellEnd"/>
-            <w:r>
-              <w:rPr>
-                <w:rFonts w:hint="eastAsia"/>
-              </w:rPr>
-              <w:t xml:space="preserve"> 2.4.6</w:t>
+            <w:r>
+              <w:rPr>
+                <w:rFonts w:hint="eastAsia"/>
+              </w:rPr>
+              <w:t>libharu 2.4.6</w:t>
             </w:r>
           </w:p>
         </w:tc>
@@ -17423,6 +16037,9 @@
         </w:numPr>
         <w:spacing w:before="80"/>
         <w:ind w:left="0" w:firstLine="0"/>
+        <w:rPr>
+          <w:rFonts w:hint="eastAsia"/>
+        </w:rPr>
       </w:pPr>
       <w:r>
         <w:rPr>
@@ -17439,6 +16056,9 @@
           <w:numId w:val="2"/>
         </w:numPr>
         <w:ind w:left="0" w:firstLine="0"/>
+        <w:rPr>
+          <w:rFonts w:hint="eastAsia"/>
+        </w:rPr>
       </w:pPr>
       <w:r>
         <w:rPr>
@@ -17451,6 +16071,9 @@
       <w:pPr>
         <w:spacing w:line="440" w:lineRule="exact"/>
         <w:ind w:firstLineChars="200" w:firstLine="480"/>
+        <w:rPr>
+          <w:rFonts w:hint="eastAsia"/>
+        </w:rPr>
       </w:pPr>
       <w:r>
         <w:rPr>
@@ -17486,48 +16109,15 @@
         </w:numPr>
         <w:spacing w:line="440" w:lineRule="exact"/>
         <w:ind w:firstLineChars="0"/>
-      </w:pPr>
-      <w:proofErr w:type="gramStart"/>
-      <w:r>
-        <w:rPr>
-          <w:rFonts w:hint="eastAsia"/>
-        </w:rPr>
-        <w:t>插件化</w:t>
-      </w:r>
-      <w:proofErr w:type="gramEnd"/>
-      <w:r>
-        <w:rPr>
-          <w:rFonts w:hint="eastAsia"/>
-        </w:rPr>
-        <w:t xml:space="preserve">封装：每种硬件（AD/DA/DIO/脉冲/串口/CAN/429/1553B/VISA）实现对应的 </w:t>
-      </w:r>
-      <w:proofErr w:type="spellStart"/>
-      <w:r>
-        <w:rPr>
-          <w:rFonts w:hint="eastAsia"/>
-        </w:rPr>
-        <w:t>IDevicePlugin</w:t>
-      </w:r>
-      <w:proofErr w:type="spellEnd"/>
-      <w:r>
-        <w:rPr>
-          <w:rFonts w:hint="eastAsia"/>
-        </w:rPr>
-        <w:t xml:space="preserve"> 接口，通过 </w:t>
-      </w:r>
-      <w:proofErr w:type="spellStart"/>
-      <w:r>
-        <w:rPr>
-          <w:rFonts w:hint="eastAsia"/>
-        </w:rPr>
-        <w:t>QPluginLoader</w:t>
-      </w:r>
-      <w:proofErr w:type="spellEnd"/>
-      <w:r>
-        <w:rPr>
-          <w:rFonts w:hint="eastAsia"/>
-        </w:rPr>
-        <w:t xml:space="preserve"> 动态加载。新增硬件只写插件，不改核心代码。</w:t>
+        <w:rPr>
+          <w:rFonts w:hint="eastAsia"/>
+        </w:rPr>
+      </w:pPr>
+      <w:r>
+        <w:rPr>
+          <w:rFonts w:hint="eastAsia"/>
+        </w:rPr>
+        <w:t>插件化封装：每种硬件（AD/DA/DIO/脉冲/串口/CAN/429/1553B/VISA）实现对应的 IDevicePlugin 接口，通过 QPluginLoader 动态加载。新增硬件只写插件，不改核心代码。</w:t>
       </w:r>
     </w:p>
     <w:p>
@@ -17539,68 +16129,15 @@
         </w:numPr>
         <w:spacing w:line="440" w:lineRule="exact"/>
         <w:ind w:firstLineChars="0"/>
-      </w:pPr>
-      <w:r>
-        <w:rPr>
-          <w:rFonts w:hint="eastAsia"/>
-        </w:rPr>
-        <w:t xml:space="preserve">统一接口：上层（ICD/Engine）不关心具体硬件厂商和SDK差异，只通过 </w:t>
-      </w:r>
-      <w:proofErr w:type="spellStart"/>
-      <w:r>
-        <w:rPr>
-          <w:rFonts w:hint="eastAsia"/>
-        </w:rPr>
-        <w:t>openDevice</w:t>
-      </w:r>
-      <w:proofErr w:type="spellEnd"/>
-      <w:r>
-        <w:rPr>
-          <w:rFonts w:hint="eastAsia"/>
-        </w:rPr>
-        <w:t>()、</w:t>
-      </w:r>
-      <w:proofErr w:type="spellStart"/>
-      <w:r>
-        <w:rPr>
-          <w:rFonts w:hint="eastAsia"/>
-        </w:rPr>
-        <w:t>selfTest</w:t>
-      </w:r>
-      <w:proofErr w:type="spellEnd"/>
-      <w:r>
-        <w:rPr>
-          <w:rFonts w:hint="eastAsia"/>
-        </w:rPr>
-        <w:t>()、</w:t>
-      </w:r>
-      <w:proofErr w:type="spellStart"/>
-      <w:r>
-        <w:rPr>
-          <w:rFonts w:hint="eastAsia"/>
-        </w:rPr>
-        <w:t>readChannel</w:t>
-      </w:r>
-      <w:proofErr w:type="spellEnd"/>
-      <w:r>
-        <w:rPr>
-          <w:rFonts w:hint="eastAsia"/>
-        </w:rPr>
-        <w:t>()、</w:t>
-      </w:r>
-      <w:proofErr w:type="spellStart"/>
-      <w:r>
-        <w:rPr>
-          <w:rFonts w:hint="eastAsia"/>
-        </w:rPr>
-        <w:t>sendFrame</w:t>
-      </w:r>
-      <w:proofErr w:type="spellEnd"/>
-      <w:r>
-        <w:rPr>
-          <w:rFonts w:hint="eastAsia"/>
-        </w:rPr>
-        <w:t>() 等通用方法操作。</w:t>
+        <w:rPr>
+          <w:rFonts w:hint="eastAsia"/>
+        </w:rPr>
+      </w:pPr>
+      <w:r>
+        <w:rPr>
+          <w:rFonts w:hint="eastAsia"/>
+        </w:rPr>
+        <w:t>统一接口：上层（ICD/Engine）不关心具体硬件厂商和SDK差异，只通过 openDevice()、selfTest()、readChannel()、sendFrame() 等通用方法操作。</w:t>
       </w:r>
     </w:p>
     <w:p>
@@ -17612,6 +16149,9 @@
         </w:numPr>
         <w:spacing w:line="440" w:lineRule="exact"/>
         <w:ind w:firstLineChars="0"/>
+        <w:rPr>
+          <w:rFonts w:hint="eastAsia"/>
+        </w:rPr>
       </w:pPr>
       <w:r>
         <w:rPr>
@@ -17635,21 +16175,28 @@
         <w:rPr>
           <w:rFonts w:hint="eastAsia"/>
         </w:rPr>
-        <w:t xml:space="preserve">设备管理与自检：启动时统一 </w:t>
-      </w:r>
-      <w:proofErr w:type="spellStart"/>
-      <w:r>
-        <w:rPr>
-          <w:rFonts w:hint="eastAsia"/>
-        </w:rPr>
-        <w:t>selfTest</w:t>
-      </w:r>
-      <w:proofErr w:type="spellEnd"/>
-      <w:r>
-        <w:rPr>
-          <w:rFonts w:hint="eastAsia"/>
-        </w:rPr>
-        <w:t>()，在设备树上展示 厂家→分类→设备→通道 四层结构，标记在线/离线/异常/模拟状态。</w:t>
+        <w:t>设备管理与自检：启动时统一 selfTest()，在设备树上展示 厂家→分类→设备→通道 四层结构，标记在线/离线/异常/模拟状态。</w:t>
+      </w:r>
+    </w:p>
+    <w:p>
+      <w:pPr>
+        <w:spacing w:line="440" w:lineRule="exact"/>
+        <w:ind w:left="482" w:firstLineChars="200" w:firstLine="480"/>
+        <w:rPr>
+          <w:rFonts w:hint="eastAsia"/>
+        </w:rPr>
+      </w:pPr>
+      <w:r>
+        <w:rPr>
+          <w:rFonts w:hint="eastAsia"/>
+        </w:rPr>
+        <w:t>基于上述的描述，当前我们已经基于C语言开发所有品类硬件模块的驱动程序和API接口，使用插件机制可以在不改动原有的API接口形式的基础上，通过接口抽象一类设备的通用功能，</w:t>
+      </w:r>
+      <w:r>
+        <w:rPr>
+          <w:rFonts w:hint="eastAsia"/>
+        </w:rPr>
+        <w:t>插件使用原有的API实现这些接口即可被整个系统接入。</w:t>
       </w:r>
     </w:p>
     <w:p>
@@ -17660,6 +16207,9 @@
           <w:numId w:val="2"/>
         </w:numPr>
         <w:ind w:left="0" w:firstLine="0"/>
+        <w:rPr>
+          <w:rFonts w:hint="eastAsia"/>
+        </w:rPr>
       </w:pPr>
       <w:r>
         <w:rPr>
@@ -17672,6 +16222,9 @@
       <w:pPr>
         <w:spacing w:line="440" w:lineRule="exact"/>
         <w:ind w:firstLineChars="200" w:firstLine="480"/>
+        <w:rPr>
+          <w:rFonts w:hint="eastAsia"/>
+        </w:rPr>
       </w:pPr>
       <w:r>
         <w:rPr>
@@ -17679,7 +16232,6 @@
         </w:rPr>
         <w:t>HAL层采用两级接口设计：通用</w:t>
       </w:r>
-      <w:proofErr w:type="gramStart"/>
       <w:r>
         <w:rPr>
           <w:rFonts w:hint="eastAsia"/>
@@ -17690,28 +16242,7 @@
         <w:rPr>
           <w:rFonts w:hint="eastAsia"/>
         </w:rPr>
-        <w:t>基类</w:t>
-      </w:r>
-      <w:proofErr w:type="gramEnd"/>
-      <w:r>
-        <w:rPr>
-          <w:rFonts w:hint="eastAsia"/>
-        </w:rPr>
-        <w:t>+类型特化派生类。通用</w:t>
-      </w:r>
-      <w:proofErr w:type="gramStart"/>
-      <w:r>
-        <w:rPr>
-          <w:rFonts w:hint="eastAsia"/>
-        </w:rPr>
-        <w:t>基类定义</w:t>
-      </w:r>
-      <w:proofErr w:type="gramEnd"/>
-      <w:r>
-        <w:rPr>
-          <w:rFonts w:hint="eastAsia"/>
-        </w:rPr>
-        <w:t>插件的初始化、开始、停止、资源释放以及提供插件信息的接口。</w:t>
+        <w:t>基类+类型特化派生类。通用基类定义插件的初始化、开始、停止、资源释放以及提供插件信息的接口。</w:t>
       </w:r>
     </w:p>
     <w:p>
@@ -17722,28 +16253,12 @@
           <w:rFonts w:hint="eastAsia"/>
         </w:rPr>
       </w:pPr>
-      <w:proofErr w:type="gramStart"/>
-      <w:r>
-        <w:rPr>
-          <w:rFonts w:hint="eastAsia"/>
-        </w:rPr>
-        <w:t>通用基类</w:t>
-      </w:r>
-      <w:proofErr w:type="gramEnd"/>
-      <w:r>
-        <w:rPr>
-          <w:rFonts w:hint="eastAsia"/>
-        </w:rPr>
-        <w:t xml:space="preserve"> </w:t>
-      </w:r>
-      <w:proofErr w:type="spellStart"/>
-      <w:r>
-        <w:rPr>
-          <w:rFonts w:hint="eastAsia"/>
-        </w:rPr>
-        <w:t>IPlugin</w:t>
-      </w:r>
-      <w:proofErr w:type="spellEnd"/>
+      <w:r>
+        <w:rPr>
+          <w:rFonts w:hint="eastAsia"/>
+        </w:rPr>
+        <w:t>通用基类 IPlugin</w:t>
+      </w:r>
       <w:r>
         <w:rPr>
           <w:rFonts w:hint="eastAsia"/>
@@ -17756,6 +16271,9 @@
         <w:spacing w:line="360" w:lineRule="auto"/>
         <w:ind w:firstLineChars="200" w:firstLine="480"/>
         <w:jc w:val="center"/>
+        <w:rPr>
+          <w:rFonts w:hint="eastAsia"/>
+        </w:rPr>
       </w:pPr>
       <w:r>
         <w:rPr>
@@ -17802,35 +16320,16 @@
       <w:pPr>
         <w:spacing w:line="440" w:lineRule="exact"/>
         <w:ind w:firstLineChars="200" w:firstLine="480"/>
-      </w:pPr>
-      <w:r>
-        <w:rPr>
-          <w:rFonts w:hint="eastAsia"/>
-        </w:rPr>
-        <w:t>设备</w:t>
-      </w:r>
-      <w:proofErr w:type="gramStart"/>
-      <w:r>
-        <w:rPr>
-          <w:rFonts w:hint="eastAsia"/>
-        </w:rPr>
-        <w:t>插件基类</w:t>
-      </w:r>
-      <w:proofErr w:type="gramEnd"/>
-      <w:r>
-        <w:rPr>
-          <w:rFonts w:hint="eastAsia"/>
-        </w:rPr>
-        <w:t xml:space="preserve"> </w:t>
-      </w:r>
-      <w:proofErr w:type="spellStart"/>
-      <w:r>
-        <w:rPr>
-          <w:rFonts w:hint="eastAsia"/>
-        </w:rPr>
-        <w:t>IDevicePlugin</w:t>
-      </w:r>
-      <w:proofErr w:type="spellEnd"/>
+        <w:rPr>
+          <w:rFonts w:hint="eastAsia"/>
+        </w:rPr>
+      </w:pPr>
+      <w:r>
+        <w:rPr>
+          <w:rFonts w:hint="eastAsia"/>
+        </w:rPr>
+        <w:t>设备插件基类 IDevicePlugin</w:t>
+      </w:r>
       <w:r>
         <w:rPr>
           <w:rFonts w:hint="eastAsia"/>
@@ -17842,6 +16341,9 @@
       <w:pPr>
         <w:spacing w:line="360" w:lineRule="auto"/>
         <w:jc w:val="center"/>
+        <w:rPr>
+          <w:rFonts w:hint="eastAsia"/>
+        </w:rPr>
       </w:pPr>
       <w:r>
         <w:rPr>
@@ -17889,32 +16391,24 @@
       <w:pPr>
         <w:spacing w:line="440" w:lineRule="exact"/>
         <w:ind w:firstLineChars="200" w:firstLine="480"/>
-      </w:pPr>
-      <w:r>
-        <w:rPr>
-          <w:rFonts w:hint="eastAsia"/>
-        </w:rPr>
-        <w:t>各类硬件板卡，在次基础上定义各自的</w:t>
-      </w:r>
-      <w:proofErr w:type="gramStart"/>
-      <w:r>
-        <w:rPr>
-          <w:rFonts w:hint="eastAsia"/>
-        </w:rPr>
-        <w:t>设备级</w:t>
-      </w:r>
-      <w:proofErr w:type="gramEnd"/>
-      <w:r>
-        <w:rPr>
-          <w:rFonts w:hint="eastAsia"/>
-        </w:rPr>
-        <w:t>接口。</w:t>
+        <w:rPr>
+          <w:rFonts w:hint="eastAsia"/>
+        </w:rPr>
+      </w:pPr>
+      <w:r>
+        <w:rPr>
+          <w:rFonts w:hint="eastAsia"/>
+        </w:rPr>
+        <w:t>各类硬件板卡，在次基础上定义各自的设备级接口。</w:t>
       </w:r>
     </w:p>
     <w:p>
       <w:pPr>
         <w:spacing w:line="440" w:lineRule="exact"/>
         <w:ind w:firstLineChars="200" w:firstLine="480"/>
+        <w:rPr>
+          <w:rFonts w:hint="eastAsia"/>
+        </w:rPr>
       </w:pPr>
       <w:r>
         <w:rPr>
@@ -17932,30 +16426,8 @@
         <w:rPr>
           <w:rFonts w:hint="eastAsia"/>
         </w:rPr>
-        <w:t xml:space="preserve">来说，派生自 </w:t>
-      </w:r>
-      <w:proofErr w:type="spellStart"/>
-      <w:r>
-        <w:rPr>
-          <w:rFonts w:hint="eastAsia"/>
-        </w:rPr>
-        <w:t>IDevicePlugin</w:t>
-      </w:r>
-      <w:proofErr w:type="spellEnd"/>
-      <w:r>
-        <w:rPr>
-          <w:rFonts w:hint="eastAsia"/>
-        </w:rPr>
-        <w:t xml:space="preserve">，实现 </w:t>
-      </w:r>
-      <w:proofErr w:type="spellStart"/>
-      <w:r>
-        <w:rPr>
-          <w:rFonts w:hint="eastAsia"/>
-        </w:rPr>
-        <w:t>IADevicePlugin</w:t>
-      </w:r>
-      <w:proofErr w:type="spellEnd"/>
+        <w:t>来说，派生自 IDevicePlugin，实现 IADevicePlugin</w:t>
+      </w:r>
       <w:r>
         <w:rPr>
           <w:rFonts w:hint="eastAsia"/>
@@ -17967,6 +16439,9 @@
       <w:pPr>
         <w:spacing w:line="360" w:lineRule="auto"/>
         <w:jc w:val="center"/>
+        <w:rPr>
+          <w:rFonts w:hint="eastAsia"/>
+        </w:rPr>
       </w:pPr>
       <w:r>
         <w:rPr>
@@ -18014,6 +16489,9 @@
       <w:pPr>
         <w:spacing w:line="440" w:lineRule="exact"/>
         <w:ind w:firstLineChars="200" w:firstLine="480"/>
+        <w:rPr>
+          <w:rFonts w:hint="eastAsia"/>
+        </w:rPr>
       </w:pPr>
       <w:r>
         <w:rPr>
@@ -18025,30 +16503,8 @@
         <w:rPr>
           <w:rFonts w:hint="eastAsia"/>
         </w:rPr>
-        <w:t>，派生自</w:t>
-      </w:r>
-      <w:proofErr w:type="spellStart"/>
-      <w:r>
-        <w:rPr>
-          <w:rFonts w:hint="eastAsia"/>
-        </w:rPr>
-        <w:t>IDevicePlugin</w:t>
-      </w:r>
-      <w:proofErr w:type="spellEnd"/>
-      <w:r>
-        <w:rPr>
-          <w:rFonts w:hint="eastAsia"/>
-        </w:rPr>
-        <w:t xml:space="preserve">，实现 </w:t>
-      </w:r>
-      <w:proofErr w:type="spellStart"/>
-      <w:r>
-        <w:rPr>
-          <w:rFonts w:hint="eastAsia"/>
-        </w:rPr>
-        <w:t>ISerialPlugin</w:t>
-      </w:r>
-      <w:proofErr w:type="spellEnd"/>
+        <w:t>，派生自IDevicePlugin，实现 ISerialPlugin</w:t>
+      </w:r>
       <w:r>
         <w:rPr>
           <w:rFonts w:hint="eastAsia"/>
@@ -18060,6 +16516,9 @@
       <w:pPr>
         <w:spacing w:line="360" w:lineRule="auto"/>
         <w:jc w:val="center"/>
+        <w:rPr>
+          <w:rFonts w:hint="eastAsia"/>
+        </w:rPr>
       </w:pPr>
       <w:r>
         <w:rPr>
@@ -18107,6 +16566,9 @@
       <w:pPr>
         <w:spacing w:line="440" w:lineRule="exact"/>
         <w:ind w:firstLineChars="200" w:firstLine="480"/>
+        <w:rPr>
+          <w:rFonts w:hint="eastAsia"/>
+        </w:rPr>
       </w:pPr>
       <w:r>
         <w:rPr>
@@ -18135,6 +16597,9 @@
           <w:numId w:val="2"/>
         </w:numPr>
         <w:ind w:left="0" w:firstLine="0"/>
+        <w:rPr>
+          <w:rFonts w:hint="eastAsia"/>
+        </w:rPr>
       </w:pPr>
       <w:r>
         <w:rPr>
@@ -18158,20 +16623,15 @@
         </w:numPr>
         <w:spacing w:line="440" w:lineRule="exact"/>
         <w:ind w:firstLineChars="0"/>
-      </w:pPr>
-      <w:proofErr w:type="gramStart"/>
-      <w:r>
-        <w:rPr>
-          <w:rFonts w:hint="eastAsia"/>
-        </w:rPr>
-        <w:t>基类体系</w:t>
-      </w:r>
-      <w:proofErr w:type="gramEnd"/>
-      <w:r>
-        <w:rPr>
-          <w:rFonts w:hint="eastAsia"/>
-        </w:rPr>
-        <w:t>：</w:t>
+        <w:rPr>
+          <w:rFonts w:hint="eastAsia"/>
+        </w:rPr>
+      </w:pPr>
+      <w:r>
+        <w:rPr>
+          <w:rFonts w:hint="eastAsia"/>
+        </w:rPr>
+        <w:t>基类体系：</w:t>
       </w:r>
     </w:p>
     <w:p>
@@ -18242,6 +16702,9 @@
         </w:numPr>
         <w:spacing w:line="440" w:lineRule="exact"/>
         <w:ind w:firstLineChars="0"/>
+        <w:rPr>
+          <w:rFonts w:hint="eastAsia"/>
+        </w:rPr>
       </w:pPr>
       <w:r>
         <w:rPr>
@@ -18318,6 +16781,9 @@
         </w:numPr>
         <w:spacing w:line="440" w:lineRule="exact"/>
         <w:ind w:firstLineChars="0"/>
+        <w:rPr>
+          <w:rFonts w:hint="eastAsia"/>
+        </w:rPr>
       </w:pPr>
       <w:r>
         <w:rPr>
@@ -18394,6 +16860,9 @@
         </w:numPr>
         <w:spacing w:line="440" w:lineRule="exact"/>
         <w:ind w:firstLineChars="0"/>
+        <w:rPr>
+          <w:rFonts w:hint="eastAsia"/>
+        </w:rPr>
       </w:pPr>
       <w:r>
         <w:rPr>
@@ -18469,6 +16938,9 @@
         </w:numPr>
         <w:spacing w:line="440" w:lineRule="exact"/>
         <w:ind w:firstLineChars="0"/>
+        <w:rPr>
+          <w:rFonts w:hint="eastAsia"/>
+        </w:rPr>
       </w:pPr>
       <w:r>
         <w:rPr>
@@ -18483,6 +16955,9 @@
         <w:spacing w:line="360" w:lineRule="auto"/>
         <w:ind w:left="839" w:firstLineChars="0" w:firstLine="0"/>
         <w:jc w:val="center"/>
+        <w:rPr>
+          <w:rFonts w:hint="eastAsia"/>
+        </w:rPr>
       </w:pPr>
       <w:r>
         <w:rPr>
@@ -18541,6 +17016,9 @@
           <w:numId w:val="2"/>
         </w:numPr>
         <w:ind w:left="0" w:firstLine="0"/>
+        <w:rPr>
+          <w:rFonts w:hint="eastAsia"/>
+        </w:rPr>
       </w:pPr>
       <w:r>
         <w:rPr>
@@ -18553,6 +17031,9 @@
       <w:pPr>
         <w:spacing w:line="440" w:lineRule="exact"/>
         <w:ind w:firstLineChars="200" w:firstLine="480"/>
+        <w:rPr>
+          <w:rFonts w:hint="eastAsia"/>
+        </w:rPr>
       </w:pPr>
       <w:r>
         <w:rPr>
@@ -18565,6 +17046,9 @@
       <w:pPr>
         <w:spacing w:line="440" w:lineRule="exact"/>
         <w:ind w:firstLineChars="200" w:firstLine="480"/>
+        <w:rPr>
+          <w:rFonts w:hint="eastAsia"/>
+        </w:rPr>
       </w:pPr>
       <w:r>
         <w:rPr>
@@ -18577,6 +17061,9 @@
       <w:pPr>
         <w:spacing w:line="360" w:lineRule="auto"/>
         <w:jc w:val="center"/>
+        <w:rPr>
+          <w:rFonts w:hint="eastAsia"/>
+        </w:rPr>
       </w:pPr>
       <w:r>
         <w:rPr>
@@ -18698,6 +17185,9 @@
           <w:numId w:val="2"/>
         </w:numPr>
         <w:ind w:left="0" w:firstLine="0"/>
+        <w:rPr>
+          <w:rFonts w:hint="eastAsia"/>
+        </w:rPr>
       </w:pPr>
       <w:r>
         <w:rPr>
@@ -18770,6 +17260,9 @@
           <w:numId w:val="2"/>
         </w:numPr>
         <w:ind w:left="0" w:firstLine="0"/>
+        <w:rPr>
+          <w:rFonts w:hint="eastAsia"/>
+        </w:rPr>
       </w:pPr>
       <w:r>
         <w:rPr>
@@ -18782,6 +17275,9 @@
       <w:pPr>
         <w:spacing w:line="440" w:lineRule="exact"/>
         <w:ind w:firstLineChars="200" w:firstLine="480"/>
+        <w:rPr>
+          <w:rFonts w:hint="eastAsia"/>
+        </w:rPr>
       </w:pPr>
       <w:r>
         <w:rPr>
@@ -18811,6 +17307,9 @@
         </w:numPr>
         <w:spacing w:line="440" w:lineRule="exact"/>
         <w:ind w:firstLineChars="0"/>
+        <w:rPr>
+          <w:rFonts w:hint="eastAsia"/>
+        </w:rPr>
       </w:pPr>
       <w:r>
         <w:rPr>
@@ -18828,26 +17327,15 @@
         </w:numPr>
         <w:spacing w:line="440" w:lineRule="exact"/>
         <w:ind w:firstLineChars="0"/>
-      </w:pPr>
-      <w:r>
-        <w:rPr>
-          <w:rFonts w:hint="eastAsia"/>
-        </w:rPr>
-        <w:t>提供</w:t>
-      </w:r>
-      <w:proofErr w:type="spellStart"/>
-      <w:r>
-        <w:rPr>
-          <w:rFonts w:hint="eastAsia"/>
-        </w:rPr>
-        <w:t>IcdManager</w:t>
-      </w:r>
-      <w:proofErr w:type="spellEnd"/>
-      <w:r>
-        <w:rPr>
-          <w:rFonts w:hint="eastAsia"/>
-        </w:rPr>
-        <w:t>按照名称的查找表（通过遍历内存树）</w:t>
+        <w:rPr>
+          <w:rFonts w:hint="eastAsia"/>
+        </w:rPr>
+      </w:pPr>
+      <w:r>
+        <w:rPr>
+          <w:rFonts w:hint="eastAsia"/>
+        </w:rPr>
+        <w:t>提供IcdManager按照名称的查找表（通过遍历内存树）</w:t>
       </w:r>
     </w:p>
     <w:p>
@@ -18859,6 +17347,9 @@
         </w:numPr>
         <w:spacing w:line="440" w:lineRule="exact"/>
         <w:ind w:firstLineChars="0"/>
+        <w:rPr>
+          <w:rFonts w:hint="eastAsia"/>
+        </w:rPr>
       </w:pPr>
       <w:r>
         <w:rPr>
@@ -18877,26 +17368,24 @@
         </w:numPr>
         <w:spacing w:line="440" w:lineRule="exact"/>
         <w:ind w:firstLineChars="0"/>
-      </w:pPr>
-      <w:proofErr w:type="gramStart"/>
-      <w:r>
-        <w:rPr>
-          <w:rFonts w:hint="eastAsia"/>
-        </w:rPr>
-        <w:t>提供位</w:t>
-      </w:r>
-      <w:proofErr w:type="gramEnd"/>
-      <w:r>
-        <w:rPr>
-          <w:rFonts w:hint="eastAsia"/>
-        </w:rPr>
-        <w:t>域的编码和解码</w:t>
+        <w:rPr>
+          <w:rFonts w:hint="eastAsia"/>
+        </w:rPr>
+      </w:pPr>
+      <w:r>
+        <w:rPr>
+          <w:rFonts w:hint="eastAsia"/>
+        </w:rPr>
+        <w:t>提供位域的编码和解码</w:t>
       </w:r>
     </w:p>
     <w:p>
       <w:pPr>
         <w:spacing w:line="440" w:lineRule="exact"/>
         <w:ind w:firstLineChars="200" w:firstLine="480"/>
+        <w:rPr>
+          <w:rFonts w:hint="eastAsia"/>
+        </w:rPr>
       </w:pPr>
       <w:r>
         <w:rPr>
@@ -18938,26 +17427,15 @@
         </w:numPr>
         <w:spacing w:line="440" w:lineRule="exact"/>
         <w:ind w:firstLineChars="0"/>
-      </w:pPr>
-      <w:r>
-        <w:rPr>
-          <w:rFonts w:hint="eastAsia"/>
-        </w:rPr>
-        <w:t>信号映射器（</w:t>
-      </w:r>
-      <w:proofErr w:type="spellStart"/>
-      <w:r>
-        <w:rPr>
-          <w:rFonts w:hint="eastAsia"/>
-        </w:rPr>
-        <w:t>SignalMapper</w:t>
-      </w:r>
-      <w:proofErr w:type="spellEnd"/>
-      <w:r>
-        <w:rPr>
-          <w:rFonts w:hint="eastAsia"/>
-        </w:rPr>
-        <w:t>）:通过唯一的UUID提供测试信号到实际硬件模块发送/读取的通道或者协议帧的映射联系</w:t>
+        <w:rPr>
+          <w:rFonts w:hint="eastAsia"/>
+        </w:rPr>
+      </w:pPr>
+      <w:r>
+        <w:rPr>
+          <w:rFonts w:hint="eastAsia"/>
+        </w:rPr>
+        <w:t>信号映射器（SignalMapper）:通过唯一的UUID提供测试信号到实际硬件模块发送/读取的通道或者协议帧的映射联系</w:t>
       </w:r>
     </w:p>
     <w:p>
@@ -18969,6 +17447,9 @@
         </w:numPr>
         <w:spacing w:line="440" w:lineRule="exact"/>
         <w:ind w:firstLineChars="0"/>
+        <w:rPr>
+          <w:rFonts w:hint="eastAsia"/>
+        </w:rPr>
       </w:pPr>
       <w:r>
         <w:rPr>
@@ -18986,6 +17467,9 @@
         </w:numPr>
         <w:spacing w:line="440" w:lineRule="exact"/>
         <w:ind w:firstLineChars="0"/>
+        <w:rPr>
+          <w:rFonts w:hint="eastAsia"/>
+        </w:rPr>
       </w:pPr>
       <w:r>
         <w:rPr>
@@ -19003,26 +17487,15 @@
         </w:numPr>
         <w:spacing w:line="440" w:lineRule="exact"/>
         <w:ind w:firstLineChars="0"/>
-      </w:pPr>
-      <w:r>
-        <w:rPr>
-          <w:rFonts w:hint="eastAsia"/>
-        </w:rPr>
-        <w:t>信号</w:t>
-      </w:r>
-      <w:proofErr w:type="gramStart"/>
-      <w:r>
-        <w:rPr>
-          <w:rFonts w:hint="eastAsia"/>
-        </w:rPr>
-        <w:t>最新值</w:t>
-      </w:r>
-      <w:proofErr w:type="gramEnd"/>
-      <w:r>
-        <w:rPr>
-          <w:rFonts w:hint="eastAsia"/>
-        </w:rPr>
-        <w:t>缓存</w:t>
+        <w:rPr>
+          <w:rFonts w:hint="eastAsia"/>
+        </w:rPr>
+      </w:pPr>
+      <w:r>
+        <w:rPr>
+          <w:rFonts w:hint="eastAsia"/>
+        </w:rPr>
+        <w:t>信号最新值缓存</w:t>
       </w:r>
     </w:p>
     <w:p>
@@ -19034,6 +17507,9 @@
         </w:numPr>
         <w:spacing w:line="440" w:lineRule="exact"/>
         <w:ind w:firstLineChars="0"/>
+        <w:rPr>
+          <w:rFonts w:hint="eastAsia"/>
+        </w:rPr>
       </w:pPr>
       <w:r>
         <w:rPr>
@@ -19062,6 +17538,9 @@
           <w:numId w:val="2"/>
         </w:numPr>
         <w:ind w:left="0" w:firstLine="0"/>
+        <w:rPr>
+          <w:rFonts w:hint="eastAsia"/>
+        </w:rPr>
       </w:pPr>
       <w:r>
         <w:t>信号映射器</w:t>
@@ -19070,21 +17549,16 @@
         <w:rPr>
           <w:rFonts w:hint="eastAsia"/>
         </w:rPr>
-        <w:t xml:space="preserve"> </w:t>
-      </w:r>
-      <w:proofErr w:type="spellStart"/>
-      <w:r>
-        <w:rPr>
-          <w:rFonts w:hint="eastAsia"/>
-        </w:rPr>
-        <w:t>SignalMapper</w:t>
-      </w:r>
-      <w:proofErr w:type="spellEnd"/>
+        <w:t xml:space="preserve"> SignalMapper</w:t>
+      </w:r>
     </w:p>
     <w:p>
       <w:pPr>
         <w:spacing w:line="440" w:lineRule="exact"/>
         <w:ind w:firstLineChars="200" w:firstLine="480"/>
+        <w:rPr>
+          <w:rFonts w:hint="eastAsia"/>
+        </w:rPr>
       </w:pPr>
       <w:r>
         <w:rPr>
@@ -19097,6 +17571,9 @@
       <w:pPr>
         <w:spacing w:line="440" w:lineRule="exact"/>
         <w:ind w:firstLineChars="200" w:firstLine="480"/>
+        <w:rPr>
+          <w:rFonts w:hint="eastAsia"/>
+        </w:rPr>
       </w:pPr>
       <w:r>
         <w:rPr>
@@ -19121,29 +17598,16 @@
       <w:pPr>
         <w:spacing w:line="440" w:lineRule="exact"/>
         <w:ind w:firstLineChars="200" w:firstLine="480"/>
-      </w:pPr>
-      <w:proofErr w:type="spellStart"/>
-      <w:r>
-        <w:rPr>
-          <w:rFonts w:hint="eastAsia"/>
-        </w:rPr>
-        <w:t>SignalMapper</w:t>
-      </w:r>
-      <w:proofErr w:type="spellEnd"/>
-      <w:r>
-        <w:rPr>
-          <w:rFonts w:hint="eastAsia"/>
-        </w:rPr>
-        <w:t xml:space="preserve">接受信号的UUID，然后输出 </w:t>
-      </w:r>
-      <w:proofErr w:type="spellStart"/>
-      <w:r>
-        <w:rPr>
-          <w:rFonts w:hint="eastAsia"/>
-        </w:rPr>
-        <w:t>deviceId+channelId+protocalId</w:t>
-      </w:r>
-      <w:proofErr w:type="spellEnd"/>
+        <w:rPr>
+          <w:rFonts w:hint="eastAsia"/>
+        </w:rPr>
+      </w:pPr>
+      <w:r>
+        <w:rPr>
+          <w:rFonts w:hint="eastAsia"/>
+        </w:rPr>
+        <w:t>SignalMapper接受信号的UUID，然后输出 deviceId+channelId+protocalId</w:t>
+      </w:r>
       <w:r>
         <w:rPr>
           <w:rFonts w:hint="eastAsia"/>
@@ -19181,6 +17645,9 @@
           <w:numId w:val="2"/>
         </w:numPr>
         <w:ind w:left="0" w:firstLine="0"/>
+        <w:rPr>
+          <w:rFonts w:hint="eastAsia"/>
+        </w:rPr>
       </w:pPr>
       <w:r>
         <w:t>协议仓库</w:t>
@@ -19190,40 +17657,15 @@
       <w:pPr>
         <w:spacing w:line="440" w:lineRule="exact"/>
         <w:ind w:firstLineChars="200" w:firstLine="480"/>
-      </w:pPr>
-      <w:r>
-        <w:rPr>
-          <w:rFonts w:hint="eastAsia"/>
-        </w:rPr>
-        <w:t>协议仓库用于保存所有</w:t>
-      </w:r>
-      <w:proofErr w:type="gramStart"/>
-      <w:r>
-        <w:rPr>
-          <w:rFonts w:hint="eastAsia"/>
-        </w:rPr>
-        <w:t>帧</w:t>
-      </w:r>
-      <w:proofErr w:type="gramEnd"/>
-      <w:r>
-        <w:rPr>
-          <w:rFonts w:hint="eastAsia"/>
-        </w:rPr>
-        <w:t>协议定义，每一个</w:t>
-      </w:r>
-      <w:proofErr w:type="gramStart"/>
-      <w:r>
-        <w:rPr>
-          <w:rFonts w:hint="eastAsia"/>
-        </w:rPr>
-        <w:t>帧</w:t>
-      </w:r>
-      <w:proofErr w:type="gramEnd"/>
-      <w:r>
-        <w:rPr>
-          <w:rFonts w:hint="eastAsia"/>
-        </w:rPr>
-        <w:t>协议对象包含：</w:t>
+        <w:rPr>
+          <w:rFonts w:hint="eastAsia"/>
+        </w:rPr>
+      </w:pPr>
+      <w:r>
+        <w:rPr>
+          <w:rFonts w:hint="eastAsia"/>
+        </w:rPr>
+        <w:t>协议仓库用于保存所有帧协议定义，每一个帧协议对象包含：</w:t>
       </w:r>
     </w:p>
     <w:p>
@@ -19235,6 +17677,9 @@
         </w:numPr>
         <w:spacing w:line="440" w:lineRule="exact"/>
         <w:ind w:firstLineChars="0"/>
+        <w:rPr>
+          <w:rFonts w:hint="eastAsia"/>
+        </w:rPr>
       </w:pPr>
       <w:r>
         <w:rPr>
@@ -19252,6 +17697,9 @@
         </w:numPr>
         <w:spacing w:line="440" w:lineRule="exact"/>
         <w:ind w:firstLineChars="0"/>
+        <w:rPr>
+          <w:rFonts w:hint="eastAsia"/>
+        </w:rPr>
       </w:pPr>
       <w:r>
         <w:rPr>
@@ -19269,6 +17717,9 @@
         </w:numPr>
         <w:spacing w:line="440" w:lineRule="exact"/>
         <w:ind w:firstLineChars="0"/>
+        <w:rPr>
+          <w:rFonts w:hint="eastAsia"/>
+        </w:rPr>
       </w:pPr>
       <w:r>
         <w:rPr>
@@ -19286,60 +17737,30 @@
         </w:numPr>
         <w:spacing w:line="440" w:lineRule="exact"/>
         <w:ind w:firstLineChars="0"/>
-      </w:pPr>
-      <w:proofErr w:type="gramStart"/>
-      <w:r>
-        <w:rPr>
-          <w:rFonts w:hint="eastAsia"/>
-        </w:rPr>
-        <w:t>帧</w:t>
-      </w:r>
-      <w:proofErr w:type="gramEnd"/>
-      <w:r>
-        <w:rPr>
-          <w:rFonts w:hint="eastAsia"/>
-        </w:rPr>
-        <w:t>协议编辑器可以实现为协议仓库的用户交互视图，通过可视化的方式提供用户在测试系统中设计</w:t>
-      </w:r>
-      <w:proofErr w:type="gramStart"/>
-      <w:r>
-        <w:rPr>
-          <w:rFonts w:hint="eastAsia"/>
-        </w:rPr>
-        <w:t>帧</w:t>
-      </w:r>
-      <w:proofErr w:type="gramEnd"/>
-      <w:r>
-        <w:rPr>
-          <w:rFonts w:hint="eastAsia"/>
-        </w:rPr>
-        <w:t>协议的能力。</w:t>
+        <w:rPr>
+          <w:rFonts w:hint="eastAsia"/>
+        </w:rPr>
+      </w:pPr>
+      <w:r>
+        <w:rPr>
+          <w:rFonts w:hint="eastAsia"/>
+        </w:rPr>
+        <w:t>帧协议编辑器可以实现为协议仓库的用户交互视图，通过可视化的方式提供用户在测试系统中设计帧协议的能力。</w:t>
       </w:r>
     </w:p>
     <w:p>
       <w:pPr>
         <w:spacing w:line="440" w:lineRule="exact"/>
         <w:ind w:left="480"/>
-      </w:pPr>
-      <w:r>
-        <w:rPr>
-          <w:rFonts w:hint="eastAsia"/>
-        </w:rPr>
-        <w:t>在5.2.1节中，以AD采集为例，我们需要借助协议仓库提供的</w:t>
-      </w:r>
-      <w:proofErr w:type="gramStart"/>
-      <w:r>
-        <w:rPr>
-          <w:rFonts w:hint="eastAsia"/>
-        </w:rPr>
-        <w:t>帧协议</w:t>
-      </w:r>
-      <w:proofErr w:type="gramEnd"/>
-      <w:r>
-        <w:rPr>
-          <w:rFonts w:hint="eastAsia"/>
-        </w:rPr>
-        <w:t>定义，来实现温度到电压的双向转换。</w:t>
+        <w:rPr>
+          <w:rFonts w:hint="eastAsia"/>
+        </w:rPr>
+      </w:pPr>
+      <w:r>
+        <w:rPr>
+          <w:rFonts w:hint="eastAsia"/>
+        </w:rPr>
+        <w:t>在5.2.1节中，以AD采集为例，我们需要借助协议仓库提供的帧协议定义，来实现温度到电压的双向转换。</w:t>
       </w:r>
     </w:p>
     <w:p>
@@ -19354,30 +17775,8 @@
         <w:rPr>
           <w:rFonts w:hint="eastAsia"/>
         </w:rPr>
-        <w:t>另外，通讯协议（ARINC429 1394B CAN 1553B 等）硬件模块可以在同一个通道中发送不同含义的帧，因此ICD中的协议统一</w:t>
-      </w:r>
-      <w:proofErr w:type="gramStart"/>
-      <w:r>
-        <w:rPr>
-          <w:rFonts w:hint="eastAsia"/>
-        </w:rPr>
-        <w:t>设计为帧结构</w:t>
-      </w:r>
-      <w:proofErr w:type="gramEnd"/>
-      <w:r>
-        <w:rPr>
-          <w:rFonts w:hint="eastAsia"/>
-        </w:rPr>
-        <w:t>，虽然对于AD、DA、DIO等不需要帧的概念，但是</w:t>
-      </w:r>
-      <w:proofErr w:type="gramStart"/>
-      <w:r>
-        <w:rPr>
-          <w:rFonts w:hint="eastAsia"/>
-        </w:rPr>
-        <w:t>帧</w:t>
-      </w:r>
-      <w:proofErr w:type="gramEnd"/>
+        <w:t>另外，通讯协议（ARINC429 1394B CAN 1553B 等）硬件模块可以在同一个通道中发送不同含义的帧，因此ICD中的协议统一设计为帧结构，虽然对于AD、DA、DIO等不需要帧的概念，但是帧</w:t>
+      </w:r>
       <w:r>
         <w:rPr>
           <w:rFonts w:hint="eastAsia"/>
@@ -19399,6 +17798,9 @@
           <w:numId w:val="2"/>
         </w:numPr>
         <w:ind w:left="0" w:firstLine="0"/>
+        <w:rPr>
+          <w:rFonts w:hint="eastAsia"/>
+        </w:rPr>
       </w:pPr>
       <w:r>
         <w:rPr>
@@ -19423,40 +17825,21 @@
       <w:pPr>
         <w:spacing w:line="440" w:lineRule="exact"/>
         <w:ind w:firstLineChars="200" w:firstLine="480"/>
-      </w:pPr>
-      <w:proofErr w:type="gramStart"/>
-      <w:r>
-        <w:rPr>
-          <w:rFonts w:hint="eastAsia"/>
-        </w:rPr>
-        <w:t>最新值</w:t>
-      </w:r>
-      <w:proofErr w:type="gramEnd"/>
-      <w:r>
-        <w:rPr>
-          <w:rFonts w:hint="eastAsia"/>
-        </w:rPr>
-        <w:t>缓存列表缓存每一个信号的最新值，供测试引擎</w:t>
-      </w:r>
-      <w:r>
-        <w:rPr>
-          <w:rFonts w:hint="eastAsia"/>
-        </w:rPr>
-        <w:t>快速读取。</w:t>
-      </w:r>
-      <w:proofErr w:type="gramStart"/>
-      <w:r>
-        <w:rPr>
-          <w:rFonts w:hint="eastAsia"/>
-        </w:rPr>
-        <w:t>最新值</w:t>
-      </w:r>
-      <w:proofErr w:type="gramEnd"/>
-      <w:r>
-        <w:rPr>
-          <w:rFonts w:hint="eastAsia"/>
-        </w:rPr>
-        <w:t>列表只保存更新后的值，不保留历史。</w:t>
+        <w:rPr>
+          <w:rFonts w:hint="eastAsia"/>
+        </w:rPr>
+      </w:pPr>
+      <w:r>
+        <w:rPr>
+          <w:rFonts w:hint="eastAsia"/>
+        </w:rPr>
+        <w:t>最新值缓存列表缓存每一个信号的最新值，供测试引擎</w:t>
+      </w:r>
+      <w:r>
+        <w:rPr>
+          <w:rFonts w:hint="eastAsia"/>
+        </w:rPr>
+        <w:t>快速读取。最新值列表只保存更新后的值，不保留历史。</w:t>
       </w:r>
       <w:r>
         <w:rPr>
@@ -19477,35 +17860,7 @@
         <w:rPr>
           <w:rFonts w:hint="eastAsia"/>
         </w:rPr>
-        <w:t>HAL层接收到原始值之后，信号经过协议仓库定义的</w:t>
-      </w:r>
-      <w:proofErr w:type="gramStart"/>
-      <w:r>
-        <w:rPr>
-          <w:rFonts w:hint="eastAsia"/>
-        </w:rPr>
-        <w:t>帧结构</w:t>
-      </w:r>
-      <w:proofErr w:type="gramEnd"/>
-      <w:r>
-        <w:rPr>
-          <w:rFonts w:hint="eastAsia"/>
-        </w:rPr>
-        <w:t>被还原成实际值，缓存在</w:t>
-      </w:r>
-      <w:proofErr w:type="gramStart"/>
-      <w:r>
-        <w:rPr>
-          <w:rFonts w:hint="eastAsia"/>
-        </w:rPr>
-        <w:t>最新值</w:t>
-      </w:r>
-      <w:proofErr w:type="gramEnd"/>
-      <w:r>
-        <w:rPr>
-          <w:rFonts w:hint="eastAsia"/>
-        </w:rPr>
-        <w:t>列表中</w:t>
+        <w:t>HAL层接收到原始值之后，信号经过协议仓库定义的帧结构被还原成实际值，缓存在最新值列表中</w:t>
       </w:r>
       <w:r>
         <w:rPr>
@@ -19513,7 +17868,6 @@
         </w:rPr>
         <w:t>。</w:t>
       </w:r>
-      <w:proofErr w:type="gramStart"/>
       <w:r>
         <w:rPr>
           <w:rFonts w:hint="eastAsia"/>
@@ -19522,7 +17876,6 @@
         </w:rPr>
         <w:t>最新值</w:t>
       </w:r>
-      <w:proofErr w:type="gramEnd"/>
       <w:r>
         <w:rPr>
           <w:rFonts w:hint="eastAsia"/>
@@ -19548,6 +17901,9 @@
           <w:numId w:val="2"/>
         </w:numPr>
         <w:ind w:left="0" w:firstLine="0"/>
+        <w:rPr>
+          <w:rFonts w:hint="eastAsia"/>
+        </w:rPr>
       </w:pPr>
       <w:r>
         <w:rPr>
@@ -19600,6 +17956,9 @@
           <w:numId w:val="2"/>
         </w:numPr>
         <w:ind w:left="0" w:firstLine="0"/>
+        <w:rPr>
+          <w:rFonts w:hint="eastAsia"/>
+        </w:rPr>
       </w:pPr>
       <w:r>
         <w:rPr>
@@ -19627,33 +17986,13 @@
         <w:rPr>
           <w:rFonts w:hint="eastAsia"/>
         </w:rPr>
-        <w:t>提供订阅/发布机制，供UI界面订阅特定的信号的值</w:t>
-      </w:r>
-      <w:r>
-        <w:rPr>
-          <w:rFonts w:hint="eastAsia"/>
-        </w:rPr>
-        <w:t>。</w:t>
-      </w:r>
-      <w:r>
-        <w:rPr>
-          <w:rFonts w:hint="eastAsia"/>
-        </w:rPr>
-        <w:t>HAL层接收到原始值之后，信号经过协议仓库，利用定义好的</w:t>
-      </w:r>
-      <w:proofErr w:type="gramStart"/>
-      <w:r>
-        <w:rPr>
-          <w:rFonts w:hint="eastAsia"/>
-        </w:rPr>
-        <w:t>帧</w:t>
-      </w:r>
-      <w:proofErr w:type="gramEnd"/>
-      <w:r>
-        <w:rPr>
-          <w:rFonts w:hint="eastAsia"/>
-        </w:rPr>
-        <w:t>解析还原出实际值后</w:t>
+        <w:t>提供订阅/发布机制，供UI界面订阅特定的信号的值。</w:t>
+      </w:r>
+      <w:r>
+        <w:rPr>
+          <w:rFonts w:hint="eastAsia"/>
+        </w:rPr>
+        <w:t>HAL层接收到原始值之后，信号经过协议仓库，利用定义好的帧解析还原出实际值后</w:t>
       </w:r>
       <w:r>
         <w:rPr>
@@ -19670,6 +18009,9 @@
           <w:numId w:val="2"/>
         </w:numPr>
         <w:ind w:left="0" w:firstLine="0"/>
+        <w:rPr>
+          <w:rFonts w:hint="eastAsia"/>
+        </w:rPr>
       </w:pPr>
       <w:r>
         <w:rPr>
@@ -19688,6 +18030,9 @@
       <w:pPr>
         <w:spacing w:line="440" w:lineRule="exact"/>
         <w:ind w:firstLineChars="200" w:firstLine="480"/>
+        <w:rPr>
+          <w:rFonts w:hint="eastAsia"/>
+        </w:rPr>
       </w:pPr>
       <w:r>
         <w:rPr>
@@ -19718,40 +18063,15 @@
       <w:pPr>
         <w:spacing w:line="440" w:lineRule="exact"/>
         <w:ind w:firstLineChars="200" w:firstLine="480"/>
-      </w:pPr>
-      <w:r>
-        <w:rPr>
-          <w:rFonts w:hint="eastAsia"/>
-        </w:rPr>
-        <w:t>引擎层在执行用例的过程中，控制HAL</w:t>
-      </w:r>
-      <w:proofErr w:type="gramStart"/>
-      <w:r>
-        <w:rPr>
-          <w:rFonts w:hint="eastAsia"/>
-        </w:rPr>
-        <w:t>层完成</w:t>
-      </w:r>
-      <w:proofErr w:type="gramEnd"/>
-      <w:r>
-        <w:rPr>
-          <w:rFonts w:hint="eastAsia"/>
-        </w:rPr>
-        <w:t>硬件的读写操作，借助ICD</w:t>
-      </w:r>
-      <w:proofErr w:type="gramStart"/>
-      <w:r>
-        <w:rPr>
-          <w:rFonts w:hint="eastAsia"/>
-        </w:rPr>
-        <w:t>层完成</w:t>
-      </w:r>
-      <w:proofErr w:type="gramEnd"/>
-      <w:r>
-        <w:rPr>
-          <w:rFonts w:hint="eastAsia"/>
-        </w:rPr>
-        <w:t>工程值和实际值的转换，并从ICD层获取最新值，然后根据用户在用例中编写的条件断言，记录测试用例的执行情况，最终完成测试。</w:t>
+        <w:rPr>
+          <w:rFonts w:hint="eastAsia"/>
+        </w:rPr>
+      </w:pPr>
+      <w:r>
+        <w:rPr>
+          <w:rFonts w:hint="eastAsia"/>
+        </w:rPr>
+        <w:t>引擎层在执行用例的过程中，控制HAL层完成硬件的读写操作，借助ICD层完成工程值和实际值的转换，并从ICD层获取最新值，然后根据用户在用例中编写的条件断言，记录测试用例的执行情况，最终完成测试。</w:t>
       </w:r>
     </w:p>
     <w:p>
@@ -19762,6 +18082,9 @@
           <w:numId w:val="2"/>
         </w:numPr>
         <w:ind w:left="0" w:firstLine="0"/>
+        <w:rPr>
+          <w:rFonts w:hint="eastAsia"/>
+        </w:rPr>
       </w:pPr>
       <w:r>
         <w:rPr>
@@ -19780,6 +18103,9 @@
       <w:pPr>
         <w:spacing w:line="440" w:lineRule="exact"/>
         <w:ind w:firstLineChars="200" w:firstLine="480"/>
+        <w:rPr>
+          <w:rFonts w:hint="eastAsia"/>
+        </w:rPr>
       </w:pPr>
       <w:r>
         <w:rPr>
@@ -19792,6 +18118,9 @@
       <w:pPr>
         <w:spacing w:line="440" w:lineRule="exact"/>
         <w:ind w:firstLineChars="200" w:firstLine="480"/>
+        <w:rPr>
+          <w:rFonts w:hint="eastAsia"/>
+        </w:rPr>
       </w:pPr>
       <w:r>
         <w:rPr>
@@ -19822,6 +18151,9 @@
       <w:pPr>
         <w:spacing w:line="440" w:lineRule="exact"/>
         <w:ind w:firstLineChars="200" w:firstLine="480"/>
+        <w:rPr>
+          <w:rFonts w:hint="eastAsia"/>
+        </w:rPr>
       </w:pPr>
       <w:r>
         <w:rPr>
@@ -19859,6 +18191,9 @@
       <w:pPr>
         <w:spacing w:line="440" w:lineRule="exact"/>
         <w:ind w:firstLineChars="200" w:firstLine="480"/>
+        <w:rPr>
+          <w:rFonts w:hint="eastAsia"/>
+        </w:rPr>
       </w:pPr>
       <w:r>
         <w:rPr>
@@ -19894,21 +18229,16 @@
         </w:numPr>
         <w:spacing w:line="440" w:lineRule="exact"/>
         <w:ind w:firstLineChars="0"/>
-      </w:pPr>
-      <w:proofErr w:type="spellStart"/>
+        <w:rPr>
+          <w:rFonts w:hint="eastAsia"/>
+        </w:rPr>
+      </w:pPr>
       <w:r>
         <w:rPr>
           <w:rFonts w:hint="eastAsia"/>
         </w:rPr>
         <w:lastRenderedPageBreak/>
-        <w:t>SetDevice</w:t>
-      </w:r>
-      <w:proofErr w:type="spellEnd"/>
-      <w:r>
-        <w:rPr>
-          <w:rFonts w:hint="eastAsia"/>
-        </w:rPr>
-        <w:t>(</w:t>
+        <w:t>SetDevice(</w:t>
       </w:r>
       <w:r>
         <w:t>“</w:t>
@@ -19950,20 +18280,15 @@
         </w:numPr>
         <w:spacing w:line="440" w:lineRule="exact"/>
         <w:ind w:firstLineChars="0"/>
-      </w:pPr>
-      <w:proofErr w:type="spellStart"/>
-      <w:r>
-        <w:rPr>
-          <w:rFonts w:hint="eastAsia"/>
-        </w:rPr>
-        <w:t>VerifyDevice</w:t>
-      </w:r>
-      <w:proofErr w:type="spellEnd"/>
-      <w:r>
-        <w:rPr>
-          <w:rFonts w:hint="eastAsia"/>
-        </w:rPr>
-        <w:t>("温度", 37.5, {min=-0.1, max=0.1})  -- VERIFY</w:t>
+        <w:rPr>
+          <w:rFonts w:hint="eastAsia"/>
+        </w:rPr>
+      </w:pPr>
+      <w:r>
+        <w:rPr>
+          <w:rFonts w:hint="eastAsia"/>
+        </w:rPr>
+        <w:t>VerifyDevice("温度", 37.5, {min=-0.1, max=0.1})  -- VERIFY</w:t>
       </w:r>
     </w:p>
     <w:p>
@@ -19975,20 +18300,15 @@
         </w:numPr>
         <w:spacing w:line="440" w:lineRule="exact"/>
         <w:ind w:firstLineChars="0"/>
-      </w:pPr>
-      <w:proofErr w:type="spellStart"/>
-      <w:r>
-        <w:rPr>
-          <w:rFonts w:hint="eastAsia"/>
-        </w:rPr>
-        <w:t>WaitFor</w:t>
-      </w:r>
-      <w:proofErr w:type="spellEnd"/>
-      <w:r>
-        <w:rPr>
-          <w:rFonts w:hint="eastAsia"/>
-        </w:rPr>
-        <w:t>("温度", "&gt;=", 30.0, 5000)                -- WAIT, 超时5s</w:t>
+        <w:rPr>
+          <w:rFonts w:hint="eastAsia"/>
+        </w:rPr>
+      </w:pPr>
+      <w:r>
+        <w:rPr>
+          <w:rFonts w:hint="eastAsia"/>
+        </w:rPr>
+        <w:t>WaitFor("温度", "&gt;=", 30.0, 5000)                -- WAIT, 超时5s</w:t>
       </w:r>
     </w:p>
     <w:p>
@@ -20000,20 +18320,15 @@
         </w:numPr>
         <w:spacing w:line="440" w:lineRule="exact"/>
         <w:ind w:firstLineChars="0"/>
-      </w:pPr>
-      <w:proofErr w:type="gramStart"/>
-      <w:r>
-        <w:rPr>
-          <w:rFonts w:hint="eastAsia"/>
-        </w:rPr>
-        <w:t>Delay(</w:t>
-      </w:r>
-      <w:proofErr w:type="gramEnd"/>
-      <w:r>
-        <w:rPr>
-          <w:rFonts w:hint="eastAsia"/>
-        </w:rPr>
-        <w:t>1000)                                       -- DELAY</w:t>
+        <w:rPr>
+          <w:rFonts w:hint="eastAsia"/>
+        </w:rPr>
+      </w:pPr>
+      <w:r>
+        <w:rPr>
+          <w:rFonts w:hint="eastAsia"/>
+        </w:rPr>
+        <w:t>Delay(1000)                                       -- DELAY</w:t>
       </w:r>
     </w:p>
     <w:p>
@@ -20025,34 +18340,15 @@
         </w:numPr>
         <w:spacing w:line="440" w:lineRule="exact"/>
         <w:ind w:firstLineChars="0"/>
-      </w:pPr>
-      <w:proofErr w:type="spellStart"/>
-      <w:r>
-        <w:rPr>
-          <w:rFonts w:hint="eastAsia"/>
-        </w:rPr>
-        <w:t>UserAction</w:t>
-      </w:r>
-      <w:proofErr w:type="spellEnd"/>
-      <w:r>
-        <w:rPr>
-          <w:rFonts w:hint="eastAsia"/>
-        </w:rPr>
-        <w:t>("</w:t>
-      </w:r>
-      <w:proofErr w:type="gramStart"/>
-      <w:r>
-        <w:rPr>
-          <w:rFonts w:hint="eastAsia"/>
-        </w:rPr>
-        <w:t>请观察</w:t>
-      </w:r>
-      <w:proofErr w:type="gramEnd"/>
-      <w:r>
-        <w:rPr>
-          <w:rFonts w:hint="eastAsia"/>
-        </w:rPr>
-        <w:t>指示灯是否亮起")                  -- ACTION</w:t>
+        <w:rPr>
+          <w:rFonts w:hint="eastAsia"/>
+        </w:rPr>
+      </w:pPr>
+      <w:r>
+        <w:rPr>
+          <w:rFonts w:hint="eastAsia"/>
+        </w:rPr>
+        <w:t>UserAction("请观察指示灯是否亮起")                  -- ACTION</w:t>
       </w:r>
     </w:p>
     <w:p>
@@ -20064,28 +18360,15 @@
         </w:numPr>
         <w:spacing w:line="440" w:lineRule="exact"/>
         <w:ind w:firstLineChars="0"/>
-      </w:pPr>
-      <w:proofErr w:type="spellStart"/>
-      <w:proofErr w:type="gramStart"/>
-      <w:r>
-        <w:rPr>
-          <w:rFonts w:hint="eastAsia"/>
-        </w:rPr>
-        <w:t>TakePhoto</w:t>
-      </w:r>
-      <w:proofErr w:type="spellEnd"/>
-      <w:r>
-        <w:rPr>
-          <w:rFonts w:hint="eastAsia"/>
-        </w:rPr>
-        <w:t>(</w:t>
-      </w:r>
-      <w:proofErr w:type="gramEnd"/>
-      <w:r>
-        <w:rPr>
-          <w:rFonts w:hint="eastAsia"/>
-        </w:rPr>
-        <w:t>)                                       -- PHOTO</w:t>
+        <w:rPr>
+          <w:rFonts w:hint="eastAsia"/>
+        </w:rPr>
+      </w:pPr>
+      <w:r>
+        <w:rPr>
+          <w:rFonts w:hint="eastAsia"/>
+        </w:rPr>
+        <w:t>TakePhoto()                                       -- PHOTO</w:t>
       </w:r>
     </w:p>
     <w:p>
@@ -20097,34 +18380,15 @@
         </w:numPr>
         <w:spacing w:line="440" w:lineRule="exact"/>
         <w:ind w:firstLineChars="0"/>
-      </w:pPr>
-      <w:proofErr w:type="spellStart"/>
-      <w:r>
-        <w:rPr>
-          <w:rFonts w:hint="eastAsia"/>
-        </w:rPr>
-        <w:t>SetRecord</w:t>
-      </w:r>
-      <w:proofErr w:type="spellEnd"/>
-      <w:r>
-        <w:rPr>
-          <w:rFonts w:hint="eastAsia"/>
-        </w:rPr>
-        <w:t>(</w:t>
-      </w:r>
-      <w:proofErr w:type="gramStart"/>
-      <w:r>
-        <w:rPr>
-          <w:rFonts w:hint="eastAsia"/>
-        </w:rPr>
-        <w:t xml:space="preserve">true)   </w:t>
-      </w:r>
-      <w:proofErr w:type="gramEnd"/>
-      <w:r>
-        <w:rPr>
-          <w:rFonts w:hint="eastAsia"/>
-        </w:rPr>
-        <w:t xml:space="preserve">                                -- RECORD</w:t>
+        <w:rPr>
+          <w:rFonts w:hint="eastAsia"/>
+        </w:rPr>
+      </w:pPr>
+      <w:r>
+        <w:rPr>
+          <w:rFonts w:hint="eastAsia"/>
+        </w:rPr>
+        <w:t>SetRecord(true)                                   -- RECORD</w:t>
       </w:r>
     </w:p>
     <w:p>
@@ -20136,34 +18400,15 @@
         </w:numPr>
         <w:spacing w:line="440" w:lineRule="exact"/>
         <w:ind w:firstLineChars="0"/>
-      </w:pPr>
-      <w:proofErr w:type="spellStart"/>
-      <w:r>
-        <w:rPr>
-          <w:rFonts w:hint="eastAsia"/>
-        </w:rPr>
-        <w:t>InjectFault</w:t>
-      </w:r>
-      <w:proofErr w:type="spellEnd"/>
-      <w:r>
-        <w:rPr>
-          <w:rFonts w:hint="eastAsia"/>
-        </w:rPr>
-        <w:t>("温度", {type="</w:t>
-      </w:r>
-      <w:proofErr w:type="spellStart"/>
-      <w:r>
-        <w:rPr>
-          <w:rFonts w:hint="eastAsia"/>
-        </w:rPr>
-        <w:t>stuck_at</w:t>
-      </w:r>
-      <w:proofErr w:type="spellEnd"/>
-      <w:r>
-        <w:rPr>
-          <w:rFonts w:hint="eastAsia"/>
-        </w:rPr>
-        <w:t>", value=999}) -- INJECT_FAULT</w:t>
+        <w:rPr>
+          <w:rFonts w:hint="eastAsia"/>
+        </w:rPr>
+      </w:pPr>
+      <w:r>
+        <w:rPr>
+          <w:rFonts w:hint="eastAsia"/>
+        </w:rPr>
+        <w:t>InjectFault("温度", {type="stuck_at", value=999}) -- INJECT_FAULT</w:t>
       </w:r>
     </w:p>
     <w:p>
@@ -20175,20 +18420,15 @@
         </w:numPr>
         <w:spacing w:line="440" w:lineRule="exact"/>
         <w:ind w:firstLineChars="0"/>
-      </w:pPr>
-      <w:proofErr w:type="spellStart"/>
-      <w:r>
-        <w:rPr>
-          <w:rFonts w:hint="eastAsia"/>
-        </w:rPr>
-        <w:t>ClearFault</w:t>
-      </w:r>
-      <w:proofErr w:type="spellEnd"/>
-      <w:r>
-        <w:rPr>
-          <w:rFonts w:hint="eastAsia"/>
-        </w:rPr>
-        <w:t>("温度")                             -- CLEAR_FAULT</w:t>
+        <w:rPr>
+          <w:rFonts w:hint="eastAsia"/>
+        </w:rPr>
+      </w:pPr>
+      <w:r>
+        <w:rPr>
+          <w:rFonts w:hint="eastAsia"/>
+        </w:rPr>
+        <w:t>ClearFault("温度")                             -- CLEAR_FAULT</w:t>
       </w:r>
     </w:p>
     <w:p>
@@ -20200,6 +18440,9 @@
         </w:numPr>
         <w:spacing w:line="440" w:lineRule="exact"/>
         <w:ind w:firstLineChars="0"/>
+        <w:rPr>
+          <w:rFonts w:hint="eastAsia"/>
+        </w:rPr>
       </w:pPr>
       <w:r>
         <w:rPr>
@@ -20212,6 +18455,9 @@
       <w:pPr>
         <w:spacing w:line="440" w:lineRule="exact"/>
         <w:ind w:left="480"/>
+        <w:rPr>
+          <w:rFonts w:hint="eastAsia"/>
+        </w:rPr>
       </w:pPr>
       <w:r>
         <w:rPr>
@@ -20294,35 +18540,11 @@
                 <w:rFonts w:hint="eastAsia"/>
               </w:rPr>
             </w:pPr>
-            <w:proofErr w:type="spellStart"/>
-            <w:proofErr w:type="gramStart"/>
-            <w:r>
-              <w:rPr>
-                <w:rFonts w:hint="eastAsia"/>
-              </w:rPr>
-              <w:t>SetDevice</w:t>
-            </w:r>
-            <w:proofErr w:type="spellEnd"/>
-            <w:r>
-              <w:rPr>
-                <w:rFonts w:hint="eastAsia"/>
-              </w:rPr>
-              <w:t>(</w:t>
-            </w:r>
-            <w:proofErr w:type="spellStart"/>
-            <w:proofErr w:type="gramEnd"/>
-            <w:r>
-              <w:rPr>
-                <w:rFonts w:hint="eastAsia"/>
-              </w:rPr>
-              <w:t>signalId</w:t>
-            </w:r>
-            <w:proofErr w:type="spellEnd"/>
-            <w:r>
-              <w:rPr>
-                <w:rFonts w:hint="eastAsia"/>
-              </w:rPr>
-              <w:t>, value)</w:t>
+            <w:r>
+              <w:rPr>
+                <w:rFonts w:hint="eastAsia"/>
+              </w:rPr>
+              <w:t>SetDevice(signalId, value)</w:t>
             </w:r>
           </w:p>
         </w:tc>
@@ -20338,27 +18560,11 @@
                 <w:rFonts w:hint="eastAsia"/>
               </w:rPr>
             </w:pPr>
-            <w:proofErr w:type="spellStart"/>
-            <w:proofErr w:type="gramStart"/>
-            <w:r>
-              <w:rPr>
-                <w:rFonts w:hint="eastAsia"/>
-              </w:rPr>
-              <w:t>setSignal</w:t>
-            </w:r>
-            <w:proofErr w:type="spellEnd"/>
-            <w:r>
-              <w:rPr>
-                <w:rFonts w:hint="eastAsia"/>
-              </w:rPr>
-              <w:t>(</w:t>
-            </w:r>
-            <w:proofErr w:type="gramEnd"/>
-            <w:r>
-              <w:rPr>
-                <w:rFonts w:hint="eastAsia"/>
-              </w:rPr>
-              <w:t>)</w:t>
+            <w:r>
+              <w:rPr>
+                <w:rFonts w:hint="eastAsia"/>
+              </w:rPr>
+              <w:t>setSignal()</w:t>
             </w:r>
           </w:p>
         </w:tc>
@@ -20376,35 +18582,11 @@
                 <w:rFonts w:hint="eastAsia"/>
               </w:rPr>
             </w:pPr>
-            <w:proofErr w:type="spellStart"/>
-            <w:proofErr w:type="gramStart"/>
-            <w:r>
-              <w:rPr>
-                <w:rFonts w:hint="eastAsia"/>
-              </w:rPr>
-              <w:t>VerifyDevice</w:t>
-            </w:r>
-            <w:proofErr w:type="spellEnd"/>
-            <w:r>
-              <w:rPr>
-                <w:rFonts w:hint="eastAsia"/>
-              </w:rPr>
-              <w:t>(</w:t>
-            </w:r>
-            <w:proofErr w:type="spellStart"/>
-            <w:proofErr w:type="gramEnd"/>
-            <w:r>
-              <w:rPr>
-                <w:rFonts w:hint="eastAsia"/>
-              </w:rPr>
-              <w:t>signalId</w:t>
-            </w:r>
-            <w:proofErr w:type="spellEnd"/>
-            <w:r>
-              <w:rPr>
-                <w:rFonts w:hint="eastAsia"/>
-              </w:rPr>
-              <w:t>, expected, tolerance)</w:t>
+            <w:r>
+              <w:rPr>
+                <w:rFonts w:hint="eastAsia"/>
+              </w:rPr>
+              <w:t>VerifyDevice(signalId, expected, tolerance)</w:t>
             </w:r>
           </w:p>
         </w:tc>
@@ -20420,27 +18602,11 @@
                 <w:rFonts w:hint="eastAsia"/>
               </w:rPr>
             </w:pPr>
-            <w:proofErr w:type="spellStart"/>
-            <w:proofErr w:type="gramStart"/>
-            <w:r>
-              <w:rPr>
-                <w:rFonts w:hint="eastAsia"/>
-              </w:rPr>
-              <w:t>verifySignal</w:t>
-            </w:r>
-            <w:proofErr w:type="spellEnd"/>
-            <w:r>
-              <w:rPr>
-                <w:rFonts w:hint="eastAsia"/>
-              </w:rPr>
-              <w:t>(</w:t>
-            </w:r>
-            <w:proofErr w:type="gramEnd"/>
-            <w:r>
-              <w:rPr>
-                <w:rFonts w:hint="eastAsia"/>
-              </w:rPr>
-              <w:t>)</w:t>
+            <w:r>
+              <w:rPr>
+                <w:rFonts w:hint="eastAsia"/>
+              </w:rPr>
+              <w:t>verifySignal()</w:t>
             </w:r>
           </w:p>
         </w:tc>
@@ -20458,35 +18624,11 @@
                 <w:rFonts w:hint="eastAsia"/>
               </w:rPr>
             </w:pPr>
-            <w:proofErr w:type="spellStart"/>
-            <w:proofErr w:type="gramStart"/>
-            <w:r>
-              <w:rPr>
-                <w:rFonts w:hint="eastAsia"/>
-              </w:rPr>
-              <w:t>WaitFor</w:t>
-            </w:r>
-            <w:proofErr w:type="spellEnd"/>
-            <w:r>
-              <w:rPr>
-                <w:rFonts w:hint="eastAsia"/>
-              </w:rPr>
-              <w:t>(</w:t>
-            </w:r>
-            <w:proofErr w:type="spellStart"/>
-            <w:proofErr w:type="gramEnd"/>
-            <w:r>
-              <w:rPr>
-                <w:rFonts w:hint="eastAsia"/>
-              </w:rPr>
-              <w:t>signalId</w:t>
-            </w:r>
-            <w:proofErr w:type="spellEnd"/>
-            <w:r>
-              <w:rPr>
-                <w:rFonts w:hint="eastAsia"/>
-              </w:rPr>
-              <w:t>, op, value, timeout)</w:t>
+            <w:r>
+              <w:rPr>
+                <w:rFonts w:hint="eastAsia"/>
+              </w:rPr>
+              <w:t>WaitFor(signalId, op, value, timeout)</w:t>
             </w:r>
           </w:p>
         </w:tc>
@@ -20502,27 +18644,11 @@
                 <w:rFonts w:hint="eastAsia"/>
               </w:rPr>
             </w:pPr>
-            <w:proofErr w:type="spellStart"/>
-            <w:proofErr w:type="gramStart"/>
-            <w:r>
-              <w:rPr>
-                <w:rFonts w:hint="eastAsia"/>
-              </w:rPr>
-              <w:t>waitForSignal</w:t>
-            </w:r>
-            <w:proofErr w:type="spellEnd"/>
-            <w:r>
-              <w:rPr>
-                <w:rFonts w:hint="eastAsia"/>
-              </w:rPr>
-              <w:t>(</w:t>
-            </w:r>
-            <w:proofErr w:type="gramEnd"/>
-            <w:r>
-              <w:rPr>
-                <w:rFonts w:hint="eastAsia"/>
-              </w:rPr>
-              <w:t>)</w:t>
+            <w:r>
+              <w:rPr>
+                <w:rFonts w:hint="eastAsia"/>
+              </w:rPr>
+              <w:t>waitForSignal()</w:t>
             </w:r>
           </w:p>
         </w:tc>
@@ -20544,21 +18670,7 @@
               <w:rPr>
                 <w:rFonts w:hint="eastAsia"/>
               </w:rPr>
-              <w:t>Delay(</w:t>
-            </w:r>
-            <w:proofErr w:type="spellStart"/>
-            <w:r>
-              <w:rPr>
-                <w:rFonts w:hint="eastAsia"/>
-              </w:rPr>
-              <w:t>ms</w:t>
-            </w:r>
-            <w:proofErr w:type="spellEnd"/>
-            <w:r>
-              <w:rPr>
-                <w:rFonts w:hint="eastAsia"/>
-              </w:rPr>
-              <w:t>)</w:t>
+              <w:t>Delay(ms)</w:t>
             </w:r>
           </w:p>
         </w:tc>
@@ -20574,41 +18686,11 @@
                 <w:rFonts w:hint="eastAsia"/>
               </w:rPr>
             </w:pPr>
-            <w:proofErr w:type="spellStart"/>
-            <w:proofErr w:type="gramStart"/>
-            <w:r>
-              <w:rPr>
-                <w:rFonts w:hint="eastAsia"/>
-              </w:rPr>
-              <w:t>QThread</w:t>
-            </w:r>
-            <w:proofErr w:type="spellEnd"/>
-            <w:r>
-              <w:rPr>
-                <w:rFonts w:hint="eastAsia"/>
-              </w:rPr>
-              <w:t>::</w:t>
-            </w:r>
-            <w:proofErr w:type="spellStart"/>
-            <w:r>
-              <w:rPr>
-                <w:rFonts w:hint="eastAsia"/>
-              </w:rPr>
-              <w:t>msleep</w:t>
-            </w:r>
-            <w:proofErr w:type="spellEnd"/>
-            <w:r>
-              <w:rPr>
-                <w:rFonts w:hint="eastAsia"/>
-              </w:rPr>
-              <w:t>(</w:t>
-            </w:r>
-            <w:proofErr w:type="gramEnd"/>
-            <w:r>
-              <w:rPr>
-                <w:rFonts w:hint="eastAsia"/>
-              </w:rPr>
-              <w:t>)</w:t>
+            <w:r>
+              <w:rPr>
+                <w:rFonts w:hint="eastAsia"/>
+              </w:rPr>
+              <w:t>QThread::msleep()</w:t>
             </w:r>
           </w:p>
         </w:tc>
@@ -20626,19 +18708,11 @@
                 <w:rFonts w:hint="eastAsia"/>
               </w:rPr>
             </w:pPr>
-            <w:proofErr w:type="spellStart"/>
-            <w:r>
-              <w:rPr>
-                <w:rFonts w:hint="eastAsia"/>
-              </w:rPr>
-              <w:t>UserAction</w:t>
-            </w:r>
-            <w:proofErr w:type="spellEnd"/>
-            <w:r>
-              <w:rPr>
-                <w:rFonts w:hint="eastAsia"/>
-              </w:rPr>
-              <w:t>(desc)</w:t>
+            <w:r>
+              <w:rPr>
+                <w:rFonts w:hint="eastAsia"/>
+              </w:rPr>
+              <w:t>UserAction(desc)</w:t>
             </w:r>
           </w:p>
         </w:tc>
@@ -20654,19 +18728,11 @@
                 <w:rFonts w:hint="eastAsia"/>
               </w:rPr>
             </w:pPr>
-            <w:proofErr w:type="gramStart"/>
-            <w:r>
-              <w:rPr>
-                <w:rFonts w:hint="eastAsia"/>
-              </w:rPr>
-              <w:t>弹窗等待</w:t>
-            </w:r>
-            <w:proofErr w:type="gramEnd"/>
-            <w:r>
-              <w:rPr>
-                <w:rFonts w:hint="eastAsia"/>
-              </w:rPr>
-              <w:t>用户确认</w:t>
+            <w:r>
+              <w:rPr>
+                <w:rFonts w:hint="eastAsia"/>
+              </w:rPr>
+              <w:t>弹窗等待用户确认</w:t>
             </w:r>
           </w:p>
         </w:tc>
@@ -20684,27 +18750,11 @@
                 <w:rFonts w:hint="eastAsia"/>
               </w:rPr>
             </w:pPr>
-            <w:proofErr w:type="spellStart"/>
-            <w:proofErr w:type="gramStart"/>
-            <w:r>
-              <w:rPr>
-                <w:rFonts w:hint="eastAsia"/>
-              </w:rPr>
-              <w:t>TakePhoto</w:t>
-            </w:r>
-            <w:proofErr w:type="spellEnd"/>
-            <w:r>
-              <w:rPr>
-                <w:rFonts w:hint="eastAsia"/>
-              </w:rPr>
-              <w:t>(</w:t>
-            </w:r>
-            <w:proofErr w:type="gramEnd"/>
-            <w:r>
-              <w:rPr>
-                <w:rFonts w:hint="eastAsia"/>
-              </w:rPr>
-              <w:t>)</w:t>
+            <w:r>
+              <w:rPr>
+                <w:rFonts w:hint="eastAsia"/>
+              </w:rPr>
+              <w:t>TakePhoto()</w:t>
             </w:r>
           </w:p>
         </w:tc>
@@ -20742,19 +18792,11 @@
                 <w:rFonts w:hint="eastAsia"/>
               </w:rPr>
             </w:pPr>
-            <w:proofErr w:type="spellStart"/>
-            <w:r>
-              <w:rPr>
-                <w:rFonts w:hint="eastAsia"/>
-              </w:rPr>
-              <w:t>SetRecord</w:t>
-            </w:r>
-            <w:proofErr w:type="spellEnd"/>
-            <w:r>
-              <w:rPr>
-                <w:rFonts w:hint="eastAsia"/>
-              </w:rPr>
-              <w:t>(enable)</w:t>
+            <w:r>
+              <w:rPr>
+                <w:rFonts w:hint="eastAsia"/>
+              </w:rPr>
+              <w:t>SetRecord(enable)</w:t>
             </w:r>
           </w:p>
         </w:tc>
@@ -20792,35 +18834,11 @@
                 <w:rFonts w:hint="eastAsia"/>
               </w:rPr>
             </w:pPr>
-            <w:proofErr w:type="spellStart"/>
-            <w:proofErr w:type="gramStart"/>
-            <w:r>
-              <w:rPr>
-                <w:rFonts w:hint="eastAsia"/>
-              </w:rPr>
-              <w:t>InjectFault</w:t>
-            </w:r>
-            <w:proofErr w:type="spellEnd"/>
-            <w:r>
-              <w:rPr>
-                <w:rFonts w:hint="eastAsia"/>
-              </w:rPr>
-              <w:t>(</w:t>
-            </w:r>
-            <w:proofErr w:type="spellStart"/>
-            <w:proofErr w:type="gramEnd"/>
-            <w:r>
-              <w:rPr>
-                <w:rFonts w:hint="eastAsia"/>
-              </w:rPr>
-              <w:t>signalId</w:t>
-            </w:r>
-            <w:proofErr w:type="spellEnd"/>
-            <w:r>
-              <w:rPr>
-                <w:rFonts w:hint="eastAsia"/>
-              </w:rPr>
-              <w:t>, config)</w:t>
+            <w:r>
+              <w:rPr>
+                <w:rFonts w:hint="eastAsia"/>
+              </w:rPr>
+              <w:t>InjectFault(signalId, config)</w:t>
             </w:r>
           </w:p>
         </w:tc>
@@ -20836,27 +18854,11 @@
                 <w:rFonts w:hint="eastAsia"/>
               </w:rPr>
             </w:pPr>
-            <w:proofErr w:type="spellStart"/>
-            <w:proofErr w:type="gramStart"/>
-            <w:r>
-              <w:rPr>
-                <w:rFonts w:hint="eastAsia"/>
-              </w:rPr>
-              <w:t>injectFault</w:t>
-            </w:r>
-            <w:proofErr w:type="spellEnd"/>
-            <w:r>
-              <w:rPr>
-                <w:rFonts w:hint="eastAsia"/>
-              </w:rPr>
-              <w:t>(</w:t>
-            </w:r>
-            <w:proofErr w:type="gramEnd"/>
-            <w:r>
-              <w:rPr>
-                <w:rFonts w:hint="eastAsia"/>
-              </w:rPr>
-              <w:t>)</w:t>
+            <w:r>
+              <w:rPr>
+                <w:rFonts w:hint="eastAsia"/>
+              </w:rPr>
+              <w:t>injectFault()</w:t>
             </w:r>
           </w:p>
         </w:tc>
@@ -20874,33 +18876,11 @@
                 <w:rFonts w:hint="eastAsia"/>
               </w:rPr>
             </w:pPr>
-            <w:proofErr w:type="spellStart"/>
-            <w:r>
-              <w:rPr>
-                <w:rFonts w:hint="eastAsia"/>
-              </w:rPr>
-              <w:t>ClearFault</w:t>
-            </w:r>
-            <w:proofErr w:type="spellEnd"/>
-            <w:r>
-              <w:rPr>
-                <w:rFonts w:hint="eastAsia"/>
-              </w:rPr>
-              <w:t>(</w:t>
-            </w:r>
-            <w:proofErr w:type="spellStart"/>
-            <w:r>
-              <w:rPr>
-                <w:rFonts w:hint="eastAsia"/>
-              </w:rPr>
-              <w:t>signalId</w:t>
-            </w:r>
-            <w:proofErr w:type="spellEnd"/>
-            <w:r>
-              <w:rPr>
-                <w:rFonts w:hint="eastAsia"/>
-              </w:rPr>
-              <w:t>)</w:t>
+            <w:r>
+              <w:rPr>
+                <w:rFonts w:hint="eastAsia"/>
+              </w:rPr>
+              <w:t>ClearFault(signalId)</w:t>
             </w:r>
           </w:p>
         </w:tc>
@@ -20916,27 +18896,11 @@
                 <w:rFonts w:hint="eastAsia"/>
               </w:rPr>
             </w:pPr>
-            <w:proofErr w:type="spellStart"/>
-            <w:proofErr w:type="gramStart"/>
-            <w:r>
-              <w:rPr>
-                <w:rFonts w:hint="eastAsia"/>
-              </w:rPr>
-              <w:t>clearFault</w:t>
-            </w:r>
-            <w:proofErr w:type="spellEnd"/>
-            <w:r>
-              <w:rPr>
-                <w:rFonts w:hint="eastAsia"/>
-              </w:rPr>
-              <w:t>(</w:t>
-            </w:r>
-            <w:proofErr w:type="gramEnd"/>
-            <w:r>
-              <w:rPr>
-                <w:rFonts w:hint="eastAsia"/>
-              </w:rPr>
-              <w:t>)</w:t>
+            <w:r>
+              <w:rPr>
+                <w:rFonts w:hint="eastAsia"/>
+              </w:rPr>
+              <w:t>clearFault()</w:t>
             </w:r>
           </w:p>
         </w:tc>
@@ -20992,6 +18956,9 @@
           <w:numId w:val="2"/>
         </w:numPr>
         <w:ind w:left="0" w:firstLine="0"/>
+        <w:rPr>
+          <w:rFonts w:hint="eastAsia"/>
+        </w:rPr>
       </w:pPr>
       <w:r>
         <w:rPr>
@@ -21005,6 +18972,9 @@
       <w:pPr>
         <w:spacing w:line="440" w:lineRule="exact"/>
         <w:ind w:firstLineChars="200" w:firstLine="480"/>
+        <w:rPr>
+          <w:rFonts w:hint="eastAsia"/>
+        </w:rPr>
       </w:pPr>
       <w:r>
         <w:rPr>
@@ -21017,26 +18987,15 @@
       <w:pPr>
         <w:spacing w:line="440" w:lineRule="exact"/>
         <w:ind w:firstLineChars="200" w:firstLine="480"/>
-      </w:pPr>
-      <w:r>
-        <w:rPr>
-          <w:rFonts w:hint="eastAsia"/>
-        </w:rPr>
-        <w:t>调试模式下，基于Lua Debug Library实现。通过</w:t>
-      </w:r>
-      <w:proofErr w:type="spellStart"/>
-      <w:r>
-        <w:rPr>
-          <w:rFonts w:hint="eastAsia"/>
-        </w:rPr>
-        <w:t>lua_sethook</w:t>
-      </w:r>
-      <w:proofErr w:type="spellEnd"/>
-      <w:r>
-        <w:rPr>
-          <w:rFonts w:hint="eastAsia"/>
-        </w:rPr>
-        <w:t>() 注册行级hook，在每行执行前检查断点和暂停标志，实现断点/单步/变量监视</w:t>
+        <w:rPr>
+          <w:rFonts w:hint="eastAsia"/>
+        </w:rPr>
+      </w:pPr>
+      <w:r>
+        <w:rPr>
+          <w:rFonts w:hint="eastAsia"/>
+        </w:rPr>
+        <w:t>调试模式下，基于Lua Debug Library实现。通过lua_sethook() 注册行级hook，在每行执行前检查断点和暂停标志，实现断点/单步/变量监视</w:t>
       </w:r>
       <w:r>
         <w:rPr>
@@ -21522,16 +19481,8 @@
               <w:rPr>
                 <w:rFonts w:hint="eastAsia"/>
               </w:rPr>
-              <w:t>调用</w:t>
-            </w:r>
-            <w:proofErr w:type="gramStart"/>
-            <w:r>
-              <w:rPr>
-                <w:rFonts w:hint="eastAsia"/>
-              </w:rPr>
-              <w:t>栈</w:t>
-            </w:r>
-            <w:proofErr w:type="gramEnd"/>
+              <w:t>调用栈</w:t>
+            </w:r>
           </w:p>
         </w:tc>
         <w:tc>
@@ -21646,6 +19597,9 @@
           <w:numId w:val="2"/>
         </w:numPr>
         <w:ind w:left="0" w:firstLine="0"/>
+        <w:rPr>
+          <w:rFonts w:hint="eastAsia"/>
+        </w:rPr>
       </w:pPr>
       <w:r>
         <w:rPr>
@@ -21678,6 +19632,9 @@
         </w:numPr>
         <w:spacing w:line="440" w:lineRule="exact"/>
         <w:ind w:firstLineChars="0"/>
+        <w:rPr>
+          <w:rFonts w:hint="eastAsia"/>
+        </w:rPr>
       </w:pPr>
       <w:r>
         <w:rPr>
@@ -21695,6 +19652,9 @@
         </w:numPr>
         <w:spacing w:line="440" w:lineRule="exact"/>
         <w:ind w:firstLineChars="0"/>
+        <w:rPr>
+          <w:rFonts w:hint="eastAsia"/>
+        </w:rPr>
       </w:pPr>
       <w:r>
         <w:rPr>
@@ -21712,6 +19672,9 @@
         </w:numPr>
         <w:spacing w:line="440" w:lineRule="exact"/>
         <w:ind w:firstLineChars="0"/>
+        <w:rPr>
+          <w:rFonts w:hint="eastAsia"/>
+        </w:rPr>
       </w:pPr>
       <w:r>
         <w:rPr>
@@ -21729,6 +19692,9 @@
         </w:numPr>
         <w:spacing w:line="440" w:lineRule="exact"/>
         <w:ind w:firstLineChars="0"/>
+        <w:rPr>
+          <w:rFonts w:hint="eastAsia"/>
+        </w:rPr>
       </w:pPr>
       <w:r>
         <w:rPr>
@@ -21746,6 +19712,9 @@
         </w:numPr>
         <w:spacing w:line="440" w:lineRule="exact"/>
         <w:ind w:firstLineChars="0"/>
+        <w:rPr>
+          <w:rFonts w:hint="eastAsia"/>
+        </w:rPr>
       </w:pPr>
       <w:r>
         <w:rPr>
@@ -21758,6 +19727,9 @@
       <w:pPr>
         <w:spacing w:line="440" w:lineRule="exact"/>
         <w:ind w:firstLineChars="200" w:firstLine="480"/>
+        <w:rPr>
+          <w:rFonts w:hint="eastAsia"/>
+        </w:rPr>
       </w:pPr>
       <w:r>
         <w:rPr>
@@ -21806,6 +19778,9 @@
         </w:numPr>
         <w:spacing w:line="440" w:lineRule="exact"/>
         <w:ind w:firstLineChars="0"/>
+        <w:rPr>
+          <w:rFonts w:hint="eastAsia"/>
+        </w:rPr>
       </w:pPr>
       <w:r>
         <w:rPr>
@@ -21823,6 +19798,9 @@
         </w:numPr>
         <w:spacing w:line="440" w:lineRule="exact"/>
         <w:ind w:firstLineChars="0"/>
+        <w:rPr>
+          <w:rFonts w:hint="eastAsia"/>
+        </w:rPr>
       </w:pPr>
       <w:r>
         <w:rPr>
@@ -21840,6 +19818,9 @@
         </w:numPr>
         <w:spacing w:line="440" w:lineRule="exact"/>
         <w:ind w:firstLineChars="0"/>
+        <w:rPr>
+          <w:rFonts w:hint="eastAsia"/>
+        </w:rPr>
       </w:pPr>
       <w:r>
         <w:rPr>
@@ -21895,6 +19876,9 @@
           <w:numId w:val="2"/>
         </w:numPr>
         <w:ind w:left="0" w:firstLine="0"/>
+        <w:rPr>
+          <w:rFonts w:hint="eastAsia"/>
+        </w:rPr>
       </w:pPr>
       <w:r>
         <w:rPr>
@@ -21907,6 +19891,9 @@
       <w:pPr>
         <w:spacing w:line="440" w:lineRule="exact"/>
         <w:ind w:firstLineChars="200" w:firstLine="480"/>
+        <w:rPr>
+          <w:rFonts w:hint="eastAsia"/>
+        </w:rPr>
       </w:pPr>
       <w:r>
         <w:rPr>
@@ -22239,21 +20226,7 @@
               <w:rPr>
                 <w:rFonts w:hint="eastAsia"/>
               </w:rPr>
-              <w:t>timeout(</w:t>
-            </w:r>
-            <w:proofErr w:type="spellStart"/>
-            <w:r>
-              <w:rPr>
-                <w:rFonts w:hint="eastAsia"/>
-              </w:rPr>
-              <w:t>ms</w:t>
-            </w:r>
-            <w:proofErr w:type="spellEnd"/>
-            <w:r>
-              <w:rPr>
-                <w:rFonts w:hint="eastAsia"/>
-              </w:rPr>
-              <w:t>)</w:t>
+              <w:t>timeout(ms)</w:t>
             </w:r>
           </w:p>
         </w:tc>
@@ -22335,21 +20308,7 @@
               <w:rPr>
                 <w:rFonts w:hint="eastAsia"/>
               </w:rPr>
-              <w:t>unit(</w:t>
-            </w:r>
-            <w:proofErr w:type="spellStart"/>
-            <w:r>
-              <w:rPr>
-                <w:rFonts w:hint="eastAsia"/>
-              </w:rPr>
-              <w:t>ms</w:t>
-            </w:r>
-            <w:proofErr w:type="spellEnd"/>
-            <w:r>
-              <w:rPr>
-                <w:rFonts w:hint="eastAsia"/>
-              </w:rPr>
-              <w:t>/s)</w:t>
+              <w:t>unit(ms/s)</w:t>
             </w:r>
           </w:p>
         </w:tc>
@@ -22639,16 +20598,8 @@
               <w:rPr>
                 <w:rFonts w:hint="eastAsia"/>
               </w:rPr>
-              <w:t xml:space="preserve">target, </w:t>
-            </w:r>
-            <w:proofErr w:type="spellStart"/>
-            <w:r>
-              <w:rPr>
-                <w:rFonts w:hint="eastAsia"/>
-              </w:rPr>
-              <w:t>fault_type</w:t>
-            </w:r>
-            <w:proofErr w:type="spellEnd"/>
+              <w:t>target, fault_type</w:t>
+            </w:r>
           </w:p>
         </w:tc>
         <w:tc>
@@ -22663,14 +20614,12 @@
                 <w:rFonts w:hint="eastAsia"/>
               </w:rPr>
             </w:pPr>
-            <w:proofErr w:type="spellStart"/>
             <w:r>
               <w:rPr>
                 <w:rFonts w:hint="eastAsia"/>
               </w:rPr>
               <w:t>fault_value</w:t>
             </w:r>
-            <w:proofErr w:type="spellEnd"/>
           </w:p>
         </w:tc>
         <w:tc>
@@ -22854,6 +20803,9 @@
       <w:pPr>
         <w:spacing w:line="440" w:lineRule="exact"/>
         <w:ind w:firstLineChars="200" w:firstLine="480"/>
+        <w:rPr>
+          <w:rFonts w:hint="eastAsia"/>
+        </w:rPr>
       </w:pPr>
       <w:r>
         <w:rPr>
@@ -23096,21 +21048,7 @@
               <w:rPr>
                 <w:rFonts w:hint="eastAsia"/>
               </w:rPr>
-              <w:t>interval(</w:t>
-            </w:r>
-            <w:proofErr w:type="spellStart"/>
-            <w:r>
-              <w:rPr>
-                <w:rFonts w:hint="eastAsia"/>
-              </w:rPr>
-              <w:t>ms</w:t>
-            </w:r>
-            <w:proofErr w:type="spellEnd"/>
-            <w:r>
-              <w:rPr>
-                <w:rFonts w:hint="eastAsia"/>
-              </w:rPr>
-              <w:t>)</w:t>
+              <w:t>interval(ms)</w:t>
             </w:r>
           </w:p>
         </w:tc>
@@ -23175,16 +21113,8 @@
               <w:rPr>
                 <w:rFonts w:hint="eastAsia"/>
               </w:rPr>
-              <w:t xml:space="preserve">condition, </w:t>
-            </w:r>
-            <w:proofErr w:type="spellStart"/>
-            <w:r>
-              <w:rPr>
-                <w:rFonts w:hint="eastAsia"/>
-              </w:rPr>
-              <w:t>then_steps</w:t>
-            </w:r>
-            <w:proofErr w:type="spellEnd"/>
+              <w:t>condition, then_steps</w:t>
+            </w:r>
           </w:p>
         </w:tc>
         <w:tc>
@@ -23199,14 +21129,12 @@
                 <w:rFonts w:hint="eastAsia"/>
               </w:rPr>
             </w:pPr>
-            <w:proofErr w:type="spellStart"/>
             <w:r>
               <w:rPr>
                 <w:rFonts w:hint="eastAsia"/>
               </w:rPr>
               <w:t>else_steps</w:t>
             </w:r>
-            <w:proofErr w:type="spellEnd"/>
           </w:p>
         </w:tc>
         <w:tc>
@@ -23235,6 +21163,9 @@
       <w:pPr>
         <w:spacing w:line="440" w:lineRule="exact"/>
         <w:ind w:firstLineChars="200" w:firstLine="480"/>
+        <w:rPr>
+          <w:rFonts w:hint="eastAsia"/>
+        </w:rPr>
       </w:pPr>
       <w:r>
         <w:rPr>
@@ -23248,6 +21179,9 @@
         <w:spacing w:line="360" w:lineRule="auto"/>
         <w:ind w:firstLineChars="200" w:firstLine="480"/>
         <w:jc w:val="center"/>
+        <w:rPr>
+          <w:rFonts w:hint="eastAsia"/>
+        </w:rPr>
       </w:pPr>
       <w:r>
         <w:rPr>
@@ -23298,6 +21232,9 @@
           <w:numId w:val="2"/>
         </w:numPr>
         <w:ind w:left="0" w:firstLine="0"/>
+        <w:rPr>
+          <w:rFonts w:hint="eastAsia"/>
+        </w:rPr>
       </w:pPr>
       <w:r>
         <w:rPr>
@@ -23310,6 +21247,9 @@
       <w:pPr>
         <w:spacing w:line="440" w:lineRule="exact"/>
         <w:ind w:firstLineChars="200" w:firstLine="480"/>
+        <w:rPr>
+          <w:rFonts w:hint="eastAsia"/>
+        </w:rPr>
       </w:pPr>
       <w:r>
         <w:rPr>
@@ -23347,26 +21287,15 @@
       <w:pPr>
         <w:spacing w:line="440" w:lineRule="exact"/>
         <w:ind w:firstLineChars="200" w:firstLine="480"/>
-      </w:pPr>
-      <w:r>
-        <w:rPr>
-          <w:rFonts w:hint="eastAsia"/>
-        </w:rPr>
-        <w:t>此外，也可以在后续考虑支持</w:t>
-      </w:r>
-      <w:proofErr w:type="spellStart"/>
-      <w:r>
-        <w:rPr>
-          <w:rFonts w:hint="eastAsia"/>
-        </w:rPr>
-        <w:t>yml</w:t>
-      </w:r>
-      <w:proofErr w:type="spellEnd"/>
-      <w:r>
-        <w:rPr>
-          <w:rFonts w:hint="eastAsia"/>
-        </w:rPr>
-        <w:t>或xml等更多用例格式。</w:t>
+        <w:rPr>
+          <w:rFonts w:hint="eastAsia"/>
+        </w:rPr>
+      </w:pPr>
+      <w:r>
+        <w:rPr>
+          <w:rFonts w:hint="eastAsia"/>
+        </w:rPr>
+        <w:t>此外，也可以在后续考虑支持yml或xml等更多用例格式。</w:t>
       </w:r>
     </w:p>
     <w:p>
@@ -23377,6 +21306,9 @@
           <w:numId w:val="2"/>
         </w:numPr>
         <w:ind w:left="0" w:firstLine="0"/>
+        <w:rPr>
+          <w:rFonts w:hint="eastAsia"/>
+        </w:rPr>
       </w:pPr>
       <w:r>
         <w:rPr>
@@ -23395,6 +21327,9 @@
       <w:pPr>
         <w:spacing w:line="440" w:lineRule="exact"/>
         <w:ind w:firstLineChars="200" w:firstLine="480"/>
+        <w:rPr>
+          <w:rFonts w:hint="eastAsia"/>
+        </w:rPr>
       </w:pPr>
       <w:r>
         <w:rPr>
@@ -23408,6 +21343,7 @@
         <w:spacing w:line="440" w:lineRule="exact"/>
         <w:ind w:firstLineChars="200" w:firstLine="480"/>
         <w:rPr>
+          <w:rFonts w:hint="eastAsia"/>
           <w:color w:val="EE0000"/>
         </w:rPr>
       </w:pPr>
@@ -23446,6 +21382,7 @@
         </w:numPr>
         <w:ind w:left="0" w:firstLine="0"/>
         <w:rPr>
+          <w:rFonts w:hint="eastAsia"/>
           <w:color w:val="000000" w:themeColor="text1"/>
         </w:rPr>
       </w:pPr>
@@ -23481,6 +21418,9 @@
           <w:numId w:val="2"/>
         </w:numPr>
         <w:ind w:left="0" w:firstLine="0"/>
+        <w:rPr>
+          <w:rFonts w:hint="eastAsia"/>
+        </w:rPr>
       </w:pPr>
       <w:r>
         <w:rPr>
@@ -23497,6 +21437,9 @@
           <w:numId w:val="2"/>
         </w:numPr>
         <w:ind w:left="0" w:firstLine="0"/>
+        <w:rPr>
+          <w:rFonts w:hint="eastAsia"/>
+        </w:rPr>
       </w:pPr>
       <w:r>
         <w:rPr>
@@ -23508,6 +21451,9 @@
     <w:p>
       <w:pPr>
         <w:jc w:val="center"/>
+        <w:rPr>
+          <w:rFonts w:hint="eastAsia"/>
+        </w:rPr>
       </w:pPr>
       <w:r>
         <w:rPr>
@@ -23561,76 +21507,93 @@
       <w:pPr>
         <w:spacing w:line="440" w:lineRule="exact"/>
         <w:ind w:firstLineChars="200" w:firstLine="480"/>
-      </w:pPr>
-      <w:r>
-        <w:rPr>
-          <w:rFonts w:hint="eastAsia"/>
-        </w:rPr>
-        <w:t>E：</w:t>
-      </w:r>
-      <w:proofErr w:type="spellStart"/>
-      <w:r>
-        <w:rPr>
-          <w:rFonts w:hint="eastAsia"/>
-        </w:rPr>
-        <w:t>Enpht</w:t>
-      </w:r>
-      <w:proofErr w:type="spellEnd"/>
-      <w:r>
-        <w:rPr>
-          <w:rFonts w:hint="eastAsia"/>
-        </w:rPr>
-        <w:t>的首字母</w:t>
+        <w:rPr>
+          <w:rFonts w:hint="eastAsia"/>
+        </w:rPr>
+      </w:pPr>
+      <w:r>
+        <w:rPr>
+          <w:rFonts w:hint="eastAsia"/>
+          <w:b/>
+          <w:bCs/>
+        </w:rPr>
+        <w:t>E</w:t>
+      </w:r>
+      <w:r>
+        <w:rPr>
+          <w:rFonts w:hint="eastAsia"/>
+        </w:rPr>
+        <w:t>：Enpht的首字母</w:t>
       </w:r>
     </w:p>
     <w:p>
       <w:pPr>
         <w:spacing w:line="440" w:lineRule="exact"/>
         <w:ind w:firstLineChars="200" w:firstLine="480"/>
-      </w:pPr>
-      <w:r>
-        <w:rPr>
-          <w:rFonts w:hint="eastAsia"/>
-        </w:rPr>
-        <w:t>T：Test的缩写</w:t>
+        <w:rPr>
+          <w:rFonts w:hint="eastAsia"/>
+        </w:rPr>
+      </w:pPr>
+      <w:r>
+        <w:rPr>
+          <w:rFonts w:hint="eastAsia"/>
+          <w:b/>
+          <w:bCs/>
+        </w:rPr>
+        <w:t>T</w:t>
+      </w:r>
+      <w:r>
+        <w:rPr>
+          <w:rFonts w:hint="eastAsia"/>
+        </w:rPr>
+        <w:t>：Test的缩写</w:t>
       </w:r>
     </w:p>
     <w:p>
       <w:pPr>
         <w:spacing w:line="440" w:lineRule="exact"/>
         <w:ind w:firstLineChars="200" w:firstLine="480"/>
-      </w:pPr>
-      <w:r>
-        <w:rPr>
-          <w:rFonts w:hint="eastAsia"/>
-        </w:rPr>
-        <w:t>ET：</w:t>
-      </w:r>
-      <w:proofErr w:type="spellStart"/>
-      <w:r>
-        <w:rPr>
-          <w:rFonts w:hint="eastAsia"/>
-        </w:rPr>
-        <w:t>Enpht</w:t>
-      </w:r>
-      <w:proofErr w:type="spellEnd"/>
-      <w:r>
-        <w:rPr>
-          <w:rFonts w:hint="eastAsia"/>
-        </w:rPr>
-        <w:t xml:space="preserve"> Test</w:t>
+        <w:rPr>
+          <w:rFonts w:hint="eastAsia"/>
+        </w:rPr>
+      </w:pPr>
+      <w:r>
+        <w:rPr>
+          <w:rFonts w:hint="eastAsia"/>
+          <w:b/>
+          <w:bCs/>
+        </w:rPr>
+        <w:t>ET</w:t>
+      </w:r>
+      <w:r>
+        <w:rPr>
+          <w:rFonts w:hint="eastAsia"/>
+        </w:rPr>
+        <w:t>：Enpht Test</w:t>
       </w:r>
     </w:p>
     <w:p>
       <w:pPr>
         <w:spacing w:line="440" w:lineRule="exact"/>
         <w:ind w:firstLineChars="200" w:firstLine="480"/>
-      </w:pPr>
-      <w:r>
-        <w:rPr>
-          <w:rFonts w:hint="eastAsia"/>
-        </w:rPr>
-        <w:t>蓝色：公司LOGO背景色</w:t>
+        <w:rPr>
+          <w:rFonts w:hint="eastAsia"/>
+        </w:rPr>
+      </w:pPr>
+      <w:r>
+        <w:rPr>
+          <w:rFonts w:hint="eastAsia"/>
+          <w:b/>
+          <w:bCs/>
+          <w:color w:val="45B0E1" w:themeColor="accent1" w:themeTint="99"/>
+        </w:rPr>
+        <w:t>蓝色</w:t>
+      </w:r>
+      <w:r>
+        <w:rPr>
+          <w:rFonts w:hint="eastAsia"/>
+        </w:rPr>
+        <w:t>：公司LOGO背景色</w:t>
       </w:r>
     </w:p>
     <w:p>
@@ -23644,8 +21607,16 @@
       <w:r>
         <w:rPr>
           <w:rFonts w:hint="eastAsia"/>
-        </w:rPr>
-        <w:t>波形：代表信号</w:t>
+          <w:i/>
+          <w:iCs/>
+        </w:rPr>
+        <w:t>波形</w:t>
+      </w:r>
+      <w:r>
+        <w:rPr>
+          <w:rFonts w:hint="eastAsia"/>
+        </w:rPr>
+        <w:t>：代表信号</w:t>
       </w:r>
     </w:p>
     <w:p>
@@ -23656,6 +21627,9 @@
           <w:numId w:val="2"/>
         </w:numPr>
         <w:ind w:left="0" w:firstLine="0"/>
+        <w:rPr>
+          <w:rFonts w:hint="eastAsia"/>
+        </w:rPr>
       </w:pPr>
       <w:r>
         <w:rPr>
@@ -23670,9 +21644,6 @@
         <w:spacing w:line="360" w:lineRule="auto"/>
         <w:ind w:firstLineChars="200" w:firstLine="480"/>
         <w:jc w:val="center"/>
-        <w:rPr>
-          <w:rFonts w:hint="eastAsia"/>
-        </w:rPr>
       </w:pPr>
       <w:r>
         <w:rPr>
@@ -23717,12 +21688,430 @@
     </w:p>
     <w:p>
       <w:pPr>
+        <w:spacing w:line="440" w:lineRule="exact"/>
+        <w:ind w:firstLineChars="200" w:firstLine="480"/>
+        <w:rPr>
+          <w:rFonts w:hint="eastAsia"/>
+          <w:color w:val="EE0000"/>
+        </w:rPr>
+      </w:pPr>
+      <w:r>
+        <w:rPr>
+          <w:rFonts w:hint="eastAsia"/>
+        </w:rPr>
+        <w:t>主窗口采用现代化的单页风格，配色上借鉴Visual Studio Code的黑色主体配色</w:t>
+      </w:r>
+      <w:r>
+        <w:rPr>
+          <w:rFonts w:hint="eastAsia"/>
+        </w:rPr>
+        <w:t>。</w:t>
+      </w:r>
+      <w:r>
+        <w:rPr>
+          <w:rFonts w:hint="eastAsia"/>
+          <w:color w:val="EE0000"/>
+        </w:rPr>
+        <w:t>后续设计中将考虑主题切换。</w:t>
+      </w:r>
+      <w:r>
+        <w:rPr>
+          <w:rFonts w:hint="eastAsia"/>
+          <w:color w:val="000000" w:themeColor="text1"/>
+        </w:rPr>
+        <w:t>基于开源的Qt Advance Docking System库实现了停靠式布局，各子视图支持任意位置停靠和弹出。</w:t>
+      </w:r>
+    </w:p>
+    <w:p>
+      <w:pPr>
+        <w:pStyle w:val="4"/>
+        <w:numPr>
+          <w:ilvl w:val="3"/>
+          <w:numId w:val="2"/>
+        </w:numPr>
+        <w:rPr>
+          <w:rFonts w:hint="eastAsia"/>
+        </w:rPr>
+      </w:pPr>
+      <w:r>
+        <w:rPr>
+          <w:rFonts w:hint="eastAsia"/>
+        </w:rPr>
+        <w:t>活动栏</w:t>
+      </w:r>
+    </w:p>
+    <w:p>
+      <w:pPr>
+        <w:spacing w:line="440" w:lineRule="exact"/>
+        <w:ind w:firstLineChars="200" w:firstLine="480"/>
+      </w:pPr>
+      <w:r>
+        <w:rPr>
+          <w:rFonts w:hint="eastAsia"/>
+        </w:rPr>
+        <w:t>最左侧是活动栏，活动栏旁边是活动停靠区。活动栏中包含以下的按钮：</w:t>
+      </w:r>
+    </w:p>
+    <w:p>
+      <w:pPr>
+        <w:pStyle w:val="a9"/>
+        <w:numPr>
+          <w:ilvl w:val="0"/>
+          <w:numId w:val="29"/>
+        </w:numPr>
+        <w:spacing w:line="440" w:lineRule="exact"/>
+        <w:ind w:firstLineChars="0"/>
+      </w:pPr>
+      <w:r>
+        <w:rPr>
+          <w:rFonts w:hint="eastAsia"/>
+        </w:rPr>
+        <w:t>项目管理器：点击将活动停靠栏切换至项目管理页面</w:t>
+      </w:r>
+    </w:p>
+    <w:p>
+      <w:pPr>
+        <w:pStyle w:val="a9"/>
+        <w:numPr>
+          <w:ilvl w:val="0"/>
+          <w:numId w:val="29"/>
+        </w:numPr>
+        <w:spacing w:line="440" w:lineRule="exact"/>
+        <w:ind w:firstLineChars="0"/>
+      </w:pPr>
+      <w:r>
+        <w:rPr>
+          <w:rFonts w:hint="eastAsia"/>
+        </w:rPr>
+        <w:t>搜索：在打开的项目中全局搜索内容。点击将活动停靠栏切换至搜索视图</w:t>
+      </w:r>
+    </w:p>
+    <w:p>
+      <w:pPr>
+        <w:pStyle w:val="a9"/>
+        <w:numPr>
+          <w:ilvl w:val="0"/>
+          <w:numId w:val="29"/>
+        </w:numPr>
+        <w:spacing w:line="440" w:lineRule="exact"/>
+        <w:ind w:firstLineChars="0"/>
+      </w:pPr>
+      <w:r>
+        <w:rPr>
+          <w:rFonts w:hint="eastAsia"/>
+        </w:rPr>
+        <w:t>版本管理：使用Git追踪的测试用例改动情况。点击将活动停靠栏切换至版本管理视图</w:t>
+      </w:r>
+    </w:p>
+    <w:p>
+      <w:pPr>
+        <w:pStyle w:val="a9"/>
+        <w:numPr>
+          <w:ilvl w:val="0"/>
+          <w:numId w:val="29"/>
+        </w:numPr>
+        <w:spacing w:line="440" w:lineRule="exact"/>
+        <w:ind w:firstLineChars="0"/>
+      </w:pPr>
+      <w:r>
+        <w:rPr>
+          <w:rFonts w:hint="eastAsia"/>
+        </w:rPr>
+        <w:t>程序扩展：可以基于程序的扩展框架为应用开发其它功能，点击将切换至扩展附带的页面</w:t>
+      </w:r>
+    </w:p>
+    <w:p>
+      <w:pPr>
+        <w:pStyle w:val="a9"/>
+        <w:numPr>
+          <w:ilvl w:val="0"/>
+          <w:numId w:val="29"/>
+        </w:numPr>
+        <w:spacing w:line="440" w:lineRule="exact"/>
+        <w:ind w:firstLineChars="0"/>
+      </w:pPr>
+      <w:r>
+        <w:rPr>
+          <w:rFonts w:hint="eastAsia"/>
+        </w:rPr>
+        <w:t>设备管理：加载所有的通过插件框架加载的硬件设备。点击将切换至设备管理视图</w:t>
+      </w:r>
+    </w:p>
+    <w:p>
+      <w:pPr>
+        <w:pStyle w:val="a9"/>
+        <w:numPr>
+          <w:ilvl w:val="0"/>
+          <w:numId w:val="29"/>
+        </w:numPr>
+        <w:spacing w:line="440" w:lineRule="exact"/>
+        <w:ind w:firstLineChars="0"/>
+      </w:pPr>
+      <w:r>
+        <w:rPr>
+          <w:rFonts w:hint="eastAsia"/>
+        </w:rPr>
+        <w:lastRenderedPageBreak/>
+        <w:t>设置按钮：加载所有的可配置项目，点击将打开设置页面</w:t>
+      </w:r>
+    </w:p>
+    <w:p>
+      <w:pPr>
+        <w:pStyle w:val="4"/>
+        <w:numPr>
+          <w:ilvl w:val="3"/>
+          <w:numId w:val="2"/>
+        </w:numPr>
+        <w:rPr>
+          <w:rFonts w:hint="eastAsia"/>
+        </w:rPr>
+      </w:pPr>
+      <w:r>
+        <w:rPr>
+          <w:rFonts w:hint="eastAsia"/>
+        </w:rPr>
+        <w:t>中央活动区</w:t>
+      </w:r>
+    </w:p>
+    <w:p>
+      <w:pPr>
+        <w:spacing w:line="440" w:lineRule="exact"/>
+        <w:ind w:left="480"/>
+        <w:rPr>
+          <w:rFonts w:hint="eastAsia"/>
+        </w:rPr>
+      </w:pPr>
+      <w:r>
+        <w:rPr>
+          <w:rFonts w:hint="eastAsia"/>
+        </w:rPr>
+        <w:t>中间是主要的工作区，主要包含了：</w:t>
+      </w:r>
+    </w:p>
+    <w:p>
+      <w:pPr>
+        <w:pStyle w:val="a9"/>
+        <w:numPr>
+          <w:ilvl w:val="0"/>
+          <w:numId w:val="30"/>
+        </w:numPr>
+        <w:spacing w:line="440" w:lineRule="exact"/>
+        <w:ind w:firstLineChars="0"/>
+      </w:pPr>
+      <w:r>
+        <w:rPr>
+          <w:rFonts w:hint="eastAsia"/>
+        </w:rPr>
+        <w:t>起始页</w:t>
+      </w:r>
+    </w:p>
+    <w:p>
+      <w:pPr>
+        <w:pStyle w:val="a9"/>
+        <w:numPr>
+          <w:ilvl w:val="0"/>
+          <w:numId w:val="30"/>
+        </w:numPr>
+        <w:spacing w:line="440" w:lineRule="exact"/>
+        <w:ind w:firstLineChars="0"/>
+        <w:rPr>
+          <w:rFonts w:hint="eastAsia"/>
+        </w:rPr>
+      </w:pPr>
+      <w:r>
+        <w:rPr>
+          <w:rFonts w:hint="eastAsia"/>
+        </w:rPr>
+        <w:t>测试用例编辑视图</w:t>
+      </w:r>
+    </w:p>
+    <w:p>
+      <w:pPr>
+        <w:pStyle w:val="a9"/>
+        <w:numPr>
+          <w:ilvl w:val="0"/>
+          <w:numId w:val="30"/>
+        </w:numPr>
+        <w:spacing w:line="440" w:lineRule="exact"/>
+        <w:ind w:firstLineChars="0"/>
+      </w:pPr>
+      <w:r>
+        <w:rPr>
+          <w:rFonts w:hint="eastAsia"/>
+        </w:rPr>
+        <w:t>帧协议编辑视图</w:t>
+      </w:r>
+    </w:p>
+    <w:p>
+      <w:pPr>
+        <w:pStyle w:val="a9"/>
+        <w:numPr>
+          <w:ilvl w:val="0"/>
+          <w:numId w:val="30"/>
+        </w:numPr>
+        <w:spacing w:line="440" w:lineRule="exact"/>
+        <w:ind w:firstLineChars="0"/>
+      </w:pPr>
+      <w:r>
+        <w:rPr>
+          <w:rFonts w:hint="eastAsia"/>
+        </w:rPr>
+        <w:t>ICD编辑视图</w:t>
+      </w:r>
+    </w:p>
+    <w:p>
+      <w:pPr>
+        <w:pStyle w:val="a9"/>
+        <w:numPr>
+          <w:ilvl w:val="0"/>
+          <w:numId w:val="30"/>
+        </w:numPr>
+        <w:spacing w:line="440" w:lineRule="exact"/>
+        <w:ind w:firstLineChars="0"/>
+      </w:pPr>
+      <w:r>
+        <w:rPr>
+          <w:rFonts w:hint="eastAsia"/>
+        </w:rPr>
+        <w:t>信号映射器编辑视图</w:t>
+      </w:r>
+    </w:p>
+    <w:p>
+      <w:pPr>
+        <w:pStyle w:val="a9"/>
+        <w:numPr>
+          <w:ilvl w:val="0"/>
+          <w:numId w:val="30"/>
+        </w:numPr>
+        <w:spacing w:line="440" w:lineRule="exact"/>
+        <w:ind w:firstLineChars="0"/>
+      </w:pPr>
+      <w:r>
+        <w:rPr>
+          <w:rFonts w:hint="eastAsia"/>
+        </w:rPr>
+        <w:t>信号监控视图</w:t>
+      </w:r>
+    </w:p>
+    <w:p>
+      <w:pPr>
+        <w:pStyle w:val="a9"/>
+        <w:numPr>
+          <w:ilvl w:val="0"/>
+          <w:numId w:val="30"/>
+        </w:numPr>
+        <w:spacing w:line="440" w:lineRule="exact"/>
+        <w:ind w:firstLineChars="0"/>
+      </w:pPr>
+      <w:r>
+        <w:rPr>
+          <w:rFonts w:hint="eastAsia"/>
+        </w:rPr>
+        <w:t>测试报告编辑/查看视图</w:t>
+      </w:r>
+    </w:p>
+    <w:p>
+      <w:pPr>
+        <w:pStyle w:val="a9"/>
+        <w:numPr>
+          <w:ilvl w:val="0"/>
+          <w:numId w:val="30"/>
+        </w:numPr>
+        <w:spacing w:line="440" w:lineRule="exact"/>
+        <w:ind w:firstLineChars="0"/>
+      </w:pPr>
+      <w:r>
+        <w:rPr>
+          <w:rFonts w:hint="eastAsia"/>
+        </w:rPr>
+        <w:t>测试脚本编写视图</w:t>
+      </w:r>
+    </w:p>
+    <w:p>
+      <w:pPr>
+        <w:pStyle w:val="a9"/>
+        <w:numPr>
+          <w:ilvl w:val="0"/>
+          <w:numId w:val="30"/>
+        </w:numPr>
+        <w:spacing w:line="440" w:lineRule="exact"/>
+        <w:ind w:firstLineChars="0"/>
+      </w:pPr>
+      <w:r>
+        <w:rPr>
+          <w:rFonts w:hint="eastAsia"/>
+        </w:rPr>
+        <w:t>用例执行调试视图</w:t>
+      </w:r>
+    </w:p>
+    <w:p>
+      <w:pPr>
+        <w:pStyle w:val="4"/>
+        <w:numPr>
+          <w:ilvl w:val="3"/>
+          <w:numId w:val="2"/>
+        </w:numPr>
+      </w:pPr>
+      <w:r>
+        <w:rPr>
+          <w:rFonts w:hint="eastAsia"/>
+        </w:rPr>
+        <w:t>辅助侧边栏</w:t>
+      </w:r>
+    </w:p>
+    <w:p>
+      <w:pPr>
+        <w:spacing w:line="240" w:lineRule="exact"/>
+        <w:ind w:firstLineChars="200" w:firstLine="480"/>
+      </w:pPr>
+      <w:r>
+        <w:rPr>
+          <w:rFonts w:hint="eastAsia"/>
+        </w:rPr>
+        <w:t>辅助侧边栏暂时还没考虑好做什么。</w:t>
+      </w:r>
+    </w:p>
+    <w:p>
+      <w:pPr>
+        <w:pStyle w:val="4"/>
+        <w:numPr>
+          <w:ilvl w:val="3"/>
+          <w:numId w:val="2"/>
+        </w:numPr>
+      </w:pPr>
+      <w:r>
+        <w:rPr>
+          <w:rFonts w:hint="eastAsia"/>
+        </w:rPr>
+        <w:t>底部面板</w:t>
+      </w:r>
+    </w:p>
+    <w:p>
+      <w:pPr>
+        <w:spacing w:line="240" w:lineRule="exact"/>
+        <w:ind w:firstLineChars="200" w:firstLine="480"/>
+        <w:rPr>
+          <w:rFonts w:hint="eastAsia"/>
+        </w:rPr>
+      </w:pPr>
+      <w:r>
+        <w:rPr>
+          <w:rFonts w:hint="eastAsia"/>
+        </w:rPr>
+        <w:t>底部面板用于显示程序执行日志、错误信息以及终端。</w:t>
+      </w:r>
+    </w:p>
+    <w:p>
+      <w:pPr>
         <w:pStyle w:val="2"/>
         <w:numPr>
           <w:ilvl w:val="1"/>
           <w:numId w:val="2"/>
         </w:numPr>
         <w:ind w:left="0" w:firstLine="0"/>
+        <w:rPr>
+          <w:rFonts w:hint="eastAsia"/>
+        </w:rPr>
       </w:pPr>
       <w:r>
         <w:rPr>
@@ -23736,7 +22125,6 @@
         <w:spacing w:line="440" w:lineRule="exact"/>
         <w:ind w:firstLineChars="200" w:firstLine="480"/>
         <w:rPr>
-          <w:rFonts w:hint="eastAsia"/>
           <w:color w:val="EE0000"/>
         </w:rPr>
       </w:pPr>
@@ -23746,6 +22134,715 @@
           <w:color w:val="EE0000"/>
         </w:rPr>
         <w:t>目前阶段，所有的用例，配置，数据，报告，都采用文件的形式，以测试工程的形式管理和保存，后续有需要再使用数据库进行存储。</w:t>
+      </w:r>
+    </w:p>
+    <w:p>
+      <w:pPr>
+        <w:pStyle w:val="2"/>
+        <w:numPr>
+          <w:ilvl w:val="1"/>
+          <w:numId w:val="2"/>
+        </w:numPr>
+        <w:ind w:left="0" w:firstLine="0"/>
+      </w:pPr>
+      <w:r>
+        <w:rPr>
+          <w:rFonts w:hint="eastAsia"/>
+        </w:rPr>
+        <w:t>辅助工具</w:t>
+      </w:r>
+    </w:p>
+    <w:p>
+      <w:pPr>
+        <w:pStyle w:val="3"/>
+        <w:numPr>
+          <w:ilvl w:val="2"/>
+          <w:numId w:val="2"/>
+        </w:numPr>
+        <w:ind w:left="0" w:firstLine="0"/>
+      </w:pPr>
+      <w:r>
+        <w:rPr>
+          <w:rFonts w:hint="eastAsia"/>
+        </w:rPr>
+        <w:t>权限模块</w:t>
+      </w:r>
+    </w:p>
+    <w:p>
+      <w:pPr>
+        <w:spacing w:line="440" w:lineRule="exact"/>
+        <w:ind w:firstLineChars="200" w:firstLine="480"/>
+      </w:pPr>
+      <w:r>
+        <w:rPr>
+          <w:rFonts w:hint="eastAsia"/>
+        </w:rPr>
+        <w:t>软件计划开发权限管理功能，实现用户的权限分级，根据不同等级的用户划分不同的功能，设登录鉴权页面，用户管理页面。</w:t>
+      </w:r>
+    </w:p>
+    <w:p>
+      <w:pPr>
+        <w:pStyle w:val="3"/>
+        <w:numPr>
+          <w:ilvl w:val="2"/>
+          <w:numId w:val="2"/>
+        </w:numPr>
+        <w:ind w:left="0" w:firstLine="0"/>
+      </w:pPr>
+      <w:r>
+        <w:rPr>
+          <w:rFonts w:hint="eastAsia"/>
+        </w:rPr>
+        <w:lastRenderedPageBreak/>
+        <w:t>日志管理模块</w:t>
+      </w:r>
+    </w:p>
+    <w:p>
+      <w:pPr>
+        <w:spacing w:line="440" w:lineRule="exact"/>
+        <w:ind w:firstLineChars="200" w:firstLine="480"/>
+      </w:pPr>
+      <w:r>
+        <w:rPr>
+          <w:rFonts w:hint="eastAsia"/>
+        </w:rPr>
+        <w:t>软件设置日志管理功能，</w:t>
+      </w:r>
+      <w:r>
+        <w:rPr>
+          <w:rFonts w:hint="eastAsia"/>
+        </w:rPr>
+        <w:t>提供多级日志规则，分别为：</w:t>
+      </w:r>
+    </w:p>
+    <w:p>
+      <w:pPr>
+        <w:pStyle w:val="a9"/>
+        <w:numPr>
+          <w:ilvl w:val="0"/>
+          <w:numId w:val="31"/>
+        </w:numPr>
+        <w:spacing w:line="440" w:lineRule="exact"/>
+        <w:ind w:firstLineChars="0"/>
+      </w:pPr>
+      <w:r>
+        <w:rPr>
+          <w:rFonts w:hint="eastAsia"/>
+        </w:rPr>
+        <w:t>Info(信息)：普通日志信息</w:t>
+      </w:r>
+    </w:p>
+    <w:p>
+      <w:pPr>
+        <w:pStyle w:val="a9"/>
+        <w:numPr>
+          <w:ilvl w:val="0"/>
+          <w:numId w:val="31"/>
+        </w:numPr>
+        <w:spacing w:line="440" w:lineRule="exact"/>
+        <w:ind w:firstLineChars="0"/>
+      </w:pPr>
+      <w:r>
+        <w:rPr>
+          <w:rFonts w:hint="eastAsia"/>
+        </w:rPr>
+        <w:t>Debug(调试)：调试日志信息</w:t>
+      </w:r>
+    </w:p>
+    <w:p>
+      <w:pPr>
+        <w:pStyle w:val="a9"/>
+        <w:numPr>
+          <w:ilvl w:val="0"/>
+          <w:numId w:val="31"/>
+        </w:numPr>
+        <w:spacing w:line="440" w:lineRule="exact"/>
+        <w:ind w:firstLineChars="0"/>
+      </w:pPr>
+      <w:r>
+        <w:rPr>
+          <w:rFonts w:hint="eastAsia"/>
+        </w:rPr>
+        <w:t>Warning(警告)：警告日志信息</w:t>
+      </w:r>
+    </w:p>
+    <w:p>
+      <w:pPr>
+        <w:pStyle w:val="a9"/>
+        <w:numPr>
+          <w:ilvl w:val="0"/>
+          <w:numId w:val="31"/>
+        </w:numPr>
+        <w:spacing w:line="440" w:lineRule="exact"/>
+        <w:ind w:firstLineChars="0"/>
+      </w:pPr>
+      <w:r>
+        <w:rPr>
+          <w:rFonts w:hint="eastAsia"/>
+        </w:rPr>
+        <w:t>Fatal(严重)：严重致命日志信息</w:t>
+      </w:r>
+    </w:p>
+    <w:p>
+      <w:pPr>
+        <w:spacing w:line="440" w:lineRule="exact"/>
+        <w:ind w:firstLineChars="200" w:firstLine="480"/>
+      </w:pPr>
+      <w:r>
+        <w:rPr>
+          <w:rFonts w:hint="eastAsia"/>
+        </w:rPr>
+        <w:t>软件运行过程中，会同步将代码运行日志、用户操作日志和测试执行日志等信息同步更新到界面中，同时，还会在日志目录中写入到文件中，采用滚动日志的方式保存。</w:t>
+      </w:r>
+    </w:p>
+    <w:p>
+      <w:pPr>
+        <w:spacing w:line="360" w:lineRule="auto"/>
+        <w:jc w:val="center"/>
+        <w:rPr>
+          <w:rFonts w:hint="eastAsia"/>
+        </w:rPr>
+      </w:pPr>
+      <w:r>
+        <w:rPr>
+          <w:noProof/>
+        </w:rPr>
+        <w:drawing>
+          <wp:inline distT="0" distB="0" distL="0" distR="0" wp14:anchorId="74B680CC" wp14:editId="79393FB2">
+            <wp:extent cx="5274310" cy="1440180"/>
+            <wp:effectExtent l="0" t="0" r="2540" b="7620"/>
+            <wp:docPr id="944813440" name="图片 1"/>
+            <wp:cNvGraphicFramePr>
+              <a:graphicFrameLocks xmlns:a="http://schemas.openxmlformats.org/drawingml/2006/main" noChangeAspect="1"/>
+            </wp:cNvGraphicFramePr>
+            <a:graphic xmlns:a="http://schemas.openxmlformats.org/drawingml/2006/main">
+              <a:graphicData uri="http://schemas.openxmlformats.org/drawingml/2006/picture">
+                <pic:pic xmlns:pic="http://schemas.openxmlformats.org/drawingml/2006/picture">
+                  <pic:nvPicPr>
+                    <pic:cNvPr id="944813440" name=""/>
+                    <pic:cNvPicPr/>
+                  </pic:nvPicPr>
+                  <pic:blipFill>
+                    <a:blip r:embed="rId42"/>
+                    <a:stretch>
+                      <a:fillRect/>
+                    </a:stretch>
+                  </pic:blipFill>
+                  <pic:spPr>
+                    <a:xfrm>
+                      <a:off x="0" y="0"/>
+                      <a:ext cx="5274310" cy="1440180"/>
+                    </a:xfrm>
+                    <a:prstGeom prst="rect">
+                      <a:avLst/>
+                    </a:prstGeom>
+                  </pic:spPr>
+                </pic:pic>
+              </a:graphicData>
+            </a:graphic>
+          </wp:inline>
+        </w:drawing>
+      </w:r>
+    </w:p>
+    <w:p>
+      <w:pPr>
+        <w:pStyle w:val="3"/>
+        <w:numPr>
+          <w:ilvl w:val="2"/>
+          <w:numId w:val="2"/>
+        </w:numPr>
+        <w:ind w:left="0" w:firstLine="0"/>
+      </w:pPr>
+      <w:r>
+        <w:rPr>
+          <w:rFonts w:hint="eastAsia"/>
+        </w:rPr>
+        <w:t>Crash Handler</w:t>
+      </w:r>
+      <w:r>
+        <w:rPr>
+          <w:rFonts w:hint="eastAsia"/>
+        </w:rPr>
+        <w:t>(</w:t>
+      </w:r>
+      <w:r>
+        <w:rPr>
+          <w:rFonts w:hint="eastAsia"/>
+        </w:rPr>
+        <w:t>软件崩溃处理</w:t>
+      </w:r>
+      <w:r>
+        <w:rPr>
+          <w:rFonts w:hint="eastAsia"/>
+        </w:rPr>
+        <w:t>)</w:t>
+      </w:r>
+    </w:p>
+    <w:p>
+      <w:pPr>
+        <w:spacing w:line="440" w:lineRule="exact"/>
+        <w:ind w:firstLineChars="200" w:firstLine="480"/>
+      </w:pPr>
+      <w:r>
+        <w:rPr>
+          <w:rFonts w:hint="eastAsia"/>
+        </w:rPr>
+        <w:t>软件设计有崩溃处理模块，能够在</w:t>
+      </w:r>
+      <w:r>
+        <w:rPr>
+          <w:rFonts w:hint="eastAsia"/>
+        </w:rPr>
+        <w:t>软件</w:t>
+      </w:r>
+      <w:r>
+        <w:rPr>
+          <w:rFonts w:hint="eastAsia"/>
+        </w:rPr>
+        <w:t>崩溃之前</w:t>
+      </w:r>
+      <w:r>
+        <w:rPr>
+          <w:rFonts w:hint="eastAsia"/>
+        </w:rPr>
+        <w:t>处理各种硬件资源的释放，运行状态的记录和崩溃的时候的异常信息记录。</w:t>
+      </w:r>
+    </w:p>
+    <w:p>
+      <w:pPr>
+        <w:spacing w:line="440" w:lineRule="exact"/>
+        <w:ind w:firstLineChars="200" w:firstLine="480"/>
+      </w:pPr>
+      <w:r>
+        <w:rPr>
+          <w:rFonts w:hint="eastAsia"/>
+        </w:rPr>
+        <w:t>在windows平台上捕获操作系统的 VEH（向量异常化处理）和SHE（结构化异常），在Linux上使用</w:t>
+      </w:r>
+      <w:r>
+        <w:rPr>
+          <w:rFonts w:hint="eastAsia"/>
+        </w:rPr>
+        <w:t>sigaction() 捕获 SIGSEGV / SIGFPE / SIGABRT / SIGBUS / SIGILL</w:t>
+      </w:r>
+      <w:r>
+        <w:rPr>
+          <w:rFonts w:hint="eastAsia"/>
+        </w:rPr>
+        <w:t>采集软件崩溃前一刻的调用栈、寄存器、系统信息和快照，生成dump文件和日志文件。同时在GUI上发起弹出警告。</w:t>
+      </w:r>
+    </w:p>
+    <w:p>
+      <w:pPr>
+        <w:spacing w:line="440" w:lineRule="exact"/>
+        <w:ind w:firstLineChars="200" w:firstLine="480"/>
+        <w:rPr>
+          <w:color w:val="EE0000"/>
+        </w:rPr>
+      </w:pPr>
+      <w:r>
+        <w:rPr>
+          <w:rFonts w:hint="eastAsia"/>
+        </w:rPr>
+        <w:t>d</w:t>
+      </w:r>
+      <w:r>
+        <w:rPr>
+          <w:rFonts w:hint="eastAsia"/>
+        </w:rPr>
+        <w:t>ump文件配合PDB</w:t>
+      </w:r>
+      <w:r>
+        <w:rPr>
+          <w:rFonts w:hint="eastAsia"/>
+        </w:rPr>
+        <w:t>(windows)</w:t>
+      </w:r>
+      <w:r>
+        <w:rPr>
+          <w:rFonts w:hint="eastAsia"/>
+        </w:rPr>
+        <w:t>文件可以任何一台安装了有Visual</w:t>
+      </w:r>
+      <w:r>
+        <w:rPr>
+          <w:rFonts w:hint="eastAsia"/>
+        </w:rPr>
+        <w:t xml:space="preserve"> </w:t>
+      </w:r>
+      <w:r>
+        <w:rPr>
+          <w:rFonts w:hint="eastAsia"/>
+        </w:rPr>
+        <w:t>Studio</w:t>
+      </w:r>
+      <w:r>
+        <w:rPr>
+          <w:rFonts w:hint="eastAsia"/>
+        </w:rPr>
+        <w:t>（GDB）</w:t>
+      </w:r>
+      <w:r>
+        <w:rPr>
+          <w:rFonts w:hint="eastAsia"/>
+        </w:rPr>
+        <w:t>的计算机上断点调试。</w:t>
+      </w:r>
+      <w:r>
+        <w:rPr>
+          <w:rFonts w:hint="eastAsia"/>
+        </w:rPr>
+        <w:t>在将程序发布给用户之后，也能够通过发回dump文件和日志文件复现问题以</w:t>
+      </w:r>
+      <w:r>
+        <w:rPr>
+          <w:rFonts w:hint="eastAsia"/>
+          <w:color w:val="EE0000"/>
+        </w:rPr>
+        <w:t>解决必须要出差到现场才能调试的麻烦</w:t>
+      </w:r>
+      <w:r>
+        <w:rPr>
+          <w:rFonts w:hint="eastAsia"/>
+          <w:color w:val="EE0000"/>
+        </w:rPr>
+        <w:t>。</w:t>
+      </w:r>
+    </w:p>
+    <w:p>
+      <w:pPr>
+        <w:spacing w:line="440" w:lineRule="exact"/>
+        <w:ind w:firstLineChars="200" w:firstLine="480"/>
+      </w:pPr>
+      <w:r>
+        <w:rPr>
+          <w:rFonts w:hint="eastAsia"/>
+        </w:rPr>
+        <w:t>这个崩溃处理模块在大型软件中可以说是非常实用，可以提供以下的核心价值：</w:t>
+      </w:r>
+    </w:p>
+    <w:tbl>
+      <w:tblPr>
+        <w:tblStyle w:val="11"/>
+        <w:tblW w:w="5000" w:type="pct"/>
+        <w:tblLook w:val="04A0" w:firstRow="1" w:lastRow="0" w:firstColumn="1" w:lastColumn="0" w:noHBand="0" w:noVBand="1"/>
+      </w:tblPr>
+      <w:tblGrid>
+        <w:gridCol w:w="1696"/>
+        <w:gridCol w:w="6600"/>
+      </w:tblGrid>
+      <w:tr>
+        <w:trPr>
+          <w:cnfStyle w:val="100000000000" w:firstRow="1" w:lastRow="0" w:firstColumn="0" w:lastColumn="0" w:oddVBand="0" w:evenVBand="0" w:oddHBand="0" w:evenHBand="0" w:firstRowFirstColumn="0" w:firstRowLastColumn="0" w:lastRowFirstColumn="0" w:lastRowLastColumn="0"/>
+        </w:trPr>
+        <w:tc>
+          <w:tcPr>
+            <w:cnfStyle w:val="001000000000" w:firstRow="0" w:lastRow="0" w:firstColumn="1" w:lastColumn="0" w:oddVBand="0" w:evenVBand="0" w:oddHBand="0" w:evenHBand="0" w:firstRowFirstColumn="0" w:firstRowLastColumn="0" w:lastRowFirstColumn="0" w:lastRowLastColumn="0"/>
+            <w:tcW w:w="1022" w:type="pct"/>
+          </w:tcPr>
+          <w:p>
+            <w:pPr>
+              <w:spacing w:line="440" w:lineRule="exact"/>
+              <w:rPr>
+                <w:rFonts w:hint="eastAsia"/>
+              </w:rPr>
+            </w:pPr>
+            <w:r>
+              <w:rPr>
+                <w:rFonts w:hint="eastAsia"/>
+              </w:rPr>
+              <w:lastRenderedPageBreak/>
+              <w:t>价值维度</w:t>
+            </w:r>
+          </w:p>
+        </w:tc>
+        <w:tc>
+          <w:tcPr>
+            <w:tcW w:w="3978" w:type="pct"/>
+          </w:tcPr>
+          <w:p>
+            <w:pPr>
+              <w:spacing w:line="440" w:lineRule="exact"/>
+              <w:cnfStyle w:val="100000000000" w:firstRow="1" w:lastRow="0" w:firstColumn="0" w:lastColumn="0" w:oddVBand="0" w:evenVBand="0" w:oddHBand="0" w:evenHBand="0" w:firstRowFirstColumn="0" w:firstRowLastColumn="0" w:lastRowFirstColumn="0" w:lastRowLastColumn="0"/>
+              <w:rPr>
+                <w:rFonts w:hint="eastAsia"/>
+              </w:rPr>
+            </w:pPr>
+            <w:r>
+              <w:rPr>
+                <w:rFonts w:hint="eastAsia"/>
+              </w:rPr>
+              <w:t>说明</w:t>
+            </w:r>
+          </w:p>
+        </w:tc>
+      </w:tr>
+      <w:tr>
+        <w:tc>
+          <w:tcPr>
+            <w:cnfStyle w:val="001000000000" w:firstRow="0" w:lastRow="0" w:firstColumn="1" w:lastColumn="0" w:oddVBand="0" w:evenVBand="0" w:oddHBand="0" w:evenHBand="0" w:firstRowFirstColumn="0" w:firstRowLastColumn="0" w:lastRowFirstColumn="0" w:lastRowLastColumn="0"/>
+            <w:tcW w:w="1022" w:type="pct"/>
+          </w:tcPr>
+          <w:p>
+            <w:pPr>
+              <w:spacing w:line="440" w:lineRule="exact"/>
+              <w:rPr>
+                <w:rFonts w:hint="eastAsia"/>
+              </w:rPr>
+            </w:pPr>
+            <w:r>
+              <w:rPr>
+                <w:rFonts w:hint="eastAsia"/>
+              </w:rPr>
+              <w:t>可追溯性</w:t>
+            </w:r>
+          </w:p>
+        </w:tc>
+        <w:tc>
+          <w:tcPr>
+            <w:tcW w:w="3978" w:type="pct"/>
+          </w:tcPr>
+          <w:p>
+            <w:pPr>
+              <w:spacing w:line="440" w:lineRule="exact"/>
+              <w:cnfStyle w:val="000000000000" w:firstRow="0" w:lastRow="0" w:firstColumn="0" w:lastColumn="0" w:oddVBand="0" w:evenVBand="0" w:oddHBand="0" w:evenHBand="0" w:firstRowFirstColumn="0" w:firstRowLastColumn="0" w:lastRowFirstColumn="0" w:lastRowLastColumn="0"/>
+              <w:rPr>
+                <w:rFonts w:hint="eastAsia"/>
+              </w:rPr>
+            </w:pPr>
+            <w:r>
+              <w:rPr>
+                <w:rFonts w:hint="eastAsia"/>
+              </w:rPr>
+              <w:t>日志 + MiniDump 精确记录崩溃现场（异常码、调用栈、寄存器、系统信息），事后可还原</w:t>
+            </w:r>
+          </w:p>
+        </w:tc>
+      </w:tr>
+      <w:tr>
+        <w:tc>
+          <w:tcPr>
+            <w:cnfStyle w:val="001000000000" w:firstRow="0" w:lastRow="0" w:firstColumn="1" w:lastColumn="0" w:oddVBand="0" w:evenVBand="0" w:oddHBand="0" w:evenHBand="0" w:firstRowFirstColumn="0" w:firstRowLastColumn="0" w:lastRowFirstColumn="0" w:lastRowLastColumn="0"/>
+            <w:tcW w:w="1022" w:type="pct"/>
+          </w:tcPr>
+          <w:p>
+            <w:pPr>
+              <w:spacing w:line="440" w:lineRule="exact"/>
+              <w:rPr>
+                <w:rFonts w:hint="eastAsia"/>
+              </w:rPr>
+            </w:pPr>
+            <w:r>
+              <w:rPr>
+                <w:rFonts w:hint="eastAsia"/>
+              </w:rPr>
+              <w:t>硬件安全</w:t>
+            </w:r>
+          </w:p>
+        </w:tc>
+        <w:tc>
+          <w:tcPr>
+            <w:tcW w:w="3978" w:type="pct"/>
+          </w:tcPr>
+          <w:p>
+            <w:pPr>
+              <w:spacing w:line="440" w:lineRule="exact"/>
+              <w:cnfStyle w:val="000000000000" w:firstRow="0" w:lastRow="0" w:firstColumn="0" w:lastColumn="0" w:oddVBand="0" w:evenVBand="0" w:oddHBand="0" w:evenHBand="0" w:firstRowFirstColumn="0" w:firstRowLastColumn="0" w:lastRowFirstColumn="0" w:lastRowLastColumn="0"/>
+              <w:rPr>
+                <w:rFonts w:hint="eastAsia"/>
+              </w:rPr>
+            </w:pPr>
+            <w:r>
+              <w:rPr>
+                <w:rFonts w:hint="eastAsia"/>
+              </w:rPr>
+              <w:t>崩溃回调中执行硬件复位（DA输出归零、DO置安全态、CAN总线关闭），防止二次损害</w:t>
+            </w:r>
+          </w:p>
+        </w:tc>
+      </w:tr>
+      <w:tr>
+        <w:tc>
+          <w:tcPr>
+            <w:cnfStyle w:val="001000000000" w:firstRow="0" w:lastRow="0" w:firstColumn="1" w:lastColumn="0" w:oddVBand="0" w:evenVBand="0" w:oddHBand="0" w:evenHBand="0" w:firstRowFirstColumn="0" w:firstRowLastColumn="0" w:lastRowFirstColumn="0" w:lastRowLastColumn="0"/>
+            <w:tcW w:w="1022" w:type="pct"/>
+          </w:tcPr>
+          <w:p>
+            <w:pPr>
+              <w:spacing w:line="440" w:lineRule="exact"/>
+              <w:rPr>
+                <w:rFonts w:hint="eastAsia"/>
+              </w:rPr>
+            </w:pPr>
+            <w:r>
+              <w:rPr>
+                <w:rFonts w:hint="eastAsia"/>
+              </w:rPr>
+              <w:t>用户体验</w:t>
+            </w:r>
+          </w:p>
+        </w:tc>
+        <w:tc>
+          <w:tcPr>
+            <w:tcW w:w="3978" w:type="pct"/>
+          </w:tcPr>
+          <w:p>
+            <w:pPr>
+              <w:spacing w:line="440" w:lineRule="exact"/>
+              <w:cnfStyle w:val="000000000000" w:firstRow="0" w:lastRow="0" w:firstColumn="0" w:lastColumn="0" w:oddVBand="0" w:evenVBand="0" w:oddHBand="0" w:evenHBand="0" w:firstRowFirstColumn="0" w:firstRowLastColumn="0" w:lastRowFirstColumn="0" w:lastRowLastColumn="0"/>
+              <w:rPr>
+                <w:rFonts w:hint="eastAsia"/>
+              </w:rPr>
+            </w:pPr>
+            <w:r>
+              <w:rPr>
+                <w:rFonts w:hint="eastAsia"/>
+              </w:rPr>
+              <w:t>专业提示弹窗 + 自动重启选项，替代 Windows 默认的闪退或"已停止工作"</w:t>
+            </w:r>
+          </w:p>
+        </w:tc>
+      </w:tr>
+      <w:tr>
+        <w:tc>
+          <w:tcPr>
+            <w:cnfStyle w:val="001000000000" w:firstRow="0" w:lastRow="0" w:firstColumn="1" w:lastColumn="0" w:oddVBand="0" w:evenVBand="0" w:oddHBand="0" w:evenHBand="0" w:firstRowFirstColumn="0" w:firstRowLastColumn="0" w:lastRowFirstColumn="0" w:lastRowLastColumn="0"/>
+            <w:tcW w:w="1022" w:type="pct"/>
+          </w:tcPr>
+          <w:p>
+            <w:pPr>
+              <w:spacing w:line="440" w:lineRule="exact"/>
+              <w:rPr>
+                <w:rFonts w:hint="eastAsia"/>
+              </w:rPr>
+            </w:pPr>
+            <w:r>
+              <w:rPr>
+                <w:rFonts w:hint="eastAsia"/>
+              </w:rPr>
+              <w:t>开发效率</w:t>
+            </w:r>
+          </w:p>
+        </w:tc>
+        <w:tc>
+          <w:tcPr>
+            <w:tcW w:w="3978" w:type="pct"/>
+          </w:tcPr>
+          <w:p>
+            <w:pPr>
+              <w:spacing w:line="440" w:lineRule="exact"/>
+              <w:cnfStyle w:val="000000000000" w:firstRow="0" w:lastRow="0" w:firstColumn="0" w:lastColumn="0" w:oddVBand="0" w:evenVBand="0" w:oddHBand="0" w:evenHBand="0" w:firstRowFirstColumn="0" w:firstRowLastColumn="0" w:lastRowFirstColumn="0" w:lastRowLastColumn="0"/>
+              <w:rPr>
+                <w:rFonts w:hint="eastAsia"/>
+              </w:rPr>
+            </w:pPr>
+            <w:r>
+              <w:rPr>
+                <w:rFonts w:hint="eastAsia"/>
+              </w:rPr>
+              <w:t>MiniDump + PDB 直接定位源码行号，无需复现步骤</w:t>
+            </w:r>
+          </w:p>
+        </w:tc>
+      </w:tr>
+      <w:tr>
+        <w:tc>
+          <w:tcPr>
+            <w:cnfStyle w:val="001000000000" w:firstRow="0" w:lastRow="0" w:firstColumn="1" w:lastColumn="0" w:oddVBand="0" w:evenVBand="0" w:oddHBand="0" w:evenHBand="0" w:firstRowFirstColumn="0" w:firstRowLastColumn="0" w:lastRowFirstColumn="0" w:lastRowLastColumn="0"/>
+            <w:tcW w:w="1022" w:type="pct"/>
+          </w:tcPr>
+          <w:p>
+            <w:pPr>
+              <w:spacing w:line="440" w:lineRule="exact"/>
+              <w:rPr>
+                <w:rFonts w:hint="eastAsia"/>
+              </w:rPr>
+            </w:pPr>
+            <w:r>
+              <w:rPr>
+                <w:rFonts w:hint="eastAsia"/>
+              </w:rPr>
+              <w:t>持续监控</w:t>
+            </w:r>
+          </w:p>
+        </w:tc>
+        <w:tc>
+          <w:tcPr>
+            <w:tcW w:w="3978" w:type="pct"/>
+          </w:tcPr>
+          <w:p>
+            <w:pPr>
+              <w:spacing w:line="440" w:lineRule="exact"/>
+              <w:cnfStyle w:val="000000000000" w:firstRow="0" w:lastRow="0" w:firstColumn="0" w:lastColumn="0" w:oddVBand="0" w:evenVBand="0" w:oddHBand="0" w:evenHBand="0" w:firstRowFirstColumn="0" w:firstRowLastColumn="0" w:lastRowFirstColumn="0" w:lastRowLastColumn="0"/>
+              <w:rPr>
+                <w:rFonts w:hint="eastAsia"/>
+              </w:rPr>
+            </w:pPr>
+            <w:r>
+              <w:rPr>
+                <w:rFonts w:hint="eastAsia"/>
+              </w:rPr>
+              <w:t>崩溃日志可上报 → 聚合分析（哪台设备、哪个硬件驱动的哪个接口最容易崩溃）</w:t>
+            </w:r>
+          </w:p>
+        </w:tc>
+      </w:tr>
+    </w:tbl>
+    <w:p>
+      <w:pPr>
+        <w:spacing w:line="360" w:lineRule="auto"/>
+        <w:rPr>
+          <w:rFonts w:hint="eastAsia"/>
+        </w:rPr>
+      </w:pPr>
+    </w:p>
+    <w:p>
+      <w:pPr>
+        <w:spacing w:line="360" w:lineRule="auto"/>
+        <w:jc w:val="center"/>
+        <w:rPr>
+          <w:rFonts w:hint="eastAsia"/>
+        </w:rPr>
+      </w:pPr>
+      <w:r>
+        <w:rPr>
+          <w:noProof/>
+        </w:rPr>
+        <w:drawing>
+          <wp:inline distT="0" distB="0" distL="0" distR="0" wp14:anchorId="200D11D7" wp14:editId="3797AB86">
+            <wp:extent cx="5274310" cy="3294380"/>
+            <wp:effectExtent l="0" t="0" r="2540" b="1270"/>
+            <wp:docPr id="1519678680" name="图片 1"/>
+            <wp:cNvGraphicFramePr>
+              <a:graphicFrameLocks xmlns:a="http://schemas.openxmlformats.org/drawingml/2006/main" noChangeAspect="1"/>
+            </wp:cNvGraphicFramePr>
+            <a:graphic xmlns:a="http://schemas.openxmlformats.org/drawingml/2006/main">
+              <a:graphicData uri="http://schemas.openxmlformats.org/drawingml/2006/picture">
+                <pic:pic xmlns:pic="http://schemas.openxmlformats.org/drawingml/2006/picture">
+                  <pic:nvPicPr>
+                    <pic:cNvPr id="1519678680" name=""/>
+                    <pic:cNvPicPr/>
+                  </pic:nvPicPr>
+                  <pic:blipFill>
+                    <a:blip r:embed="rId43"/>
+                    <a:stretch>
+                      <a:fillRect/>
+                    </a:stretch>
+                  </pic:blipFill>
+                  <pic:spPr>
+                    <a:xfrm>
+                      <a:off x="0" y="0"/>
+                      <a:ext cx="5274310" cy="3294380"/>
+                    </a:xfrm>
+                    <a:prstGeom prst="rect">
+                      <a:avLst/>
+                    </a:prstGeom>
+                  </pic:spPr>
+                </pic:pic>
+              </a:graphicData>
+            </a:graphic>
+          </wp:inline>
+        </w:drawing>
       </w:r>
     </w:p>
     <w:p>
@@ -23757,6 +22854,9 @@
         </w:numPr>
         <w:spacing w:before="80"/>
         <w:ind w:left="0" w:firstLine="0"/>
+        <w:rPr>
+          <w:rFonts w:hint="eastAsia"/>
+        </w:rPr>
       </w:pPr>
       <w:r>
         <w:rPr>
@@ -23773,6 +22873,9 @@
           <w:numId w:val="2"/>
         </w:numPr>
         <w:ind w:left="0" w:firstLine="0"/>
+        <w:rPr>
+          <w:rFonts w:hint="eastAsia"/>
+        </w:rPr>
       </w:pPr>
       <w:r>
         <w:rPr>
@@ -24172,9 +23275,9 @@
     </w:lvl>
   </w:abstractNum>
   <w:abstractNum w:abstractNumId="3" w15:restartNumberingAfterBreak="0">
-    <w:nsid w:val="0DF94349"/>
+    <w:nsid w:val="0D774216"/>
     <w:multiLevelType w:val="hybridMultilevel"/>
-    <w:tmpl w:val="23CEF19E"/>
+    <w:tmpl w:val="012687F2"/>
     <w:lvl w:ilvl="0" w:tplc="0409000B">
       <w:start w:val="1"/>
       <w:numFmt w:val="bullet"/>
@@ -24285,6 +23388,119 @@
     </w:lvl>
   </w:abstractNum>
   <w:abstractNum w:abstractNumId="4" w15:restartNumberingAfterBreak="0">
+    <w:nsid w:val="0DF94349"/>
+    <w:multiLevelType w:val="hybridMultilevel"/>
+    <w:tmpl w:val="23CEF19E"/>
+    <w:lvl w:ilvl="0" w:tplc="0409000B">
+      <w:start w:val="1"/>
+      <w:numFmt w:val="bullet"/>
+      <w:lvlText w:val=""/>
+      <w:lvlJc w:val="left"/>
+      <w:pPr>
+        <w:ind w:left="920" w:hanging="440"/>
+      </w:pPr>
+      <w:rPr>
+        <w:rFonts w:ascii="Wingdings" w:hAnsi="Wingdings" w:hint="default"/>
+      </w:rPr>
+    </w:lvl>
+    <w:lvl w:ilvl="1" w:tplc="04090003" w:tentative="1">
+      <w:start w:val="1"/>
+      <w:numFmt w:val="bullet"/>
+      <w:lvlText w:val=""/>
+      <w:lvlJc w:val="left"/>
+      <w:pPr>
+        <w:ind w:left="1360" w:hanging="440"/>
+      </w:pPr>
+      <w:rPr>
+        <w:rFonts w:ascii="Wingdings" w:hAnsi="Wingdings" w:hint="default"/>
+      </w:rPr>
+    </w:lvl>
+    <w:lvl w:ilvl="2" w:tplc="04090005" w:tentative="1">
+      <w:start w:val="1"/>
+      <w:numFmt w:val="bullet"/>
+      <w:lvlText w:val=""/>
+      <w:lvlJc w:val="left"/>
+      <w:pPr>
+        <w:ind w:left="1800" w:hanging="440"/>
+      </w:pPr>
+      <w:rPr>
+        <w:rFonts w:ascii="Wingdings" w:hAnsi="Wingdings" w:hint="default"/>
+      </w:rPr>
+    </w:lvl>
+    <w:lvl w:ilvl="3" w:tplc="04090001" w:tentative="1">
+      <w:start w:val="1"/>
+      <w:numFmt w:val="bullet"/>
+      <w:lvlText w:val=""/>
+      <w:lvlJc w:val="left"/>
+      <w:pPr>
+        <w:ind w:left="2240" w:hanging="440"/>
+      </w:pPr>
+      <w:rPr>
+        <w:rFonts w:ascii="Wingdings" w:hAnsi="Wingdings" w:hint="default"/>
+      </w:rPr>
+    </w:lvl>
+    <w:lvl w:ilvl="4" w:tplc="04090003" w:tentative="1">
+      <w:start w:val="1"/>
+      <w:numFmt w:val="bullet"/>
+      <w:lvlText w:val=""/>
+      <w:lvlJc w:val="left"/>
+      <w:pPr>
+        <w:ind w:left="2680" w:hanging="440"/>
+      </w:pPr>
+      <w:rPr>
+        <w:rFonts w:ascii="Wingdings" w:hAnsi="Wingdings" w:hint="default"/>
+      </w:rPr>
+    </w:lvl>
+    <w:lvl w:ilvl="5" w:tplc="04090005" w:tentative="1">
+      <w:start w:val="1"/>
+      <w:numFmt w:val="bullet"/>
+      <w:lvlText w:val=""/>
+      <w:lvlJc w:val="left"/>
+      <w:pPr>
+        <w:ind w:left="3120" w:hanging="440"/>
+      </w:pPr>
+      <w:rPr>
+        <w:rFonts w:ascii="Wingdings" w:hAnsi="Wingdings" w:hint="default"/>
+      </w:rPr>
+    </w:lvl>
+    <w:lvl w:ilvl="6" w:tplc="04090001" w:tentative="1">
+      <w:start w:val="1"/>
+      <w:numFmt w:val="bullet"/>
+      <w:lvlText w:val=""/>
+      <w:lvlJc w:val="left"/>
+      <w:pPr>
+        <w:ind w:left="3560" w:hanging="440"/>
+      </w:pPr>
+      <w:rPr>
+        <w:rFonts w:ascii="Wingdings" w:hAnsi="Wingdings" w:hint="default"/>
+      </w:rPr>
+    </w:lvl>
+    <w:lvl w:ilvl="7" w:tplc="04090003" w:tentative="1">
+      <w:start w:val="1"/>
+      <w:numFmt w:val="bullet"/>
+      <w:lvlText w:val=""/>
+      <w:lvlJc w:val="left"/>
+      <w:pPr>
+        <w:ind w:left="4000" w:hanging="440"/>
+      </w:pPr>
+      <w:rPr>
+        <w:rFonts w:ascii="Wingdings" w:hAnsi="Wingdings" w:hint="default"/>
+      </w:rPr>
+    </w:lvl>
+    <w:lvl w:ilvl="8" w:tplc="04090005" w:tentative="1">
+      <w:start w:val="1"/>
+      <w:numFmt w:val="bullet"/>
+      <w:lvlText w:val=""/>
+      <w:lvlJc w:val="left"/>
+      <w:pPr>
+        <w:ind w:left="4440" w:hanging="440"/>
+      </w:pPr>
+      <w:rPr>
+        <w:rFonts w:ascii="Wingdings" w:hAnsi="Wingdings" w:hint="default"/>
+      </w:rPr>
+    </w:lvl>
+  </w:abstractNum>
+  <w:abstractNum w:abstractNumId="5" w15:restartNumberingAfterBreak="0">
     <w:nsid w:val="10484737"/>
     <w:multiLevelType w:val="hybridMultilevel"/>
     <w:tmpl w:val="EFEE2F30"/>
@@ -24373,7 +23589,7 @@
       </w:pPr>
     </w:lvl>
   </w:abstractNum>
-  <w:abstractNum w:abstractNumId="5" w15:restartNumberingAfterBreak="0">
+  <w:abstractNum w:abstractNumId="6" w15:restartNumberingAfterBreak="0">
     <w:nsid w:val="11657BF1"/>
     <w:multiLevelType w:val="hybridMultilevel"/>
     <w:tmpl w:val="5574ABE8"/>
@@ -24486,7 +23702,7 @@
       </w:rPr>
     </w:lvl>
   </w:abstractNum>
-  <w:abstractNum w:abstractNumId="6" w15:restartNumberingAfterBreak="0">
+  <w:abstractNum w:abstractNumId="7" w15:restartNumberingAfterBreak="0">
     <w:nsid w:val="160277D8"/>
     <w:multiLevelType w:val="hybridMultilevel"/>
     <w:tmpl w:val="D3F29C1A"/>
@@ -24599,7 +23815,7 @@
       </w:rPr>
     </w:lvl>
   </w:abstractNum>
-  <w:abstractNum w:abstractNumId="7" w15:restartNumberingAfterBreak="0">
+  <w:abstractNum w:abstractNumId="8" w15:restartNumberingAfterBreak="0">
     <w:nsid w:val="19EA50BF"/>
     <w:multiLevelType w:val="hybridMultilevel"/>
     <w:tmpl w:val="F06AAEBE"/>
@@ -24712,7 +23928,7 @@
       </w:rPr>
     </w:lvl>
   </w:abstractNum>
-  <w:abstractNum w:abstractNumId="8" w15:restartNumberingAfterBreak="0">
+  <w:abstractNum w:abstractNumId="9" w15:restartNumberingAfterBreak="0">
     <w:nsid w:val="27F9404D"/>
     <w:multiLevelType w:val="hybridMultilevel"/>
     <w:tmpl w:val="25BA99F8"/>
@@ -24825,7 +24041,7 @@
       </w:rPr>
     </w:lvl>
   </w:abstractNum>
-  <w:abstractNum w:abstractNumId="9" w15:restartNumberingAfterBreak="0">
+  <w:abstractNum w:abstractNumId="10" w15:restartNumberingAfterBreak="0">
     <w:nsid w:val="2B8F47E6"/>
     <w:multiLevelType w:val="multilevel"/>
     <w:tmpl w:val="0409001F"/>
@@ -24911,7 +24127,7 @@
       </w:pPr>
     </w:lvl>
   </w:abstractNum>
-  <w:abstractNum w:abstractNumId="10" w15:restartNumberingAfterBreak="0">
+  <w:abstractNum w:abstractNumId="11" w15:restartNumberingAfterBreak="0">
     <w:nsid w:val="2BF2107C"/>
     <w:multiLevelType w:val="hybridMultilevel"/>
     <w:tmpl w:val="4A88B2CC"/>
@@ -25024,7 +24240,7 @@
       </w:rPr>
     </w:lvl>
   </w:abstractNum>
-  <w:abstractNum w:abstractNumId="11" w15:restartNumberingAfterBreak="0">
+  <w:abstractNum w:abstractNumId="12" w15:restartNumberingAfterBreak="0">
     <w:nsid w:val="30D527B1"/>
     <w:multiLevelType w:val="hybridMultilevel"/>
     <w:tmpl w:val="DF7E83DA"/>
@@ -25137,7 +24353,7 @@
       </w:rPr>
     </w:lvl>
   </w:abstractNum>
-  <w:abstractNum w:abstractNumId="12" w15:restartNumberingAfterBreak="0">
+  <w:abstractNum w:abstractNumId="13" w15:restartNumberingAfterBreak="0">
     <w:nsid w:val="36453C01"/>
     <w:multiLevelType w:val="hybridMultilevel"/>
     <w:tmpl w:val="1B8E6616"/>
@@ -25226,7 +24442,7 @@
       </w:pPr>
     </w:lvl>
   </w:abstractNum>
-  <w:abstractNum w:abstractNumId="13" w15:restartNumberingAfterBreak="0">
+  <w:abstractNum w:abstractNumId="14" w15:restartNumberingAfterBreak="0">
     <w:nsid w:val="373236AB"/>
     <w:multiLevelType w:val="hybridMultilevel"/>
     <w:tmpl w:val="0582CC3A"/>
@@ -25339,7 +24555,7 @@
       </w:rPr>
     </w:lvl>
   </w:abstractNum>
-  <w:abstractNum w:abstractNumId="14" w15:restartNumberingAfterBreak="0">
+  <w:abstractNum w:abstractNumId="15" w15:restartNumberingAfterBreak="0">
     <w:nsid w:val="385C5509"/>
     <w:multiLevelType w:val="hybridMultilevel"/>
     <w:tmpl w:val="0FAA4210"/>
@@ -25452,7 +24668,7 @@
       </w:rPr>
     </w:lvl>
   </w:abstractNum>
-  <w:abstractNum w:abstractNumId="15" w15:restartNumberingAfterBreak="0">
+  <w:abstractNum w:abstractNumId="16" w15:restartNumberingAfterBreak="0">
     <w:nsid w:val="3B6F53E5"/>
     <w:multiLevelType w:val="hybridMultilevel"/>
     <w:tmpl w:val="98C2D89C"/>
@@ -25565,10 +24781,10 @@
       </w:rPr>
     </w:lvl>
   </w:abstractNum>
-  <w:abstractNum w:abstractNumId="16" w15:restartNumberingAfterBreak="0">
-    <w:nsid w:val="3F8A404A"/>
+  <w:abstractNum w:abstractNumId="17" w15:restartNumberingAfterBreak="0">
+    <w:nsid w:val="3DBB635D"/>
     <w:multiLevelType w:val="hybridMultilevel"/>
-    <w:tmpl w:val="5110462A"/>
+    <w:tmpl w:val="5C4EAEAC"/>
     <w:lvl w:ilvl="0" w:tplc="0409000B">
       <w:start w:val="1"/>
       <w:numFmt w:val="bullet"/>
@@ -25678,7 +24894,233 @@
       </w:rPr>
     </w:lvl>
   </w:abstractNum>
-  <w:abstractNum w:abstractNumId="17" w15:restartNumberingAfterBreak="0">
+  <w:abstractNum w:abstractNumId="18" w15:restartNumberingAfterBreak="0">
+    <w:nsid w:val="3E046840"/>
+    <w:multiLevelType w:val="hybridMultilevel"/>
+    <w:tmpl w:val="7AEE8F60"/>
+    <w:lvl w:ilvl="0" w:tplc="0409000B">
+      <w:start w:val="1"/>
+      <w:numFmt w:val="bullet"/>
+      <w:lvlText w:val=""/>
+      <w:lvlJc w:val="left"/>
+      <w:pPr>
+        <w:ind w:left="920" w:hanging="440"/>
+      </w:pPr>
+      <w:rPr>
+        <w:rFonts w:ascii="Wingdings" w:hAnsi="Wingdings" w:hint="default"/>
+      </w:rPr>
+    </w:lvl>
+    <w:lvl w:ilvl="1" w:tplc="04090003" w:tentative="1">
+      <w:start w:val="1"/>
+      <w:numFmt w:val="bullet"/>
+      <w:lvlText w:val=""/>
+      <w:lvlJc w:val="left"/>
+      <w:pPr>
+        <w:ind w:left="1360" w:hanging="440"/>
+      </w:pPr>
+      <w:rPr>
+        <w:rFonts w:ascii="Wingdings" w:hAnsi="Wingdings" w:hint="default"/>
+      </w:rPr>
+    </w:lvl>
+    <w:lvl w:ilvl="2" w:tplc="04090005" w:tentative="1">
+      <w:start w:val="1"/>
+      <w:numFmt w:val="bullet"/>
+      <w:lvlText w:val=""/>
+      <w:lvlJc w:val="left"/>
+      <w:pPr>
+        <w:ind w:left="1800" w:hanging="440"/>
+      </w:pPr>
+      <w:rPr>
+        <w:rFonts w:ascii="Wingdings" w:hAnsi="Wingdings" w:hint="default"/>
+      </w:rPr>
+    </w:lvl>
+    <w:lvl w:ilvl="3" w:tplc="04090001" w:tentative="1">
+      <w:start w:val="1"/>
+      <w:numFmt w:val="bullet"/>
+      <w:lvlText w:val=""/>
+      <w:lvlJc w:val="left"/>
+      <w:pPr>
+        <w:ind w:left="2240" w:hanging="440"/>
+      </w:pPr>
+      <w:rPr>
+        <w:rFonts w:ascii="Wingdings" w:hAnsi="Wingdings" w:hint="default"/>
+      </w:rPr>
+    </w:lvl>
+    <w:lvl w:ilvl="4" w:tplc="04090003" w:tentative="1">
+      <w:start w:val="1"/>
+      <w:numFmt w:val="bullet"/>
+      <w:lvlText w:val=""/>
+      <w:lvlJc w:val="left"/>
+      <w:pPr>
+        <w:ind w:left="2680" w:hanging="440"/>
+      </w:pPr>
+      <w:rPr>
+        <w:rFonts w:ascii="Wingdings" w:hAnsi="Wingdings" w:hint="default"/>
+      </w:rPr>
+    </w:lvl>
+    <w:lvl w:ilvl="5" w:tplc="04090005" w:tentative="1">
+      <w:start w:val="1"/>
+      <w:numFmt w:val="bullet"/>
+      <w:lvlText w:val=""/>
+      <w:lvlJc w:val="left"/>
+      <w:pPr>
+        <w:ind w:left="3120" w:hanging="440"/>
+      </w:pPr>
+      <w:rPr>
+        <w:rFonts w:ascii="Wingdings" w:hAnsi="Wingdings" w:hint="default"/>
+      </w:rPr>
+    </w:lvl>
+    <w:lvl w:ilvl="6" w:tplc="04090001" w:tentative="1">
+      <w:start w:val="1"/>
+      <w:numFmt w:val="bullet"/>
+      <w:lvlText w:val=""/>
+      <w:lvlJc w:val="left"/>
+      <w:pPr>
+        <w:ind w:left="3560" w:hanging="440"/>
+      </w:pPr>
+      <w:rPr>
+        <w:rFonts w:ascii="Wingdings" w:hAnsi="Wingdings" w:hint="default"/>
+      </w:rPr>
+    </w:lvl>
+    <w:lvl w:ilvl="7" w:tplc="04090003" w:tentative="1">
+      <w:start w:val="1"/>
+      <w:numFmt w:val="bullet"/>
+      <w:lvlText w:val=""/>
+      <w:lvlJc w:val="left"/>
+      <w:pPr>
+        <w:ind w:left="4000" w:hanging="440"/>
+      </w:pPr>
+      <w:rPr>
+        <w:rFonts w:ascii="Wingdings" w:hAnsi="Wingdings" w:hint="default"/>
+      </w:rPr>
+    </w:lvl>
+    <w:lvl w:ilvl="8" w:tplc="04090005" w:tentative="1">
+      <w:start w:val="1"/>
+      <w:numFmt w:val="bullet"/>
+      <w:lvlText w:val=""/>
+      <w:lvlJc w:val="left"/>
+      <w:pPr>
+        <w:ind w:left="4440" w:hanging="440"/>
+      </w:pPr>
+      <w:rPr>
+        <w:rFonts w:ascii="Wingdings" w:hAnsi="Wingdings" w:hint="default"/>
+      </w:rPr>
+    </w:lvl>
+  </w:abstractNum>
+  <w:abstractNum w:abstractNumId="19" w15:restartNumberingAfterBreak="0">
+    <w:nsid w:val="3F8A404A"/>
+    <w:multiLevelType w:val="hybridMultilevel"/>
+    <w:tmpl w:val="5110462A"/>
+    <w:lvl w:ilvl="0" w:tplc="0409000B">
+      <w:start w:val="1"/>
+      <w:numFmt w:val="bullet"/>
+      <w:lvlText w:val=""/>
+      <w:lvlJc w:val="left"/>
+      <w:pPr>
+        <w:ind w:left="920" w:hanging="440"/>
+      </w:pPr>
+      <w:rPr>
+        <w:rFonts w:ascii="Wingdings" w:hAnsi="Wingdings" w:hint="default"/>
+      </w:rPr>
+    </w:lvl>
+    <w:lvl w:ilvl="1" w:tplc="04090003" w:tentative="1">
+      <w:start w:val="1"/>
+      <w:numFmt w:val="bullet"/>
+      <w:lvlText w:val=""/>
+      <w:lvlJc w:val="left"/>
+      <w:pPr>
+        <w:ind w:left="1360" w:hanging="440"/>
+      </w:pPr>
+      <w:rPr>
+        <w:rFonts w:ascii="Wingdings" w:hAnsi="Wingdings" w:hint="default"/>
+      </w:rPr>
+    </w:lvl>
+    <w:lvl w:ilvl="2" w:tplc="04090005" w:tentative="1">
+      <w:start w:val="1"/>
+      <w:numFmt w:val="bullet"/>
+      <w:lvlText w:val=""/>
+      <w:lvlJc w:val="left"/>
+      <w:pPr>
+        <w:ind w:left="1800" w:hanging="440"/>
+      </w:pPr>
+      <w:rPr>
+        <w:rFonts w:ascii="Wingdings" w:hAnsi="Wingdings" w:hint="default"/>
+      </w:rPr>
+    </w:lvl>
+    <w:lvl w:ilvl="3" w:tplc="04090001" w:tentative="1">
+      <w:start w:val="1"/>
+      <w:numFmt w:val="bullet"/>
+      <w:lvlText w:val=""/>
+      <w:lvlJc w:val="left"/>
+      <w:pPr>
+        <w:ind w:left="2240" w:hanging="440"/>
+      </w:pPr>
+      <w:rPr>
+        <w:rFonts w:ascii="Wingdings" w:hAnsi="Wingdings" w:hint="default"/>
+      </w:rPr>
+    </w:lvl>
+    <w:lvl w:ilvl="4" w:tplc="04090003" w:tentative="1">
+      <w:start w:val="1"/>
+      <w:numFmt w:val="bullet"/>
+      <w:lvlText w:val=""/>
+      <w:lvlJc w:val="left"/>
+      <w:pPr>
+        <w:ind w:left="2680" w:hanging="440"/>
+      </w:pPr>
+      <w:rPr>
+        <w:rFonts w:ascii="Wingdings" w:hAnsi="Wingdings" w:hint="default"/>
+      </w:rPr>
+    </w:lvl>
+    <w:lvl w:ilvl="5" w:tplc="04090005" w:tentative="1">
+      <w:start w:val="1"/>
+      <w:numFmt w:val="bullet"/>
+      <w:lvlText w:val=""/>
+      <w:lvlJc w:val="left"/>
+      <w:pPr>
+        <w:ind w:left="3120" w:hanging="440"/>
+      </w:pPr>
+      <w:rPr>
+        <w:rFonts w:ascii="Wingdings" w:hAnsi="Wingdings" w:hint="default"/>
+      </w:rPr>
+    </w:lvl>
+    <w:lvl w:ilvl="6" w:tplc="04090001" w:tentative="1">
+      <w:start w:val="1"/>
+      <w:numFmt w:val="bullet"/>
+      <w:lvlText w:val=""/>
+      <w:lvlJc w:val="left"/>
+      <w:pPr>
+        <w:ind w:left="3560" w:hanging="440"/>
+      </w:pPr>
+      <w:rPr>
+        <w:rFonts w:ascii="Wingdings" w:hAnsi="Wingdings" w:hint="default"/>
+      </w:rPr>
+    </w:lvl>
+    <w:lvl w:ilvl="7" w:tplc="04090003" w:tentative="1">
+      <w:start w:val="1"/>
+      <w:numFmt w:val="bullet"/>
+      <w:lvlText w:val=""/>
+      <w:lvlJc w:val="left"/>
+      <w:pPr>
+        <w:ind w:left="4000" w:hanging="440"/>
+      </w:pPr>
+      <w:rPr>
+        <w:rFonts w:ascii="Wingdings" w:hAnsi="Wingdings" w:hint="default"/>
+      </w:rPr>
+    </w:lvl>
+    <w:lvl w:ilvl="8" w:tplc="04090005" w:tentative="1">
+      <w:start w:val="1"/>
+      <w:numFmt w:val="bullet"/>
+      <w:lvlText w:val=""/>
+      <w:lvlJc w:val="left"/>
+      <w:pPr>
+        <w:ind w:left="4440" w:hanging="440"/>
+      </w:pPr>
+      <w:rPr>
+        <w:rFonts w:ascii="Wingdings" w:hAnsi="Wingdings" w:hint="default"/>
+      </w:rPr>
+    </w:lvl>
+  </w:abstractNum>
+  <w:abstractNum w:abstractNumId="20" w15:restartNumberingAfterBreak="0">
     <w:nsid w:val="40BD585A"/>
     <w:multiLevelType w:val="multilevel"/>
     <w:tmpl w:val="0409001F"/>
@@ -25764,7 +25206,7 @@
       </w:pPr>
     </w:lvl>
   </w:abstractNum>
-  <w:abstractNum w:abstractNumId="18" w15:restartNumberingAfterBreak="0">
+  <w:abstractNum w:abstractNumId="21" w15:restartNumberingAfterBreak="0">
     <w:nsid w:val="46706BF3"/>
     <w:multiLevelType w:val="hybridMultilevel"/>
     <w:tmpl w:val="540CCD50"/>
@@ -25877,7 +25319,7 @@
       </w:rPr>
     </w:lvl>
   </w:abstractNum>
-  <w:abstractNum w:abstractNumId="19" w15:restartNumberingAfterBreak="0">
+  <w:abstractNum w:abstractNumId="22" w15:restartNumberingAfterBreak="0">
     <w:nsid w:val="4D7E1AAE"/>
     <w:multiLevelType w:val="hybridMultilevel"/>
     <w:tmpl w:val="974CCC8C"/>
@@ -25990,7 +25432,7 @@
       </w:rPr>
     </w:lvl>
   </w:abstractNum>
-  <w:abstractNum w:abstractNumId="20" w15:restartNumberingAfterBreak="0">
+  <w:abstractNum w:abstractNumId="23" w15:restartNumberingAfterBreak="0">
     <w:nsid w:val="53B87986"/>
     <w:multiLevelType w:val="hybridMultilevel"/>
     <w:tmpl w:val="B3962640"/>
@@ -26103,7 +25545,7 @@
       </w:rPr>
     </w:lvl>
   </w:abstractNum>
-  <w:abstractNum w:abstractNumId="21" w15:restartNumberingAfterBreak="0">
+  <w:abstractNum w:abstractNumId="24" w15:restartNumberingAfterBreak="0">
     <w:nsid w:val="56E13798"/>
     <w:multiLevelType w:val="hybridMultilevel"/>
     <w:tmpl w:val="EF32F158"/>
@@ -26216,7 +25658,7 @@
       </w:rPr>
     </w:lvl>
   </w:abstractNum>
-  <w:abstractNum w:abstractNumId="22" w15:restartNumberingAfterBreak="0">
+  <w:abstractNum w:abstractNumId="25" w15:restartNumberingAfterBreak="0">
     <w:nsid w:val="57D00BC5"/>
     <w:multiLevelType w:val="hybridMultilevel"/>
     <w:tmpl w:val="660C6A76"/>
@@ -26329,7 +25771,7 @@
       </w:rPr>
     </w:lvl>
   </w:abstractNum>
-  <w:abstractNum w:abstractNumId="23" w15:restartNumberingAfterBreak="0">
+  <w:abstractNum w:abstractNumId="26" w15:restartNumberingAfterBreak="0">
     <w:nsid w:val="5B9F1A49"/>
     <w:multiLevelType w:val="hybridMultilevel"/>
     <w:tmpl w:val="46B29486"/>
@@ -26415,7 +25857,7 @@
       </w:pPr>
     </w:lvl>
   </w:abstractNum>
-  <w:abstractNum w:abstractNumId="24" w15:restartNumberingAfterBreak="0">
+  <w:abstractNum w:abstractNumId="27" w15:restartNumberingAfterBreak="0">
     <w:nsid w:val="68BF3685"/>
     <w:multiLevelType w:val="hybridMultilevel"/>
     <w:tmpl w:val="A82E5EA8"/>
@@ -26528,7 +25970,7 @@
       </w:rPr>
     </w:lvl>
   </w:abstractNum>
-  <w:abstractNum w:abstractNumId="25" w15:restartNumberingAfterBreak="0">
+  <w:abstractNum w:abstractNumId="28" w15:restartNumberingAfterBreak="0">
     <w:nsid w:val="6BFD1A34"/>
     <w:multiLevelType w:val="hybridMultilevel"/>
     <w:tmpl w:val="E056076E"/>
@@ -26641,7 +26083,7 @@
       </w:rPr>
     </w:lvl>
   </w:abstractNum>
-  <w:abstractNum w:abstractNumId="26" w15:restartNumberingAfterBreak="0">
+  <w:abstractNum w:abstractNumId="29" w15:restartNumberingAfterBreak="0">
     <w:nsid w:val="721F5DEF"/>
     <w:multiLevelType w:val="hybridMultilevel"/>
     <w:tmpl w:val="D8F851A4"/>
@@ -26754,7 +26196,7 @@
       </w:rPr>
     </w:lvl>
   </w:abstractNum>
-  <w:abstractNum w:abstractNumId="27" w15:restartNumberingAfterBreak="0">
+  <w:abstractNum w:abstractNumId="30" w15:restartNumberingAfterBreak="0">
     <w:nsid w:val="7CB74F41"/>
     <w:multiLevelType w:val="hybridMultilevel"/>
     <w:tmpl w:val="87A67554"/>
@@ -26868,88 +26310,97 @@
     </w:lvl>
   </w:abstractNum>
   <w:num w:numId="1" w16cid:durableId="1344622878">
-    <w:abstractNumId w:val="9"/>
+    <w:abstractNumId w:val="10"/>
   </w:num>
   <w:num w:numId="2" w16cid:durableId="1688865583">
-    <w:abstractNumId w:val="17"/>
+    <w:abstractNumId w:val="20"/>
   </w:num>
   <w:num w:numId="3" w16cid:durableId="1631202075">
-    <w:abstractNumId w:val="20"/>
+    <w:abstractNumId w:val="23"/>
   </w:num>
   <w:num w:numId="4" w16cid:durableId="1139149105">
-    <w:abstractNumId w:val="18"/>
+    <w:abstractNumId w:val="21"/>
   </w:num>
   <w:num w:numId="5" w16cid:durableId="37508577">
-    <w:abstractNumId w:val="24"/>
+    <w:abstractNumId w:val="27"/>
   </w:num>
   <w:num w:numId="6" w16cid:durableId="1453748489">
-    <w:abstractNumId w:val="10"/>
+    <w:abstractNumId w:val="11"/>
   </w:num>
   <w:num w:numId="7" w16cid:durableId="183062359">
     <w:abstractNumId w:val="0"/>
   </w:num>
   <w:num w:numId="8" w16cid:durableId="1416199996">
-    <w:abstractNumId w:val="25"/>
+    <w:abstractNumId w:val="28"/>
   </w:num>
   <w:num w:numId="9" w16cid:durableId="1408069363">
-    <w:abstractNumId w:val="13"/>
+    <w:abstractNumId w:val="14"/>
   </w:num>
   <w:num w:numId="10" w16cid:durableId="1411780268">
-    <w:abstractNumId w:val="5"/>
+    <w:abstractNumId w:val="6"/>
   </w:num>
   <w:num w:numId="11" w16cid:durableId="1337490661">
-    <w:abstractNumId w:val="15"/>
+    <w:abstractNumId w:val="16"/>
   </w:num>
   <w:num w:numId="12" w16cid:durableId="376711029">
-    <w:abstractNumId w:val="27"/>
+    <w:abstractNumId w:val="30"/>
   </w:num>
   <w:num w:numId="13" w16cid:durableId="816382386">
-    <w:abstractNumId w:val="16"/>
+    <w:abstractNumId w:val="19"/>
   </w:num>
   <w:num w:numId="14" w16cid:durableId="1634822415">
-    <w:abstractNumId w:val="8"/>
+    <w:abstractNumId w:val="9"/>
   </w:num>
   <w:num w:numId="15" w16cid:durableId="1975910522">
-    <w:abstractNumId w:val="21"/>
+    <w:abstractNumId w:val="24"/>
   </w:num>
   <w:num w:numId="16" w16cid:durableId="1014842866">
-    <w:abstractNumId w:val="7"/>
+    <w:abstractNumId w:val="8"/>
   </w:num>
   <w:num w:numId="17" w16cid:durableId="1532574580">
     <w:abstractNumId w:val="2"/>
   </w:num>
   <w:num w:numId="18" w16cid:durableId="1990397797">
-    <w:abstractNumId w:val="14"/>
+    <w:abstractNumId w:val="15"/>
   </w:num>
   <w:num w:numId="19" w16cid:durableId="591399684">
-    <w:abstractNumId w:val="23"/>
+    <w:abstractNumId w:val="26"/>
   </w:num>
   <w:num w:numId="20" w16cid:durableId="1358963382">
-    <w:abstractNumId w:val="12"/>
+    <w:abstractNumId w:val="13"/>
   </w:num>
   <w:num w:numId="21" w16cid:durableId="1994874364">
-    <w:abstractNumId w:val="22"/>
+    <w:abstractNumId w:val="25"/>
   </w:num>
   <w:num w:numId="22" w16cid:durableId="1356494902">
-    <w:abstractNumId w:val="4"/>
+    <w:abstractNumId w:val="5"/>
   </w:num>
   <w:num w:numId="23" w16cid:durableId="75592301">
     <w:abstractNumId w:val="1"/>
   </w:num>
   <w:num w:numId="24" w16cid:durableId="741566535">
-    <w:abstractNumId w:val="11"/>
+    <w:abstractNumId w:val="12"/>
   </w:num>
   <w:num w:numId="25" w16cid:durableId="97726306">
-    <w:abstractNumId w:val="26"/>
+    <w:abstractNumId w:val="29"/>
   </w:num>
   <w:num w:numId="26" w16cid:durableId="1924030237">
-    <w:abstractNumId w:val="6"/>
+    <w:abstractNumId w:val="7"/>
   </w:num>
   <w:num w:numId="27" w16cid:durableId="2095395930">
+    <w:abstractNumId w:val="4"/>
+  </w:num>
+  <w:num w:numId="28" w16cid:durableId="632366831">
+    <w:abstractNumId w:val="22"/>
+  </w:num>
+  <w:num w:numId="29" w16cid:durableId="557472848">
+    <w:abstractNumId w:val="18"/>
+  </w:num>
+  <w:num w:numId="30" w16cid:durableId="1387216346">
     <w:abstractNumId w:val="3"/>
   </w:num>
-  <w:num w:numId="28" w16cid:durableId="632366831">
-    <w:abstractNumId w:val="19"/>
+  <w:num w:numId="31" w16cid:durableId="1132208594">
+    <w:abstractNumId w:val="17"/>
   </w:num>
 </w:numbering>
 </file>
@@ -27556,6 +27007,7 @@
   <w:style w:type="character" w:default="1" w:styleId="a0">
     <w:name w:val="Default Paragraph Font"/>
     <w:uiPriority w:val="1"/>
+    <w:semiHidden/>
     <w:unhideWhenUsed/>
   </w:style>
   <w:style w:type="table" w:default="1" w:styleId="a1">
